--- a/assets/docs/lop3/Tieng Viet - Lop 3.docx
+++ b/assets/docs/lop3/Tieng Viet - Lop 3.docx
@@ -666,6 +666,19 @@
               <w:t>NLS-AT: Hình, video do GV chọn từ nguồn tin cậy; HS không tự tìm video.</w:t>
             </w:r>
           </w:p>
+          <w:p>
+            <w:pPr>
+              <w:spacing w:after="0"/>
+            </w:pPr>
+            <w:r>
+              <w:rPr>
+                <w:b w:val="0"/>
+                <w:i w:val="0"/>
+                <w:sz w:val="18"/>
+              </w:rPr>
+              <w:t>KNS: KN giao tiếp: nói rõ ràng, biết lắng nghe, chờ đến lượt và tôn trọng ý kiến của bạn.</w:t>
+            </w:r>
+          </w:p>
         </w:tc>
         <w:tc>
           <w:tcPr>
@@ -1243,6 +1256,19 @@
               <w:t>NLS-AT: Bài viết chỉ chiếu khi bạn đồng ý; không chép bài bạn.</w:t>
             </w:r>
           </w:p>
+          <w:p>
+            <w:pPr>
+              <w:spacing w:after="0"/>
+            </w:pPr>
+            <w:r>
+              <w:rPr>
+                <w:b w:val="0"/>
+                <w:i w:val="0"/>
+                <w:sz w:val="18"/>
+              </w:rPr>
+              <w:t>KNS: KN trình bày suy nghĩ, bày tỏ cảm xúc của bản thân bằng lời lẽ phù hợp.</w:t>
+            </w:r>
+          </w:p>
         </w:tc>
         <w:tc>
           <w:tcPr>
@@ -1399,6 +1425,19 @@
               <w:t>NLS-AT: Hình, video do GV chọn từ nguồn tin cậy; HS không tự tìm video.</w:t>
             </w:r>
           </w:p>
+          <w:p>
+            <w:pPr>
+              <w:spacing w:after="0"/>
+            </w:pPr>
+            <w:r>
+              <w:rPr>
+                <w:b w:val="0"/>
+                <w:i w:val="0"/>
+                <w:sz w:val="18"/>
+              </w:rPr>
+              <w:t>KNS: KN giao tiếp: nói rõ ràng, biết lắng nghe, chờ đến lượt và tôn trọng ý kiến của bạn.</w:t>
+            </w:r>
+          </w:p>
         </w:tc>
         <w:tc>
           <w:tcPr>
@@ -1694,6 +1733,19 @@
               <w:t>NLS-AT: Hình, video do GV chọn từ nguồn tin cậy; HS không tự tìm video.</w:t>
             </w:r>
           </w:p>
+          <w:p>
+            <w:pPr>
+              <w:spacing w:after="0"/>
+            </w:pPr>
+            <w:r>
+              <w:rPr>
+                <w:b w:val="0"/>
+                <w:i w:val="0"/>
+                <w:sz w:val="18"/>
+              </w:rPr>
+              <w:t>QPAN: Liên hệ truyền thống chống giặc ngoại xâm, gương dũng cảm của thiếu niên, nhi đồng và Bà mẹ Việt Nam anh hùng; HS nêu được biển, đảo là một phần lãnh thổ thiêng liêng của Tổ quốc.</w:t>
+            </w:r>
+          </w:p>
         </w:tc>
         <w:tc>
           <w:tcPr>
@@ -1976,6 +2028,19 @@
               <w:t>NLS-AT: Công cụ chỉ để tra nghĩa, không làm hộ bài; HS không tự tra cứu một mình.</w:t>
             </w:r>
           </w:p>
+          <w:p>
+            <w:pPr>
+              <w:spacing w:after="0"/>
+            </w:pPr>
+            <w:r>
+              <w:rPr>
+                <w:b w:val="0"/>
+                <w:i w:val="0"/>
+                <w:sz w:val="18"/>
+              </w:rPr>
+              <w:t>KNS: KN trình bày suy nghĩ, bày tỏ cảm xúc của bản thân bằng lời lẽ phù hợp.</w:t>
+            </w:r>
+          </w:p>
         </w:tc>
         <w:tc>
           <w:tcPr>
@@ -2103,6 +2168,7 @@
                 <w:i w:val="0"/>
                 <w:sz w:val="18"/>
               </w:rPr>
+              <w:t>KNS: KN giao tiếp: nói rõ ràng, biết lắng nghe, chờ đến lượt và tôn trọng ý kiến của bạn.</w:t>
             </w:r>
           </w:p>
         </w:tc>
@@ -2572,6 +2638,7 @@
                 <w:i w:val="0"/>
                 <w:sz w:val="18"/>
               </w:rPr>
+              <w:t>KNS: KN trình bày suy nghĩ, bày tỏ cảm xúc của bản thân bằng lời lẽ phù hợp.</w:t>
             </w:r>
           </w:p>
         </w:tc>
@@ -2701,6 +2768,7 @@
                 <w:i w:val="0"/>
                 <w:sz w:val="18"/>
               </w:rPr>
+              <w:t>KNS: KN giao tiếp: nói rõ ràng, biết lắng nghe, chờ đến lượt và tôn trọng ý kiến của bạn.</w:t>
             </w:r>
           </w:p>
         </w:tc>
@@ -2942,6 +3010,7 @@
                 <w:i w:val="0"/>
                 <w:sz w:val="18"/>
               </w:rPr>
+              <w:t>KNS: KN tự học: chọn sách phù hợp, kiên trì đọc và rút ra điều bổ ích cho bản thân.</w:t>
             </w:r>
           </w:p>
         </w:tc>
@@ -3173,6 +3242,19 @@
               <w:t>NLS-KT (Cơ bản 1): GV hướng dẫn HS tìm, chọn sách/truyện phù hợp ở thư viện lớp hoặc thư viện số; tập ghi lại tên sách, câu chuyện đã đọc.</w:t>
             </w:r>
           </w:p>
+          <w:p>
+            <w:pPr>
+              <w:spacing w:after="0"/>
+            </w:pPr>
+            <w:r>
+              <w:rPr>
+                <w:b w:val="0"/>
+                <w:i w:val="0"/>
+                <w:sz w:val="18"/>
+              </w:rPr>
+              <w:t>KNS: KN trình bày suy nghĩ, bày tỏ cảm xúc của bản thân bằng lời lẽ phù hợp.</w:t>
+            </w:r>
+          </w:p>
         </w:tc>
         <w:tc>
           <w:tcPr>
@@ -3300,6 +3382,7 @@
                 <w:i w:val="0"/>
                 <w:sz w:val="18"/>
               </w:rPr>
+              <w:t>KNS: KN giao tiếp: nói rõ ràng, biết lắng nghe, chờ đến lượt và tôn trọng ý kiến của bạn.</w:t>
             </w:r>
           </w:p>
         </w:tc>
@@ -3773,6 +3856,19 @@
               <w:t>AI-NB (Cơ bản 1): Làm quen gõ chữ và công cụ kiểm tra chính tả trên máy tính (nếu có) dưới sự hướng dẫn; HS tự viết là chính, trung thực.</w:t>
             </w:r>
           </w:p>
+          <w:p>
+            <w:pPr>
+              <w:spacing w:after="0"/>
+            </w:pPr>
+            <w:r>
+              <w:rPr>
+                <w:b w:val="0"/>
+                <w:i w:val="0"/>
+                <w:sz w:val="18"/>
+              </w:rPr>
+              <w:t>KNS: KN trình bày suy nghĩ, bày tỏ cảm xúc của bản thân bằng lời lẽ phù hợp.</w:t>
+            </w:r>
+          </w:p>
         </w:tc>
         <w:tc>
           <w:tcPr>
@@ -3900,6 +3996,7 @@
                 <w:i w:val="0"/>
                 <w:sz w:val="18"/>
               </w:rPr>
+              <w:t>KNS: KN giao tiếp: nói rõ ràng, biết lắng nghe, chờ đến lượt và tôn trọng ý kiến của bạn.</w:t>
             </w:r>
           </w:p>
         </w:tc>
@@ -4141,6 +4238,7 @@
                 <w:i w:val="0"/>
                 <w:sz w:val="18"/>
               </w:rPr>
+              <w:t>KNS: KN tự học: chọn sách phù hợp, kiên trì đọc và rút ra điều bổ ích cho bản thân.</w:t>
             </w:r>
           </w:p>
         </w:tc>
@@ -4499,6 +4597,7 @@
                 <w:i w:val="0"/>
                 <w:sz w:val="18"/>
               </w:rPr>
+              <w:t>KNS: KN giao tiếp: nói rõ ràng, biết lắng nghe, chờ đến lượt và tôn trọng ý kiến của bạn.</w:t>
             </w:r>
           </w:p>
         </w:tc>
@@ -4616,6 +4715,19 @@
               <w:t>NLS-KT (Cơ bản 1): nghe/xem bản đọc mẫu trên máy rồi đọc lại; tư liệu lấy ở đâu thì nói rõ ở đó.</w:t>
             </w:r>
           </w:p>
+          <w:p>
+            <w:pPr>
+              <w:spacing w:after="0"/>
+            </w:pPr>
+            <w:r>
+              <w:rPr>
+                <w:b w:val="0"/>
+                <w:i w:val="0"/>
+                <w:sz w:val="18"/>
+              </w:rPr>
+              <w:t>KNS: KN tự học: chọn sách phù hợp, kiên trì đọc và rút ra điều bổ ích cho bản thân.</w:t>
+            </w:r>
+          </w:p>
         </w:tc>
         <w:tc>
           <w:tcPr>
@@ -4969,6 +5081,7 @@
                 <w:i w:val="0"/>
                 <w:sz w:val="18"/>
               </w:rPr>
+              <w:t>KNS: KN trình bày suy nghĩ, bày tỏ cảm xúc của bản thân bằng lời lẽ phù hợp.</w:t>
             </w:r>
           </w:p>
         </w:tc>
@@ -5098,6 +5211,7 @@
                 <w:i w:val="0"/>
                 <w:sz w:val="18"/>
               </w:rPr>
+              <w:t>KNS: KN giao tiếp: nói rõ ràng, biết lắng nghe, chờ đến lượt và tôn trọng ý kiến của bạn.</w:t>
             </w:r>
           </w:p>
         </w:tc>
@@ -5339,6 +5453,7 @@
                 <w:i w:val="0"/>
                 <w:sz w:val="18"/>
               </w:rPr>
+              <w:t>KNS: KN tự học: chọn sách phù hợp, kiên trì đọc và rút ra điều bổ ích cho bản thân.</w:t>
             </w:r>
           </w:p>
         </w:tc>
@@ -5927,6 +6042,7 @@
                 <w:i w:val="0"/>
                 <w:sz w:val="18"/>
               </w:rPr>
+              <w:t>KNS: KN giao tiếp: nói rõ ràng, biết lắng nghe, chờ đến lượt và tôn trọng ý kiến của bạn.</w:t>
             </w:r>
           </w:p>
         </w:tc>
@@ -6400,6 +6516,19 @@
               <w:t>AI-NB (Cơ bản 1): Làm quen gõ chữ và công cụ kiểm tra chính tả trên máy tính (nếu có) dưới sự hướng dẫn; HS tự viết là chính, trung thực.</w:t>
             </w:r>
           </w:p>
+          <w:p>
+            <w:pPr>
+              <w:spacing w:after="0"/>
+            </w:pPr>
+            <w:r>
+              <w:rPr>
+                <w:b w:val="0"/>
+                <w:i w:val="0"/>
+                <w:sz w:val="18"/>
+              </w:rPr>
+              <w:t>KNS: KN trình bày suy nghĩ, bày tỏ cảm xúc của bản thân bằng lời lẽ phù hợp.</w:t>
+            </w:r>
+          </w:p>
         </w:tc>
         <w:tc>
           <w:tcPr>
@@ -6527,6 +6656,7 @@
                 <w:i w:val="0"/>
                 <w:sz w:val="18"/>
               </w:rPr>
+              <w:t>KNS: KN giao tiếp: nói rõ ràng, biết lắng nghe, chờ đến lượt và tôn trọng ý kiến của bạn.</w:t>
             </w:r>
           </w:p>
         </w:tc>
@@ -6768,6 +6898,7 @@
                 <w:i w:val="0"/>
                 <w:sz w:val="18"/>
               </w:rPr>
+              <w:t>KNS: KN tự học: chọn sách phù hợp, kiên trì đọc và rút ra điều bổ ích cho bản thân.</w:t>
             </w:r>
           </w:p>
         </w:tc>
@@ -6999,6 +7130,19 @@
               <w:t>NLS-GT (Cơ bản 1): HS tập nói, lắng nghe lịch sự; làm quen sử dụng tranh ảnh/thiết bị trình chiếu đơn giản khi chia sẻ (có hướng dẫn của GV).</w:t>
             </w:r>
           </w:p>
+          <w:p>
+            <w:pPr>
+              <w:spacing w:after="0"/>
+            </w:pPr>
+            <w:r>
+              <w:rPr>
+                <w:b w:val="0"/>
+                <w:i w:val="0"/>
+                <w:sz w:val="18"/>
+              </w:rPr>
+              <w:t>KNS: KN trình bày suy nghĩ, bày tỏ cảm xúc của bản thân bằng lời lẽ phù hợp.</w:t>
+            </w:r>
+          </w:p>
         </w:tc>
         <w:tc>
           <w:tcPr>
@@ -7126,6 +7270,7 @@
                 <w:i w:val="0"/>
                 <w:sz w:val="18"/>
               </w:rPr>
+              <w:t>KNS: KN giao tiếp: nói rõ ràng, biết lắng nghe, chờ đến lượt và tôn trọng ý kiến của bạn.</w:t>
             </w:r>
           </w:p>
         </w:tc>
@@ -7595,6 +7740,7 @@
                 <w:i w:val="0"/>
                 <w:sz w:val="18"/>
               </w:rPr>
+              <w:t>KNS: KN trình bày suy nghĩ, bày tỏ cảm xúc của bản thân bằng lời lẽ phù hợp.</w:t>
             </w:r>
           </w:p>
         </w:tc>
@@ -7724,6 +7870,7 @@
                 <w:i w:val="0"/>
                 <w:sz w:val="18"/>
               </w:rPr>
+              <w:t>KNS: KN giao tiếp: nói rõ ràng, biết lắng nghe, chờ đến lượt và tôn trọng ý kiến của bạn.</w:t>
             </w:r>
           </w:p>
         </w:tc>
@@ -7965,6 +8112,7 @@
                 <w:i w:val="0"/>
                 <w:sz w:val="18"/>
               </w:rPr>
+              <w:t>KNS: KN tự học: chọn sách phù hợp, kiên trì đọc và rút ra điều bổ ích cho bản thân.</w:t>
             </w:r>
           </w:p>
         </w:tc>
@@ -8196,6 +8344,19 @@
               <w:t>NLS-KT (Cơ bản 1): GV hướng dẫn HS tìm, chọn sách/truyện phù hợp ở thư viện lớp hoặc thư viện số; tập ghi lại tên sách, câu chuyện đã đọc.</w:t>
             </w:r>
           </w:p>
+          <w:p>
+            <w:pPr>
+              <w:spacing w:after="0"/>
+            </w:pPr>
+            <w:r>
+              <w:rPr>
+                <w:b w:val="0"/>
+                <w:i w:val="0"/>
+                <w:sz w:val="18"/>
+              </w:rPr>
+              <w:t>KNS: KN trình bày suy nghĩ, bày tỏ cảm xúc của bản thân bằng lời lẽ phù hợp.</w:t>
+            </w:r>
+          </w:p>
         </w:tc>
         <w:tc>
           <w:tcPr>
@@ -8323,6 +8484,7 @@
                 <w:i w:val="0"/>
                 <w:sz w:val="18"/>
               </w:rPr>
+              <w:t>KNS: KN giao tiếp: nói rõ ràng, biết lắng nghe, chờ đến lượt và tôn trọng ý kiến của bạn.</w:t>
             </w:r>
           </w:p>
         </w:tc>
@@ -8437,6 +8599,7 @@
                 <w:i w:val="0"/>
                 <w:sz w:val="18"/>
               </w:rPr>
+              <w:t>KNS: KN ứng xử: thể hiện sự quan tâm, lễ phép, biết nói lời cảm ơn và xin lỗi đúng lúc.</w:t>
             </w:r>
           </w:p>
         </w:tc>
@@ -8796,6 +8959,19 @@
               <w:t>AI-NB (Cơ bản 1): Làm quen gõ chữ và công cụ kiểm tra chính tả trên máy tính (nếu có) dưới sự hướng dẫn; HS tự viết là chính, trung thực.</w:t>
             </w:r>
           </w:p>
+          <w:p>
+            <w:pPr>
+              <w:spacing w:after="0"/>
+            </w:pPr>
+            <w:r>
+              <w:rPr>
+                <w:b w:val="0"/>
+                <w:i w:val="0"/>
+                <w:sz w:val="18"/>
+              </w:rPr>
+              <w:t>KNS: KN trình bày suy nghĩ, bày tỏ cảm xúc của bản thân bằng lời lẽ phù hợp.</w:t>
+            </w:r>
+          </w:p>
         </w:tc>
         <w:tc>
           <w:tcPr>
@@ -8923,6 +9099,7 @@
                 <w:i w:val="0"/>
                 <w:sz w:val="18"/>
               </w:rPr>
+              <w:t>KNS: KN giao tiếp: nói rõ ràng, biết lắng nghe, chờ đến lượt và tôn trọng ý kiến của bạn.</w:t>
             </w:r>
           </w:p>
         </w:tc>
@@ -9164,6 +9341,7 @@
                 <w:i w:val="0"/>
                 <w:sz w:val="18"/>
               </w:rPr>
+              <w:t>KNS: KN tự học: chọn sách phù hợp, kiên trì đọc và rút ra điều bổ ích cho bản thân.</w:t>
             </w:r>
           </w:p>
         </w:tc>
@@ -9395,6 +9573,19 @@
               <w:t>NLS-GT (Cơ bản 1): HS tập nói, lắng nghe lịch sự; làm quen sử dụng tranh ảnh/thiết bị trình chiếu đơn giản khi chia sẻ (có hướng dẫn của GV).</w:t>
             </w:r>
           </w:p>
+          <w:p>
+            <w:pPr>
+              <w:spacing w:after="0"/>
+            </w:pPr>
+            <w:r>
+              <w:rPr>
+                <w:b w:val="0"/>
+                <w:i w:val="0"/>
+                <w:sz w:val="18"/>
+              </w:rPr>
+              <w:t>KNS: KN trình bày suy nghĩ, bày tỏ cảm xúc của bản thân bằng lời lẽ phù hợp.</w:t>
+            </w:r>
+          </w:p>
         </w:tc>
         <w:tc>
           <w:tcPr>
@@ -9522,6 +9713,7 @@
                 <w:i w:val="0"/>
                 <w:sz w:val="18"/>
               </w:rPr>
+              <w:t>KNS: KN giao tiếp: nói rõ ràng, biết lắng nghe, chờ đến lượt và tôn trọng ý kiến của bạn.</w:t>
             </w:r>
           </w:p>
         </w:tc>
@@ -9991,6 +10183,7 @@
                 <w:i w:val="0"/>
                 <w:sz w:val="18"/>
               </w:rPr>
+              <w:t>KNS: KN trình bày suy nghĩ, bày tỏ cảm xúc của bản thân bằng lời lẽ phù hợp.</w:t>
             </w:r>
           </w:p>
         </w:tc>
@@ -10120,6 +10313,7 @@
                 <w:i w:val="0"/>
                 <w:sz w:val="18"/>
               </w:rPr>
+              <w:t>KNS: KN giao tiếp: nói rõ ràng, biết lắng nghe, chờ đến lượt và tôn trọng ý kiến của bạn.</w:t>
             </w:r>
           </w:p>
         </w:tc>
@@ -10361,6 +10555,7 @@
                 <w:i w:val="0"/>
                 <w:sz w:val="18"/>
               </w:rPr>
+              <w:t>KNS: KN tự học: chọn sách phù hợp, kiên trì đọc và rút ra điều bổ ích cho bản thân.</w:t>
             </w:r>
           </w:p>
         </w:tc>
@@ -10590,6 +10785,19 @@
                 <w:sz w:val="18"/>
               </w:rPr>
               <w:t>NLS-KT (Cơ bản 1): GV hướng dẫn HS tìm, chọn sách/truyện phù hợp ở thư viện lớp hoặc thư viện số; tập ghi lại tên sách, câu chuyện đã đọc.</w:t>
+            </w:r>
+          </w:p>
+          <w:p>
+            <w:pPr>
+              <w:spacing w:after="0"/>
+            </w:pPr>
+            <w:r>
+              <w:rPr>
+                <w:b w:val="0"/>
+                <w:i w:val="0"/>
+                <w:sz w:val="18"/>
+              </w:rPr>
+              <w:t>KNS: KN trình bày suy nghĩ, bày tỏ cảm xúc của bản thân bằng lời lẽ phù hợp.</w:t>
             </w:r>
           </w:p>
         </w:tc>
@@ -10973,6 +11181,7 @@
                 <w:i w:val="0"/>
                 <w:sz w:val="18"/>
               </w:rPr>
+              <w:t>KNS: KN giao tiếp: nói rõ ràng, biết lắng nghe, chờ đến lượt và tôn trọng ý kiến của bạn.</w:t>
             </w:r>
           </w:p>
         </w:tc>
@@ -11446,6 +11655,19 @@
               <w:t>AI-NB (Cơ bản 1): Làm quen gõ chữ và công cụ kiểm tra chính tả trên máy tính (nếu có) dưới sự hướng dẫn; HS tự viết là chính, trung thực.</w:t>
             </w:r>
           </w:p>
+          <w:p>
+            <w:pPr>
+              <w:spacing w:after="0"/>
+            </w:pPr>
+            <w:r>
+              <w:rPr>
+                <w:b w:val="0"/>
+                <w:i w:val="0"/>
+                <w:sz w:val="18"/>
+              </w:rPr>
+              <w:t>KNS: KN trình bày suy nghĩ, bày tỏ cảm xúc của bản thân bằng lời lẽ phù hợp.</w:t>
+            </w:r>
+          </w:p>
         </w:tc>
         <w:tc>
           <w:tcPr>
@@ -11573,6 +11795,7 @@
                 <w:i w:val="0"/>
                 <w:sz w:val="18"/>
               </w:rPr>
+              <w:t>KNS: KN giao tiếp: nói rõ ràng, biết lắng nghe, chờ đến lượt và tôn trọng ý kiến của bạn.</w:t>
             </w:r>
           </w:p>
         </w:tc>
@@ -11687,6 +11910,7 @@
                 <w:i w:val="0"/>
                 <w:sz w:val="18"/>
               </w:rPr>
+              <w:t>QPAN: Liên hệ truyền thống chống giặc ngoại xâm, gương dũng cảm của thiếu niên, nhi đồng và Bà mẹ Việt Nam anh hùng; HS nêu được biển, đảo là một phần lãnh thổ thiêng liêng của Tổ quốc.</w:t>
             </w:r>
           </w:p>
         </w:tc>
@@ -11814,6 +12038,7 @@
                 <w:i w:val="0"/>
                 <w:sz w:val="18"/>
               </w:rPr>
+              <w:t>KNS: KN tự học: chọn sách phù hợp, kiên trì đọc và rút ra điều bổ ích cho bản thân.</w:t>
             </w:r>
           </w:p>
         </w:tc>
@@ -12045,6 +12270,19 @@
               <w:t>NLS-GT (Cơ bản 1): HS tập nói, lắng nghe lịch sự; làm quen sử dụng tranh ảnh/thiết bị trình chiếu đơn giản khi chia sẻ (có hướng dẫn của GV).</w:t>
             </w:r>
           </w:p>
+          <w:p>
+            <w:pPr>
+              <w:spacing w:after="0"/>
+            </w:pPr>
+            <w:r>
+              <w:rPr>
+                <w:b w:val="0"/>
+                <w:i w:val="0"/>
+                <w:sz w:val="18"/>
+              </w:rPr>
+              <w:t>KNS: KN trình bày suy nghĩ, bày tỏ cảm xúc của bản thân bằng lời lẽ phù hợp.</w:t>
+            </w:r>
+          </w:p>
         </w:tc>
         <w:tc>
           <w:tcPr>
@@ -12172,6 +12410,7 @@
                 <w:i w:val="0"/>
                 <w:sz w:val="18"/>
               </w:rPr>
+              <w:t>KNS: KN giao tiếp: nói rõ ràng, biết lắng nghe, chờ đến lượt và tôn trọng ý kiến của bạn.</w:t>
             </w:r>
           </w:p>
         </w:tc>
@@ -12641,6 +12880,7 @@
                 <w:i w:val="0"/>
                 <w:sz w:val="18"/>
               </w:rPr>
+              <w:t>KNS: KN trình bày suy nghĩ, bày tỏ cảm xúc của bản thân bằng lời lẽ phù hợp.</w:t>
             </w:r>
           </w:p>
         </w:tc>
@@ -12770,6 +13010,7 @@
                 <w:i w:val="0"/>
                 <w:sz w:val="18"/>
               </w:rPr>
+              <w:t>KNS: KN giao tiếp: nói rõ ràng, biết lắng nghe, chờ đến lượt và tôn trọng ý kiến của bạn.</w:t>
             </w:r>
           </w:p>
         </w:tc>
@@ -13011,6 +13252,7 @@
                 <w:i w:val="0"/>
                 <w:sz w:val="18"/>
               </w:rPr>
+              <w:t>KNS: KN tự học: chọn sách phù hợp, kiên trì đọc và rút ra điều bổ ích cho bản thân.</w:t>
             </w:r>
           </w:p>
         </w:tc>
@@ -13242,6 +13484,19 @@
               <w:t>NLS-KT (Cơ bản 1): GV hướng dẫn HS tìm, chọn sách/truyện phù hợp ở thư viện lớp hoặc thư viện số; tập ghi lại tên sách, câu chuyện đã đọc.</w:t>
             </w:r>
           </w:p>
+          <w:p>
+            <w:pPr>
+              <w:spacing w:after="0"/>
+            </w:pPr>
+            <w:r>
+              <w:rPr>
+                <w:b w:val="0"/>
+                <w:i w:val="0"/>
+                <w:sz w:val="18"/>
+              </w:rPr>
+              <w:t>KNS: KN trình bày suy nghĩ, bày tỏ cảm xúc của bản thân bằng lời lẽ phù hợp.</w:t>
+            </w:r>
+          </w:p>
         </w:tc>
         <w:tc>
           <w:tcPr>
@@ -13369,6 +13624,7 @@
                 <w:i w:val="0"/>
                 <w:sz w:val="18"/>
               </w:rPr>
+              <w:t>KNS: KN giao tiếp: nói rõ ràng, biết lắng nghe, chờ đến lượt và tôn trọng ý kiến của bạn.</w:t>
             </w:r>
           </w:p>
         </w:tc>
@@ -13842,6 +14098,19 @@
               <w:t>AI-NB (Cơ bản 1): Làm quen gõ chữ và công cụ kiểm tra chính tả trên máy tính (nếu có) dưới sự hướng dẫn; HS tự viết là chính, trung thực.</w:t>
             </w:r>
           </w:p>
+          <w:p>
+            <w:pPr>
+              <w:spacing w:after="0"/>
+            </w:pPr>
+            <w:r>
+              <w:rPr>
+                <w:b w:val="0"/>
+                <w:i w:val="0"/>
+                <w:sz w:val="18"/>
+              </w:rPr>
+              <w:t>KNS: KN trình bày suy nghĩ, bày tỏ cảm xúc của bản thân bằng lời lẽ phù hợp.</w:t>
+            </w:r>
+          </w:p>
         </w:tc>
         <w:tc>
           <w:tcPr>
@@ -13969,6 +14238,7 @@
                 <w:i w:val="0"/>
                 <w:sz w:val="18"/>
               </w:rPr>
+              <w:t>KNS: KN giao tiếp: nói rõ ràng, biết lắng nghe, chờ đến lượt và tôn trọng ý kiến của bạn.</w:t>
             </w:r>
           </w:p>
         </w:tc>
@@ -14210,6 +14480,7 @@
                 <w:i w:val="0"/>
                 <w:sz w:val="18"/>
               </w:rPr>
+              <w:t>KNS: KN tự học: chọn sách phù hợp, kiên trì đọc và rút ra điều bổ ích cho bản thân.</w:t>
             </w:r>
           </w:p>
         </w:tc>
@@ -14441,6 +14712,19 @@
               <w:t>NLS-GT (Cơ bản 1): HS tập nói, lắng nghe lịch sự; làm quen sử dụng tranh ảnh/thiết bị trình chiếu đơn giản khi chia sẻ (có hướng dẫn của GV).</w:t>
             </w:r>
           </w:p>
+          <w:p>
+            <w:pPr>
+              <w:spacing w:after="0"/>
+            </w:pPr>
+            <w:r>
+              <w:rPr>
+                <w:b w:val="0"/>
+                <w:i w:val="0"/>
+                <w:sz w:val="18"/>
+              </w:rPr>
+              <w:t>KNS: KN trình bày suy nghĩ, bày tỏ cảm xúc của bản thân bằng lời lẽ phù hợp.</w:t>
+            </w:r>
+          </w:p>
         </w:tc>
         <w:tc>
           <w:tcPr>
@@ -14568,6 +14852,7 @@
                 <w:i w:val="0"/>
                 <w:sz w:val="18"/>
               </w:rPr>
+              <w:t>KNS: KN giao tiếp: nói rõ ràng, biết lắng nghe, chờ đến lượt và tôn trọng ý kiến của bạn.</w:t>
             </w:r>
           </w:p>
         </w:tc>
@@ -15037,6 +15322,7 @@
                 <w:i w:val="0"/>
                 <w:sz w:val="18"/>
               </w:rPr>
+              <w:t>KNS: KN trình bày suy nghĩ, bày tỏ cảm xúc của bản thân bằng lời lẽ phù hợp.</w:t>
             </w:r>
           </w:p>
         </w:tc>
@@ -15166,6 +15452,7 @@
                 <w:i w:val="0"/>
                 <w:sz w:val="18"/>
               </w:rPr>
+              <w:t>KNS: KN giao tiếp: nói rõ ràng, biết lắng nghe, chờ đến lượt và tôn trọng ý kiến của bạn.</w:t>
             </w:r>
           </w:p>
         </w:tc>
@@ -15407,6 +15694,7 @@
                 <w:i w:val="0"/>
                 <w:sz w:val="18"/>
               </w:rPr>
+              <w:t>KNS: KN tự học: chọn sách phù hợp, kiên trì đọc và rút ra điều bổ ích cho bản thân.</w:t>
             </w:r>
           </w:p>
         </w:tc>
@@ -15638,6 +15926,19 @@
               <w:t>NLS-KT (Cơ bản 1): GV hướng dẫn HS tìm, chọn sách/truyện phù hợp ở thư viện lớp hoặc thư viện số; tập ghi lại tên sách, câu chuyện đã đọc.</w:t>
             </w:r>
           </w:p>
+          <w:p>
+            <w:pPr>
+              <w:spacing w:after="0"/>
+            </w:pPr>
+            <w:r>
+              <w:rPr>
+                <w:b w:val="0"/>
+                <w:i w:val="0"/>
+                <w:sz w:val="18"/>
+              </w:rPr>
+              <w:t>KNS: KN trình bày suy nghĩ, bày tỏ cảm xúc của bản thân bằng lời lẽ phù hợp.</w:t>
+            </w:r>
+          </w:p>
         </w:tc>
         <w:tc>
           <w:tcPr>
@@ -15995,6 +16296,20 @@
                 <w:i w:val="0"/>
                 <w:sz w:val="18"/>
               </w:rPr>
+              <w:t>QPAN: Bồi dưỡng tình yêu quê hương, đất nước; giới thiệu truyền thống chống giặc ngoại xâm, gương dũng cảm của thiếu niên, nhi đồng và Bà mẹ Việt Nam anh hùng.</w:t>
+            </w:r>
+          </w:p>
+          <w:p>
+            <w:pPr>
+              <w:spacing w:after="0"/>
+            </w:pPr>
+            <w:r>
+              <w:rPr>
+                <w:b w:val="0"/>
+                <w:i w:val="0"/>
+                <w:sz w:val="18"/>
+              </w:rPr>
+              <w:t>KNS: KN giao tiếp: nói rõ ràng, biết lắng nghe, chờ đến lượt và tôn trọng ý kiến của bạn.</w:t>
             </w:r>
           </w:p>
         </w:tc>
@@ -16109,6 +16424,7 @@
                 <w:i w:val="0"/>
                 <w:sz w:val="18"/>
               </w:rPr>
+              <w:t>QPAN: Bồi dưỡng tình yêu quê hương, đất nước; giới thiệu truyền thống chống giặc ngoại xâm, gương dũng cảm của thiếu niên, nhi đồng và Bà mẹ Việt Nam anh hùng.</w:t>
             </w:r>
           </w:p>
         </w:tc>
@@ -16468,6 +16784,19 @@
               <w:t>AI-NB (Cơ bản 1): Làm quen gõ chữ và công cụ kiểm tra chính tả trên máy tính (nếu có) dưới sự hướng dẫn; HS tự viết là chính, trung thực.</w:t>
             </w:r>
           </w:p>
+          <w:p>
+            <w:pPr>
+              <w:spacing w:after="0"/>
+            </w:pPr>
+            <w:r>
+              <w:rPr>
+                <w:b w:val="0"/>
+                <w:i w:val="0"/>
+                <w:sz w:val="18"/>
+              </w:rPr>
+              <w:t>QPAN: Bồi dưỡng tình yêu quê hương, đất nước; giới thiệu truyền thống chống giặc ngoại xâm, gương dũng cảm của thiếu niên, nhi đồng và Bà mẹ Việt Nam anh hùng.</w:t>
+            </w:r>
+          </w:p>
         </w:tc>
         <w:tc>
           <w:tcPr>
@@ -16595,6 +16924,7 @@
                 <w:i w:val="0"/>
                 <w:sz w:val="18"/>
               </w:rPr>
+              <w:t>KNS: KN giao tiếp: nói rõ ràng, biết lắng nghe, chờ đến lượt và tôn trọng ý kiến của bạn.</w:t>
             </w:r>
           </w:p>
         </w:tc>
@@ -16836,6 +17166,7 @@
                 <w:i w:val="0"/>
                 <w:sz w:val="18"/>
               </w:rPr>
+              <w:t>KNS: KN tự học: chọn sách phù hợp, kiên trì đọc và rút ra điều bổ ích cho bản thân.</w:t>
             </w:r>
           </w:p>
         </w:tc>
@@ -16950,6 +17281,7 @@
                 <w:i w:val="0"/>
                 <w:sz w:val="18"/>
               </w:rPr>
+              <w:t>QPAN: Bồi dưỡng tình yêu quê hương, đất nước; giới thiệu truyền thống chống giặc ngoại xâm, gương dũng cảm của thiếu niên, nhi đồng và Bà mẹ Việt Nam anh hùng.</w:t>
             </w:r>
           </w:p>
         </w:tc>
@@ -17067,6 +17399,19 @@
               <w:t>NLS-GT (Cơ bản 1): HS tập nói, lắng nghe lịch sự; làm quen sử dụng tranh ảnh/thiết bị trình chiếu đơn giản khi chia sẻ (có hướng dẫn của GV).</w:t>
             </w:r>
           </w:p>
+          <w:p>
+            <w:pPr>
+              <w:spacing w:after="0"/>
+            </w:pPr>
+            <w:r>
+              <w:rPr>
+                <w:b w:val="0"/>
+                <w:i w:val="0"/>
+                <w:sz w:val="18"/>
+              </w:rPr>
+              <w:t>QPAN: Bồi dưỡng tình yêu quê hương, đất nước; giới thiệu truyền thống chống giặc ngoại xâm, gương dũng cảm của thiếu niên, nhi đồng và Bà mẹ Việt Nam anh hùng.</w:t>
+            </w:r>
+          </w:p>
         </w:tc>
         <w:tc>
           <w:tcPr>
@@ -17197,6 +17542,19 @@
               <w:t>GDĐP: - Sưu tầm được tranh, ảnh về một số mẫu nhà ở truyền thống của các dân tộc trên địa bàn tỉnh Nghệ An. -Nêu được một số đặc điểm của một ngôi nhà truyền thống, vị trí chỗ ở và sinh hoạt của một số thành viên trong gia đình. - GV liên hệ thực tế: Vùng Tây Nguyên cũ và Vùng Tây Nguyên mới sau sáp nhập.</w:t>
             </w:r>
           </w:p>
+          <w:p>
+            <w:pPr>
+              <w:spacing w:after="0"/>
+            </w:pPr>
+            <w:r>
+              <w:rPr>
+                <w:b w:val="0"/>
+                <w:i w:val="0"/>
+                <w:sz w:val="18"/>
+              </w:rPr>
+              <w:t>QPAN: Bồi dưỡng tình yêu quê hương, đất nước; giới thiệu truyền thống chống giặc ngoại xâm, gương dũng cảm của thiếu niên, nhi đồng và Bà mẹ Việt Nam anh hùng.</w:t>
+            </w:r>
+          </w:p>
         </w:tc>
         <w:tc>
           <w:tcPr>
@@ -17664,6 +18022,7 @@
                 <w:i w:val="0"/>
                 <w:sz w:val="18"/>
               </w:rPr>
+              <w:t>KNS: KN trình bày suy nghĩ, bày tỏ cảm xúc của bản thân bằng lời lẽ phù hợp.</w:t>
             </w:r>
           </w:p>
         </w:tc>
@@ -17793,6 +18152,7 @@
                 <w:i w:val="0"/>
                 <w:sz w:val="18"/>
               </w:rPr>
+              <w:t>KNS: KN giao tiếp: nói rõ ràng, biết lắng nghe, chờ đến lượt và tôn trọng ý kiến của bạn.</w:t>
             </w:r>
           </w:p>
         </w:tc>
@@ -18034,6 +18394,7 @@
                 <w:i w:val="0"/>
                 <w:sz w:val="18"/>
               </w:rPr>
+              <w:t>KNS: KN tự học: chọn sách phù hợp, kiên trì đọc và rút ra điều bổ ích cho bản thân.</w:t>
             </w:r>
           </w:p>
         </w:tc>
@@ -18265,6 +18626,19 @@
               <w:t>NLS-KT (Cơ bản 1): GV hướng dẫn HS tìm, chọn sách/truyện phù hợp ở thư viện lớp hoặc thư viện số; tập ghi lại tên sách, câu chuyện đã đọc.</w:t>
             </w:r>
           </w:p>
+          <w:p>
+            <w:pPr>
+              <w:spacing w:after="0"/>
+            </w:pPr>
+            <w:r>
+              <w:rPr>
+                <w:b w:val="0"/>
+                <w:i w:val="0"/>
+                <w:sz w:val="18"/>
+              </w:rPr>
+              <w:t>KNS: KN trình bày suy nghĩ, bày tỏ cảm xúc của bản thân bằng lời lẽ phù hợp.</w:t>
+            </w:r>
+          </w:p>
         </w:tc>
         <w:tc>
           <w:tcPr>
@@ -18392,6 +18766,7 @@
                 <w:i w:val="0"/>
                 <w:sz w:val="18"/>
               </w:rPr>
+              <w:t>KNS: KN giao tiếp: nói rõ ràng, biết lắng nghe, chờ đến lượt và tôn trọng ý kiến của bạn.</w:t>
             </w:r>
           </w:p>
         </w:tc>
@@ -18992,6 +19367,7 @@
                 <w:i w:val="0"/>
                 <w:sz w:val="18"/>
               </w:rPr>
+              <w:t>KNS: KN giao tiếp: nói rõ ràng, biết lắng nghe, chờ đến lượt và tôn trọng ý kiến của bạn.</w:t>
             </w:r>
           </w:p>
         </w:tc>
@@ -19233,6 +19609,7 @@
                 <w:i w:val="0"/>
                 <w:sz w:val="18"/>
               </w:rPr>
+              <w:t>KNS: KN tự học: chọn sách phù hợp, kiên trì đọc và rút ra điều bổ ích cho bản thân.</w:t>
             </w:r>
           </w:p>
         </w:tc>
@@ -19464,6 +19841,19 @@
               <w:t>NLS-GT (Cơ bản 1): HS tập nói, lắng nghe lịch sự; làm quen sử dụng tranh ảnh/thiết bị trình chiếu đơn giản khi chia sẻ (có hướng dẫn của GV).</w:t>
             </w:r>
           </w:p>
+          <w:p>
+            <w:pPr>
+              <w:spacing w:after="0"/>
+            </w:pPr>
+            <w:r>
+              <w:rPr>
+                <w:b w:val="0"/>
+                <w:i w:val="0"/>
+                <w:sz w:val="18"/>
+              </w:rPr>
+              <w:t>KNS: KN trình bày suy nghĩ, bày tỏ cảm xúc của bản thân bằng lời lẽ phù hợp.</w:t>
+            </w:r>
+          </w:p>
         </w:tc>
         <w:tc>
           <w:tcPr>
@@ -19591,6 +19981,7 @@
                 <w:i w:val="0"/>
                 <w:sz w:val="18"/>
               </w:rPr>
+              <w:t>KNS: KN giao tiếp: nói rõ ràng, biết lắng nghe, chờ đến lượt và tôn trọng ý kiến của bạn.</w:t>
             </w:r>
           </w:p>
         </w:tc>
@@ -20061,6 +20452,19 @@
                 <w:sz w:val="18"/>
               </w:rPr>
               <w:t>NLS-KT (Cơ bản 1): GV hướng dẫn HS tìm, chọn sách/truyện phù hợp ở thư viện lớp hoặc thư viện số; tập ghi lại tên sách, câu chuyện đã đọc.</w:t>
+            </w:r>
+          </w:p>
+          <w:p>
+            <w:pPr>
+              <w:spacing w:after="0"/>
+            </w:pPr>
+            <w:r>
+              <w:rPr>
+                <w:b w:val="0"/>
+                <w:i w:val="0"/>
+                <w:sz w:val="18"/>
+              </w:rPr>
+              <w:t>KNS: KN trình bày suy nghĩ, bày tỏ cảm xúc của bản thân bằng lời lẽ phù hợp.</w:t>
             </w:r>
           </w:p>
         </w:tc>

--- a/assets/docs/lop3/Tieng Viet - Lop 3.docx
+++ b/assets/docs/lop3/Tieng Viet - Lop 3.docx
@@ -2168,6 +2168,45 @@
                 <w:i w:val="0"/>
                 <w:sz w:val="18"/>
               </w:rPr>
+              <w:t>NLS-KT (Cơ bản 1): Trước khi đọc bài “NHẬT KÍ TẬP BƠI”, GV chiếu 2–3 hình ảnh hoặc một đoạn video ngắn về sự vật, khung cảnh có trong bài (bãi biển</w:t>
+            </w:r>
+          </w:p>
+          <w:p>
+            <w:pPr>
+              <w:spacing w:after="0"/>
+            </w:pPr>
+            <w:r>
+              <w:rPr>
+                <w:b w:val="0"/>
+                <w:i w:val="0"/>
+                <w:sz w:val="18"/>
+              </w:rPr>
+              <w:t>NLS-GT (Cơ bản 1): GV mở bản đọc mẫu do phát thanh viên thể hiện cho HS nghe một lần, dừng lại để HS nhận ra chỗ người đọc ngắt hơi</w:t>
+            </w:r>
+          </w:p>
+          <w:p>
+            <w:pPr>
+              <w:spacing w:after="0"/>
+            </w:pPr>
+            <w:r>
+              <w:rPr>
+                <w:b w:val="0"/>
+                <w:i w:val="0"/>
+                <w:sz w:val="18"/>
+              </w:rPr>
+              <w:t>NLS-AT: Hình ảnh, video minh hoạ do GV chọn trước từ nguồn tin cậy</w:t>
+            </w:r>
+          </w:p>
+          <w:p>
+            <w:pPr>
+              <w:spacing w:after="0"/>
+            </w:pPr>
+            <w:r>
+              <w:rPr>
+                <w:b w:val="0"/>
+                <w:i w:val="0"/>
+                <w:sz w:val="18"/>
+              </w:rPr>
               <w:t>KNS: KN giao tiếp: nói rõ ràng, biết lắng nghe, chờ đến lượt và tôn trọng ý kiến của bạn.</w:t>
             </w:r>
           </w:p>
@@ -2283,6 +2322,33 @@
                 <w:i w:val="0"/>
                 <w:sz w:val="18"/>
               </w:rPr>
+              <w:t>NLS-KT (Cơ bản 1): Trước khi nghe viết bài “Mặt trời nhỏ”, GV chiếu đoạn thơ phóng to và bấm tô màu những chữ dễ viết sai cùng các tiếng bắt đầu</w:t>
+            </w:r>
+          </w:p>
+          <w:p>
+            <w:pPr>
+              <w:spacing w:after="0"/>
+            </w:pPr>
+            <w:r>
+              <w:rPr>
+                <w:b w:val="0"/>
+                <w:i w:val="0"/>
+                <w:sz w:val="18"/>
+              </w:rPr>
+              <w:t>NLS-GQVĐ (Cơ bản 1): Ở phần phân biệt ng và ngh, GV mở bài tập tương tác chọn chữ đúng điền vào chỗ trống; máy báo đúng</w:t>
+            </w:r>
+          </w:p>
+          <w:p>
+            <w:pPr>
+              <w:spacing w:after="0"/>
+            </w:pPr>
+            <w:r>
+              <w:rPr>
+                <w:b w:val="0"/>
+                <w:i w:val="0"/>
+                <w:sz w:val="18"/>
+              </w:rPr>
+              <w:t>NLS-AT: Màn hình do thầy cô bấm, HS chờ đến lượt được mời lên chạm; khi viết chính tả</w:t>
             </w:r>
           </w:p>
         </w:tc>
@@ -2410,6 +2476,33 @@
                 <w:i w:val="0"/>
                 <w:sz w:val="18"/>
               </w:rPr>
+              <w:t>NLS-KT (Cơ bản 1): Trước khi đọc bài “TẬP NẤU ĂN”, GV chiếu 2–3 hình ảnh hoặc một đoạn video ngắn về sự vật, khung cảnh có trong bài (bãi biển</w:t>
+            </w:r>
+          </w:p>
+          <w:p>
+            <w:pPr>
+              <w:spacing w:after="0"/>
+            </w:pPr>
+            <w:r>
+              <w:rPr>
+                <w:b w:val="0"/>
+                <w:i w:val="0"/>
+                <w:sz w:val="18"/>
+              </w:rPr>
+              <w:t>NLS-GT (Cơ bản 1): GV mở bản đọc mẫu do phát thanh viên thể hiện cho HS nghe một lần, dừng lại để HS nhận ra chỗ người đọc ngắt hơi</w:t>
+            </w:r>
+          </w:p>
+          <w:p>
+            <w:pPr>
+              <w:spacing w:after="0"/>
+            </w:pPr>
+            <w:r>
+              <w:rPr>
+                <w:b w:val="0"/>
+                <w:i w:val="0"/>
+                <w:sz w:val="18"/>
+              </w:rPr>
+              <w:t>NLS-AT: Hình ảnh, video minh hoạ do GV chọn trước từ nguồn tin cậy</w:t>
             </w:r>
           </w:p>
         </w:tc>
@@ -2524,6 +2617,33 @@
                 <w:i w:val="0"/>
                 <w:sz w:val="18"/>
               </w:rPr>
+              <w:t>NLS-KT (Cơ bản 1): Ở tiết luyện từ và câu về từ chỉ hoạt động, khi HS gặp một từ nấu ăn chưa hiểu như xào, rang, hấp</w:t>
+            </w:r>
+          </w:p>
+          <w:p>
+            <w:pPr>
+              <w:spacing w:after="0"/>
+            </w:pPr>
+            <w:r>
+              <w:rPr>
+                <w:b w:val="0"/>
+                <w:i w:val="0"/>
+                <w:sz w:val="18"/>
+              </w:rPr>
+              <w:t>NLS-GQVĐ (Cơ bản 1): GV mở bài tập tương tác kéo từ chỉ hoạt động ghép với từ chỉ sự vật thành câu nêu hoạt động; máy báo đúng</w:t>
+            </w:r>
+          </w:p>
+          <w:p>
+            <w:pPr>
+              <w:spacing w:after="0"/>
+            </w:pPr>
+            <w:r>
+              <w:rPr>
+                <w:b w:val="0"/>
+                <w:i w:val="0"/>
+                <w:sz w:val="18"/>
+              </w:rPr>
+              <w:t>NLS-AT: Thầy cô là người gõ từ cần tra, HS chỉ xem kết quả</w:t>
             </w:r>
           </w:p>
         </w:tc>
@@ -2632,6 +2752,45 @@
               <w:spacing w:after="0"/>
             </w:pPr>
             <w:r/>
+            <w:r>
+              <w:rPr>
+                <w:b w:val="0"/>
+                <w:i w:val="0"/>
+                <w:sz w:val="18"/>
+              </w:rPr>
+              <w:t>NLS-KT (Cơ bản 1): Trước khi viết đoạn văn nêu các bước làm một món ăn, GV chiếu một công thức nấu ăn đơn giản có đánh số từng bước và ảnh</w:t>
+            </w:r>
+          </w:p>
+          <w:p>
+            <w:pPr>
+              <w:spacing w:after="0"/>
+            </w:pPr>
+            <w:r>
+              <w:rPr>
+                <w:b w:val="0"/>
+                <w:i w:val="0"/>
+                <w:sz w:val="18"/>
+              </w:rPr>
+              <w:t>NLS-ST (Cơ bản 1): GV mở khung ba ô trên máy gồm nguyên liệu, các bước làm, thành phẩm; HS nói ý của mình</w:t>
+            </w:r>
+          </w:p>
+          <w:p>
+            <w:pPr>
+              <w:spacing w:after="0"/>
+            </w:pPr>
+            <w:r>
+              <w:rPr>
+                <w:b w:val="0"/>
+                <w:i w:val="0"/>
+                <w:sz w:val="18"/>
+              </w:rPr>
+              <w:t>NLS-AT: Đây là bài viết ở lớp, HS không tự nấu nướng ở nhà một mình</w:t>
+            </w:r>
+          </w:p>
+          <w:p>
+            <w:pPr>
+              <w:spacing w:after="0"/>
+            </w:pPr>
             <w:r>
               <w:rPr>
                 <w:b w:val="0"/>

--- a/assets/docs/lop3/Tieng Viet - Lop 3.docx
+++ b/assets/docs/lop3/Tieng Viet - Lop 3.docx
@@ -637,33 +637,33 @@
                 <w:i w:val="0"/>
                 <w:sz w:val="18"/>
               </w:rPr>
-              <w:t>NLS-KT (Cơ bản 1): Trước bài “Ngày gặp lại”, GV chiếu hình, video cảnh các bạn gặp lại ngày tựu trường; HS chỉ ảnh và đọc câu văn tả chi tiết ấy</w:t>
-            </w:r>
-          </w:p>
-          <w:p>
-            <w:pPr>
-              <w:spacing w:after="0"/>
-            </w:pPr>
-            <w:r>
-              <w:rPr>
-                <w:b w:val="0"/>
-                <w:i w:val="0"/>
-                <w:sz w:val="18"/>
-              </w:rPr>
-              <w:t>NLS-GT (Cơ bản 1): GV mở bản đọc mẫu, dừng chỗ Chi và Sơn trò chuyện để HS nhận ra giọng vui, ngắt hơi; GV chụp ảnh nhóm kể hay</w:t>
-            </w:r>
-          </w:p>
-          <w:p>
-            <w:pPr>
-              <w:spacing w:after="0"/>
-            </w:pPr>
-            <w:r>
-              <w:rPr>
-                <w:b w:val="0"/>
-                <w:i w:val="0"/>
-                <w:sz w:val="18"/>
-              </w:rPr>
-              <w:t>NLS-AT: Hình, video do GV chọn từ nguồn tin cậy; HS không tự tìm video.</w:t>
+              <w:t>NLS-KT (Cơ bản 1): Trước khi đọc bài “Ngày gặp lại”, GV chiếu hình ảnh hoặc đoạn video ngắn về cảnh các bạn nhỏ gặp lại nhau ngày tựu trường và những</w:t>
+            </w:r>
+          </w:p>
+          <w:p>
+            <w:pPr>
+              <w:spacing w:after="0"/>
+            </w:pPr>
+            <w:r>
+              <w:rPr>
+                <w:b w:val="0"/>
+                <w:i w:val="0"/>
+                <w:sz w:val="18"/>
+              </w:rPr>
+              <w:t>NLS-GT (Cơ bản 1): GV mở bản đọc mẫu câu chuyện “Ngày gặp lại” cho HS nghe, dừng ở chỗ Chi và Sơn trò chuyện để HS nhận ra giọng vui mừng</w:t>
+            </w:r>
+          </w:p>
+          <w:p>
+            <w:pPr>
+              <w:spacing w:after="0"/>
+            </w:pPr>
+            <w:r>
+              <w:rPr>
+                <w:b w:val="0"/>
+                <w:i w:val="0"/>
+                <w:sz w:val="18"/>
+              </w:rPr>
+              <w:t>NLS-AT: Hình ảnh, video minh hoạ do GV chọn trước từ nguồn tin cậy</w:t>
             </w:r>
           </w:p>
           <w:p>
@@ -945,33 +945,33 @@
                 <w:i w:val="0"/>
                 <w:sz w:val="18"/>
               </w:rPr>
-              <w:t>NLS-KT (Cơ bản 1): Trước bài “Về thăm quê”, GV chiếu hình làng quê: bà bên hiên, vườn cây; HS chỉ ảnh và đọc khổ thơ có cử chỉ của bà</w:t>
-            </w:r>
-          </w:p>
-          <w:p>
-            <w:pPr>
-              <w:spacing w:after="0"/>
-            </w:pPr>
-            <w:r>
-              <w:rPr>
-                <w:b w:val="0"/>
-                <w:i w:val="0"/>
-                <w:sz w:val="18"/>
-              </w:rPr>
-              <w:t>NLS-GT (Cơ bản 1): GV mở bản đọc mẫu, dừng từng dòng để HS nhận ra ngắt nhịp, giọng tình cảm; chiếu video quy trình viết chữ hoa A, Ă, Â</w:t>
-            </w:r>
-          </w:p>
-          <w:p>
-            <w:pPr>
-              <w:spacing w:after="0"/>
-            </w:pPr>
-            <w:r>
-              <w:rPr>
-                <w:b w:val="0"/>
-                <w:i w:val="0"/>
-                <w:sz w:val="18"/>
-              </w:rPr>
-              <w:t>NLS-AT: Hình, video do GV chọn từ nguồn tin cậy; HS không tự tìm video.</w:t>
+              <w:t>NLS-KT (Cơ bản 1): Trước khi đọc bài thơ “Về thăm quê”, GV chiếu hình ảnh làng quê: bà ngồi bên hiên nhà, vườn cây, đường làng</w:t>
+            </w:r>
+          </w:p>
+          <w:p>
+            <w:pPr>
+              <w:spacing w:after="0"/>
+            </w:pPr>
+            <w:r>
+              <w:rPr>
+                <w:b w:val="0"/>
+                <w:i w:val="0"/>
+                <w:sz w:val="18"/>
+              </w:rPr>
+              <w:t>NLS-GT (Cơ bản 1): GV mở bản đọc mẫu bài thơ “Về thăm quê”, dừng ở từng dòng để HS nhận ra chỗ ngắt nhịp thơ</w:t>
+            </w:r>
+          </w:p>
+          <w:p>
+            <w:pPr>
+              <w:spacing w:after="0"/>
+            </w:pPr>
+            <w:r>
+              <w:rPr>
+                <w:b w:val="0"/>
+                <w:i w:val="0"/>
+                <w:sz w:val="18"/>
+              </w:rPr>
+              <w:t>NLS-AT: Hình ảnh, video minh hoạ do GV chọn trước từ nguồn tin cậy</w:t>
             </w:r>
           </w:p>
         </w:tc>
@@ -1086,33 +1086,33 @@
                 <w:i w:val="0"/>
                 <w:sz w:val="18"/>
               </w:rPr>
-              <w:t>NLS-KT (Cơ bản 1): GV chiếu tranh bài 1 trên tivi để HS quan sát người, vật, việc đang làm; từ chưa hiểu, GV mở từ điển điện tử đọc nghĩa</w:t>
-            </w:r>
-          </w:p>
-          <w:p>
-            <w:pPr>
-              <w:spacing w:after="0"/>
-            </w:pPr>
-            <w:r>
-              <w:rPr>
-                <w:b w:val="0"/>
-                <w:i w:val="0"/>
-                <w:sz w:val="18"/>
-              </w:rPr>
-              <w:t>NLS-GQVĐ (Cơ bản 1): GV gõ lên màn hình các từ HS tìm, lớp xếp hai cột từ chỉ sự vật, chỉ hoạt động; chiếu câu thiếu dấu để cả lớp sửa</w:t>
-            </w:r>
-          </w:p>
-          <w:p>
-            <w:pPr>
-              <w:spacing w:after="0"/>
-            </w:pPr>
-            <w:r>
-              <w:rPr>
-                <w:b w:val="0"/>
-                <w:i w:val="0"/>
-                <w:sz w:val="18"/>
-              </w:rPr>
-              <w:t>NLS-AT: Từ điển chỉ để tra nghĩa, không làm hộ bài; HS không tự tra cứu một mình.</w:t>
+              <w:t>NLS-KT (Cơ bản 1): Ở tiết “Bài 02: VỀ THĂM QUÊ – LUYỆN TỪ VÀ CÂU”, GV chiếu tranh minh hoạ bài 1 phóng to trên tivi để HS quan sát kĩ</w:t>
+            </w:r>
+          </w:p>
+          <w:p>
+            <w:pPr>
+              <w:spacing w:after="0"/>
+            </w:pPr>
+            <w:r>
+              <w:rPr>
+                <w:b w:val="0"/>
+                <w:i w:val="0"/>
+                <w:sz w:val="18"/>
+              </w:rPr>
+              <w:t>NLS-GQVĐ (Cơ bản 1): GV gõ lên màn hình các từ HS vừa tìm và cùng lớp xếp vào hai cột từ chỉ sự vật và từ chỉ hoạt động</w:t>
+            </w:r>
+          </w:p>
+          <w:p>
+            <w:pPr>
+              <w:spacing w:after="0"/>
+            </w:pPr>
+            <w:r>
+              <w:rPr>
+                <w:b w:val="0"/>
+                <w:i w:val="0"/>
+                <w:sz w:val="18"/>
+              </w:rPr>
+              <w:t>NLS-AT: Từ điển và công cụ trên máy chỉ để tra nghĩa, không dùng để làm hộ bài tập</w:t>
             </w:r>
           </w:p>
         </w:tc>
@@ -1227,45 +1227,6 @@
                 <w:i w:val="0"/>
                 <w:sz w:val="18"/>
               </w:rPr>
-              <w:t>NLS-ST (Cơ bản 1): GV chiếu hai tin nhắn SGK để HS so sánh người viết, người nhận, nội dung; GV chụp vài bài chiếu lên, gõ lại tin nhắn đã sửa</w:t>
-            </w:r>
-          </w:p>
-          <w:p>
-            <w:pPr>
-              <w:spacing w:after="0"/>
-            </w:pPr>
-            <w:r>
-              <w:rPr>
-                <w:b w:val="0"/>
-                <w:i w:val="0"/>
-                <w:sz w:val="18"/>
-              </w:rPr>
-              <w:t>NLS-GT (Cơ bản 1): GV hướng dẫn nhắn tin lịch sự cho người thân: chào, xưng tên, nói rõ việc, cảm ơn; HS góp ý bài bạn theo mẫu, không chê</w:t>
-            </w:r>
-          </w:p>
-          <w:p>
-            <w:pPr>
-              <w:spacing w:after="0"/>
-            </w:pPr>
-            <w:r>
-              <w:rPr>
-                <w:b w:val="0"/>
-                <w:i w:val="0"/>
-                <w:sz w:val="18"/>
-              </w:rPr>
-              <w:t>NLS-AT: Bài viết chỉ chiếu khi bạn đồng ý; không chép bài bạn.</w:t>
-            </w:r>
-          </w:p>
-          <w:p>
-            <w:pPr>
-              <w:spacing w:after="0"/>
-            </w:pPr>
-            <w:r>
-              <w:rPr>
-                <w:b w:val="0"/>
-                <w:i w:val="0"/>
-                <w:sz w:val="18"/>
-              </w:rPr>
               <w:t>KNS: KN trình bày suy nghĩ, bày tỏ cảm xúc của bản thân bằng lời lẽ phù hợp.</w:t>
             </w:r>
           </w:p>
@@ -1396,33 +1357,33 @@
                 <w:i w:val="0"/>
                 <w:sz w:val="18"/>
               </w:rPr>
-              <w:t>NLS-KT (Cơ bản 1): Trước bài “Cánh rừng trong nắng”, GV chiếu hình, video rừng già có nắng xuyên tán lá; HS chỉ ảnh và đọc câu văn tả cảnh ấy</w:t>
-            </w:r>
-          </w:p>
-          <w:p>
-            <w:pPr>
-              <w:spacing w:after="0"/>
-            </w:pPr>
-            <w:r>
-              <w:rPr>
-                <w:b w:val="0"/>
-                <w:i w:val="0"/>
-                <w:sz w:val="18"/>
-              </w:rPr>
-              <w:t>NLS-GT (Cơ bản 1): GV mở bản đọc mẫu, dừng để HS nhận ra ngắt hơi, giọng ngạc nhiên; chiếu tranh Sự tích loài hoa của mùa hạ, HS kể theo cặp</w:t>
-            </w:r>
-          </w:p>
-          <w:p>
-            <w:pPr>
-              <w:spacing w:after="0"/>
-            </w:pPr>
-            <w:r>
-              <w:rPr>
-                <w:b w:val="0"/>
-                <w:i w:val="0"/>
-                <w:sz w:val="18"/>
-              </w:rPr>
-              <w:t>NLS-AT: Hình, video do GV chọn từ nguồn tin cậy; HS không tự tìm video.</w:t>
+              <w:t>NLS-KT (Cơ bản 1): Trước khi đọc bài “Cánh rừng trong nắng”, GV chiếu hình ảnh hoặc đoạn video ngắn về cánh rừng già có nắng xuyên qua tán lá, con suối</w:t>
+            </w:r>
+          </w:p>
+          <w:p>
+            <w:pPr>
+              <w:spacing w:after="0"/>
+            </w:pPr>
+            <w:r>
+              <w:rPr>
+                <w:b w:val="0"/>
+                <w:i w:val="0"/>
+                <w:sz w:val="18"/>
+              </w:rPr>
+              <w:t>NLS-GT (Cơ bản 1): GV mở bản đọc mẫu “Cánh rừng trong nắng”, dừng để HS nhận ra chỗ ngắt hơi, giọng ngạc nhiên thích thú của các bạn nhỏ</w:t>
+            </w:r>
+          </w:p>
+          <w:p>
+            <w:pPr>
+              <w:spacing w:after="0"/>
+            </w:pPr>
+            <w:r>
+              <w:rPr>
+                <w:b w:val="0"/>
+                <w:i w:val="0"/>
+                <w:sz w:val="18"/>
+              </w:rPr>
+              <w:t>NLS-AT: Hình ảnh, video minh hoạ do GV chọn trước từ nguồn tin cậy</w:t>
             </w:r>
           </w:p>
           <w:p>
@@ -1704,33 +1665,33 @@
                 <w:i w:val="0"/>
                 <w:sz w:val="18"/>
               </w:rPr>
-              <w:t>NLS-KT (Cơ bản 1): Trước khi đọc “Lần đầu ra biển”, GV chiếu hình, video bãi biển, sóng, thuyền; HS chỉ ảnh và đọc câu văn tả chi tiết ấy</w:t>
-            </w:r>
-          </w:p>
-          <w:p>
-            <w:pPr>
-              <w:spacing w:after="0"/>
-            </w:pPr>
-            <w:r>
-              <w:rPr>
-                <w:b w:val="0"/>
-                <w:i w:val="0"/>
-                <w:sz w:val="18"/>
-              </w:rPr>
-              <w:t>NLS-GT (Cơ bản 1): GV mở bản đọc mẫu, dừng ở lời nhân vật để HS nhận ra ngữ điệu ngạc nhiên; chiếu mẫu phiếu đọc sách, ảnh bìa sách</w:t>
-            </w:r>
-          </w:p>
-          <w:p>
-            <w:pPr>
-              <w:spacing w:after="0"/>
-            </w:pPr>
-            <w:r>
-              <w:rPr>
-                <w:b w:val="0"/>
-                <w:i w:val="0"/>
-                <w:sz w:val="18"/>
-              </w:rPr>
-              <w:t>NLS-AT: Hình, video do GV chọn từ nguồn tin cậy; HS không tự tìm video.</w:t>
+              <w:t>NLS-KT (Cơ bản 1): Trước khi đọc bài “Lần đầu ra biển”, GV chiếu hình ảnh hoặc đoạn video ngắn về bãi biển, sóng, thuyền</w:t>
+            </w:r>
+          </w:p>
+          <w:p>
+            <w:pPr>
+              <w:spacing w:after="0"/>
+            </w:pPr>
+            <w:r>
+              <w:rPr>
+                <w:b w:val="0"/>
+                <w:i w:val="0"/>
+                <w:sz w:val="18"/>
+              </w:rPr>
+              <w:t>NLS-GT (Cơ bản 1): GV mở bản đọc mẫu “Lần đầu ra biển”, dừng ở lời nhân vật để HS nhận ra ngữ điệu ngạc nhiên, thích thú</w:t>
+            </w:r>
+          </w:p>
+          <w:p>
+            <w:pPr>
+              <w:spacing w:after="0"/>
+            </w:pPr>
+            <w:r>
+              <w:rPr>
+                <w:b w:val="0"/>
+                <w:i w:val="0"/>
+                <w:sz w:val="18"/>
+              </w:rPr>
+              <w:t>NLS-AT: Hình ảnh, video minh hoạ do GV chọn trước từ nguồn tin cậy</w:t>
             </w:r>
           </w:p>
           <w:p>
@@ -1858,33 +1819,33 @@
                 <w:i w:val="0"/>
                 <w:sz w:val="18"/>
               </w:rPr>
-              <w:t>NLS-KT (Cơ bản 1): GV chiếu các từ in đậm bài 1, HS lên kéo xếp vào ba nhóm màu sắc, hình dáng, hương vị; GV mở từ điển điện tử</w:t>
-            </w:r>
-          </w:p>
-          <w:p>
-            <w:pPr>
-              <w:spacing w:after="0"/>
-            </w:pPr>
-            <w:r>
-              <w:rPr>
-                <w:b w:val="0"/>
-                <w:i w:val="0"/>
-                <w:sz w:val="18"/>
-              </w:rPr>
-              <w:t>NLS-GQVĐ (Cơ bản 1): GV chiếu ảnh đồ vật, con vật cho HS tìm thêm từ chỉ đặc điểm; chiếu câu điền từ, cả lớp sửa trên màn hình, đặt câu</w:t>
-            </w:r>
-          </w:p>
-          <w:p>
-            <w:pPr>
-              <w:spacing w:after="0"/>
-            </w:pPr>
-            <w:r>
-              <w:rPr>
-                <w:b w:val="0"/>
-                <w:i w:val="0"/>
-                <w:sz w:val="18"/>
-              </w:rPr>
-              <w:t>NLS-AT: Từ điển chỉ để tra nghĩa, không làm hộ bài; HS không tự tra cứu một mình.</w:t>
+              <w:t>NLS-KT (Cơ bản 1): Ở tiết “Từ ngữ chỉ đặc điểm; Câu nêu đặc điểm”, GV chiếu các từ in đậm của bài 1 lên màn hình</w:t>
+            </w:r>
+          </w:p>
+          <w:p>
+            <w:pPr>
+              <w:spacing w:after="0"/>
+            </w:pPr>
+            <w:r>
+              <w:rPr>
+                <w:b w:val="0"/>
+                <w:i w:val="0"/>
+                <w:sz w:val="18"/>
+              </w:rPr>
+              <w:t>NLS-GQVĐ (Cơ bản 1): GV chiếu ảnh một số đồ vật, con vật, quả cây và cho HS tìm thêm từ chỉ đặc điểm cho mỗi nhóm</w:t>
+            </w:r>
+          </w:p>
+          <w:p>
+            <w:pPr>
+              <w:spacing w:after="0"/>
+            </w:pPr>
+            <w:r>
+              <w:rPr>
+                <w:b w:val="0"/>
+                <w:i w:val="0"/>
+                <w:sz w:val="18"/>
+              </w:rPr>
+              <w:t>NLS-AT: Từ điển và công cụ trên máy chỉ để tra nghĩa, không dùng để làm hộ bài tập</w:t>
             </w:r>
           </w:p>
         </w:tc>
@@ -1999,33 +1960,33 @@
                 <w:i w:val="0"/>
                 <w:sz w:val="18"/>
               </w:rPr>
-              <w:t>NLS-KT (Cơ bản 1): GV chiếu tranh minh hoạ, HS kể hoạt động từng tranh; chiếu thêm ảnh nấu ăn, dọn nhà để HS chọn hoạt động đã làm cùng người thân</w:t>
-            </w:r>
-          </w:p>
-          <w:p>
-            <w:pPr>
-              <w:spacing w:after="0"/>
-            </w:pPr>
-            <w:r>
-              <w:rPr>
-                <w:b w:val="0"/>
-                <w:i w:val="0"/>
-                <w:sz w:val="18"/>
-              </w:rPr>
-              <w:t>NLS-GQVĐ (Cơ bản 1): GV chụp 2–3 đoạn văn chiếu lên, lớp phát hiện lỗi dùng từ, đặt câu; GV gõ lại đoạn đã sửa, mỗi em tự sửa bài</w:t>
-            </w:r>
-          </w:p>
-          <w:p>
-            <w:pPr>
-              <w:spacing w:after="0"/>
-            </w:pPr>
-            <w:r>
-              <w:rPr>
-                <w:b w:val="0"/>
-                <w:i w:val="0"/>
-                <w:sz w:val="18"/>
-              </w:rPr>
-              <w:t>NLS-AT: Công cụ chỉ để tra nghĩa, không làm hộ bài; HS không tự tra cứu một mình.</w:t>
+              <w:t>NLS-KT (Cơ bản 1): Ở tiết “Viết đoạn văn kể lại hoạt động đã làm cùng người thân”, GV chiếu tranh minh hoạ phóng to</w:t>
+            </w:r>
+          </w:p>
+          <w:p>
+            <w:pPr>
+              <w:spacing w:after="0"/>
+            </w:pPr>
+            <w:r>
+              <w:rPr>
+                <w:b w:val="0"/>
+                <w:i w:val="0"/>
+                <w:sz w:val="18"/>
+              </w:rPr>
+              <w:t>NLS-GQVĐ (Cơ bản 1): Sau khi HS viết, GV chụp 2–3 đoạn văn chiếu lên màn hình và cùng lớp phát hiện lỗi dùng từ, đặt câu, sắp xếp ý</w:t>
+            </w:r>
+          </w:p>
+          <w:p>
+            <w:pPr>
+              <w:spacing w:after="0"/>
+            </w:pPr>
+            <w:r>
+              <w:rPr>
+                <w:b w:val="0"/>
+                <w:i w:val="0"/>
+                <w:sz w:val="18"/>
+              </w:rPr>
+              <w:t>NLS-AT: Từ điển và công cụ trên máy chỉ để tra nghĩa, không dùng để làm hộ bài tập</w:t>
             </w:r>
           </w:p>
           <w:p>
@@ -2927,6 +2888,45 @@
                 <w:i w:val="0"/>
                 <w:sz w:val="18"/>
               </w:rPr>
+              <w:t>NLS-KT (Cơ bản 1): Trước khi đọc bài “MÙA HÈ LẤP LÁNH”, GV chiếu 2–3 hình ảnh hoặc một đoạn video ngắn về sự vật, khung cảnh có trong bài (bãi biển</w:t>
+            </w:r>
+          </w:p>
+          <w:p>
+            <w:pPr>
+              <w:spacing w:after="0"/>
+            </w:pPr>
+            <w:r>
+              <w:rPr>
+                <w:b w:val="0"/>
+                <w:i w:val="0"/>
+                <w:sz w:val="18"/>
+              </w:rPr>
+              <w:t>NLS-GT (Cơ bản 1): GV mở bản đọc mẫu do phát thanh viên thể hiện cho HS nghe một lần, dừng lại để HS nhận ra chỗ người đọc ngắt hơi</w:t>
+            </w:r>
+          </w:p>
+          <w:p>
+            <w:pPr>
+              <w:spacing w:after="0"/>
+            </w:pPr>
+            <w:r>
+              <w:rPr>
+                <w:b w:val="0"/>
+                <w:i w:val="0"/>
+                <w:sz w:val="18"/>
+              </w:rPr>
+              <w:t>NLS-AT: Hình ảnh, video minh hoạ do GV chọn trước từ nguồn tin cậy</w:t>
+            </w:r>
+          </w:p>
+          <w:p>
+            <w:pPr>
+              <w:spacing w:after="0"/>
+            </w:pPr>
+            <w:r>
+              <w:rPr>
+                <w:b w:val="0"/>
+                <w:i w:val="0"/>
+                <w:sz w:val="18"/>
+              </w:rPr>
               <w:t>KNS: KN giao tiếp: nói rõ ràng, biết lắng nghe, chờ đến lượt và tôn trọng ý kiến của bạn.</w:t>
             </w:r>
           </w:p>
@@ -3169,6 +3169,45 @@
                 <w:i w:val="0"/>
                 <w:sz w:val="18"/>
               </w:rPr>
+              <w:t>NLS-KT (Cơ bản 1): Trước khi đọc bài “TẠM BIỆT MÙA HÈ”, GV chiếu 2–3 hình ảnh hoặc một đoạn video ngắn về sự vật, khung cảnh có trong bài (bãi biển</w:t>
+            </w:r>
+          </w:p>
+          <w:p>
+            <w:pPr>
+              <w:spacing w:after="0"/>
+            </w:pPr>
+            <w:r>
+              <w:rPr>
+                <w:b w:val="0"/>
+                <w:i w:val="0"/>
+                <w:sz w:val="18"/>
+              </w:rPr>
+              <w:t>NLS-GT (Cơ bản 1): GV mở bản đọc mẫu do phát thanh viên thể hiện cho HS nghe một lần, dừng lại để HS nhận ra chỗ người đọc ngắt hơi</w:t>
+            </w:r>
+          </w:p>
+          <w:p>
+            <w:pPr>
+              <w:spacing w:after="0"/>
+            </w:pPr>
+            <w:r>
+              <w:rPr>
+                <w:b w:val="0"/>
+                <w:i w:val="0"/>
+                <w:sz w:val="18"/>
+              </w:rPr>
+              <w:t>NLS-AT: Hình ảnh, video minh hoạ do GV chọn trước từ nguồn tin cậy</w:t>
+            </w:r>
+          </w:p>
+          <w:p>
+            <w:pPr>
+              <w:spacing w:after="0"/>
+            </w:pPr>
+            <w:r>
+              <w:rPr>
+                <w:b w:val="0"/>
+                <w:i w:val="0"/>
+                <w:sz w:val="18"/>
+              </w:rPr>
               <w:t>KNS: KN tự học: chọn sách phù hợp, kiên trì đọc và rút ra điều bổ ích cho bản thân.</w:t>
             </w:r>
           </w:p>
@@ -3284,6 +3323,33 @@
                 <w:i w:val="0"/>
                 <w:sz w:val="18"/>
               </w:rPr>
+              <w:t>NLS-KT (Cơ bản 1): Ở tiết “TẠM BIỆT MÙA HÈ – LUYỆN TỪ VÀ CÂU”, khi HS gặp một từ chưa hiểu</w:t>
+            </w:r>
+          </w:p>
+          <w:p>
+            <w:pPr>
+              <w:spacing w:after="0"/>
+            </w:pPr>
+            <w:r>
+              <w:rPr>
+                <w:b w:val="0"/>
+                <w:i w:val="0"/>
+                <w:sz w:val="18"/>
+              </w:rPr>
+              <w:t>NLS-GQVĐ (Cơ bản 1): GV chiếu một câu HS hay viết sai (thiếu dấu chấm, dùng sai dấu phẩy</w:t>
+            </w:r>
+          </w:p>
+          <w:p>
+            <w:pPr>
+              <w:spacing w:after="0"/>
+            </w:pPr>
+            <w:r>
+              <w:rPr>
+                <w:b w:val="0"/>
+                <w:i w:val="0"/>
+                <w:sz w:val="18"/>
+              </w:rPr>
+              <w:t>NLS-AT: Từ điển và công cụ trên máy chỉ để tra nghĩa, không dùng để làm hộ bài tập</w:t>
             </w:r>
           </w:p>
         </w:tc>
@@ -3398,7 +3464,33 @@
                 <w:i w:val="0"/>
                 <w:sz w:val="18"/>
               </w:rPr>
-              <w:t>NLS-KT (Cơ bản 1): GV hướng dẫn HS tìm, chọn sách/truyện phù hợp ở thư viện lớp hoặc thư viện số; tập ghi lại tên sách, câu chuyện đã đọc.</w:t>
+              <w:t>NLS-ST (Cơ bản 1): Ở tiết “TẠM BIỆT MÙA HÈ – LUYỆN VIẾT ĐOẠN”, sau khi HS viết xong đoạn vào vở, GV dùng điện thoại chụp 2–3 bài</w:t>
+            </w:r>
+          </w:p>
+          <w:p>
+            <w:pPr>
+              <w:spacing w:after="0"/>
+            </w:pPr>
+            <w:r>
+              <w:rPr>
+                <w:b w:val="0"/>
+                <w:i w:val="0"/>
+                <w:sz w:val="18"/>
+              </w:rPr>
+              <w:t>NLS-GT (Cơ bản 1): GV hướng dẫn cả lớp cách góp ý cho bạn theo mẫu hai câu: “Tớ thích câu… vì…” và “Theo tớ, chỗ… nên sửa thành…”</w:t>
+            </w:r>
+          </w:p>
+          <w:p>
+            <w:pPr>
+              <w:spacing w:after="0"/>
+            </w:pPr>
+            <w:r>
+              <w:rPr>
+                <w:b w:val="0"/>
+                <w:i w:val="0"/>
+                <w:sz w:val="18"/>
+              </w:rPr>
+              <w:t>NLS-AT: Bài viết của HS là sản phẩm riêng: chỉ chiếu lên khi chính bạn ấy đồng ý</w:t>
             </w:r>
           </w:p>
           <w:p>
@@ -3541,6 +3633,45 @@
                 <w:i w:val="0"/>
                 <w:sz w:val="18"/>
               </w:rPr>
+              <w:t>NLS-KT (Cơ bản 1): Trước khi đọc bài “Đi học vui sao / Nói và nghe: Tới lớp, tới trường”</w:t>
+            </w:r>
+          </w:p>
+          <w:p>
+            <w:pPr>
+              <w:spacing w:after="0"/>
+            </w:pPr>
+            <w:r>
+              <w:rPr>
+                <w:b w:val="0"/>
+                <w:i w:val="0"/>
+                <w:sz w:val="18"/>
+              </w:rPr>
+              <w:t>NLS-GT (Cơ bản 1): GV mở bản đọc mẫu do phát thanh viên thể hiện cho HS nghe một lần, dừng lại để HS nhận ra chỗ người đọc ngắt hơi</w:t>
+            </w:r>
+          </w:p>
+          <w:p>
+            <w:pPr>
+              <w:spacing w:after="0"/>
+            </w:pPr>
+            <w:r>
+              <w:rPr>
+                <w:b w:val="0"/>
+                <w:i w:val="0"/>
+                <w:sz w:val="18"/>
+              </w:rPr>
+              <w:t>NLS-AT: Hình ảnh, video minh hoạ do GV chọn trước từ nguồn tin cậy</w:t>
+            </w:r>
+          </w:p>
+          <w:p>
+            <w:pPr>
+              <w:spacing w:after="0"/>
+            </w:pPr>
+            <w:r>
+              <w:rPr>
+                <w:b w:val="0"/>
+                <w:i w:val="0"/>
+                <w:sz w:val="18"/>
+              </w:rPr>
               <w:t>KNS: KN giao tiếp: nói rõ ràng, biết lắng nghe, chờ đến lượt và tôn trọng ý kiến của bạn.</w:t>
             </w:r>
           </w:p>
@@ -3783,6 +3914,33 @@
                 <w:i w:val="0"/>
                 <w:sz w:val="18"/>
               </w:rPr>
+              <w:t>NLS-KT (Cơ bản 1): Trước khi đọc bài “Con đường đến trường / Viết: Ôn chữ viết hoa D, Đ”</w:t>
+            </w:r>
+          </w:p>
+          <w:p>
+            <w:pPr>
+              <w:spacing w:after="0"/>
+            </w:pPr>
+            <w:r>
+              <w:rPr>
+                <w:b w:val="0"/>
+                <w:i w:val="0"/>
+                <w:sz w:val="18"/>
+              </w:rPr>
+              <w:t>NLS-GT (Cơ bản 1): GV mở bản đọc mẫu do phát thanh viên thể hiện cho HS nghe một lần, dừng lại để HS nhận ra chỗ người đọc ngắt hơi</w:t>
+            </w:r>
+          </w:p>
+          <w:p>
+            <w:pPr>
+              <w:spacing w:after="0"/>
+            </w:pPr>
+            <w:r>
+              <w:rPr>
+                <w:b w:val="0"/>
+                <w:i w:val="0"/>
+                <w:sz w:val="18"/>
+              </w:rPr>
+              <w:t>NLS-AT: Hình ảnh, video minh hoạ do GV chọn trước từ nguồn tin cậy</w:t>
             </w:r>
           </w:p>
         </w:tc>
@@ -3897,7 +4055,6 @@
                 <w:i w:val="0"/>
                 <w:sz w:val="18"/>
               </w:rPr>
-              <w:t>NLS-KT (Cơ bản 1): tra nghĩa từ bằng từ điển điện tử; đối chiếu ít nhất hai nguồn trước khi tin.</w:t>
             </w:r>
           </w:p>
         </w:tc>
@@ -4012,7 +4169,33 @@
                 <w:i w:val="0"/>
                 <w:sz w:val="18"/>
               </w:rPr>
-              <w:t>AI-NB (Cơ bản 1): Làm quen gõ chữ và công cụ kiểm tra chính tả trên máy tính (nếu có) dưới sự hướng dẫn; HS tự viết là chính, trung thực.</w:t>
+              <w:t>NLS-KT (Cơ bản 1): Trước khi đọc bài “Viết đoạn văn nêu tình cảm, cảm xúc đối với một người mà em yêu quý”</w:t>
+            </w:r>
+          </w:p>
+          <w:p>
+            <w:pPr>
+              <w:spacing w:after="0"/>
+            </w:pPr>
+            <w:r>
+              <w:rPr>
+                <w:b w:val="0"/>
+                <w:i w:val="0"/>
+                <w:sz w:val="18"/>
+              </w:rPr>
+              <w:t>NLS-GT (Cơ bản 1): GV mở bản đọc mẫu do phát thanh viên thể hiện cho HS nghe một lần, dừng lại để HS nhận ra chỗ người đọc ngắt hơi</w:t>
+            </w:r>
+          </w:p>
+          <w:p>
+            <w:pPr>
+              <w:spacing w:after="0"/>
+            </w:pPr>
+            <w:r>
+              <w:rPr>
+                <w:b w:val="0"/>
+                <w:i w:val="0"/>
+                <w:sz w:val="18"/>
+              </w:rPr>
+              <w:t>NLS-AT: Hình ảnh, video minh hoạ do GV chọn trước từ nguồn tin cậy</w:t>
             </w:r>
           </w:p>
           <w:p>
@@ -4155,6 +4338,45 @@
                 <w:i w:val="0"/>
                 <w:sz w:val="18"/>
               </w:rPr>
+              <w:t>NLS-KT (Cơ bản 1): Trước khi đọc bài “LỜI GIẢI TOÁN ĐẶC BIỆT”, GV chiếu 2–3 hình ảnh hoặc một đoạn video ngắn về sự vật</w:t>
+            </w:r>
+          </w:p>
+          <w:p>
+            <w:pPr>
+              <w:spacing w:after="0"/>
+            </w:pPr>
+            <w:r>
+              <w:rPr>
+                <w:b w:val="0"/>
+                <w:i w:val="0"/>
+                <w:sz w:val="18"/>
+              </w:rPr>
+              <w:t>NLS-GT (Cơ bản 1): GV mở bản đọc mẫu do phát thanh viên thể hiện cho HS nghe một lần, dừng lại để HS nhận ra chỗ người đọc ngắt hơi</w:t>
+            </w:r>
+          </w:p>
+          <w:p>
+            <w:pPr>
+              <w:spacing w:after="0"/>
+            </w:pPr>
+            <w:r>
+              <w:rPr>
+                <w:b w:val="0"/>
+                <w:i w:val="0"/>
+                <w:sz w:val="18"/>
+              </w:rPr>
+              <w:t>NLS-AT: Hình ảnh, video minh hoạ do GV chọn trước từ nguồn tin cậy</w:t>
+            </w:r>
+          </w:p>
+          <w:p>
+            <w:pPr>
+              <w:spacing w:after="0"/>
+            </w:pPr>
+            <w:r>
+              <w:rPr>
+                <w:b w:val="0"/>
+                <w:i w:val="0"/>
+                <w:sz w:val="18"/>
+              </w:rPr>
               <w:t>KNS: KN giao tiếp: nói rõ ràng, biết lắng nghe, chờ đến lượt và tôn trọng ý kiến của bạn.</w:t>
             </w:r>
           </w:p>
@@ -4397,6 +4619,45 @@
                 <w:i w:val="0"/>
                 <w:sz w:val="18"/>
               </w:rPr>
+              <w:t>NLS-ST (Cơ bản 1): Ở tiết “BÀI TẬP LÀM VĂN”, sau khi HS viết xong đoạn vào vở, GV dùng điện thoại chụp 2–3 bài</w:t>
+            </w:r>
+          </w:p>
+          <w:p>
+            <w:pPr>
+              <w:spacing w:after="0"/>
+            </w:pPr>
+            <w:r>
+              <w:rPr>
+                <w:b w:val="0"/>
+                <w:i w:val="0"/>
+                <w:sz w:val="18"/>
+              </w:rPr>
+              <w:t>NLS-GT (Cơ bản 1): GV hướng dẫn cả lớp cách góp ý cho bạn theo mẫu hai câu: “Tớ thích câu… vì…” và “Theo tớ, chỗ… nên sửa thành…”</w:t>
+            </w:r>
+          </w:p>
+          <w:p>
+            <w:pPr>
+              <w:spacing w:after="0"/>
+            </w:pPr>
+            <w:r>
+              <w:rPr>
+                <w:b w:val="0"/>
+                <w:i w:val="0"/>
+                <w:sz w:val="18"/>
+              </w:rPr>
+              <w:t>NLS-AT: Bài viết của HS là sản phẩm riêng: chỉ chiếu lên khi chính bạn ấy đồng ý</w:t>
+            </w:r>
+          </w:p>
+          <w:p>
+            <w:pPr>
+              <w:spacing w:after="0"/>
+            </w:pPr>
+            <w:r>
+              <w:rPr>
+                <w:b w:val="0"/>
+                <w:i w:val="0"/>
+                <w:sz w:val="18"/>
+              </w:rPr>
               <w:t>KNS: KN tự học: chọn sách phù hợp, kiên trì đọc và rút ra điều bổ ích cho bản thân.</w:t>
             </w:r>
           </w:p>
@@ -4512,6 +4773,33 @@
                 <w:i w:val="0"/>
                 <w:sz w:val="18"/>
               </w:rPr>
+              <w:t>NLS-KT (Cơ bản 1): Ở tiết “LUYỆN TỪ VÀ CÂU”, khi HS gặp một từ chưa hiểu, GV mở từ điển tiếng Việt bản điện tử trên máy</w:t>
+            </w:r>
+          </w:p>
+          <w:p>
+            <w:pPr>
+              <w:spacing w:after="0"/>
+            </w:pPr>
+            <w:r>
+              <w:rPr>
+                <w:b w:val="0"/>
+                <w:i w:val="0"/>
+                <w:sz w:val="18"/>
+              </w:rPr>
+              <w:t>NLS-GQVĐ (Cơ bản 1): GV chiếu một câu HS hay viết sai (thiếu dấu chấm, dùng sai dấu phẩy</w:t>
+            </w:r>
+          </w:p>
+          <w:p>
+            <w:pPr>
+              <w:spacing w:after="0"/>
+            </w:pPr>
+            <w:r>
+              <w:rPr>
+                <w:b w:val="0"/>
+                <w:i w:val="0"/>
+                <w:sz w:val="18"/>
+              </w:rPr>
+              <w:t>NLS-AT: Từ điển và công cụ trên máy chỉ để tra nghĩa, không dùng để làm hộ bài tập</w:t>
             </w:r>
           </w:p>
         </w:tc>
@@ -4626,7 +4914,33 @@
                 <w:i w:val="0"/>
                 <w:sz w:val="18"/>
               </w:rPr>
-              <w:t>NLS-GT (Cơ bản 1): HS tập nói, lắng nghe lịch sự; làm quen sử dụng tranh ảnh/thiết bị trình chiếu đơn giản khi chia sẻ (có hướng dẫn của GV).</w:t>
+              <w:t>NLS-ST (Cơ bản 1): Ở tiết “LUYỆN VIẾT ĐƠN”, sau khi HS viết xong đoạn vào vở, GV dùng điện thoại chụp 2–3 bài</w:t>
+            </w:r>
+          </w:p>
+          <w:p>
+            <w:pPr>
+              <w:spacing w:after="0"/>
+            </w:pPr>
+            <w:r>
+              <w:rPr>
+                <w:b w:val="0"/>
+                <w:i w:val="0"/>
+                <w:sz w:val="18"/>
+              </w:rPr>
+              <w:t>NLS-GT (Cơ bản 1): GV hướng dẫn cả lớp cách góp ý cho bạn theo mẫu hai câu: “Tớ thích câu… vì…” và “Theo tớ, chỗ… nên sửa thành…”</w:t>
+            </w:r>
+          </w:p>
+          <w:p>
+            <w:pPr>
+              <w:spacing w:after="0"/>
+            </w:pPr>
+            <w:r>
+              <w:rPr>
+                <w:b w:val="0"/>
+                <w:i w:val="0"/>
+                <w:sz w:val="18"/>
+              </w:rPr>
+              <w:t>NLS-AT: Bài viết của HS là sản phẩm riêng: chỉ chiếu lên khi chính bạn ấy đồng ý</w:t>
             </w:r>
           </w:p>
         </w:tc>
@@ -4756,6 +5070,45 @@
                 <w:i w:val="0"/>
                 <w:sz w:val="18"/>
               </w:rPr>
+              <w:t>NLS-KT (Cơ bản 1): Trước khi đọc bài “BÀN TAY CÔ GIÁO”, GV chiếu 2–3 hình ảnh hoặc một đoạn video ngắn về sự vật, khung cảnh có trong bài (bãi biển</w:t>
+            </w:r>
+          </w:p>
+          <w:p>
+            <w:pPr>
+              <w:spacing w:after="0"/>
+            </w:pPr>
+            <w:r>
+              <w:rPr>
+                <w:b w:val="0"/>
+                <w:i w:val="0"/>
+                <w:sz w:val="18"/>
+              </w:rPr>
+              <w:t>NLS-GT (Cơ bản 1): GV mở bản đọc mẫu do phát thanh viên thể hiện cho HS nghe một lần, dừng lại để HS nhận ra chỗ người đọc ngắt hơi</w:t>
+            </w:r>
+          </w:p>
+          <w:p>
+            <w:pPr>
+              <w:spacing w:after="0"/>
+            </w:pPr>
+            <w:r>
+              <w:rPr>
+                <w:b w:val="0"/>
+                <w:i w:val="0"/>
+                <w:sz w:val="18"/>
+              </w:rPr>
+              <w:t>NLS-AT: Hình ảnh, video minh hoạ do GV chọn trước từ nguồn tin cậy</w:t>
+            </w:r>
+          </w:p>
+          <w:p>
+            <w:pPr>
+              <w:spacing w:after="0"/>
+            </w:pPr>
+            <w:r>
+              <w:rPr>
+                <w:b w:val="0"/>
+                <w:i w:val="0"/>
+                <w:sz w:val="18"/>
+              </w:rPr>
               <w:t>KNS: KN giao tiếp: nói rõ ràng, biết lắng nghe, chờ đến lượt và tôn trọng ý kiến của bạn.</w:t>
             </w:r>
           </w:p>
@@ -4871,19 +5224,6 @@
                 <w:i w:val="0"/>
                 <w:sz w:val="18"/>
               </w:rPr>
-              <w:t>NLS-KT (Cơ bản 1): nghe/xem bản đọc mẫu trên máy rồi đọc lại; tư liệu lấy ở đâu thì nói rõ ở đó.</w:t>
-            </w:r>
-          </w:p>
-          <w:p>
-            <w:pPr>
-              <w:spacing w:after="0"/>
-            </w:pPr>
-            <w:r>
-              <w:rPr>
-                <w:b w:val="0"/>
-                <w:i w:val="0"/>
-                <w:sz w:val="18"/>
-              </w:rPr>
               <w:t>KNS: KN tự học: chọn sách phù hợp, kiên trì đọc và rút ra điều bổ ích cho bản thân.</w:t>
             </w:r>
           </w:p>
@@ -5012,6 +5352,33 @@
                 <w:i w:val="0"/>
                 <w:sz w:val="18"/>
               </w:rPr>
+              <w:t>NLS-KT (Cơ bản 1): Trước khi đọc bài “CUỘC HỌP CỦA CHỮ VIẾT”, GV chiếu 2–3 hình ảnh hoặc một đoạn video ngắn về sự vật</w:t>
+            </w:r>
+          </w:p>
+          <w:p>
+            <w:pPr>
+              <w:spacing w:after="0"/>
+            </w:pPr>
+            <w:r>
+              <w:rPr>
+                <w:b w:val="0"/>
+                <w:i w:val="0"/>
+                <w:sz w:val="18"/>
+              </w:rPr>
+              <w:t>NLS-GT (Cơ bản 1): GV mở bản đọc mẫu do phát thanh viên thể hiện cho HS nghe một lần, dừng lại để HS nhận ra chỗ người đọc ngắt hơi</w:t>
+            </w:r>
+          </w:p>
+          <w:p>
+            <w:pPr>
+              <w:spacing w:after="0"/>
+            </w:pPr>
+            <w:r>
+              <w:rPr>
+                <w:b w:val="0"/>
+                <w:i w:val="0"/>
+                <w:sz w:val="18"/>
+              </w:rPr>
+              <w:t>NLS-AT: Hình ảnh, video minh hoạ do GV chọn trước từ nguồn tin cậy</w:t>
             </w:r>
           </w:p>
         </w:tc>
@@ -5126,6 +5493,33 @@
                 <w:i w:val="0"/>
                 <w:sz w:val="18"/>
               </w:rPr>
+              <w:t>NLS-KT (Cơ bản 1): Ở tiết “CUỘC HỌP CỦA CHỮ VIẾT – LUYỆN TỪ VÀ CÂU”, khi HS gặp một từ chưa hiểu</w:t>
+            </w:r>
+          </w:p>
+          <w:p>
+            <w:pPr>
+              <w:spacing w:after="0"/>
+            </w:pPr>
+            <w:r>
+              <w:rPr>
+                <w:b w:val="0"/>
+                <w:i w:val="0"/>
+                <w:sz w:val="18"/>
+              </w:rPr>
+              <w:t>NLS-GQVĐ (Cơ bản 1): GV chiếu một câu HS hay viết sai (thiếu dấu chấm, dùng sai dấu phẩy</w:t>
+            </w:r>
+          </w:p>
+          <w:p>
+            <w:pPr>
+              <w:spacing w:after="0"/>
+            </w:pPr>
+            <w:r>
+              <w:rPr>
+                <w:b w:val="0"/>
+                <w:i w:val="0"/>
+                <w:sz w:val="18"/>
+              </w:rPr>
+              <w:t>NLS-AT: Từ điển và công cụ trên máy chỉ để tra nghĩa, không dùng để làm hộ bài tập</w:t>
             </w:r>
           </w:p>
         </w:tc>
@@ -5240,6 +5634,45 @@
                 <w:i w:val="0"/>
                 <w:sz w:val="18"/>
               </w:rPr>
+              <w:t>NLS-ST (Cơ bản 1): Ở tiết “CUỘC HỌP CỦA CHỮ VIẾT – LUYỆN VIẾT ĐOẠN”, sau khi HS viết xong đoạn vào vở, GV dùng điện thoại chụp 2–3 bài</w:t>
+            </w:r>
+          </w:p>
+          <w:p>
+            <w:pPr>
+              <w:spacing w:after="0"/>
+            </w:pPr>
+            <w:r>
+              <w:rPr>
+                <w:b w:val="0"/>
+                <w:i w:val="0"/>
+                <w:sz w:val="18"/>
+              </w:rPr>
+              <w:t>NLS-GT (Cơ bản 1): GV hướng dẫn cả lớp cách góp ý cho bạn theo mẫu hai câu: “Tớ thích câu… vì…” và “Theo tớ, chỗ… nên sửa thành…”</w:t>
+            </w:r>
+          </w:p>
+          <w:p>
+            <w:pPr>
+              <w:spacing w:after="0"/>
+            </w:pPr>
+            <w:r>
+              <w:rPr>
+                <w:b w:val="0"/>
+                <w:i w:val="0"/>
+                <w:sz w:val="18"/>
+              </w:rPr>
+              <w:t>NLS-AT: Bài viết của HS là sản phẩm riêng: chỉ chiếu lên khi chính bạn ấy đồng ý</w:t>
+            </w:r>
+          </w:p>
+          <w:p>
+            <w:pPr>
+              <w:spacing w:after="0"/>
+            </w:pPr>
+            <w:r>
+              <w:rPr>
+                <w:b w:val="0"/>
+                <w:i w:val="0"/>
+                <w:sz w:val="18"/>
+              </w:rPr>
               <w:t>KNS: KN trình bày suy nghĩ, bày tỏ cảm xúc của bản thân bằng lời lẽ phù hợp.</w:t>
             </w:r>
           </w:p>
@@ -5370,6 +5803,45 @@
                 <w:i w:val="0"/>
                 <w:sz w:val="18"/>
               </w:rPr>
+              <w:t>NLS-KT (Cơ bản 1): Trước khi đọc bài “THƯ VIỆN”, GV chiếu 2–3 hình ảnh hoặc một đoạn video ngắn về sự vật, khung cảnh có trong bài (bãi biển, cánh rừng</w:t>
+            </w:r>
+          </w:p>
+          <w:p>
+            <w:pPr>
+              <w:spacing w:after="0"/>
+            </w:pPr>
+            <w:r>
+              <w:rPr>
+                <w:b w:val="0"/>
+                <w:i w:val="0"/>
+                <w:sz w:val="18"/>
+              </w:rPr>
+              <w:t>NLS-GT (Cơ bản 1): GV mở bản đọc mẫu do phát thanh viên thể hiện cho HS nghe một lần, dừng lại để HS nhận ra chỗ người đọc ngắt hơi</w:t>
+            </w:r>
+          </w:p>
+          <w:p>
+            <w:pPr>
+              <w:spacing w:after="0"/>
+            </w:pPr>
+            <w:r>
+              <w:rPr>
+                <w:b w:val="0"/>
+                <w:i w:val="0"/>
+                <w:sz w:val="18"/>
+              </w:rPr>
+              <w:t>NLS-AT: Hình ảnh, video minh hoạ do GV chọn trước từ nguồn tin cậy</w:t>
+            </w:r>
+          </w:p>
+          <w:p>
+            <w:pPr>
+              <w:spacing w:after="0"/>
+            </w:pPr>
+            <w:r>
+              <w:rPr>
+                <w:b w:val="0"/>
+                <w:i w:val="0"/>
+                <w:sz w:val="18"/>
+              </w:rPr>
               <w:t>KNS: KN giao tiếp: nói rõ ràng, biết lắng nghe, chờ đến lượt và tôn trọng ý kiến của bạn.</w:t>
             </w:r>
           </w:p>
@@ -5612,6 +6084,45 @@
                 <w:i w:val="0"/>
                 <w:sz w:val="18"/>
               </w:rPr>
+              <w:t>NLS-KT (Cơ bản 1): Trước khi đọc bài “NGÀY EM VÀO ĐỘI”, GV chiếu 2–3 hình ảnh hoặc một đoạn video ngắn về sự vật, khung cảnh có trong bài (bãi biển</w:t>
+            </w:r>
+          </w:p>
+          <w:p>
+            <w:pPr>
+              <w:spacing w:after="0"/>
+            </w:pPr>
+            <w:r>
+              <w:rPr>
+                <w:b w:val="0"/>
+                <w:i w:val="0"/>
+                <w:sz w:val="18"/>
+              </w:rPr>
+              <w:t>NLS-GT (Cơ bản 1): GV mở bản đọc mẫu do phát thanh viên thể hiện cho HS nghe một lần, dừng lại để HS nhận ra chỗ người đọc ngắt hơi</w:t>
+            </w:r>
+          </w:p>
+          <w:p>
+            <w:pPr>
+              <w:spacing w:after="0"/>
+            </w:pPr>
+            <w:r>
+              <w:rPr>
+                <w:b w:val="0"/>
+                <w:i w:val="0"/>
+                <w:sz w:val="18"/>
+              </w:rPr>
+              <w:t>NLS-AT: Hình ảnh, video minh hoạ do GV chọn trước từ nguồn tin cậy</w:t>
+            </w:r>
+          </w:p>
+          <w:p>
+            <w:pPr>
+              <w:spacing w:after="0"/>
+            </w:pPr>
+            <w:r>
+              <w:rPr>
+                <w:b w:val="0"/>
+                <w:i w:val="0"/>
+                <w:sz w:val="18"/>
+              </w:rPr>
               <w:t>KNS: KN tự học: chọn sách phù hợp, kiên trì đọc và rút ra điều bổ ích cho bản thân.</w:t>
             </w:r>
           </w:p>
@@ -5727,6 +6238,33 @@
                 <w:i w:val="0"/>
                 <w:sz w:val="18"/>
               </w:rPr>
+              <w:t>NLS-KT (Cơ bản 1): Ở tiết “NGÀY EM VÀO ĐỘI – LUYỆN TỪ VÀ CÂU”, khi HS gặp một từ chưa hiểu</w:t>
+            </w:r>
+          </w:p>
+          <w:p>
+            <w:pPr>
+              <w:spacing w:after="0"/>
+            </w:pPr>
+            <w:r>
+              <w:rPr>
+                <w:b w:val="0"/>
+                <w:i w:val="0"/>
+                <w:sz w:val="18"/>
+              </w:rPr>
+              <w:t>NLS-GQVĐ (Cơ bản 1): GV chiếu một câu HS hay viết sai (thiếu dấu chấm, dùng sai dấu phẩy</w:t>
+            </w:r>
+          </w:p>
+          <w:p>
+            <w:pPr>
+              <w:spacing w:after="0"/>
+            </w:pPr>
+            <w:r>
+              <w:rPr>
+                <w:b w:val="0"/>
+                <w:i w:val="0"/>
+                <w:sz w:val="18"/>
+              </w:rPr>
+              <w:t>NLS-AT: Từ điển và công cụ trên máy chỉ để tra nghĩa, không dùng để làm hộ bài tập</w:t>
             </w:r>
           </w:p>
         </w:tc>
@@ -5841,7 +6379,33 @@
                 <w:i w:val="0"/>
                 <w:sz w:val="18"/>
               </w:rPr>
-              <w:t>NLS-KT (Cơ bản 1): GV hướng dẫn HS tìm, chọn sách/truyện phù hợp ở thư viện lớp hoặc thư viện số; tập ghi lại tên sách, câu chuyện đã đọc.</w:t>
+              <w:t>NLS-KT (Cơ bản 1): Ở tiết “NGÀY EM VÀO ĐỘI – LUYỆN TỪ VÀ CÂU”, khi HS gặp một từ chưa hiểu</w:t>
+            </w:r>
+          </w:p>
+          <w:p>
+            <w:pPr>
+              <w:spacing w:after="0"/>
+            </w:pPr>
+            <w:r>
+              <w:rPr>
+                <w:b w:val="0"/>
+                <w:i w:val="0"/>
+                <w:sz w:val="18"/>
+              </w:rPr>
+              <w:t>NLS-GQVĐ (Cơ bản 1): GV chiếu một câu HS hay viết sai (thiếu dấu chấm, dùng sai dấu phẩy</w:t>
+            </w:r>
+          </w:p>
+          <w:p>
+            <w:pPr>
+              <w:spacing w:after="0"/>
+            </w:pPr>
+            <w:r>
+              <w:rPr>
+                <w:b w:val="0"/>
+                <w:i w:val="0"/>
+                <w:sz w:val="18"/>
+              </w:rPr>
+              <w:t>NLS-AT: Từ điển và công cụ trên máy chỉ để tra nghĩa, không dùng để làm hộ bài tập</w:t>
             </w:r>
           </w:p>
         </w:tc>
@@ -6201,6 +6765,45 @@
                 <w:i w:val="0"/>
                 <w:sz w:val="18"/>
               </w:rPr>
+              <w:t>NLS-GT (Cơ bản 1): Bài “NGƯỠNG CỬA” nói về tình cảm gia đình và tình làng nghĩa xóm. Sau khi tìm hiểu bài</w:t>
+            </w:r>
+          </w:p>
+          <w:p>
+            <w:pPr>
+              <w:spacing w:after="0"/>
+            </w:pPr>
+            <w:r>
+              <w:rPr>
+                <w:b w:val="0"/>
+                <w:i w:val="0"/>
+                <w:sz w:val="18"/>
+              </w:rPr>
+              <w:t>NLS-KT (Cơ bản 1): GV chiếu ảnh, đoạn phim ngắn minh hoạ khung cảnh trong bài (ngôi nhà, con ngõ, bữa cơm, phiên chợ quê) để HS hình dung rõ hơn</w:t>
+            </w:r>
+          </w:p>
+          <w:p>
+            <w:pPr>
+              <w:spacing w:after="0"/>
+            </w:pPr>
+            <w:r>
+              <w:rPr>
+                <w:b w:val="0"/>
+                <w:i w:val="0"/>
+                <w:sz w:val="18"/>
+              </w:rPr>
+              <w:t>NLS-AT: Lời yêu thương gửi người thân là chuyện riêng của mỗi gia đình</w:t>
+            </w:r>
+          </w:p>
+          <w:p>
+            <w:pPr>
+              <w:spacing w:after="0"/>
+            </w:pPr>
+            <w:r>
+              <w:rPr>
+                <w:b w:val="0"/>
+                <w:i w:val="0"/>
+                <w:sz w:val="18"/>
+              </w:rPr>
               <w:t>KNS: KN giao tiếp: nói rõ ràng, biết lắng nghe, chờ đến lượt và tôn trọng ý kiến của bạn.</w:t>
             </w:r>
           </w:p>
@@ -6443,6 +7046,33 @@
                 <w:i w:val="0"/>
                 <w:sz w:val="18"/>
               </w:rPr>
+              <w:t>NLS-GT (Cơ bản 1): Bài “MÓN QUÀ ĐẶC BIỆT” nói về tình cảm gia đình và tình làng nghĩa xóm. Sau khi tìm hiểu bài</w:t>
+            </w:r>
+          </w:p>
+          <w:p>
+            <w:pPr>
+              <w:spacing w:after="0"/>
+            </w:pPr>
+            <w:r>
+              <w:rPr>
+                <w:b w:val="0"/>
+                <w:i w:val="0"/>
+                <w:sz w:val="18"/>
+              </w:rPr>
+              <w:t>NLS-KT (Cơ bản 1): GV chiếu ảnh, đoạn phim ngắn minh hoạ khung cảnh trong bài (ngôi nhà, con ngõ, bữa cơm, phiên chợ quê) để HS hình dung rõ hơn</w:t>
+            </w:r>
+          </w:p>
+          <w:p>
+            <w:pPr>
+              <w:spacing w:after="0"/>
+            </w:pPr>
+            <w:r>
+              <w:rPr>
+                <w:b w:val="0"/>
+                <w:i w:val="0"/>
+                <w:sz w:val="18"/>
+              </w:rPr>
+              <w:t>NLS-AT: Lời yêu thương gửi người thân là chuyện riêng của mỗi gia đình</w:t>
             </w:r>
           </w:p>
         </w:tc>
@@ -6557,7 +7187,33 @@
                 <w:i w:val="0"/>
                 <w:sz w:val="18"/>
               </w:rPr>
-              <w:t>NLS-KT (Cơ bản 1): tra nghĩa từ bằng từ điển điện tử; đối chiếu ít nhất hai nguồn trước khi tin.</w:t>
+              <w:t>NLS-GT (Cơ bản 1): Bài “MÓN QUÀ ĐẶC BIỆT” nói về tình cảm gia đình và tình làng nghĩa xóm. Sau khi tìm hiểu bài</w:t>
+            </w:r>
+          </w:p>
+          <w:p>
+            <w:pPr>
+              <w:spacing w:after="0"/>
+            </w:pPr>
+            <w:r>
+              <w:rPr>
+                <w:b w:val="0"/>
+                <w:i w:val="0"/>
+                <w:sz w:val="18"/>
+              </w:rPr>
+              <w:t>NLS-KT (Cơ bản 1): GV chiếu ảnh, đoạn phim ngắn minh hoạ khung cảnh trong bài (ngôi nhà, con ngõ, bữa cơm, phiên chợ quê) để HS hình dung rõ hơn</w:t>
+            </w:r>
+          </w:p>
+          <w:p>
+            <w:pPr>
+              <w:spacing w:after="0"/>
+            </w:pPr>
+            <w:r>
+              <w:rPr>
+                <w:b w:val="0"/>
+                <w:i w:val="0"/>
+                <w:sz w:val="18"/>
+              </w:rPr>
+              <w:t>NLS-AT: Lời yêu thương gửi người thân là chuyện riêng của mỗi gia đình</w:t>
             </w:r>
           </w:p>
         </w:tc>
@@ -6672,7 +7328,33 @@
                 <w:i w:val="0"/>
                 <w:sz w:val="18"/>
               </w:rPr>
-              <w:t>AI-NB (Cơ bản 1): Làm quen gõ chữ và công cụ kiểm tra chính tả trên máy tính (nếu có) dưới sự hướng dẫn; HS tự viết là chính, trung thực.</w:t>
+              <w:t>NLS-GT (Cơ bản 1): Bài “MÓN QUÀ ĐẶC BIỆT” nói về tình cảm gia đình và tình làng nghĩa xóm. Sau khi tìm hiểu bài</w:t>
+            </w:r>
+          </w:p>
+          <w:p>
+            <w:pPr>
+              <w:spacing w:after="0"/>
+            </w:pPr>
+            <w:r>
+              <w:rPr>
+                <w:b w:val="0"/>
+                <w:i w:val="0"/>
+                <w:sz w:val="18"/>
+              </w:rPr>
+              <w:t>NLS-KT (Cơ bản 1): GV chiếu ảnh, đoạn phim ngắn minh hoạ khung cảnh trong bài (ngôi nhà, con ngõ, bữa cơm, phiên chợ quê) để HS hình dung rõ hơn</w:t>
+            </w:r>
+          </w:p>
+          <w:p>
+            <w:pPr>
+              <w:spacing w:after="0"/>
+            </w:pPr>
+            <w:r>
+              <w:rPr>
+                <w:b w:val="0"/>
+                <w:i w:val="0"/>
+                <w:sz w:val="18"/>
+              </w:rPr>
+              <w:t>NLS-AT: Lời yêu thương gửi người thân là chuyện riêng của mỗi gia đình</w:t>
             </w:r>
           </w:p>
           <w:p>
@@ -6815,6 +7497,45 @@
                 <w:i w:val="0"/>
                 <w:sz w:val="18"/>
               </w:rPr>
+              <w:t>NLS-GT (Cơ bản 1): Bài “KHI CẢ NHÀ BÉ TÍ” nói về tình cảm gia đình và tình làng nghĩa xóm. Sau khi tìm hiểu bài</w:t>
+            </w:r>
+          </w:p>
+          <w:p>
+            <w:pPr>
+              <w:spacing w:after="0"/>
+            </w:pPr>
+            <w:r>
+              <w:rPr>
+                <w:b w:val="0"/>
+                <w:i w:val="0"/>
+                <w:sz w:val="18"/>
+              </w:rPr>
+              <w:t>NLS-KT (Cơ bản 1): GV chiếu ảnh, đoạn phim ngắn minh hoạ khung cảnh trong bài (ngôi nhà, con ngõ, bữa cơm, phiên chợ quê) để HS hình dung rõ hơn</w:t>
+            </w:r>
+          </w:p>
+          <w:p>
+            <w:pPr>
+              <w:spacing w:after="0"/>
+            </w:pPr>
+            <w:r>
+              <w:rPr>
+                <w:b w:val="0"/>
+                <w:i w:val="0"/>
+                <w:sz w:val="18"/>
+              </w:rPr>
+              <w:t>NLS-AT: Lời yêu thương gửi người thân là chuyện riêng của mỗi gia đình</w:t>
+            </w:r>
+          </w:p>
+          <w:p>
+            <w:pPr>
+              <w:spacing w:after="0"/>
+            </w:pPr>
+            <w:r>
+              <w:rPr>
+                <w:b w:val="0"/>
+                <w:i w:val="0"/>
+                <w:sz w:val="18"/>
+              </w:rPr>
               <w:t>KNS: KN giao tiếp: nói rõ ràng, biết lắng nghe, chờ đến lượt và tôn trọng ý kiến của bạn.</w:t>
             </w:r>
           </w:p>
@@ -7057,6 +7778,45 @@
                 <w:i w:val="0"/>
                 <w:sz w:val="18"/>
               </w:rPr>
+              <w:t>NLS-GT (Cơ bản 1): Bài “TRÒ CHUYỆN CÙNG MẸ” nói về tình cảm gia đình và tình làng nghĩa xóm. Sau khi tìm hiểu bài</w:t>
+            </w:r>
+          </w:p>
+          <w:p>
+            <w:pPr>
+              <w:spacing w:after="0"/>
+            </w:pPr>
+            <w:r>
+              <w:rPr>
+                <w:b w:val="0"/>
+                <w:i w:val="0"/>
+                <w:sz w:val="18"/>
+              </w:rPr>
+              <w:t>NLS-KT (Cơ bản 1): GV chiếu ảnh, đoạn phim ngắn minh hoạ khung cảnh trong bài (ngôi nhà, con ngõ, bữa cơm, phiên chợ quê) để HS hình dung rõ hơn</w:t>
+            </w:r>
+          </w:p>
+          <w:p>
+            <w:pPr>
+              <w:spacing w:after="0"/>
+            </w:pPr>
+            <w:r>
+              <w:rPr>
+                <w:b w:val="0"/>
+                <w:i w:val="0"/>
+                <w:sz w:val="18"/>
+              </w:rPr>
+              <w:t>NLS-AT: Lời yêu thương gửi người thân là chuyện riêng của mỗi gia đình</w:t>
+            </w:r>
+          </w:p>
+          <w:p>
+            <w:pPr>
+              <w:spacing w:after="0"/>
+            </w:pPr>
+            <w:r>
+              <w:rPr>
+                <w:b w:val="0"/>
+                <w:i w:val="0"/>
+                <w:sz w:val="18"/>
+              </w:rPr>
               <w:t>KNS: KN tự học: chọn sách phù hợp, kiên trì đọc và rút ra điều bổ ích cho bản thân.</w:t>
             </w:r>
           </w:p>
@@ -7172,6 +7932,33 @@
                 <w:i w:val="0"/>
                 <w:sz w:val="18"/>
               </w:rPr>
+              <w:t>NLS-KT (Cơ bản 1): Ở tiết “TRÒ CHUYỆN CÙNG MẸ – LUYỆN TỪ VÀ CÂU”, khi HS gặp một từ chưa hiểu</w:t>
+            </w:r>
+          </w:p>
+          <w:p>
+            <w:pPr>
+              <w:spacing w:after="0"/>
+            </w:pPr>
+            <w:r>
+              <w:rPr>
+                <w:b w:val="0"/>
+                <w:i w:val="0"/>
+                <w:sz w:val="18"/>
+              </w:rPr>
+              <w:t>NLS-GQVĐ (Cơ bản 1): GV chiếu một câu HS hay viết sai (thiếu dấu chấm, dùng sai dấu phẩy</w:t>
+            </w:r>
+          </w:p>
+          <w:p>
+            <w:pPr>
+              <w:spacing w:after="0"/>
+            </w:pPr>
+            <w:r>
+              <w:rPr>
+                <w:b w:val="0"/>
+                <w:i w:val="0"/>
+                <w:sz w:val="18"/>
+              </w:rPr>
+              <w:t>NLS-AT: Từ điển và công cụ trên máy chỉ để tra nghĩa, không dùng để làm hộ bài tập</w:t>
             </w:r>
           </w:p>
         </w:tc>
@@ -7286,7 +8073,33 @@
                 <w:i w:val="0"/>
                 <w:sz w:val="18"/>
               </w:rPr>
-              <w:t>NLS-GT (Cơ bản 1): HS tập nói, lắng nghe lịch sự; làm quen sử dụng tranh ảnh/thiết bị trình chiếu đơn giản khi chia sẻ (có hướng dẫn của GV).</w:t>
+              <w:t>NLS-ST (Cơ bản 1): Ở tiết “TRÒ CHUYỆN CÙNG MẸ – LUYỆN VIẾT ĐOẠN”, sau khi HS viết xong đoạn vào vở, GV dùng điện thoại chụp 2–3 bài</w:t>
+            </w:r>
+          </w:p>
+          <w:p>
+            <w:pPr>
+              <w:spacing w:after="0"/>
+            </w:pPr>
+            <w:r>
+              <w:rPr>
+                <w:b w:val="0"/>
+                <w:i w:val="0"/>
+                <w:sz w:val="18"/>
+              </w:rPr>
+              <w:t>NLS-GT (Cơ bản 1): GV hướng dẫn cả lớp cách góp ý cho bạn theo mẫu hai câu: “Tớ thích câu… vì…” và “Theo tớ, chỗ… nên sửa thành…”</w:t>
+            </w:r>
+          </w:p>
+          <w:p>
+            <w:pPr>
+              <w:spacing w:after="0"/>
+            </w:pPr>
+            <w:r>
+              <w:rPr>
+                <w:b w:val="0"/>
+                <w:i w:val="0"/>
+                <w:sz w:val="18"/>
+              </w:rPr>
+              <w:t>NLS-AT: Bài viết của HS là sản phẩm riêng: chỉ chiếu lên khi chính bạn ấy đồng ý</w:t>
             </w:r>
           </w:p>
           <w:p>
@@ -7429,6 +8242,45 @@
                 <w:i w:val="0"/>
                 <w:sz w:val="18"/>
               </w:rPr>
+              <w:t>NLS-GT (Cơ bản 1): Bài “TIA NẮNG BÉ NHỎ” nói về tình cảm gia đình và tình làng nghĩa xóm. Sau khi tìm hiểu bài</w:t>
+            </w:r>
+          </w:p>
+          <w:p>
+            <w:pPr>
+              <w:spacing w:after="0"/>
+            </w:pPr>
+            <w:r>
+              <w:rPr>
+                <w:b w:val="0"/>
+                <w:i w:val="0"/>
+                <w:sz w:val="18"/>
+              </w:rPr>
+              <w:t>NLS-KT (Cơ bản 1): GV chiếu ảnh, đoạn phim ngắn minh hoạ khung cảnh trong bài (ngôi nhà, con ngõ, bữa cơm, phiên chợ quê) để HS hình dung rõ hơn</w:t>
+            </w:r>
+          </w:p>
+          <w:p>
+            <w:pPr>
+              <w:spacing w:after="0"/>
+            </w:pPr>
+            <w:r>
+              <w:rPr>
+                <w:b w:val="0"/>
+                <w:i w:val="0"/>
+                <w:sz w:val="18"/>
+              </w:rPr>
+              <w:t>NLS-AT: Lời yêu thương gửi người thân là chuyện riêng của mỗi gia đình</w:t>
+            </w:r>
+          </w:p>
+          <w:p>
+            <w:pPr>
+              <w:spacing w:after="0"/>
+            </w:pPr>
+            <w:r>
+              <w:rPr>
+                <w:b w:val="0"/>
+                <w:i w:val="0"/>
+                <w:sz w:val="18"/>
+              </w:rPr>
               <w:t>KNS: KN giao tiếp: nói rõ ràng, biết lắng nghe, chờ đến lượt và tôn trọng ý kiến của bạn.</w:t>
             </w:r>
           </w:p>
@@ -7671,6 +8523,33 @@
                 <w:i w:val="0"/>
                 <w:sz w:val="18"/>
               </w:rPr>
+              <w:t>NLS-GT (Cơ bản 1): Bài “ĐỂ CHÁU NẮM TAY ÔNG” nói về tình cảm gia đình và tình làng nghĩa xóm. Sau khi tìm hiểu bài</w:t>
+            </w:r>
+          </w:p>
+          <w:p>
+            <w:pPr>
+              <w:spacing w:after="0"/>
+            </w:pPr>
+            <w:r>
+              <w:rPr>
+                <w:b w:val="0"/>
+                <w:i w:val="0"/>
+                <w:sz w:val="18"/>
+              </w:rPr>
+              <w:t>NLS-KT (Cơ bản 1): GV chiếu ảnh, đoạn phim ngắn minh hoạ khung cảnh trong bài (ngôi nhà, con ngõ, bữa cơm, phiên chợ quê) để HS hình dung rõ hơn</w:t>
+            </w:r>
+          </w:p>
+          <w:p>
+            <w:pPr>
+              <w:spacing w:after="0"/>
+            </w:pPr>
+            <w:r>
+              <w:rPr>
+                <w:b w:val="0"/>
+                <w:i w:val="0"/>
+                <w:sz w:val="18"/>
+              </w:rPr>
+              <w:t>NLS-AT: Lời yêu thương gửi người thân là chuyện riêng của mỗi gia đình</w:t>
             </w:r>
           </w:p>
         </w:tc>
@@ -7785,6 +8664,33 @@
                 <w:i w:val="0"/>
                 <w:sz w:val="18"/>
               </w:rPr>
+              <w:t>NLS-KT (Cơ bản 1): Ở tiết “ĐỂ CHÁU NẮM TAY ÔNG – LUYỆN TỪ VÀ CÂU”, khi HS gặp một từ chưa hiểu</w:t>
+            </w:r>
+          </w:p>
+          <w:p>
+            <w:pPr>
+              <w:spacing w:after="0"/>
+            </w:pPr>
+            <w:r>
+              <w:rPr>
+                <w:b w:val="0"/>
+                <w:i w:val="0"/>
+                <w:sz w:val="18"/>
+              </w:rPr>
+              <w:t>NLS-GQVĐ (Cơ bản 1): GV chiếu một câu HS hay viết sai (thiếu dấu chấm, dùng sai dấu phẩy</w:t>
+            </w:r>
+          </w:p>
+          <w:p>
+            <w:pPr>
+              <w:spacing w:after="0"/>
+            </w:pPr>
+            <w:r>
+              <w:rPr>
+                <w:b w:val="0"/>
+                <w:i w:val="0"/>
+                <w:sz w:val="18"/>
+              </w:rPr>
+              <w:t>NLS-AT: Từ điển và công cụ trên máy chỉ để tra nghĩa, không dùng để làm hộ bài tập</w:t>
             </w:r>
           </w:p>
         </w:tc>
@@ -8029,6 +8935,45 @@
                 <w:i w:val="0"/>
                 <w:sz w:val="18"/>
               </w:rPr>
+              <w:t>NLS-GT (Cơ bản 1): Bài “TÔI YÊU EM TÔI” nói về tình cảm gia đình và tình làng nghĩa xóm. Sau khi tìm hiểu bài</w:t>
+            </w:r>
+          </w:p>
+          <w:p>
+            <w:pPr>
+              <w:spacing w:after="0"/>
+            </w:pPr>
+            <w:r>
+              <w:rPr>
+                <w:b w:val="0"/>
+                <w:i w:val="0"/>
+                <w:sz w:val="18"/>
+              </w:rPr>
+              <w:t>NLS-KT (Cơ bản 1): GV chiếu ảnh, đoạn phim ngắn minh hoạ khung cảnh trong bài (ngôi nhà, con ngõ, bữa cơm, phiên chợ quê) để HS hình dung rõ hơn</w:t>
+            </w:r>
+          </w:p>
+          <w:p>
+            <w:pPr>
+              <w:spacing w:after="0"/>
+            </w:pPr>
+            <w:r>
+              <w:rPr>
+                <w:b w:val="0"/>
+                <w:i w:val="0"/>
+                <w:sz w:val="18"/>
+              </w:rPr>
+              <w:t>NLS-AT: Lời yêu thương gửi người thân là chuyện riêng của mỗi gia đình</w:t>
+            </w:r>
+          </w:p>
+          <w:p>
+            <w:pPr>
+              <w:spacing w:after="0"/>
+            </w:pPr>
+            <w:r>
+              <w:rPr>
+                <w:b w:val="0"/>
+                <w:i w:val="0"/>
+                <w:sz w:val="18"/>
+              </w:rPr>
               <w:t>KNS: KN giao tiếp: nói rõ ràng, biết lắng nghe, chờ đến lượt và tôn trọng ý kiến của bạn.</w:t>
             </w:r>
           </w:p>
@@ -8271,6 +9216,45 @@
                 <w:i w:val="0"/>
                 <w:sz w:val="18"/>
               </w:rPr>
+              <w:t>NLS-GT (Cơ bản 1): Bài “BẠN NHỎ TRONG NHÀ” nói về tình cảm gia đình và tình làng nghĩa xóm. Sau khi tìm hiểu bài</w:t>
+            </w:r>
+          </w:p>
+          <w:p>
+            <w:pPr>
+              <w:spacing w:after="0"/>
+            </w:pPr>
+            <w:r>
+              <w:rPr>
+                <w:b w:val="0"/>
+                <w:i w:val="0"/>
+                <w:sz w:val="18"/>
+              </w:rPr>
+              <w:t>NLS-KT (Cơ bản 1): GV chiếu ảnh, đoạn phim ngắn minh hoạ khung cảnh trong bài (ngôi nhà, con ngõ, bữa cơm, phiên chợ quê) để HS hình dung rõ hơn</w:t>
+            </w:r>
+          </w:p>
+          <w:p>
+            <w:pPr>
+              <w:spacing w:after="0"/>
+            </w:pPr>
+            <w:r>
+              <w:rPr>
+                <w:b w:val="0"/>
+                <w:i w:val="0"/>
+                <w:sz w:val="18"/>
+              </w:rPr>
+              <w:t>NLS-AT: Lời yêu thương gửi người thân là chuyện riêng của mỗi gia đình</w:t>
+            </w:r>
+          </w:p>
+          <w:p>
+            <w:pPr>
+              <w:spacing w:after="0"/>
+            </w:pPr>
+            <w:r>
+              <w:rPr>
+                <w:b w:val="0"/>
+                <w:i w:val="0"/>
+                <w:sz w:val="18"/>
+              </w:rPr>
               <w:t>KNS: KN tự học: chọn sách phù hợp, kiên trì đọc và rút ra điều bổ ích cho bản thân.</w:t>
             </w:r>
           </w:p>
@@ -8386,6 +9370,33 @@
                 <w:i w:val="0"/>
                 <w:sz w:val="18"/>
               </w:rPr>
+              <w:t>NLS-KT (Cơ bản 1): Ở tiết “BẠN NHỎ TRONG NHÀ – LUYỆN TỪ VÀ CÂU”, khi HS gặp một từ chưa hiểu</w:t>
+            </w:r>
+          </w:p>
+          <w:p>
+            <w:pPr>
+              <w:spacing w:after="0"/>
+            </w:pPr>
+            <w:r>
+              <w:rPr>
+                <w:b w:val="0"/>
+                <w:i w:val="0"/>
+                <w:sz w:val="18"/>
+              </w:rPr>
+              <w:t>NLS-GQVĐ (Cơ bản 1): GV chiếu một câu HS hay viết sai (thiếu dấu chấm, dùng sai dấu phẩy</w:t>
+            </w:r>
+          </w:p>
+          <w:p>
+            <w:pPr>
+              <w:spacing w:after="0"/>
+            </w:pPr>
+            <w:r>
+              <w:rPr>
+                <w:b w:val="0"/>
+                <w:i w:val="0"/>
+                <w:sz w:val="18"/>
+              </w:rPr>
+              <w:t>NLS-AT: Từ điển và công cụ trên máy chỉ để tra nghĩa, không dùng để làm hộ bài tập</w:t>
             </w:r>
           </w:p>
         </w:tc>
@@ -8500,19 +9511,6 @@
                 <w:i w:val="0"/>
                 <w:sz w:val="18"/>
               </w:rPr>
-              <w:t>NLS-KT (Cơ bản 1): GV hướng dẫn HS tìm, chọn sách/truyện phù hợp ở thư viện lớp hoặc thư viện số; tập ghi lại tên sách, câu chuyện đã đọc.</w:t>
-            </w:r>
-          </w:p>
-          <w:p>
-            <w:pPr>
-              <w:spacing w:after="0"/>
-            </w:pPr>
-            <w:r>
-              <w:rPr>
-                <w:b w:val="0"/>
-                <w:i w:val="0"/>
-                <w:sz w:val="18"/>
-              </w:rPr>
               <w:t>KNS: KN trình bày suy nghĩ, bày tỏ cảm xúc của bản thân bằng lời lẽ phù hợp.</w:t>
             </w:r>
           </w:p>
@@ -8643,6 +9641,45 @@
                 <w:i w:val="0"/>
                 <w:sz w:val="18"/>
               </w:rPr>
+              <w:t>NLS-GT (Cơ bản 1): Bài “NHỮNG BẬC ĐÁ CHẠM MÂY” nói về tình cảm gia đình và tình làng nghĩa xóm. Sau khi tìm hiểu bài</w:t>
+            </w:r>
+          </w:p>
+          <w:p>
+            <w:pPr>
+              <w:spacing w:after="0"/>
+            </w:pPr>
+            <w:r>
+              <w:rPr>
+                <w:b w:val="0"/>
+                <w:i w:val="0"/>
+                <w:sz w:val="18"/>
+              </w:rPr>
+              <w:t>NLS-KT (Cơ bản 1): GV chiếu ảnh, đoạn phim ngắn minh hoạ khung cảnh trong bài (ngôi nhà, con ngõ, bữa cơm, phiên chợ quê) để HS hình dung rõ hơn</w:t>
+            </w:r>
+          </w:p>
+          <w:p>
+            <w:pPr>
+              <w:spacing w:after="0"/>
+            </w:pPr>
+            <w:r>
+              <w:rPr>
+                <w:b w:val="0"/>
+                <w:i w:val="0"/>
+                <w:sz w:val="18"/>
+              </w:rPr>
+              <w:t>NLS-AT: Lời yêu thương gửi người thân là chuyện riêng của mỗi gia đình</w:t>
+            </w:r>
+          </w:p>
+          <w:p>
+            <w:pPr>
+              <w:spacing w:after="0"/>
+            </w:pPr>
+            <w:r>
+              <w:rPr>
+                <w:b w:val="0"/>
+                <w:i w:val="0"/>
+                <w:sz w:val="18"/>
+              </w:rPr>
               <w:t>KNS: KN giao tiếp: nói rõ ràng, biết lắng nghe, chờ đến lượt và tôn trọng ý kiến của bạn.</w:t>
             </w:r>
           </w:p>
@@ -8886,6 +9923,33 @@
                 <w:i w:val="0"/>
                 <w:sz w:val="18"/>
               </w:rPr>
+              <w:t>NLS-GT (Cơ bản 1): Bài “ĐI TÌM MẶT TRỜI” nói về tình cảm gia đình và tình làng nghĩa xóm. Sau khi tìm hiểu bài</w:t>
+            </w:r>
+          </w:p>
+          <w:p>
+            <w:pPr>
+              <w:spacing w:after="0"/>
+            </w:pPr>
+            <w:r>
+              <w:rPr>
+                <w:b w:val="0"/>
+                <w:i w:val="0"/>
+                <w:sz w:val="18"/>
+              </w:rPr>
+              <w:t>NLS-KT (Cơ bản 1): GV chiếu ảnh, đoạn phim ngắn minh hoạ khung cảnh trong bài (ngôi nhà, con ngõ, bữa cơm, phiên chợ quê) để HS hình dung rõ hơn</w:t>
+            </w:r>
+          </w:p>
+          <w:p>
+            <w:pPr>
+              <w:spacing w:after="0"/>
+            </w:pPr>
+            <w:r>
+              <w:rPr>
+                <w:b w:val="0"/>
+                <w:i w:val="0"/>
+                <w:sz w:val="18"/>
+              </w:rPr>
+              <w:t>NLS-AT: Lời yêu thương gửi người thân là chuyện riêng của mỗi gia đình</w:t>
             </w:r>
           </w:p>
         </w:tc>
@@ -9000,7 +10064,33 @@
                 <w:i w:val="0"/>
                 <w:sz w:val="18"/>
               </w:rPr>
-              <w:t>NLS-KT (Cơ bản 1): tra nghĩa từ bằng từ điển điện tử; đối chiếu ít nhất hai nguồn trước khi tin.</w:t>
+              <w:t>NLS-KT (Cơ bản 1): Ở tiết “ĐI TÌM MẶT TRỜI – LUYỆN TỪ VÀ CÂU”, khi HS gặp một từ chưa hiểu</w:t>
+            </w:r>
+          </w:p>
+          <w:p>
+            <w:pPr>
+              <w:spacing w:after="0"/>
+            </w:pPr>
+            <w:r>
+              <w:rPr>
+                <w:b w:val="0"/>
+                <w:i w:val="0"/>
+                <w:sz w:val="18"/>
+              </w:rPr>
+              <w:t>NLS-GQVĐ (Cơ bản 1): GV chiếu một câu HS hay viết sai (thiếu dấu chấm, dùng sai dấu phẩy</w:t>
+            </w:r>
+          </w:p>
+          <w:p>
+            <w:pPr>
+              <w:spacing w:after="0"/>
+            </w:pPr>
+            <w:r>
+              <w:rPr>
+                <w:b w:val="0"/>
+                <w:i w:val="0"/>
+                <w:sz w:val="18"/>
+              </w:rPr>
+              <w:t>NLS-AT: Từ điển và công cụ trên máy chỉ để tra nghĩa, không dùng để làm hộ bài tập</w:t>
             </w:r>
           </w:p>
         </w:tc>
@@ -9115,7 +10205,33 @@
                 <w:i w:val="0"/>
                 <w:sz w:val="18"/>
               </w:rPr>
-              <w:t>AI-NB (Cơ bản 1): Làm quen gõ chữ và công cụ kiểm tra chính tả trên máy tính (nếu có) dưới sự hướng dẫn; HS tự viết là chính, trung thực.</w:t>
+              <w:t>NLS-ST (Cơ bản 1): Ở tiết “ĐI TÌM MẶT TRỜI – LUYỆN VIẾT ĐOẠN”, sau khi HS viết xong đoạn vào vở, GV dùng điện thoại chụp 2–3 bài</w:t>
+            </w:r>
+          </w:p>
+          <w:p>
+            <w:pPr>
+              <w:spacing w:after="0"/>
+            </w:pPr>
+            <w:r>
+              <w:rPr>
+                <w:b w:val="0"/>
+                <w:i w:val="0"/>
+                <w:sz w:val="18"/>
+              </w:rPr>
+              <w:t>NLS-GT (Cơ bản 1): GV hướng dẫn cả lớp cách góp ý cho bạn theo mẫu hai câu: “Tớ thích câu… vì…” và “Theo tớ, chỗ… nên sửa thành…”</w:t>
+            </w:r>
+          </w:p>
+          <w:p>
+            <w:pPr>
+              <w:spacing w:after="0"/>
+            </w:pPr>
+            <w:r>
+              <w:rPr>
+                <w:b w:val="0"/>
+                <w:i w:val="0"/>
+                <w:sz w:val="18"/>
+              </w:rPr>
+              <w:t>NLS-AT: Bài viết của HS là sản phẩm riêng: chỉ chiếu lên khi chính bạn ấy đồng ý</w:t>
             </w:r>
           </w:p>
           <w:p>
@@ -9258,6 +10374,45 @@
                 <w:i w:val="0"/>
                 <w:sz w:val="18"/>
               </w:rPr>
+              <w:t>NLS-GT (Cơ bản 1): Bài “NHỮNG CHIẾC ÁO ẤM” nói về tình cảm gia đình và tình làng nghĩa xóm. Sau khi tìm hiểu bài</w:t>
+            </w:r>
+          </w:p>
+          <w:p>
+            <w:pPr>
+              <w:spacing w:after="0"/>
+            </w:pPr>
+            <w:r>
+              <w:rPr>
+                <w:b w:val="0"/>
+                <w:i w:val="0"/>
+                <w:sz w:val="18"/>
+              </w:rPr>
+              <w:t>NLS-KT (Cơ bản 1): GV chiếu ảnh, đoạn phim ngắn minh hoạ khung cảnh trong bài (ngôi nhà, con ngõ, bữa cơm, phiên chợ quê) để HS hình dung rõ hơn</w:t>
+            </w:r>
+          </w:p>
+          <w:p>
+            <w:pPr>
+              <w:spacing w:after="0"/>
+            </w:pPr>
+            <w:r>
+              <w:rPr>
+                <w:b w:val="0"/>
+                <w:i w:val="0"/>
+                <w:sz w:val="18"/>
+              </w:rPr>
+              <w:t>NLS-AT: Lời yêu thương gửi người thân là chuyện riêng của mỗi gia đình</w:t>
+            </w:r>
+          </w:p>
+          <w:p>
+            <w:pPr>
+              <w:spacing w:after="0"/>
+            </w:pPr>
+            <w:r>
+              <w:rPr>
+                <w:b w:val="0"/>
+                <w:i w:val="0"/>
+                <w:sz w:val="18"/>
+              </w:rPr>
               <w:t>KNS: KN giao tiếp: nói rõ ràng, biết lắng nghe, chờ đến lượt và tôn trọng ý kiến của bạn.</w:t>
             </w:r>
           </w:p>
@@ -9500,6 +10655,45 @@
                 <w:i w:val="0"/>
                 <w:sz w:val="18"/>
               </w:rPr>
+              <w:t>NLS-GT (Cơ bản 1): Bài “CON ĐƯỜNG CỦA BÉ” nói về tình cảm gia đình và tình làng nghĩa xóm. Sau khi tìm hiểu bài</w:t>
+            </w:r>
+          </w:p>
+          <w:p>
+            <w:pPr>
+              <w:spacing w:after="0"/>
+            </w:pPr>
+            <w:r>
+              <w:rPr>
+                <w:b w:val="0"/>
+                <w:i w:val="0"/>
+                <w:sz w:val="18"/>
+              </w:rPr>
+              <w:t>NLS-KT (Cơ bản 1): GV chiếu ảnh, đoạn phim ngắn minh hoạ khung cảnh trong bài (ngôi nhà, con ngõ, bữa cơm, phiên chợ quê) để HS hình dung rõ hơn</w:t>
+            </w:r>
+          </w:p>
+          <w:p>
+            <w:pPr>
+              <w:spacing w:after="0"/>
+            </w:pPr>
+            <w:r>
+              <w:rPr>
+                <w:b w:val="0"/>
+                <w:i w:val="0"/>
+                <w:sz w:val="18"/>
+              </w:rPr>
+              <w:t>NLS-AT: Lời yêu thương gửi người thân là chuyện riêng của mỗi gia đình</w:t>
+            </w:r>
+          </w:p>
+          <w:p>
+            <w:pPr>
+              <w:spacing w:after="0"/>
+            </w:pPr>
+            <w:r>
+              <w:rPr>
+                <w:b w:val="0"/>
+                <w:i w:val="0"/>
+                <w:sz w:val="18"/>
+              </w:rPr>
               <w:t>KNS: KN tự học: chọn sách phù hợp, kiên trì đọc và rút ra điều bổ ích cho bản thân.</w:t>
             </w:r>
           </w:p>
@@ -9615,6 +10809,33 @@
                 <w:i w:val="0"/>
                 <w:sz w:val="18"/>
               </w:rPr>
+              <w:t>NLS-KT (Cơ bản 1): Ở tiết “CON ĐƯỜNG CỦA BÉ – LUYỆN TỪ VÀ CÂU”, khi HS gặp một từ chưa hiểu</w:t>
+            </w:r>
+          </w:p>
+          <w:p>
+            <w:pPr>
+              <w:spacing w:after="0"/>
+            </w:pPr>
+            <w:r>
+              <w:rPr>
+                <w:b w:val="0"/>
+                <w:i w:val="0"/>
+                <w:sz w:val="18"/>
+              </w:rPr>
+              <w:t>NLS-GQVĐ (Cơ bản 1): GV chiếu một câu HS hay viết sai (thiếu dấu chấm, dùng sai dấu phẩy</w:t>
+            </w:r>
+          </w:p>
+          <w:p>
+            <w:pPr>
+              <w:spacing w:after="0"/>
+            </w:pPr>
+            <w:r>
+              <w:rPr>
+                <w:b w:val="0"/>
+                <w:i w:val="0"/>
+                <w:sz w:val="18"/>
+              </w:rPr>
+              <w:t>NLS-AT: Từ điển và công cụ trên máy chỉ để tra nghĩa, không dùng để làm hộ bài tập</w:t>
             </w:r>
           </w:p>
         </w:tc>
@@ -9729,7 +10950,33 @@
                 <w:i w:val="0"/>
                 <w:sz w:val="18"/>
               </w:rPr>
-              <w:t>NLS-GT (Cơ bản 1): HS tập nói, lắng nghe lịch sự; làm quen sử dụng tranh ảnh/thiết bị trình chiếu đơn giản khi chia sẻ (có hướng dẫn của GV).</w:t>
+              <w:t>NLS-ST (Cơ bản 1): Ở tiết “CON ĐƯỜNG CỦA BÉ – LUYỆN VIẾT ĐOẠN”, sau khi HS viết xong đoạn vào vở, GV dùng điện thoại chụp 2–3 bài</w:t>
+            </w:r>
+          </w:p>
+          <w:p>
+            <w:pPr>
+              <w:spacing w:after="0"/>
+            </w:pPr>
+            <w:r>
+              <w:rPr>
+                <w:b w:val="0"/>
+                <w:i w:val="0"/>
+                <w:sz w:val="18"/>
+              </w:rPr>
+              <w:t>NLS-GT (Cơ bản 1): GV hướng dẫn cả lớp cách góp ý cho bạn theo mẫu hai câu: “Tớ thích câu… vì…” và “Theo tớ, chỗ… nên sửa thành…”</w:t>
+            </w:r>
+          </w:p>
+          <w:p>
+            <w:pPr>
+              <w:spacing w:after="0"/>
+            </w:pPr>
+            <w:r>
+              <w:rPr>
+                <w:b w:val="0"/>
+                <w:i w:val="0"/>
+                <w:sz w:val="18"/>
+              </w:rPr>
+              <w:t>NLS-AT: Bài viết của HS là sản phẩm riêng: chỉ chiếu lên khi chính bạn ấy đồng ý</w:t>
             </w:r>
           </w:p>
           <w:p>
@@ -9872,6 +11119,45 @@
                 <w:i w:val="0"/>
                 <w:sz w:val="18"/>
               </w:rPr>
+              <w:t>NLS-GT (Cơ bản 1): Bài “NGÔI NHÀ TRONG CỎ” nói về tình cảm gia đình và tình làng nghĩa xóm. Sau khi tìm hiểu bài</w:t>
+            </w:r>
+          </w:p>
+          <w:p>
+            <w:pPr>
+              <w:spacing w:after="0"/>
+            </w:pPr>
+            <w:r>
+              <w:rPr>
+                <w:b w:val="0"/>
+                <w:i w:val="0"/>
+                <w:sz w:val="18"/>
+              </w:rPr>
+              <w:t>NLS-KT (Cơ bản 1): GV chiếu ảnh, đoạn phim ngắn minh hoạ khung cảnh trong bài (ngôi nhà, con ngõ, bữa cơm, phiên chợ quê) để HS hình dung rõ hơn</w:t>
+            </w:r>
+          </w:p>
+          <w:p>
+            <w:pPr>
+              <w:spacing w:after="0"/>
+            </w:pPr>
+            <w:r>
+              <w:rPr>
+                <w:b w:val="0"/>
+                <w:i w:val="0"/>
+                <w:sz w:val="18"/>
+              </w:rPr>
+              <w:t>NLS-AT: Lời yêu thương gửi người thân là chuyện riêng của mỗi gia đình</w:t>
+            </w:r>
+          </w:p>
+          <w:p>
+            <w:pPr>
+              <w:spacing w:after="0"/>
+            </w:pPr>
+            <w:r>
+              <w:rPr>
+                <w:b w:val="0"/>
+                <w:i w:val="0"/>
+                <w:sz w:val="18"/>
+              </w:rPr>
               <w:t>KNS: KN giao tiếp: nói rõ ràng, biết lắng nghe, chờ đến lượt và tôn trọng ý kiến của bạn.</w:t>
             </w:r>
           </w:p>
@@ -10114,6 +11400,33 @@
                 <w:i w:val="0"/>
                 <w:sz w:val="18"/>
               </w:rPr>
+              <w:t>NLS-GT (Cơ bản 1): Bài “NHỮNG NGỌN HẢI ĐĂNG” nói về tình cảm gia đình và tình làng nghĩa xóm. Sau khi tìm hiểu bài</w:t>
+            </w:r>
+          </w:p>
+          <w:p>
+            <w:pPr>
+              <w:spacing w:after="0"/>
+            </w:pPr>
+            <w:r>
+              <w:rPr>
+                <w:b w:val="0"/>
+                <w:i w:val="0"/>
+                <w:sz w:val="18"/>
+              </w:rPr>
+              <w:t>NLS-KT (Cơ bản 1): GV chiếu ảnh, đoạn phim ngắn minh hoạ khung cảnh trong bài (ngôi nhà, con ngõ, bữa cơm, phiên chợ quê) để HS hình dung rõ hơn</w:t>
+            </w:r>
+          </w:p>
+          <w:p>
+            <w:pPr>
+              <w:spacing w:after="0"/>
+            </w:pPr>
+            <w:r>
+              <w:rPr>
+                <w:b w:val="0"/>
+                <w:i w:val="0"/>
+                <w:sz w:val="18"/>
+              </w:rPr>
+              <w:t>NLS-AT: Lời yêu thương gửi người thân là chuyện riêng của mỗi gia đình</w:t>
             </w:r>
           </w:p>
         </w:tc>
@@ -10228,6 +11541,33 @@
                 <w:i w:val="0"/>
                 <w:sz w:val="18"/>
               </w:rPr>
+              <w:t>NLS-KT (Cơ bản 1): Ở tiết “NHỮNG NGỌN HẢI ĐĂNG – LUYỆN TỪ VÀ CÂU”, khi HS gặp một từ chưa hiểu</w:t>
+            </w:r>
+          </w:p>
+          <w:p>
+            <w:pPr>
+              <w:spacing w:after="0"/>
+            </w:pPr>
+            <w:r>
+              <w:rPr>
+                <w:b w:val="0"/>
+                <w:i w:val="0"/>
+                <w:sz w:val="18"/>
+              </w:rPr>
+              <w:t>NLS-GQVĐ (Cơ bản 1): GV chiếu một câu HS hay viết sai (thiếu dấu chấm, dùng sai dấu phẩy</w:t>
+            </w:r>
+          </w:p>
+          <w:p>
+            <w:pPr>
+              <w:spacing w:after="0"/>
+            </w:pPr>
+            <w:r>
+              <w:rPr>
+                <w:b w:val="0"/>
+                <w:i w:val="0"/>
+                <w:sz w:val="18"/>
+              </w:rPr>
+              <w:t>NLS-AT: Từ điển và công cụ trên máy chỉ để tra nghĩa, không dùng để làm hộ bài tập</w:t>
             </w:r>
           </w:p>
         </w:tc>
@@ -10472,6 +11812,45 @@
                 <w:i w:val="0"/>
                 <w:sz w:val="18"/>
               </w:rPr>
+              <w:t>NLS-GT (Cơ bản 1): Bài “NGƯỜI LÀM ĐỒ CHƠI” nói về tình cảm gia đình và tình làng nghĩa xóm. Sau khi tìm hiểu bài</w:t>
+            </w:r>
+          </w:p>
+          <w:p>
+            <w:pPr>
+              <w:spacing w:after="0"/>
+            </w:pPr>
+            <w:r>
+              <w:rPr>
+                <w:b w:val="0"/>
+                <w:i w:val="0"/>
+                <w:sz w:val="18"/>
+              </w:rPr>
+              <w:t>NLS-KT (Cơ bản 1): GV chiếu ảnh, đoạn phim ngắn minh hoạ khung cảnh trong bài (ngôi nhà, con ngõ, bữa cơm, phiên chợ quê) để HS hình dung rõ hơn</w:t>
+            </w:r>
+          </w:p>
+          <w:p>
+            <w:pPr>
+              <w:spacing w:after="0"/>
+            </w:pPr>
+            <w:r>
+              <w:rPr>
+                <w:b w:val="0"/>
+                <w:i w:val="0"/>
+                <w:sz w:val="18"/>
+              </w:rPr>
+              <w:t>NLS-AT: Lời yêu thương gửi người thân là chuyện riêng của mỗi gia đình</w:t>
+            </w:r>
+          </w:p>
+          <w:p>
+            <w:pPr>
+              <w:spacing w:after="0"/>
+            </w:pPr>
+            <w:r>
+              <w:rPr>
+                <w:b w:val="0"/>
+                <w:i w:val="0"/>
+                <w:sz w:val="18"/>
+              </w:rPr>
               <w:t>KNS: KN giao tiếp: nói rõ ràng, biết lắng nghe, chờ đến lượt và tôn trọng ý kiến của bạn.</w:t>
             </w:r>
           </w:p>
@@ -10714,6 +12093,45 @@
                 <w:i w:val="0"/>
                 <w:sz w:val="18"/>
               </w:rPr>
+              <w:t>NLS-GT (Cơ bản 1): Bài “CÂY BÚT THẦN” nói về tình cảm gia đình và tình làng nghĩa xóm. Sau khi tìm hiểu bài</w:t>
+            </w:r>
+          </w:p>
+          <w:p>
+            <w:pPr>
+              <w:spacing w:after="0"/>
+            </w:pPr>
+            <w:r>
+              <w:rPr>
+                <w:b w:val="0"/>
+                <w:i w:val="0"/>
+                <w:sz w:val="18"/>
+              </w:rPr>
+              <w:t>NLS-KT (Cơ bản 1): GV chiếu ảnh, đoạn phim ngắn minh hoạ khung cảnh trong bài (ngôi nhà, con ngõ, bữa cơm, phiên chợ quê) để HS hình dung rõ hơn</w:t>
+            </w:r>
+          </w:p>
+          <w:p>
+            <w:pPr>
+              <w:spacing w:after="0"/>
+            </w:pPr>
+            <w:r>
+              <w:rPr>
+                <w:b w:val="0"/>
+                <w:i w:val="0"/>
+                <w:sz w:val="18"/>
+              </w:rPr>
+              <w:t>NLS-AT: Lời yêu thương gửi người thân là chuyện riêng của mỗi gia đình</w:t>
+            </w:r>
+          </w:p>
+          <w:p>
+            <w:pPr>
+              <w:spacing w:after="0"/>
+            </w:pPr>
+            <w:r>
+              <w:rPr>
+                <w:b w:val="0"/>
+                <w:i w:val="0"/>
+                <w:sz w:val="18"/>
+              </w:rPr>
               <w:t>KNS: KN tự học: chọn sách phù hợp, kiên trì đọc và rút ra điều bổ ích cho bản thân.</w:t>
             </w:r>
           </w:p>
@@ -10829,6 +12247,33 @@
                 <w:i w:val="0"/>
                 <w:sz w:val="18"/>
               </w:rPr>
+              <w:t>NLS-KT (Cơ bản 1): Ở tiết “CÂY BÚT THẦN – LUYỆN TỪ VÀ CÂU”, khi HS gặp một từ chưa hiểu, GV mở từ điển tiếng Việt bản điện tử trên máy</w:t>
+            </w:r>
+          </w:p>
+          <w:p>
+            <w:pPr>
+              <w:spacing w:after="0"/>
+            </w:pPr>
+            <w:r>
+              <w:rPr>
+                <w:b w:val="0"/>
+                <w:i w:val="0"/>
+                <w:sz w:val="18"/>
+              </w:rPr>
+              <w:t>NLS-GQVĐ (Cơ bản 1): GV chiếu một câu HS hay viết sai (thiếu dấu chấm, dùng sai dấu phẩy</w:t>
+            </w:r>
+          </w:p>
+          <w:p>
+            <w:pPr>
+              <w:spacing w:after="0"/>
+            </w:pPr>
+            <w:r>
+              <w:rPr>
+                <w:b w:val="0"/>
+                <w:i w:val="0"/>
+                <w:sz w:val="18"/>
+              </w:rPr>
+              <w:t>NLS-AT: Từ điển và công cụ trên máy chỉ để tra nghĩa, không dùng để làm hộ bài tập</w:t>
             </w:r>
           </w:p>
         </w:tc>
@@ -10937,19 +12382,6 @@
               <w:spacing w:after="0"/>
             </w:pPr>
             <w:r/>
-            <w:r>
-              <w:rPr>
-                <w:b w:val="0"/>
-                <w:i w:val="0"/>
-                <w:sz w:val="18"/>
-              </w:rPr>
-              <w:t>NLS-KT (Cơ bản 1): GV hướng dẫn HS tìm, chọn sách/truyện phù hợp ở thư viện lớp hoặc thư viện số; tập ghi lại tên sách, câu chuyện đã đọc.</w:t>
-            </w:r>
-          </w:p>
-          <w:p>
-            <w:pPr>
-              <w:spacing w:after="0"/>
-            </w:pPr>
             <w:r>
               <w:rPr>
                 <w:b w:val="0"/>
@@ -11340,6 +12772,45 @@
                 <w:i w:val="0"/>
                 <w:sz w:val="18"/>
               </w:rPr>
+              <w:t>NLS-KT (Cơ bản 1): Bài “BẦU TRỜI” thuộc mạch thiên nhiên và sáng tạo. GV chiếu video thật về hiện tượng, con vật, loài cây được nói tới trong bài (mưa rơi</w:t>
+            </w:r>
+          </w:p>
+          <w:p>
+            <w:pPr>
+              <w:spacing w:after="0"/>
+            </w:pPr>
+            <w:r>
+              <w:rPr>
+                <w:b w:val="0"/>
+                <w:i w:val="0"/>
+                <w:sz w:val="18"/>
+              </w:rPr>
+              <w:t>NLS-ST (Cơ bản 1): GV cho HS chọn một câu văn, câu thơ mình thích nhất trong bài, đọc to lên</w:t>
+            </w:r>
+          </w:p>
+          <w:p>
+            <w:pPr>
+              <w:spacing w:after="0"/>
+            </w:pPr>
+            <w:r>
+              <w:rPr>
+                <w:b w:val="0"/>
+                <w:i w:val="0"/>
+                <w:sz w:val="18"/>
+              </w:rPr>
+              <w:t>NLS-AT: Video, ảnh về thiên nhiên do GV chọn trước; trên mạng có nhiều clip cảnh săn bắt</w:t>
+            </w:r>
+          </w:p>
+          <w:p>
+            <w:pPr>
+              <w:spacing w:after="0"/>
+            </w:pPr>
+            <w:r>
+              <w:rPr>
+                <w:b w:val="0"/>
+                <w:i w:val="0"/>
+                <w:sz w:val="18"/>
+              </w:rPr>
               <w:t>KNS: KN giao tiếp: nói rõ ràng, biết lắng nghe, chờ đến lượt và tôn trọng ý kiến của bạn.</w:t>
             </w:r>
           </w:p>
@@ -11582,6 +13053,33 @@
                 <w:i w:val="0"/>
                 <w:sz w:val="18"/>
               </w:rPr>
+              <w:t>NLS-KT (Cơ bản 1): Bài “MƯA” thuộc mạch thiên nhiên và sáng tạo. GV chiếu video thật về hiện tượng, con vật, loài cây được nói tới trong bài (mưa rơi</w:t>
+            </w:r>
+          </w:p>
+          <w:p>
+            <w:pPr>
+              <w:spacing w:after="0"/>
+            </w:pPr>
+            <w:r>
+              <w:rPr>
+                <w:b w:val="0"/>
+                <w:i w:val="0"/>
+                <w:sz w:val="18"/>
+              </w:rPr>
+              <w:t>NLS-ST (Cơ bản 1): GV cho HS chọn một câu văn, câu thơ mình thích nhất trong bài, đọc to lên</w:t>
+            </w:r>
+          </w:p>
+          <w:p>
+            <w:pPr>
+              <w:spacing w:after="0"/>
+            </w:pPr>
+            <w:r>
+              <w:rPr>
+                <w:b w:val="0"/>
+                <w:i w:val="0"/>
+                <w:sz w:val="18"/>
+              </w:rPr>
+              <w:t>NLS-AT: Video, ảnh về thiên nhiên do GV chọn trước; trên mạng có nhiều clip cảnh săn bắt</w:t>
             </w:r>
           </w:p>
         </w:tc>
@@ -11696,7 +13194,33 @@
                 <w:i w:val="0"/>
                 <w:sz w:val="18"/>
               </w:rPr>
-              <w:t>NLS-KT (Cơ bản 1): tra nghĩa từ bằng từ điển điện tử; đối chiếu ít nhất hai nguồn trước khi tin.</w:t>
+              <w:t>NLS-KT (Cơ bản 1): Ở tiết “MƯA – LUYỆN TỪ VÀ CÂU – MỞ RỘNG VỐN TỪ VỀ CÁC HIỆN TƯỢNG TỰ NHIÊN. – CÂU CẢM, CÂU KHIẾN”</w:t>
+            </w:r>
+          </w:p>
+          <w:p>
+            <w:pPr>
+              <w:spacing w:after="0"/>
+            </w:pPr>
+            <w:r>
+              <w:rPr>
+                <w:b w:val="0"/>
+                <w:i w:val="0"/>
+                <w:sz w:val="18"/>
+              </w:rPr>
+              <w:t>NLS-GQVĐ (Cơ bản 1): GV chiếu một câu HS hay viết sai (thiếu dấu chấm, dùng sai dấu phẩy</w:t>
+            </w:r>
+          </w:p>
+          <w:p>
+            <w:pPr>
+              <w:spacing w:after="0"/>
+            </w:pPr>
+            <w:r>
+              <w:rPr>
+                <w:b w:val="0"/>
+                <w:i w:val="0"/>
+                <w:sz w:val="18"/>
+              </w:rPr>
+              <w:t>NLS-AT: Từ điển và công cụ trên máy chỉ để tra nghĩa, không dùng để làm hộ bài tập</w:t>
             </w:r>
           </w:p>
         </w:tc>
@@ -11811,7 +13335,33 @@
                 <w:i w:val="0"/>
                 <w:sz w:val="18"/>
               </w:rPr>
-              <w:t>AI-NB (Cơ bản 1): Làm quen gõ chữ và công cụ kiểm tra chính tả trên máy tính (nếu có) dưới sự hướng dẫn; HS tự viết là chính, trung thực.</w:t>
+              <w:t>NLS-ST (Cơ bản 1): Ở tiết “MƯA – LUYỆN VIẾT ĐOẠN – VIẾT ĐOẠN VĂN KỂ LẠI DIỄN BIẾN – CỦA MỘT HOẠT ĐỘNG NGOÀI TRỜI”</w:t>
+            </w:r>
+          </w:p>
+          <w:p>
+            <w:pPr>
+              <w:spacing w:after="0"/>
+            </w:pPr>
+            <w:r>
+              <w:rPr>
+                <w:b w:val="0"/>
+                <w:i w:val="0"/>
+                <w:sz w:val="18"/>
+              </w:rPr>
+              <w:t>NLS-GT (Cơ bản 1): GV hướng dẫn cả lớp cách góp ý cho bạn theo mẫu hai câu: “Tớ thích câu… vì…” và “Theo tớ, chỗ… nên sửa thành…”</w:t>
+            </w:r>
+          </w:p>
+          <w:p>
+            <w:pPr>
+              <w:spacing w:after="0"/>
+            </w:pPr>
+            <w:r>
+              <w:rPr>
+                <w:b w:val="0"/>
+                <w:i w:val="0"/>
+                <w:sz w:val="18"/>
+              </w:rPr>
+              <w:t>NLS-AT: Bài viết của HS là sản phẩm riêng: chỉ chiếu lên khi chính bạn ấy đồng ý</w:t>
             </w:r>
           </w:p>
           <w:p>
@@ -11954,6 +13504,45 @@
                 <w:i w:val="0"/>
                 <w:sz w:val="18"/>
               </w:rPr>
+              <w:t>NLS-KT (Cơ bản 1): Bài “CÓC KIỆN TRỜI” thuộc mạch thiên nhiên và sáng tạo. GV chiếu video thật về hiện tượng, con vật</w:t>
+            </w:r>
+          </w:p>
+          <w:p>
+            <w:pPr>
+              <w:spacing w:after="0"/>
+            </w:pPr>
+            <w:r>
+              <w:rPr>
+                <w:b w:val="0"/>
+                <w:i w:val="0"/>
+                <w:sz w:val="18"/>
+              </w:rPr>
+              <w:t>NLS-ST (Cơ bản 1): GV cho HS chọn một câu văn, câu thơ mình thích nhất trong bài, đọc to lên</w:t>
+            </w:r>
+          </w:p>
+          <w:p>
+            <w:pPr>
+              <w:spacing w:after="0"/>
+            </w:pPr>
+            <w:r>
+              <w:rPr>
+                <w:b w:val="0"/>
+                <w:i w:val="0"/>
+                <w:sz w:val="18"/>
+              </w:rPr>
+              <w:t>NLS-AT: Video, ảnh về thiên nhiên do GV chọn trước; trên mạng có nhiều clip cảnh săn bắt</w:t>
+            </w:r>
+          </w:p>
+          <w:p>
+            <w:pPr>
+              <w:spacing w:after="0"/>
+            </w:pPr>
+            <w:r>
+              <w:rPr>
+                <w:b w:val="0"/>
+                <w:i w:val="0"/>
+                <w:sz w:val="18"/>
+              </w:rPr>
               <w:t>KNS: KN giao tiếp: nói rõ ràng, biết lắng nghe, chờ đến lượt và tôn trọng ý kiến của bạn.</w:t>
             </w:r>
           </w:p>
@@ -12197,6 +13786,45 @@
                 <w:i w:val="0"/>
                 <w:sz w:val="18"/>
               </w:rPr>
+              <w:t>NLS-KT (Cơ bản 1): Bài “NHỮNG CÁI TÊN ĐÁNG YÊU” thuộc mạch thiên nhiên và sáng tạo. GV chiếu video thật về hiện tượng, con vật</w:t>
+            </w:r>
+          </w:p>
+          <w:p>
+            <w:pPr>
+              <w:spacing w:after="0"/>
+            </w:pPr>
+            <w:r>
+              <w:rPr>
+                <w:b w:val="0"/>
+                <w:i w:val="0"/>
+                <w:sz w:val="18"/>
+              </w:rPr>
+              <w:t>NLS-ST (Cơ bản 1): GV cho HS chọn một câu văn, câu thơ mình thích nhất trong bài, đọc to lên</w:t>
+            </w:r>
+          </w:p>
+          <w:p>
+            <w:pPr>
+              <w:spacing w:after="0"/>
+            </w:pPr>
+            <w:r>
+              <w:rPr>
+                <w:b w:val="0"/>
+                <w:i w:val="0"/>
+                <w:sz w:val="18"/>
+              </w:rPr>
+              <w:t>NLS-AT: Video, ảnh về thiên nhiên do GV chọn trước; trên mạng có nhiều clip cảnh săn bắt</w:t>
+            </w:r>
+          </w:p>
+          <w:p>
+            <w:pPr>
+              <w:spacing w:after="0"/>
+            </w:pPr>
+            <w:r>
+              <w:rPr>
+                <w:b w:val="0"/>
+                <w:i w:val="0"/>
+                <w:sz w:val="18"/>
+              </w:rPr>
               <w:t>KNS: KN tự học: chọn sách phù hợp, kiên trì đọc và rút ra điều bổ ích cho bản thân.</w:t>
             </w:r>
           </w:p>
@@ -12312,6 +13940,33 @@
                 <w:i w:val="0"/>
                 <w:sz w:val="18"/>
               </w:rPr>
+              <w:t>NLS-KT (Cơ bản 1): Ở tiết “NHỮNG CÁI TÊN ĐÁNG YÊU – LUYỆN TỪ VÀ CÂU”, khi HS gặp một từ chưa hiểu</w:t>
+            </w:r>
+          </w:p>
+          <w:p>
+            <w:pPr>
+              <w:spacing w:after="0"/>
+            </w:pPr>
+            <w:r>
+              <w:rPr>
+                <w:b w:val="0"/>
+                <w:i w:val="0"/>
+                <w:sz w:val="18"/>
+              </w:rPr>
+              <w:t>NLS-GQVĐ (Cơ bản 1): GV chiếu một câu HS hay viết sai (thiếu dấu chấm, dùng sai dấu phẩy</w:t>
+            </w:r>
+          </w:p>
+          <w:p>
+            <w:pPr>
+              <w:spacing w:after="0"/>
+            </w:pPr>
+            <w:r>
+              <w:rPr>
+                <w:b w:val="0"/>
+                <w:i w:val="0"/>
+                <w:sz w:val="18"/>
+              </w:rPr>
+              <w:t>NLS-AT: Từ điển và công cụ trên máy chỉ để tra nghĩa, không dùng để làm hộ bài tập</w:t>
             </w:r>
           </w:p>
         </w:tc>
@@ -12426,7 +14081,33 @@
                 <w:i w:val="0"/>
                 <w:sz w:val="18"/>
               </w:rPr>
-              <w:t>NLS-GT (Cơ bản 1): HS tập nói, lắng nghe lịch sự; làm quen sử dụng tranh ảnh/thiết bị trình chiếu đơn giản khi chia sẻ (có hướng dẫn của GV).</w:t>
+              <w:t>NLS-ST (Cơ bản 1): Ở tiết “NHỮNG CÁI TÊN ĐÁNG YÊU – LUYỆN VIẾT ĐOẠN”, sau khi HS viết xong đoạn vào vở, GV dùng điện thoại chụp 2–3 bài</w:t>
+            </w:r>
+          </w:p>
+          <w:p>
+            <w:pPr>
+              <w:spacing w:after="0"/>
+            </w:pPr>
+            <w:r>
+              <w:rPr>
+                <w:b w:val="0"/>
+                <w:i w:val="0"/>
+                <w:sz w:val="18"/>
+              </w:rPr>
+              <w:t>NLS-GT (Cơ bản 1): GV hướng dẫn cả lớp cách góp ý cho bạn theo mẫu hai câu: “Tớ thích câu… vì…” và “Theo tớ, chỗ… nên sửa thành…”</w:t>
+            </w:r>
+          </w:p>
+          <w:p>
+            <w:pPr>
+              <w:spacing w:after="0"/>
+            </w:pPr>
+            <w:r>
+              <w:rPr>
+                <w:b w:val="0"/>
+                <w:i w:val="0"/>
+                <w:sz w:val="18"/>
+              </w:rPr>
+              <w:t>NLS-AT: Bài viết của HS là sản phẩm riêng: chỉ chiếu lên khi chính bạn ấy đồng ý</w:t>
             </w:r>
           </w:p>
           <w:p>
@@ -12569,6 +14250,45 @@
                 <w:i w:val="0"/>
                 <w:sz w:val="18"/>
               </w:rPr>
+              <w:t>NLS-KT (Cơ bản 1): Bài “NGÀY HỘI RỪNG XANH” thuộc mạch thiên nhiên và sáng tạo. GV chiếu video thật về hiện tượng, con vật</w:t>
+            </w:r>
+          </w:p>
+          <w:p>
+            <w:pPr>
+              <w:spacing w:after="0"/>
+            </w:pPr>
+            <w:r>
+              <w:rPr>
+                <w:b w:val="0"/>
+                <w:i w:val="0"/>
+                <w:sz w:val="18"/>
+              </w:rPr>
+              <w:t>NLS-ST (Cơ bản 1): GV cho HS chọn một câu văn, câu thơ mình thích nhất trong bài, đọc to lên</w:t>
+            </w:r>
+          </w:p>
+          <w:p>
+            <w:pPr>
+              <w:spacing w:after="0"/>
+            </w:pPr>
+            <w:r>
+              <w:rPr>
+                <w:b w:val="0"/>
+                <w:i w:val="0"/>
+                <w:sz w:val="18"/>
+              </w:rPr>
+              <w:t>NLS-AT: Video, ảnh về thiên nhiên do GV chọn trước; trên mạng có nhiều clip cảnh săn bắt</w:t>
+            </w:r>
+          </w:p>
+          <w:p>
+            <w:pPr>
+              <w:spacing w:after="0"/>
+            </w:pPr>
+            <w:r>
+              <w:rPr>
+                <w:b w:val="0"/>
+                <w:i w:val="0"/>
+                <w:sz w:val="18"/>
+              </w:rPr>
               <w:t>KNS: KN giao tiếp: nói rõ ràng, biết lắng nghe, chờ đến lượt và tôn trọng ý kiến của bạn.</w:t>
             </w:r>
           </w:p>
@@ -12811,6 +14531,33 @@
                 <w:i w:val="0"/>
                 <w:sz w:val="18"/>
               </w:rPr>
+              <w:t>NLS-KT (Cơ bản 1): Bài “CÂY GẠO” thuộc mạch thiên nhiên và sáng tạo. GV chiếu video thật về hiện tượng, con vật, loài cây được nói tới trong bài (mưa rơi</w:t>
+            </w:r>
+          </w:p>
+          <w:p>
+            <w:pPr>
+              <w:spacing w:after="0"/>
+            </w:pPr>
+            <w:r>
+              <w:rPr>
+                <w:b w:val="0"/>
+                <w:i w:val="0"/>
+                <w:sz w:val="18"/>
+              </w:rPr>
+              <w:t>NLS-ST (Cơ bản 1): GV cho HS chọn một câu văn, câu thơ mình thích nhất trong bài, đọc to lên</w:t>
+            </w:r>
+          </w:p>
+          <w:p>
+            <w:pPr>
+              <w:spacing w:after="0"/>
+            </w:pPr>
+            <w:r>
+              <w:rPr>
+                <w:b w:val="0"/>
+                <w:i w:val="0"/>
+                <w:sz w:val="18"/>
+              </w:rPr>
+              <w:t>NLS-AT: Video, ảnh về thiên nhiên do GV chọn trước; trên mạng có nhiều clip cảnh săn bắt</w:t>
             </w:r>
           </w:p>
         </w:tc>
@@ -12925,6 +14672,33 @@
                 <w:i w:val="0"/>
                 <w:sz w:val="18"/>
               </w:rPr>
+              <w:t>NLS-KT (Cơ bản 1): Ở tiết “CÂY GẠO – LUYỆN TỪ VÀ CÂU”, khi HS gặp một từ chưa hiểu, GV mở từ điển tiếng Việt bản điện tử trên máy</w:t>
+            </w:r>
+          </w:p>
+          <w:p>
+            <w:pPr>
+              <w:spacing w:after="0"/>
+            </w:pPr>
+            <w:r>
+              <w:rPr>
+                <w:b w:val="0"/>
+                <w:i w:val="0"/>
+                <w:sz w:val="18"/>
+              </w:rPr>
+              <w:t>NLS-GQVĐ (Cơ bản 1): GV chiếu một câu HS hay viết sai (thiếu dấu chấm, dùng sai dấu phẩy</w:t>
+            </w:r>
+          </w:p>
+          <w:p>
+            <w:pPr>
+              <w:spacing w:after="0"/>
+            </w:pPr>
+            <w:r>
+              <w:rPr>
+                <w:b w:val="0"/>
+                <w:i w:val="0"/>
+                <w:sz w:val="18"/>
+              </w:rPr>
+              <w:t>NLS-AT: Từ điển và công cụ trên máy chỉ để tra nghĩa, không dùng để làm hộ bài tập</w:t>
             </w:r>
           </w:p>
         </w:tc>
@@ -13039,6 +14813,45 @@
                 <w:i w:val="0"/>
                 <w:sz w:val="18"/>
               </w:rPr>
+              <w:t>NLS-ST (Cơ bản 1): Ở tiết “CÂY GẠO – LUYỆN VIẾT ĐOẠN”, sau khi HS viết xong đoạn vào vở, GV dùng điện thoại chụp 2–3 bài</w:t>
+            </w:r>
+          </w:p>
+          <w:p>
+            <w:pPr>
+              <w:spacing w:after="0"/>
+            </w:pPr>
+            <w:r>
+              <w:rPr>
+                <w:b w:val="0"/>
+                <w:i w:val="0"/>
+                <w:sz w:val="18"/>
+              </w:rPr>
+              <w:t>NLS-GT (Cơ bản 1): GV hướng dẫn cả lớp cách góp ý cho bạn theo mẫu hai câu: “Tớ thích câu… vì…” và “Theo tớ, chỗ… nên sửa thành…”</w:t>
+            </w:r>
+          </w:p>
+          <w:p>
+            <w:pPr>
+              <w:spacing w:after="0"/>
+            </w:pPr>
+            <w:r>
+              <w:rPr>
+                <w:b w:val="0"/>
+                <w:i w:val="0"/>
+                <w:sz w:val="18"/>
+              </w:rPr>
+              <w:t>NLS-AT: Bài viết của HS là sản phẩm riêng: chỉ chiếu lên khi chính bạn ấy đồng ý</w:t>
+            </w:r>
+          </w:p>
+          <w:p>
+            <w:pPr>
+              <w:spacing w:after="0"/>
+            </w:pPr>
+            <w:r>
+              <w:rPr>
+                <w:b w:val="0"/>
+                <w:i w:val="0"/>
+                <w:sz w:val="18"/>
+              </w:rPr>
               <w:t>KNS: KN trình bày suy nghĩ, bày tỏ cảm xúc của bản thân bằng lời lẽ phù hợp.</w:t>
             </w:r>
           </w:p>
@@ -13169,6 +14982,45 @@
                 <w:i w:val="0"/>
                 <w:sz w:val="18"/>
               </w:rPr>
+              <w:t>NLS-KT (Cơ bản 1): Bài “MẶT TRỜI XANH CỦA TÔI” thuộc mạch thiên nhiên và sáng tạo. GV chiếu video thật về hiện tượng, con vật</w:t>
+            </w:r>
+          </w:p>
+          <w:p>
+            <w:pPr>
+              <w:spacing w:after="0"/>
+            </w:pPr>
+            <w:r>
+              <w:rPr>
+                <w:b w:val="0"/>
+                <w:i w:val="0"/>
+                <w:sz w:val="18"/>
+              </w:rPr>
+              <w:t>NLS-ST (Cơ bản 1): GV cho HS chọn một câu văn, câu thơ mình thích nhất trong bài, đọc to lên</w:t>
+            </w:r>
+          </w:p>
+          <w:p>
+            <w:pPr>
+              <w:spacing w:after="0"/>
+            </w:pPr>
+            <w:r>
+              <w:rPr>
+                <w:b w:val="0"/>
+                <w:i w:val="0"/>
+                <w:sz w:val="18"/>
+              </w:rPr>
+              <w:t>NLS-AT: Video, ảnh về thiên nhiên do GV chọn trước; trên mạng có nhiều clip cảnh săn bắt</w:t>
+            </w:r>
+          </w:p>
+          <w:p>
+            <w:pPr>
+              <w:spacing w:after="0"/>
+            </w:pPr>
+            <w:r>
+              <w:rPr>
+                <w:b w:val="0"/>
+                <w:i w:val="0"/>
+                <w:sz w:val="18"/>
+              </w:rPr>
               <w:t>KNS: KN giao tiếp: nói rõ ràng, biết lắng nghe, chờ đến lượt và tôn trọng ý kiến của bạn.</w:t>
             </w:r>
           </w:p>
@@ -13411,6 +15263,45 @@
                 <w:i w:val="0"/>
                 <w:sz w:val="18"/>
               </w:rPr>
+              <w:t>NLS-KT (Cơ bản 1): Bài “BẦY VOI RỪNG TRƯỜNG SƠN” thuộc mạch thiên nhiên và sáng tạo. GV chiếu video thật về hiện tượng, con vật</w:t>
+            </w:r>
+          </w:p>
+          <w:p>
+            <w:pPr>
+              <w:spacing w:after="0"/>
+            </w:pPr>
+            <w:r>
+              <w:rPr>
+                <w:b w:val="0"/>
+                <w:i w:val="0"/>
+                <w:sz w:val="18"/>
+              </w:rPr>
+              <w:t>NLS-ST (Cơ bản 1): GV cho HS chọn một câu văn, câu thơ mình thích nhất trong bài, đọc to lên</w:t>
+            </w:r>
+          </w:p>
+          <w:p>
+            <w:pPr>
+              <w:spacing w:after="0"/>
+            </w:pPr>
+            <w:r>
+              <w:rPr>
+                <w:b w:val="0"/>
+                <w:i w:val="0"/>
+                <w:sz w:val="18"/>
+              </w:rPr>
+              <w:t>NLS-AT: Video, ảnh về thiên nhiên do GV chọn trước; trên mạng có nhiều clip cảnh săn bắt</w:t>
+            </w:r>
+          </w:p>
+          <w:p>
+            <w:pPr>
+              <w:spacing w:after="0"/>
+            </w:pPr>
+            <w:r>
+              <w:rPr>
+                <w:b w:val="0"/>
+                <w:i w:val="0"/>
+                <w:sz w:val="18"/>
+              </w:rPr>
               <w:t>KNS: KN tự học: chọn sách phù hợp, kiên trì đọc và rút ra điều bổ ích cho bản thân.</w:t>
             </w:r>
           </w:p>
@@ -13526,6 +15417,33 @@
                 <w:i w:val="0"/>
                 <w:sz w:val="18"/>
               </w:rPr>
+              <w:t>NLS-KT (Cơ bản 1): Ở tiết “BẦY VOI RỪNG TRƯỜNG SƠN – LUYỆN TỪ VÀ CÂU”, khi HS gặp một từ chưa hiểu</w:t>
+            </w:r>
+          </w:p>
+          <w:p>
+            <w:pPr>
+              <w:spacing w:after="0"/>
+            </w:pPr>
+            <w:r>
+              <w:rPr>
+                <w:b w:val="0"/>
+                <w:i w:val="0"/>
+                <w:sz w:val="18"/>
+              </w:rPr>
+              <w:t>NLS-GQVĐ (Cơ bản 1): GV chiếu một câu HS hay viết sai (thiếu dấu chấm, dùng sai dấu phẩy</w:t>
+            </w:r>
+          </w:p>
+          <w:p>
+            <w:pPr>
+              <w:spacing w:after="0"/>
+            </w:pPr>
+            <w:r>
+              <w:rPr>
+                <w:b w:val="0"/>
+                <w:i w:val="0"/>
+                <w:sz w:val="18"/>
+              </w:rPr>
+              <w:t>NLS-AT: Từ điển và công cụ trên máy chỉ để tra nghĩa, không dùng để làm hộ bài tập</w:t>
             </w:r>
           </w:p>
         </w:tc>
@@ -13640,7 +15558,33 @@
                 <w:i w:val="0"/>
                 <w:sz w:val="18"/>
               </w:rPr>
-              <w:t>NLS-KT (Cơ bản 1): GV hướng dẫn HS tìm, chọn sách/truyện phù hợp ở thư viện lớp hoặc thư viện số; tập ghi lại tên sách, câu chuyện đã đọc.</w:t>
+              <w:t>NLS-ST (Cơ bản 1): Ở tiết “BẦY VOI RỪNG TRƯỜNG SƠN – LUYỆN VIẾT ĐOẠN”, sau khi HS viết xong đoạn vào vở, GV dùng điện thoại chụp 2–3 bài</w:t>
+            </w:r>
+          </w:p>
+          <w:p>
+            <w:pPr>
+              <w:spacing w:after="0"/>
+            </w:pPr>
+            <w:r>
+              <w:rPr>
+                <w:b w:val="0"/>
+                <w:i w:val="0"/>
+                <w:sz w:val="18"/>
+              </w:rPr>
+              <w:t>NLS-GT (Cơ bản 1): GV hướng dẫn cả lớp cách góp ý cho bạn theo mẫu hai câu: “Tớ thích câu… vì…” và “Theo tớ, chỗ… nên sửa thành…”</w:t>
+            </w:r>
+          </w:p>
+          <w:p>
+            <w:pPr>
+              <w:spacing w:after="0"/>
+            </w:pPr>
+            <w:r>
+              <w:rPr>
+                <w:b w:val="0"/>
+                <w:i w:val="0"/>
+                <w:sz w:val="18"/>
+              </w:rPr>
+              <w:t>NLS-AT: Bài viết của HS là sản phẩm riêng: chỉ chiếu lên khi chính bạn ấy đồng ý</w:t>
             </w:r>
           </w:p>
           <w:p>
@@ -13783,6 +15727,45 @@
                 <w:i w:val="0"/>
                 <w:sz w:val="18"/>
               </w:rPr>
+              <w:t>NLS-KT (Cơ bản 1): Bài “LỜI KÊU GỌI TOÀN DÂN TẬP THỂ DỤC” thuộc mạch thiên nhiên và sáng tạo. GV chiếu video thật về hiện tượng, con vật</w:t>
+            </w:r>
+          </w:p>
+          <w:p>
+            <w:pPr>
+              <w:spacing w:after="0"/>
+            </w:pPr>
+            <w:r>
+              <w:rPr>
+                <w:b w:val="0"/>
+                <w:i w:val="0"/>
+                <w:sz w:val="18"/>
+              </w:rPr>
+              <w:t>NLS-ST (Cơ bản 1): GV cho HS chọn một câu văn, câu thơ mình thích nhất trong bài, đọc to lên</w:t>
+            </w:r>
+          </w:p>
+          <w:p>
+            <w:pPr>
+              <w:spacing w:after="0"/>
+            </w:pPr>
+            <w:r>
+              <w:rPr>
+                <w:b w:val="0"/>
+                <w:i w:val="0"/>
+                <w:sz w:val="18"/>
+              </w:rPr>
+              <w:t>NLS-AT: Video, ảnh về thiên nhiên do GV chọn trước; trên mạng có nhiều clip cảnh săn bắt</w:t>
+            </w:r>
+          </w:p>
+          <w:p>
+            <w:pPr>
+              <w:spacing w:after="0"/>
+            </w:pPr>
+            <w:r>
+              <w:rPr>
+                <w:b w:val="0"/>
+                <w:i w:val="0"/>
+                <w:sz w:val="18"/>
+              </w:rPr>
               <w:t>KNS: KN giao tiếp: nói rõ ràng, biết lắng nghe, chờ đến lượt và tôn trọng ý kiến của bạn.</w:t>
             </w:r>
           </w:p>
@@ -14025,6 +16008,33 @@
                 <w:i w:val="0"/>
                 <w:sz w:val="18"/>
               </w:rPr>
+              <w:t>NLS-KT (Cơ bản 1): Bài “QUẢ HỒNG CỦA THỎ CON” thuộc mạch thiên nhiên và sáng tạo. GV chiếu video thật về hiện tượng, con vật</w:t>
+            </w:r>
+          </w:p>
+          <w:p>
+            <w:pPr>
+              <w:spacing w:after="0"/>
+            </w:pPr>
+            <w:r>
+              <w:rPr>
+                <w:b w:val="0"/>
+                <w:i w:val="0"/>
+                <w:sz w:val="18"/>
+              </w:rPr>
+              <w:t>NLS-ST (Cơ bản 1): GV cho HS chọn một câu văn, câu thơ mình thích nhất trong bài, đọc to lên</w:t>
+            </w:r>
+          </w:p>
+          <w:p>
+            <w:pPr>
+              <w:spacing w:after="0"/>
+            </w:pPr>
+            <w:r>
+              <w:rPr>
+                <w:b w:val="0"/>
+                <w:i w:val="0"/>
+                <w:sz w:val="18"/>
+              </w:rPr>
+              <w:t>NLS-AT: Video, ảnh về thiên nhiên do GV chọn trước; trên mạng có nhiều clip cảnh săn bắt</w:t>
             </w:r>
           </w:p>
         </w:tc>
@@ -14139,7 +16149,33 @@
                 <w:i w:val="0"/>
                 <w:sz w:val="18"/>
               </w:rPr>
-              <w:t>NLS-KT (Cơ bản 1): tra nghĩa từ bằng từ điển điện tử; đối chiếu ít nhất hai nguồn trước khi tin.</w:t>
+              <w:t>NLS-KT (Cơ bản 1): Ở tiết “QUẢ HỒNG CỦA THỎ CON – LUYỆN TỪ VÀ CÂU”, khi HS gặp một từ chưa hiểu</w:t>
+            </w:r>
+          </w:p>
+          <w:p>
+            <w:pPr>
+              <w:spacing w:after="0"/>
+            </w:pPr>
+            <w:r>
+              <w:rPr>
+                <w:b w:val="0"/>
+                <w:i w:val="0"/>
+                <w:sz w:val="18"/>
+              </w:rPr>
+              <w:t>NLS-GQVĐ (Cơ bản 1): GV chiếu một câu HS hay viết sai (thiếu dấu chấm, dùng sai dấu phẩy</w:t>
+            </w:r>
+          </w:p>
+          <w:p>
+            <w:pPr>
+              <w:spacing w:after="0"/>
+            </w:pPr>
+            <w:r>
+              <w:rPr>
+                <w:b w:val="0"/>
+                <w:i w:val="0"/>
+                <w:sz w:val="18"/>
+              </w:rPr>
+              <w:t>NLS-AT: Từ điển và công cụ trên máy chỉ để tra nghĩa, không dùng để làm hộ bài tập</w:t>
             </w:r>
           </w:p>
         </w:tc>
@@ -14254,19 +16290,6 @@
                 <w:i w:val="0"/>
                 <w:sz w:val="18"/>
               </w:rPr>
-              <w:t>AI-NB (Cơ bản 1): Làm quen gõ chữ và công cụ kiểm tra chính tả trên máy tính (nếu có) dưới sự hướng dẫn; HS tự viết là chính, trung thực.</w:t>
-            </w:r>
-          </w:p>
-          <w:p>
-            <w:pPr>
-              <w:spacing w:after="0"/>
-            </w:pPr>
-            <w:r>
-              <w:rPr>
-                <w:b w:val="0"/>
-                <w:i w:val="0"/>
-                <w:sz w:val="18"/>
-              </w:rPr>
               <w:t>KNS: KN trình bày suy nghĩ, bày tỏ cảm xúc của bản thân bằng lời lẽ phù hợp.</w:t>
             </w:r>
           </w:p>
@@ -14397,6 +16420,45 @@
                 <w:i w:val="0"/>
                 <w:sz w:val="18"/>
               </w:rPr>
+              <w:t>NLS-KT (Cơ bản 1): Bài “Chuyện bên cửa sổ” thuộc mạch thiên nhiên và sáng tạo. GV chiếu video thật về hiện tượng, con vật</w:t>
+            </w:r>
+          </w:p>
+          <w:p>
+            <w:pPr>
+              <w:spacing w:after="0"/>
+            </w:pPr>
+            <w:r>
+              <w:rPr>
+                <w:b w:val="0"/>
+                <w:i w:val="0"/>
+                <w:sz w:val="18"/>
+              </w:rPr>
+              <w:t>NLS-ST (Cơ bản 1): GV cho HS chọn một câu văn, câu thơ mình thích nhất trong bài, đọc to lên</w:t>
+            </w:r>
+          </w:p>
+          <w:p>
+            <w:pPr>
+              <w:spacing w:after="0"/>
+            </w:pPr>
+            <w:r>
+              <w:rPr>
+                <w:b w:val="0"/>
+                <w:i w:val="0"/>
+                <w:sz w:val="18"/>
+              </w:rPr>
+              <w:t>NLS-AT: Video, ảnh về thiên nhiên do GV chọn trước; trên mạng có nhiều clip cảnh săn bắt</w:t>
+            </w:r>
+          </w:p>
+          <w:p>
+            <w:pPr>
+              <w:spacing w:after="0"/>
+            </w:pPr>
+            <w:r>
+              <w:rPr>
+                <w:b w:val="0"/>
+                <w:i w:val="0"/>
+                <w:sz w:val="18"/>
+              </w:rPr>
               <w:t>KNS: KN giao tiếp: nói rõ ràng, biết lắng nghe, chờ đến lượt và tôn trọng ý kiến của bạn.</w:t>
             </w:r>
           </w:p>
@@ -14639,6 +16701,45 @@
                 <w:i w:val="0"/>
                 <w:sz w:val="18"/>
               </w:rPr>
+              <w:t>NLS-KT (Cơ bản 1): Bài “TAY TRÁI VÀ TAY PHẢI” thuộc mạch thiên nhiên và sáng tạo. GV chiếu video thật về hiện tượng, con vật</w:t>
+            </w:r>
+          </w:p>
+          <w:p>
+            <w:pPr>
+              <w:spacing w:after="0"/>
+            </w:pPr>
+            <w:r>
+              <w:rPr>
+                <w:b w:val="0"/>
+                <w:i w:val="0"/>
+                <w:sz w:val="18"/>
+              </w:rPr>
+              <w:t>NLS-ST (Cơ bản 1): GV cho HS chọn một câu văn, câu thơ mình thích nhất trong bài, đọc to lên</w:t>
+            </w:r>
+          </w:p>
+          <w:p>
+            <w:pPr>
+              <w:spacing w:after="0"/>
+            </w:pPr>
+            <w:r>
+              <w:rPr>
+                <w:b w:val="0"/>
+                <w:i w:val="0"/>
+                <w:sz w:val="18"/>
+              </w:rPr>
+              <w:t>NLS-AT: Video, ảnh về thiên nhiên do GV chọn trước; trên mạng có nhiều clip cảnh săn bắt</w:t>
+            </w:r>
+          </w:p>
+          <w:p>
+            <w:pPr>
+              <w:spacing w:after="0"/>
+            </w:pPr>
+            <w:r>
+              <w:rPr>
+                <w:b w:val="0"/>
+                <w:i w:val="0"/>
+                <w:sz w:val="18"/>
+              </w:rPr>
               <w:t>KNS: KN tự học: chọn sách phù hợp, kiên trì đọc và rút ra điều bổ ích cho bản thân.</w:t>
             </w:r>
           </w:p>
@@ -14754,6 +16855,33 @@
                 <w:i w:val="0"/>
                 <w:sz w:val="18"/>
               </w:rPr>
+              <w:t>NLS-KT (Cơ bản 1): Ở tiết “TAY TRÁI VÀ TAY PHẢI – LUYỆN TỪ VÀ CÂU”, khi HS gặp một từ chưa hiểu</w:t>
+            </w:r>
+          </w:p>
+          <w:p>
+            <w:pPr>
+              <w:spacing w:after="0"/>
+            </w:pPr>
+            <w:r>
+              <w:rPr>
+                <w:b w:val="0"/>
+                <w:i w:val="0"/>
+                <w:sz w:val="18"/>
+              </w:rPr>
+              <w:t>NLS-GQVĐ (Cơ bản 1): GV chiếu một câu HS hay viết sai (thiếu dấu chấm, dùng sai dấu phẩy</w:t>
+            </w:r>
+          </w:p>
+          <w:p>
+            <w:pPr>
+              <w:spacing w:after="0"/>
+            </w:pPr>
+            <w:r>
+              <w:rPr>
+                <w:b w:val="0"/>
+                <w:i w:val="0"/>
+                <w:sz w:val="18"/>
+              </w:rPr>
+              <w:t>NLS-AT: Từ điển và công cụ trên máy chỉ để tra nghĩa, không dùng để làm hộ bài tập</w:t>
             </w:r>
           </w:p>
         </w:tc>
@@ -14868,7 +16996,33 @@
                 <w:i w:val="0"/>
                 <w:sz w:val="18"/>
               </w:rPr>
-              <w:t>NLS-GT (Cơ bản 1): HS tập nói, lắng nghe lịch sự; làm quen sử dụng tranh ảnh/thiết bị trình chiếu đơn giản khi chia sẻ (có hướng dẫn của GV).</w:t>
+              <w:t>NLS-ST (Cơ bản 1): Ở tiết “TAY TRÁI VÀ TAY PHẢI – TẬP LÀM VĂN”, sau khi HS viết xong đoạn vào vở, GV dùng điện thoại chụp 2–3 bài</w:t>
+            </w:r>
+          </w:p>
+          <w:p>
+            <w:pPr>
+              <w:spacing w:after="0"/>
+            </w:pPr>
+            <w:r>
+              <w:rPr>
+                <w:b w:val="0"/>
+                <w:i w:val="0"/>
+                <w:sz w:val="18"/>
+              </w:rPr>
+              <w:t>NLS-GT (Cơ bản 1): GV hướng dẫn cả lớp cách góp ý cho bạn theo mẫu hai câu: “Tớ thích câu… vì…” và “Theo tớ, chỗ… nên sửa thành…”</w:t>
+            </w:r>
+          </w:p>
+          <w:p>
+            <w:pPr>
+              <w:spacing w:after="0"/>
+            </w:pPr>
+            <w:r>
+              <w:rPr>
+                <w:b w:val="0"/>
+                <w:i w:val="0"/>
+                <w:sz w:val="18"/>
+              </w:rPr>
+              <w:t>NLS-AT: Bài viết của HS là sản phẩm riêng: chỉ chiếu lên khi chính bạn ấy đồng ý</w:t>
             </w:r>
           </w:p>
           <w:p>
@@ -15011,6 +17165,45 @@
                 <w:i w:val="0"/>
                 <w:sz w:val="18"/>
               </w:rPr>
+              <w:t>NLS-KT (Cơ bản 1): Bài “MÈO ĐI CÂU CÁ” thuộc mạch thiên nhiên và sáng tạo. GV chiếu video thật về hiện tượng, con vật</w:t>
+            </w:r>
+          </w:p>
+          <w:p>
+            <w:pPr>
+              <w:spacing w:after="0"/>
+            </w:pPr>
+            <w:r>
+              <w:rPr>
+                <w:b w:val="0"/>
+                <w:i w:val="0"/>
+                <w:sz w:val="18"/>
+              </w:rPr>
+              <w:t>NLS-ST (Cơ bản 1): GV cho HS chọn một câu văn, câu thơ mình thích nhất trong bài, đọc to lên</w:t>
+            </w:r>
+          </w:p>
+          <w:p>
+            <w:pPr>
+              <w:spacing w:after="0"/>
+            </w:pPr>
+            <w:r>
+              <w:rPr>
+                <w:b w:val="0"/>
+                <w:i w:val="0"/>
+                <w:sz w:val="18"/>
+              </w:rPr>
+              <w:t>NLS-AT: Video, ảnh về thiên nhiên do GV chọn trước; trên mạng có nhiều clip cảnh săn bắt</w:t>
+            </w:r>
+          </w:p>
+          <w:p>
+            <w:pPr>
+              <w:spacing w:after="0"/>
+            </w:pPr>
+            <w:r>
+              <w:rPr>
+                <w:b w:val="0"/>
+                <w:i w:val="0"/>
+                <w:sz w:val="18"/>
+              </w:rPr>
               <w:t>KNS: KN giao tiếp: nói rõ ràng, biết lắng nghe, chờ đến lượt và tôn trọng ý kiến của bạn.</w:t>
             </w:r>
           </w:p>
@@ -15253,6 +17446,33 @@
                 <w:i w:val="0"/>
                 <w:sz w:val="18"/>
               </w:rPr>
+              <w:t>NLS-KT (Cơ bản 1): Bài “HỌC NGHỀ” thuộc mạch thiên nhiên và sáng tạo. GV chiếu video thật về hiện tượng, con vật, loài cây được nói tới trong bài (mưa rơi</w:t>
+            </w:r>
+          </w:p>
+          <w:p>
+            <w:pPr>
+              <w:spacing w:after="0"/>
+            </w:pPr>
+            <w:r>
+              <w:rPr>
+                <w:b w:val="0"/>
+                <w:i w:val="0"/>
+                <w:sz w:val="18"/>
+              </w:rPr>
+              <w:t>NLS-ST (Cơ bản 1): GV cho HS chọn một câu văn, câu thơ mình thích nhất trong bài, đọc to lên</w:t>
+            </w:r>
+          </w:p>
+          <w:p>
+            <w:pPr>
+              <w:spacing w:after="0"/>
+            </w:pPr>
+            <w:r>
+              <w:rPr>
+                <w:b w:val="0"/>
+                <w:i w:val="0"/>
+                <w:sz w:val="18"/>
+              </w:rPr>
+              <w:t>NLS-AT: Video, ảnh về thiên nhiên do GV chọn trước; trên mạng có nhiều clip cảnh săn bắt</w:t>
             </w:r>
           </w:p>
         </w:tc>
@@ -15367,6 +17587,33 @@
                 <w:i w:val="0"/>
                 <w:sz w:val="18"/>
               </w:rPr>
+              <w:t>NLS-KT (Cơ bản 1): Ở tiết “HỌC NGHỀ – LUYỆN TỪ VÀ CÂU”, khi HS gặp một từ chưa hiểu, GV mở từ điển tiếng Việt bản điện tử trên máy</w:t>
+            </w:r>
+          </w:p>
+          <w:p>
+            <w:pPr>
+              <w:spacing w:after="0"/>
+            </w:pPr>
+            <w:r>
+              <w:rPr>
+                <w:b w:val="0"/>
+                <w:i w:val="0"/>
+                <w:sz w:val="18"/>
+              </w:rPr>
+              <w:t>NLS-GQVĐ (Cơ bản 1): GV chiếu một câu HS hay viết sai (thiếu dấu chấm, dùng sai dấu phẩy</w:t>
+            </w:r>
+          </w:p>
+          <w:p>
+            <w:pPr>
+              <w:spacing w:after="0"/>
+            </w:pPr>
+            <w:r>
+              <w:rPr>
+                <w:b w:val="0"/>
+                <w:i w:val="0"/>
+                <w:sz w:val="18"/>
+              </w:rPr>
+              <w:t>NLS-AT: Từ điển và công cụ trên máy chỉ để tra nghĩa, không dùng để làm hộ bài tập</w:t>
             </w:r>
           </w:p>
         </w:tc>
@@ -15481,6 +17728,45 @@
                 <w:i w:val="0"/>
                 <w:sz w:val="18"/>
               </w:rPr>
+              <w:t>NLS-ST (Cơ bản 1): Ở tiết “HỌC NGHỀ – LUYỆN VIẾT ĐOẠN”, sau khi HS viết xong đoạn vào vở, GV dùng điện thoại chụp 2–3 bài</w:t>
+            </w:r>
+          </w:p>
+          <w:p>
+            <w:pPr>
+              <w:spacing w:after="0"/>
+            </w:pPr>
+            <w:r>
+              <w:rPr>
+                <w:b w:val="0"/>
+                <w:i w:val="0"/>
+                <w:sz w:val="18"/>
+              </w:rPr>
+              <w:t>NLS-GT (Cơ bản 1): GV hướng dẫn cả lớp cách góp ý cho bạn theo mẫu hai câu: “Tớ thích câu… vì…” và “Theo tớ, chỗ… nên sửa thành…”</w:t>
+            </w:r>
+          </w:p>
+          <w:p>
+            <w:pPr>
+              <w:spacing w:after="0"/>
+            </w:pPr>
+            <w:r>
+              <w:rPr>
+                <w:b w:val="0"/>
+                <w:i w:val="0"/>
+                <w:sz w:val="18"/>
+              </w:rPr>
+              <w:t>NLS-AT: Bài viết của HS là sản phẩm riêng: chỉ chiếu lên khi chính bạn ấy đồng ý</w:t>
+            </w:r>
+          </w:p>
+          <w:p>
+            <w:pPr>
+              <w:spacing w:after="0"/>
+            </w:pPr>
+            <w:r>
+              <w:rPr>
+                <w:b w:val="0"/>
+                <w:i w:val="0"/>
+                <w:sz w:val="18"/>
+              </w:rPr>
               <w:t>KNS: KN trình bày suy nghĩ, bày tỏ cảm xúc của bản thân bằng lời lẽ phù hợp.</w:t>
             </w:r>
           </w:p>
@@ -15611,6 +17897,45 @@
                 <w:i w:val="0"/>
                 <w:sz w:val="18"/>
               </w:rPr>
+              <w:t>NLS-KT (Cơ bản 1): Bài “NGÀY NHƯ THẾ NÀO LÀ ĐẸP?” thuộc mạch thiên nhiên và sáng tạo. GV chiếu video thật về hiện tượng, con vật</w:t>
+            </w:r>
+          </w:p>
+          <w:p>
+            <w:pPr>
+              <w:spacing w:after="0"/>
+            </w:pPr>
+            <w:r>
+              <w:rPr>
+                <w:b w:val="0"/>
+                <w:i w:val="0"/>
+                <w:sz w:val="18"/>
+              </w:rPr>
+              <w:t>NLS-ST (Cơ bản 1): GV cho HS chọn một câu văn, câu thơ mình thích nhất trong bài, đọc to lên</w:t>
+            </w:r>
+          </w:p>
+          <w:p>
+            <w:pPr>
+              <w:spacing w:after="0"/>
+            </w:pPr>
+            <w:r>
+              <w:rPr>
+                <w:b w:val="0"/>
+                <w:i w:val="0"/>
+                <w:sz w:val="18"/>
+              </w:rPr>
+              <w:t>NLS-AT: Video, ảnh về thiên nhiên do GV chọn trước; trên mạng có nhiều clip cảnh săn bắt</w:t>
+            </w:r>
+          </w:p>
+          <w:p>
+            <w:pPr>
+              <w:spacing w:after="0"/>
+            </w:pPr>
+            <w:r>
+              <w:rPr>
+                <w:b w:val="0"/>
+                <w:i w:val="0"/>
+                <w:sz w:val="18"/>
+              </w:rPr>
               <w:t>KNS: KN giao tiếp: nói rõ ràng, biết lắng nghe, chờ đến lượt và tôn trọng ý kiến của bạn.</w:t>
             </w:r>
           </w:p>
@@ -15853,6 +18178,45 @@
                 <w:i w:val="0"/>
                 <w:sz w:val="18"/>
               </w:rPr>
+              <w:t>NLS-GT (Cơ bản 1): Bài đọc nói về cuộc gọi điện thoại nên đây là tiết dạy thẳng cách giao tiếp qua thiết bị. Sau khi tìm hiểu bài</w:t>
+            </w:r>
+          </w:p>
+          <w:p>
+            <w:pPr>
+              <w:spacing w:after="0"/>
+            </w:pPr>
+            <w:r>
+              <w:rPr>
+                <w:b w:val="0"/>
+                <w:i w:val="0"/>
+                <w:sz w:val="18"/>
+              </w:rPr>
+              <w:t>NLS-AT (Cơ bản 1): GV nêu ba tình huống: người lạ gọi tới hỏi “Bố mẹ cháu có nhà không?”, một số máy lạ nhắn tin báo trúng thưởng</w:t>
+            </w:r>
+          </w:p>
+          <w:p>
+            <w:pPr>
+              <w:spacing w:after="0"/>
+            </w:pPr>
+            <w:r>
+              <w:rPr>
+                <w:b w:val="0"/>
+                <w:i w:val="0"/>
+                <w:sz w:val="18"/>
+              </w:rPr>
+              <w:t>NLS-AT: Không nói cho người gọi lạ biết em đang ở nhà một mình</w:t>
+            </w:r>
+          </w:p>
+          <w:p>
+            <w:pPr>
+              <w:spacing w:after="0"/>
+            </w:pPr>
+            <w:r>
+              <w:rPr>
+                <w:b w:val="0"/>
+                <w:i w:val="0"/>
+                <w:sz w:val="18"/>
+              </w:rPr>
               <w:t>KNS: KN tự học: chọn sách phù hợp, kiên trì đọc và rút ra điều bổ ích cho bản thân.</w:t>
             </w:r>
           </w:p>
@@ -15968,6 +18332,33 @@
                 <w:i w:val="0"/>
                 <w:sz w:val="18"/>
               </w:rPr>
+              <w:t>NLS-KT (Cơ bản 1): Ở tiết “A LÔ, TỚ ĐÂY – LUYỆN TỪ VÀ CÂU”, khi HS gặp một từ chưa hiểu</w:t>
+            </w:r>
+          </w:p>
+          <w:p>
+            <w:pPr>
+              <w:spacing w:after="0"/>
+            </w:pPr>
+            <w:r>
+              <w:rPr>
+                <w:b w:val="0"/>
+                <w:i w:val="0"/>
+                <w:sz w:val="18"/>
+              </w:rPr>
+              <w:t>NLS-GQVĐ (Cơ bản 1): GV chiếu một câu HS hay viết sai (thiếu dấu chấm, dùng sai dấu phẩy</w:t>
+            </w:r>
+          </w:p>
+          <w:p>
+            <w:pPr>
+              <w:spacing w:after="0"/>
+            </w:pPr>
+            <w:r>
+              <w:rPr>
+                <w:b w:val="0"/>
+                <w:i w:val="0"/>
+                <w:sz w:val="18"/>
+              </w:rPr>
+              <w:t>NLS-AT: Từ điển và công cụ trên máy chỉ để tra nghĩa, không dùng để làm hộ bài tập</w:t>
             </w:r>
           </w:p>
         </w:tc>
@@ -16082,7 +18473,33 @@
                 <w:i w:val="0"/>
                 <w:sz w:val="18"/>
               </w:rPr>
-              <w:t>NLS-KT (Cơ bản 1): GV hướng dẫn HS tìm, chọn sách/truyện phù hợp ở thư viện lớp hoặc thư viện số; tập ghi lại tên sách, câu chuyện đã đọc.</w:t>
+              <w:t>NLS-ST (Cơ bản 1): Ở tiết “A LÔ, TỚ ĐÂY – LUYỆN VIẾT ĐOẠN”, sau khi HS viết xong đoạn vào vở, GV dùng điện thoại chụp 2–3 bài</w:t>
+            </w:r>
+          </w:p>
+          <w:p>
+            <w:pPr>
+              <w:spacing w:after="0"/>
+            </w:pPr>
+            <w:r>
+              <w:rPr>
+                <w:b w:val="0"/>
+                <w:i w:val="0"/>
+                <w:sz w:val="18"/>
+              </w:rPr>
+              <w:t>NLS-GT (Cơ bản 1): GV hướng dẫn cả lớp cách góp ý cho bạn theo mẫu hai câu: “Tớ thích câu… vì…” và “Theo tớ, chỗ… nên sửa thành…”</w:t>
+            </w:r>
+          </w:p>
+          <w:p>
+            <w:pPr>
+              <w:spacing w:after="0"/>
+            </w:pPr>
+            <w:r>
+              <w:rPr>
+                <w:b w:val="0"/>
+                <w:i w:val="0"/>
+                <w:sz w:val="18"/>
+              </w:rPr>
+              <w:t>NLS-AT: Bài viết của HS là sản phẩm riêng: chỉ chiếu lên khi chính bạn ấy đồng ý</w:t>
             </w:r>
           </w:p>
           <w:p>
@@ -16455,20 +18872,46 @@
                 <w:i w:val="0"/>
                 <w:sz w:val="18"/>
               </w:rPr>
+              <w:t>NLS-KT (Cơ bản 1): Bài “ĐẤT NƯỚC LÀ GÌ” nói về đất nước và Trái Đất. GV mở bản đồ số chỉ vị trí địa danh có trong bài (sông Hương</w:t>
+            </w:r>
+          </w:p>
+          <w:p>
+            <w:pPr>
+              <w:spacing w:after="0"/>
+            </w:pPr>
+            <w:r>
+              <w:rPr>
+                <w:b w:val="0"/>
+                <w:i w:val="0"/>
+                <w:sz w:val="18"/>
+              </w:rPr>
+              <w:t>NLS-AT (Cơ bản 1): Với các bài về bảo vệ Trái Đất, GV chiếu một thông tin đúng lấy từ trang chính thức đặt cạnh một tin đồn thường gặp trên mạng</w:t>
+            </w:r>
+          </w:p>
+          <w:p>
+            <w:pPr>
+              <w:spacing w:after="0"/>
+            </w:pPr>
+            <w:r>
+              <w:rPr>
+                <w:b w:val="0"/>
+                <w:i w:val="0"/>
+                <w:sz w:val="18"/>
+              </w:rPr>
+              <w:t>NLS-AT: Thông tin, hình ảnh về đất nước phải lấy từ nguồn chính thức</w:t>
+            </w:r>
+          </w:p>
+          <w:p>
+            <w:pPr>
+              <w:spacing w:after="0"/>
+            </w:pPr>
+            <w:r>
+              <w:rPr>
+                <w:b w:val="0"/>
+                <w:i w:val="0"/>
+                <w:sz w:val="18"/>
+              </w:rPr>
               <w:t>QPAN: Bồi dưỡng tình yêu quê hương, đất nước; giới thiệu truyền thống chống giặc ngoại xâm, gương dũng cảm của thiếu niên, nhi đồng và Bà mẹ Việt Nam anh hùng.</w:t>
-            </w:r>
-          </w:p>
-          <w:p>
-            <w:pPr>
-              <w:spacing w:after="0"/>
-            </w:pPr>
-            <w:r>
-              <w:rPr>
-                <w:b w:val="0"/>
-                <w:i w:val="0"/>
-                <w:sz w:val="18"/>
-              </w:rPr>
-              <w:t>KNS: KN giao tiếp: nói rõ ràng, biết lắng nghe, chờ đến lượt và tôn trọng ý kiến của bạn.</w:t>
             </w:r>
           </w:p>
         </w:tc>
@@ -16711,6 +19154,33 @@
                 <w:i w:val="0"/>
                 <w:sz w:val="18"/>
               </w:rPr>
+              <w:t>NLS-KT (Cơ bản 1): Bài “NÚI QUÊ TÔI” nói về đất nước và Trái Đất. GV mở bản đồ số chỉ vị trí địa danh có trong bài (sông Hương</w:t>
+            </w:r>
+          </w:p>
+          <w:p>
+            <w:pPr>
+              <w:spacing w:after="0"/>
+            </w:pPr>
+            <w:r>
+              <w:rPr>
+                <w:b w:val="0"/>
+                <w:i w:val="0"/>
+                <w:sz w:val="18"/>
+              </w:rPr>
+              <w:t>NLS-AT (Cơ bản 1): Với các bài về bảo vệ Trái Đất, GV chiếu một thông tin đúng lấy từ trang chính thức đặt cạnh một tin đồn thường gặp trên mạng</w:t>
+            </w:r>
+          </w:p>
+          <w:p>
+            <w:pPr>
+              <w:spacing w:after="0"/>
+            </w:pPr>
+            <w:r>
+              <w:rPr>
+                <w:b w:val="0"/>
+                <w:i w:val="0"/>
+                <w:sz w:val="18"/>
+              </w:rPr>
+              <w:t>NLS-AT: Thông tin, hình ảnh về đất nước phải lấy từ nguồn chính thức</w:t>
             </w:r>
           </w:p>
         </w:tc>
@@ -16825,7 +19295,33 @@
                 <w:i w:val="0"/>
                 <w:sz w:val="18"/>
               </w:rPr>
-              <w:t>NLS-KT (Cơ bản 1): tra nghĩa từ bằng từ điển điện tử; đối chiếu ít nhất hai nguồn trước khi tin.</w:t>
+              <w:t>NLS-KT (Cơ bản 1): Ở tiết “NÚI QUÊ TÔI – LUYỆN TỪ VÀ CÂU”, khi HS gặp một từ chưa hiểu, GV mở từ điển tiếng Việt bản điện tử trên máy</w:t>
+            </w:r>
+          </w:p>
+          <w:p>
+            <w:pPr>
+              <w:spacing w:after="0"/>
+            </w:pPr>
+            <w:r>
+              <w:rPr>
+                <w:b w:val="0"/>
+                <w:i w:val="0"/>
+                <w:sz w:val="18"/>
+              </w:rPr>
+              <w:t>NLS-GQVĐ (Cơ bản 1): GV chiếu một câu HS hay viết sai (thiếu dấu chấm, dùng sai dấu phẩy</w:t>
+            </w:r>
+          </w:p>
+          <w:p>
+            <w:pPr>
+              <w:spacing w:after="0"/>
+            </w:pPr>
+            <w:r>
+              <w:rPr>
+                <w:b w:val="0"/>
+                <w:i w:val="0"/>
+                <w:sz w:val="18"/>
+              </w:rPr>
+              <w:t>NLS-AT: Từ điển và công cụ trên máy chỉ để tra nghĩa, không dùng để làm hộ bài tập</w:t>
             </w:r>
           </w:p>
         </w:tc>
@@ -16940,20 +19436,20 @@
                 <w:i w:val="0"/>
                 <w:sz w:val="18"/>
               </w:rPr>
-              <w:t>AI-NB (Cơ bản 1): Làm quen gõ chữ và công cụ kiểm tra chính tả trên máy tính (nếu có) dưới sự hướng dẫn; HS tự viết là chính, trung thực.</w:t>
-            </w:r>
-          </w:p>
-          <w:p>
-            <w:pPr>
-              <w:spacing w:after="0"/>
-            </w:pPr>
-            <w:r>
-              <w:rPr>
-                <w:b w:val="0"/>
-                <w:i w:val="0"/>
-                <w:sz w:val="18"/>
-              </w:rPr>
               <w:t>QPAN: Bồi dưỡng tình yêu quê hương, đất nước; giới thiệu truyền thống chống giặc ngoại xâm, gương dũng cảm của thiếu niên, nhi đồng và Bà mẹ Việt Nam anh hùng.</w:t>
+            </w:r>
+          </w:p>
+          <w:p>
+            <w:pPr>
+              <w:spacing w:after="0"/>
+            </w:pPr>
+            <w:r>
+              <w:rPr>
+                <w:b w:val="0"/>
+                <w:i w:val="0"/>
+                <w:sz w:val="18"/>
+              </w:rPr>
+              <w:t>KNS: KN trình bày suy nghĩ, bày tỏ cảm xúc của bản thân bằng lời lẽ phù hợp.</w:t>
             </w:r>
           </w:p>
         </w:tc>
@@ -17083,6 +19579,45 @@
                 <w:i w:val="0"/>
                 <w:sz w:val="18"/>
               </w:rPr>
+              <w:t>NLS-KT (Cơ bản 1): Bài “SÔNG HƯƠNG” nói về đất nước và Trái Đất. GV mở bản đồ số chỉ vị trí địa danh có trong bài (sông Hương</w:t>
+            </w:r>
+          </w:p>
+          <w:p>
+            <w:pPr>
+              <w:spacing w:after="0"/>
+            </w:pPr>
+            <w:r>
+              <w:rPr>
+                <w:b w:val="0"/>
+                <w:i w:val="0"/>
+                <w:sz w:val="18"/>
+              </w:rPr>
+              <w:t>NLS-AT (Cơ bản 1): Với các bài về bảo vệ Trái Đất, GV chiếu một thông tin đúng lấy từ trang chính thức đặt cạnh một tin đồn thường gặp trên mạng</w:t>
+            </w:r>
+          </w:p>
+          <w:p>
+            <w:pPr>
+              <w:spacing w:after="0"/>
+            </w:pPr>
+            <w:r>
+              <w:rPr>
+                <w:b w:val="0"/>
+                <w:i w:val="0"/>
+                <w:sz w:val="18"/>
+              </w:rPr>
+              <w:t>NLS-AT: Thông tin, hình ảnh về đất nước phải lấy từ nguồn chính thức</w:t>
+            </w:r>
+          </w:p>
+          <w:p>
+            <w:pPr>
+              <w:spacing w:after="0"/>
+            </w:pPr>
+            <w:r>
+              <w:rPr>
+                <w:b w:val="0"/>
+                <w:i w:val="0"/>
+                <w:sz w:val="18"/>
+              </w:rPr>
               <w:t>KNS: KN giao tiếp: nói rõ ràng, biết lắng nghe, chờ đến lượt và tôn trọng ý kiến của bạn.</w:t>
             </w:r>
           </w:p>
@@ -17325,6 +19860,45 @@
                 <w:i w:val="0"/>
                 <w:sz w:val="18"/>
               </w:rPr>
+              <w:t>NLS-KT (Cơ bản 1): Bài “TIẾNG NƯỚC MÌNH” nói về đất nước và Trái Đất. GV mở bản đồ số chỉ vị trí địa danh có trong bài (sông Hương</w:t>
+            </w:r>
+          </w:p>
+          <w:p>
+            <w:pPr>
+              <w:spacing w:after="0"/>
+            </w:pPr>
+            <w:r>
+              <w:rPr>
+                <w:b w:val="0"/>
+                <w:i w:val="0"/>
+                <w:sz w:val="18"/>
+              </w:rPr>
+              <w:t>NLS-AT (Cơ bản 1): Với các bài về bảo vệ Trái Đất, GV chiếu một thông tin đúng lấy từ trang chính thức đặt cạnh một tin đồn thường gặp trên mạng</w:t>
+            </w:r>
+          </w:p>
+          <w:p>
+            <w:pPr>
+              <w:spacing w:after="0"/>
+            </w:pPr>
+            <w:r>
+              <w:rPr>
+                <w:b w:val="0"/>
+                <w:i w:val="0"/>
+                <w:sz w:val="18"/>
+              </w:rPr>
+              <w:t>NLS-AT: Thông tin, hình ảnh về đất nước phải lấy từ nguồn chính thức</w:t>
+            </w:r>
+          </w:p>
+          <w:p>
+            <w:pPr>
+              <w:spacing w:after="0"/>
+            </w:pPr>
+            <w:r>
+              <w:rPr>
+                <w:b w:val="0"/>
+                <w:i w:val="0"/>
+                <w:sz w:val="18"/>
+              </w:rPr>
               <w:t>KNS: KN tự học: chọn sách phù hợp, kiên trì đọc và rút ra điều bổ ích cho bản thân.</w:t>
             </w:r>
           </w:p>
@@ -17440,6 +20014,45 @@
                 <w:i w:val="0"/>
                 <w:sz w:val="18"/>
               </w:rPr>
+              <w:t>NLS-KT (Cơ bản 1): Ở tiết “TIẾNG NƯỚC MÌNH – LUYỆN TỪ VÀ CÂU”, khi HS gặp một từ chưa hiểu, GV mở từ điển tiếng Việt bản điện tử trên máy</w:t>
+            </w:r>
+          </w:p>
+          <w:p>
+            <w:pPr>
+              <w:spacing w:after="0"/>
+            </w:pPr>
+            <w:r>
+              <w:rPr>
+                <w:b w:val="0"/>
+                <w:i w:val="0"/>
+                <w:sz w:val="18"/>
+              </w:rPr>
+              <w:t>NLS-GQVĐ (Cơ bản 1): GV chiếu một câu HS hay viết sai (thiếu dấu chấm, dùng sai dấu phẩy</w:t>
+            </w:r>
+          </w:p>
+          <w:p>
+            <w:pPr>
+              <w:spacing w:after="0"/>
+            </w:pPr>
+            <w:r>
+              <w:rPr>
+                <w:b w:val="0"/>
+                <w:i w:val="0"/>
+                <w:sz w:val="18"/>
+              </w:rPr>
+              <w:t>NLS-AT: Từ điển và công cụ trên máy chỉ để tra nghĩa, không dùng để làm hộ bài tập</w:t>
+            </w:r>
+          </w:p>
+          <w:p>
+            <w:pPr>
+              <w:spacing w:after="0"/>
+            </w:pPr>
+            <w:r>
+              <w:rPr>
+                <w:b w:val="0"/>
+                <w:i w:val="0"/>
+                <w:sz w:val="18"/>
+              </w:rPr>
               <w:t>QPAN: Bồi dưỡng tình yêu quê hương, đất nước; giới thiệu truyền thống chống giặc ngoại xâm, gương dũng cảm của thiếu niên, nhi đồng và Bà mẹ Việt Nam anh hùng.</w:t>
             </w:r>
           </w:p>
@@ -17555,7 +20168,33 @@
                 <w:i w:val="0"/>
                 <w:sz w:val="18"/>
               </w:rPr>
-              <w:t>NLS-GT (Cơ bản 1): HS tập nói, lắng nghe lịch sự; làm quen sử dụng tranh ảnh/thiết bị trình chiếu đơn giản khi chia sẻ (có hướng dẫn của GV).</w:t>
+              <w:t>NLS-ST (Cơ bản 1): Ở tiết “TIẾNG NƯỚC MÌNH – LUYỆN VIẾT ĐOẠN”, sau khi HS viết xong đoạn vào vở, GV dùng điện thoại chụp 2–3 bài</w:t>
+            </w:r>
+          </w:p>
+          <w:p>
+            <w:pPr>
+              <w:spacing w:after="0"/>
+            </w:pPr>
+            <w:r>
+              <w:rPr>
+                <w:b w:val="0"/>
+                <w:i w:val="0"/>
+                <w:sz w:val="18"/>
+              </w:rPr>
+              <w:t>NLS-GT (Cơ bản 1): GV hướng dẫn cả lớp cách góp ý cho bạn theo mẫu hai câu: “Tớ thích câu… vì…” và “Theo tớ, chỗ… nên sửa thành…”</w:t>
+            </w:r>
+          </w:p>
+          <w:p>
+            <w:pPr>
+              <w:spacing w:after="0"/>
+            </w:pPr>
+            <w:r>
+              <w:rPr>
+                <w:b w:val="0"/>
+                <w:i w:val="0"/>
+                <w:sz w:val="18"/>
+              </w:rPr>
+              <w:t>NLS-AT: Bài viết của HS là sản phẩm riêng: chỉ chiếu lên khi chính bạn ấy đồng ý</w:t>
             </w:r>
           </w:p>
           <w:p>
@@ -17711,6 +20350,45 @@
                 <w:i w:val="0"/>
                 <w:sz w:val="18"/>
               </w:rPr>
+              <w:t>NLS-KT (Cơ bản 1): Bài “NHÀ RÔNG” nói về đất nước và Trái Đất. GV mở bản đồ số chỉ vị trí địa danh có trong bài (sông Hương</w:t>
+            </w:r>
+          </w:p>
+          <w:p>
+            <w:pPr>
+              <w:spacing w:after="0"/>
+            </w:pPr>
+            <w:r>
+              <w:rPr>
+                <w:b w:val="0"/>
+                <w:i w:val="0"/>
+                <w:sz w:val="18"/>
+              </w:rPr>
+              <w:t>NLS-AT (Cơ bản 1): Với các bài về bảo vệ Trái Đất, GV chiếu một thông tin đúng lấy từ trang chính thức đặt cạnh một tin đồn thường gặp trên mạng</w:t>
+            </w:r>
+          </w:p>
+          <w:p>
+            <w:pPr>
+              <w:spacing w:after="0"/>
+            </w:pPr>
+            <w:r>
+              <w:rPr>
+                <w:b w:val="0"/>
+                <w:i w:val="0"/>
+                <w:sz w:val="18"/>
+              </w:rPr>
+              <w:t>NLS-AT: Thông tin, hình ảnh về đất nước phải lấy từ nguồn chính thức</w:t>
+            </w:r>
+          </w:p>
+          <w:p>
+            <w:pPr>
+              <w:spacing w:after="0"/>
+            </w:pPr>
+            <w:r>
+              <w:rPr>
+                <w:b w:val="0"/>
+                <w:i w:val="0"/>
+                <w:sz w:val="18"/>
+              </w:rPr>
               <w:t>QPAN: Bồi dưỡng tình yêu quê hương, đất nước; giới thiệu truyền thống chống giặc ngoại xâm, gương dũng cảm của thiếu niên, nhi đồng và Bà mẹ Việt Nam anh hùng.</w:t>
             </w:r>
           </w:p>
@@ -17953,6 +20631,33 @@
                 <w:i w:val="0"/>
                 <w:sz w:val="18"/>
               </w:rPr>
+              <w:t>NLS-KT (Cơ bản 1): Bài “SỰ TÍCH ÔNG ĐÙNG, BÀ ĐÙNG” nói về đất nước và Trái Đất</w:t>
+            </w:r>
+          </w:p>
+          <w:p>
+            <w:pPr>
+              <w:spacing w:after="0"/>
+            </w:pPr>
+            <w:r>
+              <w:rPr>
+                <w:b w:val="0"/>
+                <w:i w:val="0"/>
+                <w:sz w:val="18"/>
+              </w:rPr>
+              <w:t>NLS-AT (Cơ bản 1): Với các bài về bảo vệ Trái Đất, GV chiếu một thông tin đúng lấy từ trang chính thức đặt cạnh một tin đồn thường gặp trên mạng</w:t>
+            </w:r>
+          </w:p>
+          <w:p>
+            <w:pPr>
+              <w:spacing w:after="0"/>
+            </w:pPr>
+            <w:r>
+              <w:rPr>
+                <w:b w:val="0"/>
+                <w:i w:val="0"/>
+                <w:sz w:val="18"/>
+              </w:rPr>
+              <w:t>NLS-AT: Thông tin, hình ảnh về đất nước phải lấy từ nguồn chính thức</w:t>
             </w:r>
           </w:p>
         </w:tc>
@@ -18067,6 +20772,33 @@
                 <w:i w:val="0"/>
                 <w:sz w:val="18"/>
               </w:rPr>
+              <w:t>NLS-KT (Cơ bản 1): Ở tiết “SỰ TÍCH ÔNG ĐÙNG, BÀ ĐÙNG – LUYỆN TỪ VÀ CÂU”, khi HS gặp một từ chưa hiểu</w:t>
+            </w:r>
+          </w:p>
+          <w:p>
+            <w:pPr>
+              <w:spacing w:after="0"/>
+            </w:pPr>
+            <w:r>
+              <w:rPr>
+                <w:b w:val="0"/>
+                <w:i w:val="0"/>
+                <w:sz w:val="18"/>
+              </w:rPr>
+              <w:t>NLS-GQVĐ (Cơ bản 1): GV chiếu một câu HS hay viết sai (thiếu dấu chấm, dùng sai dấu phẩy</w:t>
+            </w:r>
+          </w:p>
+          <w:p>
+            <w:pPr>
+              <w:spacing w:after="0"/>
+            </w:pPr>
+            <w:r>
+              <w:rPr>
+                <w:b w:val="0"/>
+                <w:i w:val="0"/>
+                <w:sz w:val="18"/>
+              </w:rPr>
+              <w:t>NLS-AT: Từ điển và công cụ trên máy chỉ để tra nghĩa, không dùng để làm hộ bài tập</w:t>
             </w:r>
           </w:p>
         </w:tc>
@@ -18181,6 +20913,45 @@
                 <w:i w:val="0"/>
                 <w:sz w:val="18"/>
               </w:rPr>
+              <w:t>NLS-KT (Cơ bản 1): Ở tiết “SỰ TÍCH ÔNG ĐÙNG, BÀ ĐÙNG – LUYỆN TỪ VÀ CÂU”, khi HS gặp một từ chưa hiểu</w:t>
+            </w:r>
+          </w:p>
+          <w:p>
+            <w:pPr>
+              <w:spacing w:after="0"/>
+            </w:pPr>
+            <w:r>
+              <w:rPr>
+                <w:b w:val="0"/>
+                <w:i w:val="0"/>
+                <w:sz w:val="18"/>
+              </w:rPr>
+              <w:t>NLS-GQVĐ (Cơ bản 1): GV chiếu một câu HS hay viết sai (thiếu dấu chấm, dùng sai dấu phẩy</w:t>
+            </w:r>
+          </w:p>
+          <w:p>
+            <w:pPr>
+              <w:spacing w:after="0"/>
+            </w:pPr>
+            <w:r>
+              <w:rPr>
+                <w:b w:val="0"/>
+                <w:i w:val="0"/>
+                <w:sz w:val="18"/>
+              </w:rPr>
+              <w:t>NLS-AT: Từ điển và công cụ trên máy chỉ để tra nghĩa, không dùng để làm hộ bài tập</w:t>
+            </w:r>
+          </w:p>
+          <w:p>
+            <w:pPr>
+              <w:spacing w:after="0"/>
+            </w:pPr>
+            <w:r>
+              <w:rPr>
+                <w:b w:val="0"/>
+                <w:i w:val="0"/>
+                <w:sz w:val="18"/>
+              </w:rPr>
               <w:t>KNS: KN trình bày suy nghĩ, bày tỏ cảm xúc của bản thân bằng lời lẽ phù hợp.</w:t>
             </w:r>
           </w:p>
@@ -18311,6 +21082,45 @@
                 <w:i w:val="0"/>
                 <w:sz w:val="18"/>
               </w:rPr>
+              <w:t>NLS-KT (Cơ bản 1): Bài “HAI BÀ TRƯNG” nói về đất nước và Trái Đất. GV mở bản đồ số chỉ vị trí địa danh có trong bài (sông Hương</w:t>
+            </w:r>
+          </w:p>
+          <w:p>
+            <w:pPr>
+              <w:spacing w:after="0"/>
+            </w:pPr>
+            <w:r>
+              <w:rPr>
+                <w:b w:val="0"/>
+                <w:i w:val="0"/>
+                <w:sz w:val="18"/>
+              </w:rPr>
+              <w:t>NLS-AT (Cơ bản 1): Với các bài về bảo vệ Trái Đất, GV chiếu một thông tin đúng lấy từ trang chính thức đặt cạnh một tin đồn thường gặp trên mạng</w:t>
+            </w:r>
+          </w:p>
+          <w:p>
+            <w:pPr>
+              <w:spacing w:after="0"/>
+            </w:pPr>
+            <w:r>
+              <w:rPr>
+                <w:b w:val="0"/>
+                <w:i w:val="0"/>
+                <w:sz w:val="18"/>
+              </w:rPr>
+              <w:t>NLS-AT: Thông tin, hình ảnh về đất nước phải lấy từ nguồn chính thức</w:t>
+            </w:r>
+          </w:p>
+          <w:p>
+            <w:pPr>
+              <w:spacing w:after="0"/>
+            </w:pPr>
+            <w:r>
+              <w:rPr>
+                <w:b w:val="0"/>
+                <w:i w:val="0"/>
+                <w:sz w:val="18"/>
+              </w:rPr>
               <w:t>KNS: KN giao tiếp: nói rõ ràng, biết lắng nghe, chờ đến lượt và tôn trọng ý kiến của bạn.</w:t>
             </w:r>
           </w:p>
@@ -18553,6 +21363,45 @@
                 <w:i w:val="0"/>
                 <w:sz w:val="18"/>
               </w:rPr>
+              <w:t>NLS-KT (Cơ bản 1): Bài “CÙNG BÁC QUA SUỐI” nói về đất nước và Trái Đất. GV mở bản đồ số chỉ vị trí địa danh có trong bài (sông Hương</w:t>
+            </w:r>
+          </w:p>
+          <w:p>
+            <w:pPr>
+              <w:spacing w:after="0"/>
+            </w:pPr>
+            <w:r>
+              <w:rPr>
+                <w:b w:val="0"/>
+                <w:i w:val="0"/>
+                <w:sz w:val="18"/>
+              </w:rPr>
+              <w:t>NLS-AT (Cơ bản 1): Với các bài về bảo vệ Trái Đất, GV chiếu một thông tin đúng lấy từ trang chính thức đặt cạnh một tin đồn thường gặp trên mạng</w:t>
+            </w:r>
+          </w:p>
+          <w:p>
+            <w:pPr>
+              <w:spacing w:after="0"/>
+            </w:pPr>
+            <w:r>
+              <w:rPr>
+                <w:b w:val="0"/>
+                <w:i w:val="0"/>
+                <w:sz w:val="18"/>
+              </w:rPr>
+              <w:t>NLS-AT: Thông tin, hình ảnh về đất nước phải lấy từ nguồn chính thức</w:t>
+            </w:r>
+          </w:p>
+          <w:p>
+            <w:pPr>
+              <w:spacing w:after="0"/>
+            </w:pPr>
+            <w:r>
+              <w:rPr>
+                <w:b w:val="0"/>
+                <w:i w:val="0"/>
+                <w:sz w:val="18"/>
+              </w:rPr>
               <w:t>KNS: KN tự học: chọn sách phù hợp, kiên trì đọc và rút ra điều bổ ích cho bản thân.</w:t>
             </w:r>
           </w:p>
@@ -18668,6 +21517,33 @@
                 <w:i w:val="0"/>
                 <w:sz w:val="18"/>
               </w:rPr>
+              <w:t>NLS-KT (Cơ bản 1): Ở tiết “CÙNG BÁC QUA SUỐI – LUYỆN TỪ VÀ CÂU”, khi HS gặp một từ chưa hiểu</w:t>
+            </w:r>
+          </w:p>
+          <w:p>
+            <w:pPr>
+              <w:spacing w:after="0"/>
+            </w:pPr>
+            <w:r>
+              <w:rPr>
+                <w:b w:val="0"/>
+                <w:i w:val="0"/>
+                <w:sz w:val="18"/>
+              </w:rPr>
+              <w:t>NLS-GQVĐ (Cơ bản 1): GV chiếu một câu HS hay viết sai (thiếu dấu chấm, dùng sai dấu phẩy</w:t>
+            </w:r>
+          </w:p>
+          <w:p>
+            <w:pPr>
+              <w:spacing w:after="0"/>
+            </w:pPr>
+            <w:r>
+              <w:rPr>
+                <w:b w:val="0"/>
+                <w:i w:val="0"/>
+                <w:sz w:val="18"/>
+              </w:rPr>
+              <w:t>NLS-AT: Từ điển và công cụ trên máy chỉ để tra nghĩa, không dùng để làm hộ bài tập</w:t>
             </w:r>
           </w:p>
         </w:tc>
@@ -18782,7 +21658,33 @@
                 <w:i w:val="0"/>
                 <w:sz w:val="18"/>
               </w:rPr>
-              <w:t>NLS-KT (Cơ bản 1): GV hướng dẫn HS tìm, chọn sách/truyện phù hợp ở thư viện lớp hoặc thư viện số; tập ghi lại tên sách, câu chuyện đã đọc.</w:t>
+              <w:t>NLS-ST (Cơ bản 1): Ở tiết “CÙNG BÁC QUA SUỐI – TẬP LÀM VĂN”, sau khi HS viết xong đoạn vào vở, GV dùng điện thoại chụp 2–3 bài</w:t>
+            </w:r>
+          </w:p>
+          <w:p>
+            <w:pPr>
+              <w:spacing w:after="0"/>
+            </w:pPr>
+            <w:r>
+              <w:rPr>
+                <w:b w:val="0"/>
+                <w:i w:val="0"/>
+                <w:sz w:val="18"/>
+              </w:rPr>
+              <w:t>NLS-GT (Cơ bản 1): GV hướng dẫn cả lớp cách góp ý cho bạn theo mẫu hai câu: “Tớ thích câu… vì…” và “Theo tớ, chỗ… nên sửa thành…”</w:t>
+            </w:r>
+          </w:p>
+          <w:p>
+            <w:pPr>
+              <w:spacing w:after="0"/>
+            </w:pPr>
+            <w:r>
+              <w:rPr>
+                <w:b w:val="0"/>
+                <w:i w:val="0"/>
+                <w:sz w:val="18"/>
+              </w:rPr>
+              <w:t>NLS-AT: Bài viết của HS là sản phẩm riêng: chỉ chiếu lên khi chính bạn ấy đồng ý</w:t>
             </w:r>
           </w:p>
           <w:p>
@@ -18925,6 +21827,45 @@
                 <w:i w:val="0"/>
                 <w:sz w:val="18"/>
               </w:rPr>
+              <w:t>NLS-KT (Cơ bản 1): Bài “NGỌN LỬA Ô-LIM-PÍCH (” nói về đất nước và Trái Đất. GV mở bản đồ số chỉ vị trí địa danh có trong bài (sông Hương</w:t>
+            </w:r>
+          </w:p>
+          <w:p>
+            <w:pPr>
+              <w:spacing w:after="0"/>
+            </w:pPr>
+            <w:r>
+              <w:rPr>
+                <w:b w:val="0"/>
+                <w:i w:val="0"/>
+                <w:sz w:val="18"/>
+              </w:rPr>
+              <w:t>NLS-AT (Cơ bản 1): Với các bài về bảo vệ Trái Đất, GV chiếu một thông tin đúng lấy từ trang chính thức đặt cạnh một tin đồn thường gặp trên mạng</w:t>
+            </w:r>
+          </w:p>
+          <w:p>
+            <w:pPr>
+              <w:spacing w:after="0"/>
+            </w:pPr>
+            <w:r>
+              <w:rPr>
+                <w:b w:val="0"/>
+                <w:i w:val="0"/>
+                <w:sz w:val="18"/>
+              </w:rPr>
+              <w:t>NLS-AT: Thông tin, hình ảnh về đất nước phải lấy từ nguồn chính thức</w:t>
+            </w:r>
+          </w:p>
+          <w:p>
+            <w:pPr>
+              <w:spacing w:after="0"/>
+            </w:pPr>
+            <w:r>
+              <w:rPr>
+                <w:b w:val="0"/>
+                <w:i w:val="0"/>
+                <w:sz w:val="18"/>
+              </w:rPr>
               <w:t>KNS: KN giao tiếp: nói rõ ràng, biết lắng nghe, chờ đến lượt và tôn trọng ý kiến của bạn.</w:t>
             </w:r>
           </w:p>
@@ -19167,6 +22108,33 @@
                 <w:i w:val="0"/>
                 <w:sz w:val="18"/>
               </w:rPr>
+              <w:t>NLS-KT (Cơ bản 1): Sau khi HS đọc và tìm hiểu bài, GV chiếu video ngắn về rô-bốt thật đang làm việc: rô-bốt hút bụi trong nhà</w:t>
+            </w:r>
+          </w:p>
+          <w:p>
+            <w:pPr>
+              <w:spacing w:after="0"/>
+            </w:pPr>
+            <w:r>
+              <w:rPr>
+                <w:b w:val="0"/>
+                <w:i w:val="0"/>
+                <w:sz w:val="18"/>
+              </w:rPr>
+              <w:t>AI-NB (Cơ bản 1): GV giới thiệu ở mức nhận biết: rô-bốt và một số máy móc ngày nay biết “nghe” lệnh nói, nhận ra đồ vật</w:t>
+            </w:r>
+          </w:p>
+          <w:p>
+            <w:pPr>
+              <w:spacing w:after="0"/>
+            </w:pPr>
+            <w:r>
+              <w:rPr>
+                <w:b w:val="0"/>
+                <w:i w:val="0"/>
+                <w:sz w:val="18"/>
+              </w:rPr>
+              <w:t>NLS-AT: Máy móc thông minh vẫn có thể hiểu sai và trả lời sai</w:t>
             </w:r>
           </w:p>
         </w:tc>
@@ -19281,7 +22249,6 @@
                 <w:i w:val="0"/>
                 <w:sz w:val="18"/>
               </w:rPr>
-              <w:t>NLS-KT (Cơ bản 1): tra nghĩa từ bằng từ điển điện tử; đối chiếu ít nhất hai nguồn trước khi tin.</w:t>
             </w:r>
           </w:p>
         </w:tc>
@@ -19396,7 +22363,6 @@
                 <w:i w:val="0"/>
                 <w:sz w:val="18"/>
               </w:rPr>
-              <w:t>AI-NB (Cơ bản 1): Làm quen gõ chữ và công cụ kiểm tra chính tả trên máy tính (nếu có) dưới sự hướng dẫn; HS tự viết là chính, trung thực.</w:t>
             </w:r>
           </w:p>
         </w:tc>
@@ -19526,6 +22492,45 @@
                 <w:i w:val="0"/>
                 <w:sz w:val="18"/>
               </w:rPr>
+              <w:t>NLS-KT (Cơ bản 1): Bài “THƯ CỦA ÔNG TRÁI ĐẤT GỬI CÁC BẠN NHỎ” nói về đất nước và Trái Đất</w:t>
+            </w:r>
+          </w:p>
+          <w:p>
+            <w:pPr>
+              <w:spacing w:after="0"/>
+            </w:pPr>
+            <w:r>
+              <w:rPr>
+                <w:b w:val="0"/>
+                <w:i w:val="0"/>
+                <w:sz w:val="18"/>
+              </w:rPr>
+              <w:t>NLS-AT (Cơ bản 1): Với các bài về bảo vệ Trái Đất, GV chiếu một thông tin đúng lấy từ trang chính thức đặt cạnh một tin đồn thường gặp trên mạng</w:t>
+            </w:r>
+          </w:p>
+          <w:p>
+            <w:pPr>
+              <w:spacing w:after="0"/>
+            </w:pPr>
+            <w:r>
+              <w:rPr>
+                <w:b w:val="0"/>
+                <w:i w:val="0"/>
+                <w:sz w:val="18"/>
+              </w:rPr>
+              <w:t>NLS-AT: Thông tin, hình ảnh về đất nước phải lấy từ nguồn chính thức</w:t>
+            </w:r>
+          </w:p>
+          <w:p>
+            <w:pPr>
+              <w:spacing w:after="0"/>
+            </w:pPr>
+            <w:r>
+              <w:rPr>
+                <w:b w:val="0"/>
+                <w:i w:val="0"/>
+                <w:sz w:val="18"/>
+              </w:rPr>
               <w:t>KNS: KN giao tiếp: nói rõ ràng, biết lắng nghe, chờ đến lượt và tôn trọng ý kiến của bạn.</w:t>
             </w:r>
           </w:p>
@@ -19768,6 +22773,45 @@
                 <w:i w:val="0"/>
                 <w:sz w:val="18"/>
               </w:rPr>
+              <w:t>NLS-KT (Cơ bản 1): Bài “NHỮNG ĐIỀU NHỎ TỚ LÀM CHO TRÁI ĐẤT” nói về đất nước và Trái Đất</w:t>
+            </w:r>
+          </w:p>
+          <w:p>
+            <w:pPr>
+              <w:spacing w:after="0"/>
+            </w:pPr>
+            <w:r>
+              <w:rPr>
+                <w:b w:val="0"/>
+                <w:i w:val="0"/>
+                <w:sz w:val="18"/>
+              </w:rPr>
+              <w:t>NLS-AT (Cơ bản 1): Với các bài về bảo vệ Trái Đất, GV chiếu một thông tin đúng lấy từ trang chính thức đặt cạnh một tin đồn thường gặp trên mạng</w:t>
+            </w:r>
+          </w:p>
+          <w:p>
+            <w:pPr>
+              <w:spacing w:after="0"/>
+            </w:pPr>
+            <w:r>
+              <w:rPr>
+                <w:b w:val="0"/>
+                <w:i w:val="0"/>
+                <w:sz w:val="18"/>
+              </w:rPr>
+              <w:t>NLS-AT: Thông tin, hình ảnh về đất nước phải lấy từ nguồn chính thức</w:t>
+            </w:r>
+          </w:p>
+          <w:p>
+            <w:pPr>
+              <w:spacing w:after="0"/>
+            </w:pPr>
+            <w:r>
+              <w:rPr>
+                <w:b w:val="0"/>
+                <w:i w:val="0"/>
+                <w:sz w:val="18"/>
+              </w:rPr>
               <w:t>KNS: KN tự học: chọn sách phù hợp, kiên trì đọc và rút ra điều bổ ích cho bản thân.</w:t>
             </w:r>
           </w:p>
@@ -19997,7 +23041,33 @@
                 <w:i w:val="0"/>
                 <w:sz w:val="18"/>
               </w:rPr>
-              <w:t>NLS-GT (Cơ bản 1): HS tập nói, lắng nghe lịch sự; làm quen sử dụng tranh ảnh/thiết bị trình chiếu đơn giản khi chia sẻ (có hướng dẫn của GV).</w:t>
+              <w:t>NLS-ST (Cơ bản 1): Ở tiết “NHỮNG ĐIỀU NHỎ TỚ LÀM CHO TRÁI ĐẤT – LUYỆN VIẾT ĐOẠN”, sau khi HS viết xong đoạn vào vở</w:t>
+            </w:r>
+          </w:p>
+          <w:p>
+            <w:pPr>
+              <w:spacing w:after="0"/>
+            </w:pPr>
+            <w:r>
+              <w:rPr>
+                <w:b w:val="0"/>
+                <w:i w:val="0"/>
+                <w:sz w:val="18"/>
+              </w:rPr>
+              <w:t>NLS-GT (Cơ bản 1): GV hướng dẫn cả lớp cách góp ý cho bạn theo mẫu hai câu: “Tớ thích câu… vì…” và “Theo tớ, chỗ… nên sửa thành…”</w:t>
+            </w:r>
+          </w:p>
+          <w:p>
+            <w:pPr>
+              <w:spacing w:after="0"/>
+            </w:pPr>
+            <w:r>
+              <w:rPr>
+                <w:b w:val="0"/>
+                <w:i w:val="0"/>
+                <w:sz w:val="18"/>
+              </w:rPr>
+              <w:t>NLS-AT: Bài viết của HS là sản phẩm riêng: chỉ chiếu lên khi chính bạn ấy đồng ý</w:t>
             </w:r>
           </w:p>
           <w:p>
@@ -20140,6 +23210,45 @@
                 <w:i w:val="0"/>
                 <w:sz w:val="18"/>
               </w:rPr>
+              <w:t>NLS-KT (Cơ bản 1): Bài “BÁC SĨ Y-ÉC-XANH” nói về đất nước và Trái Đất. GV mở bản đồ số chỉ vị trí địa danh có trong bài (sông Hương</w:t>
+            </w:r>
+          </w:p>
+          <w:p>
+            <w:pPr>
+              <w:spacing w:after="0"/>
+            </w:pPr>
+            <w:r>
+              <w:rPr>
+                <w:b w:val="0"/>
+                <w:i w:val="0"/>
+                <w:sz w:val="18"/>
+              </w:rPr>
+              <w:t>NLS-AT (Cơ bản 1): Với các bài về bảo vệ Trái Đất, GV chiếu một thông tin đúng lấy từ trang chính thức đặt cạnh một tin đồn thường gặp trên mạng</w:t>
+            </w:r>
+          </w:p>
+          <w:p>
+            <w:pPr>
+              <w:spacing w:after="0"/>
+            </w:pPr>
+            <w:r>
+              <w:rPr>
+                <w:b w:val="0"/>
+                <w:i w:val="0"/>
+                <w:sz w:val="18"/>
+              </w:rPr>
+              <w:t>NLS-AT: Thông tin, hình ảnh về đất nước phải lấy từ nguồn chính thức</w:t>
+            </w:r>
+          </w:p>
+          <w:p>
+            <w:pPr>
+              <w:spacing w:after="0"/>
+            </w:pPr>
+            <w:r>
+              <w:rPr>
+                <w:b w:val="0"/>
+                <w:i w:val="0"/>
+                <w:sz w:val="18"/>
+              </w:rPr>
               <w:t>KNS: KN giao tiếp: nói rõ ràng, biết lắng nghe, chờ đến lượt và tôn trọng ý kiến của bạn.</w:t>
             </w:r>
           </w:p>
@@ -20382,6 +23491,33 @@
                 <w:i w:val="0"/>
                 <w:sz w:val="18"/>
               </w:rPr>
+              <w:t>NLS-KT (Cơ bản 1): Bài “MỘT MÁI NHÀ CHUNG” nói về đất nước và Trái Đất. GV mở bản đồ số chỉ vị trí địa danh có trong bài (sông Hương</w:t>
+            </w:r>
+          </w:p>
+          <w:p>
+            <w:pPr>
+              <w:spacing w:after="0"/>
+            </w:pPr>
+            <w:r>
+              <w:rPr>
+                <w:b w:val="0"/>
+                <w:i w:val="0"/>
+                <w:sz w:val="18"/>
+              </w:rPr>
+              <w:t>NLS-AT (Cơ bản 1): Với các bài về bảo vệ Trái Đất, GV chiếu một thông tin đúng lấy từ trang chính thức đặt cạnh một tin đồn thường gặp trên mạng</w:t>
+            </w:r>
+          </w:p>
+          <w:p>
+            <w:pPr>
+              <w:spacing w:after="0"/>
+            </w:pPr>
+            <w:r>
+              <w:rPr>
+                <w:b w:val="0"/>
+                <w:i w:val="0"/>
+                <w:sz w:val="18"/>
+              </w:rPr>
+              <w:t>NLS-AT: Thông tin, hình ảnh về đất nước phải lấy từ nguồn chính thức</w:t>
             </w:r>
           </w:p>
         </w:tc>
@@ -20610,7 +23746,33 @@
                 <w:i w:val="0"/>
                 <w:sz w:val="18"/>
               </w:rPr>
-              <w:t>NLS-KT (Cơ bản 1): GV hướng dẫn HS tìm, chọn sách/truyện phù hợp ở thư viện lớp hoặc thư viện số; tập ghi lại tên sách, câu chuyện đã đọc.</w:t>
+              <w:t>NLS-ST (Cơ bản 1): Ở tiết “MỘT MÁI NHÀ CHUNG – TẬP LÀM VĂN”, sau khi HS viết xong đoạn vào vở, GV dùng điện thoại chụp 2–3 bài</w:t>
+            </w:r>
+          </w:p>
+          <w:p>
+            <w:pPr>
+              <w:spacing w:after="0"/>
+            </w:pPr>
+            <w:r>
+              <w:rPr>
+                <w:b w:val="0"/>
+                <w:i w:val="0"/>
+                <w:sz w:val="18"/>
+              </w:rPr>
+              <w:t>NLS-GT (Cơ bản 1): GV hướng dẫn cả lớp cách góp ý cho bạn theo mẫu hai câu: “Tớ thích câu… vì…” và “Theo tớ, chỗ… nên sửa thành…”</w:t>
+            </w:r>
+          </w:p>
+          <w:p>
+            <w:pPr>
+              <w:spacing w:after="0"/>
+            </w:pPr>
+            <w:r>
+              <w:rPr>
+                <w:b w:val="0"/>
+                <w:i w:val="0"/>
+                <w:sz w:val="18"/>
+              </w:rPr>
+              <w:t>NLS-AT: Bài viết của HS là sản phẩm riêng: chỉ chiếu lên khi chính bạn ấy đồng ý</w:t>
             </w:r>
           </w:p>
           <w:p>

--- a/assets/docs/lop3/Tieng Viet - Lop 3.docx
+++ b/assets/docs/lop3/Tieng Viet - Lop 3.docx
@@ -3042,6 +3042,33 @@
                 <w:i w:val="0"/>
                 <w:sz w:val="18"/>
               </w:rPr>
+              <w:t>NLS-KT (Cơ bản 1): Trước khi nghe viết bài “Mùa hè lấp lánh”, GV chiếu đoạn thơ phóng to và bấm tô màu các chữ dễ viết sai cùng những tiếng có</w:t>
+            </w:r>
+          </w:p>
+          <w:p>
+            <w:pPr>
+              <w:spacing w:after="0"/>
+            </w:pPr>
+            <w:r>
+              <w:rPr>
+                <w:b w:val="0"/>
+                <w:i w:val="0"/>
+                <w:sz w:val="18"/>
+              </w:rPr>
+              <w:t>NLS-GQVĐ (Cơ bản 1): Ở phần phân biệt ch với tr và v với d, GV mở bài tập tương tác chọn chữ đúng điền vào chỗ trống; máy báo đúng</w:t>
+            </w:r>
+          </w:p>
+          <w:p>
+            <w:pPr>
+              <w:spacing w:after="0"/>
+            </w:pPr>
+            <w:r>
+              <w:rPr>
+                <w:b w:val="0"/>
+                <w:i w:val="0"/>
+                <w:sz w:val="18"/>
+              </w:rPr>
+              <w:t>NLS-AT: Màn hình do thầy cô bấm, HS chờ đến lượt được mời lên chạm</w:t>
             </w:r>
           </w:p>
         </w:tc>
@@ -3787,6 +3814,33 @@
                 <w:i w:val="0"/>
                 <w:sz w:val="18"/>
               </w:rPr>
+              <w:t>NLS-KT (Cơ bản 1): Trước khi nghe viết bài “Đi học vui sao”, GV chiếu đoạn thơ phóng to và bấm tô màu những tiếng có s</w:t>
+            </w:r>
+          </w:p>
+          <w:p>
+            <w:pPr>
+              <w:spacing w:after="0"/>
+            </w:pPr>
+            <w:r>
+              <w:rPr>
+                <w:b w:val="0"/>
+                <w:i w:val="0"/>
+                <w:sz w:val="18"/>
+              </w:rPr>
+              <w:t>NLS-GQVĐ (Cơ bản 1): Ở phần phân biệt s với x và dấu hỏi với dấu ngã, GV mở bài tập tương tác chọn chữ và dấu thanh đúng; máy báo đúng</w:t>
+            </w:r>
+          </w:p>
+          <w:p>
+            <w:pPr>
+              <w:spacing w:after="0"/>
+            </w:pPr>
+            <w:r>
+              <w:rPr>
+                <w:b w:val="0"/>
+                <w:i w:val="0"/>
+                <w:sz w:val="18"/>
+              </w:rPr>
+              <w:t>NLS-AT: Màn hình do thầy cô bấm, HS chờ đến lượt được mời lên chạm</w:t>
             </w:r>
           </w:p>
         </w:tc>
@@ -4492,6 +4546,33 @@
                 <w:i w:val="0"/>
                 <w:sz w:val="18"/>
               </w:rPr>
+              <w:t>NLS-KT (Cơ bản 1): Trước khi nghe viết đoạn trong bài “Lời giải toán đặc biệt”, GV chiếu đoạn văn phóng to và bấm tô màu các tiếng có r, d</w:t>
+            </w:r>
+          </w:p>
+          <w:p>
+            <w:pPr>
+              <w:spacing w:after="0"/>
+            </w:pPr>
+            <w:r>
+              <w:rPr>
+                <w:b w:val="0"/>
+                <w:i w:val="0"/>
+                <w:sz w:val="18"/>
+              </w:rPr>
+              <w:t>NLS-GQVĐ (Cơ bản 1): Ở phần phân biệt r với d, gi và an với ang, GV mở bài tập tương tác chọn chữ và vần đúng; máy báo đúng</w:t>
+            </w:r>
+          </w:p>
+          <w:p>
+            <w:pPr>
+              <w:spacing w:after="0"/>
+            </w:pPr>
+            <w:r>
+              <w:rPr>
+                <w:b w:val="0"/>
+                <w:i w:val="0"/>
+                <w:sz w:val="18"/>
+              </w:rPr>
+              <w:t>NLS-AT: Màn hình do thầy cô bấm, HS chờ đến lượt được mời lên chạm</w:t>
             </w:r>
           </w:p>
         </w:tc>
@@ -5224,6 +5305,45 @@
                 <w:i w:val="0"/>
                 <w:sz w:val="18"/>
               </w:rPr>
+              <w:t>NLS-KT (Cơ bản 1): Trước khi nghe viết bài “Nghe thầy đọc thơ”, GV chiếu đoạn thơ phóng to và bấm tô màu các tiếng bắt đầu bằng l</w:t>
+            </w:r>
+          </w:p>
+          <w:p>
+            <w:pPr>
+              <w:spacing w:after="0"/>
+            </w:pPr>
+            <w:r>
+              <w:rPr>
+                <w:b w:val="0"/>
+                <w:i w:val="0"/>
+                <w:sz w:val="18"/>
+              </w:rPr>
+              <w:t>NLS-GQVĐ (Cơ bản 1): Ở phần phân biệt l với n và ăn với ăng, GV mở bài tập tương tác chọn chữ, chọn vần đúng; máy báo đúng</w:t>
+            </w:r>
+          </w:p>
+          <w:p>
+            <w:pPr>
+              <w:spacing w:after="0"/>
+            </w:pPr>
+            <w:r>
+              <w:rPr>
+                <w:b w:val="0"/>
+                <w:i w:val="0"/>
+                <w:sz w:val="18"/>
+              </w:rPr>
+              <w:t>NLS-AT: Màn hình do thầy cô bấm, HS chờ đến lượt được mời lên chạm</w:t>
+            </w:r>
+          </w:p>
+          <w:p>
+            <w:pPr>
+              <w:spacing w:after="0"/>
+            </w:pPr>
+            <w:r>
+              <w:rPr>
+                <w:b w:val="0"/>
+                <w:i w:val="0"/>
+                <w:sz w:val="18"/>
+              </w:rPr>
               <w:t>KNS: KN tự học: chọn sách phù hợp, kiên trì đọc và rút ra điều bổ ích cho bản thân.</w:t>
             </w:r>
           </w:p>
@@ -5957,6 +6077,33 @@
                 <w:i w:val="0"/>
                 <w:sz w:val="18"/>
               </w:rPr>
+              <w:t>NLS-KT (Cơ bản 1): Trước khi nghe viết bài “Thư viện”, GV chiếu đoạn văn phóng to và bấm tô màu các tiếng có ch, tr cùng những tiếng vần ân, âng</w:t>
+            </w:r>
+          </w:p>
+          <w:p>
+            <w:pPr>
+              <w:spacing w:after="0"/>
+            </w:pPr>
+            <w:r>
+              <w:rPr>
+                <w:b w:val="0"/>
+                <w:i w:val="0"/>
+                <w:sz w:val="18"/>
+              </w:rPr>
+              <w:t>NLS-GQVĐ (Cơ bản 1): Ở phần phân biệt ch với tr và ân với âng, GV mở bài tập tương tác chọn chữ, chọn vần đúng; máy báo đúng</w:t>
+            </w:r>
+          </w:p>
+          <w:p>
+            <w:pPr>
+              <w:spacing w:after="0"/>
+            </w:pPr>
+            <w:r>
+              <w:rPr>
+                <w:b w:val="0"/>
+                <w:i w:val="0"/>
+                <w:sz w:val="18"/>
+              </w:rPr>
+              <w:t>NLS-AT: Màn hình do thầy cô bấm, HS chờ đến lượt được mời lên chạm</w:t>
             </w:r>
           </w:p>
         </w:tc>
@@ -6238,33 +6385,33 @@
                 <w:i w:val="0"/>
                 <w:sz w:val="18"/>
               </w:rPr>
-              <w:t>NLS-KT (Cơ bản 1): Ở tiết “NGÀY EM VÀO ĐỘI – LUYỆN TỪ VÀ CÂU”, khi HS gặp một từ chưa hiểu</w:t>
-            </w:r>
-          </w:p>
-          <w:p>
-            <w:pPr>
-              <w:spacing w:after="0"/>
-            </w:pPr>
-            <w:r>
-              <w:rPr>
-                <w:b w:val="0"/>
-                <w:i w:val="0"/>
-                <w:sz w:val="18"/>
-              </w:rPr>
-              <w:t>NLS-GQVĐ (Cơ bản 1): GV chiếu một câu HS hay viết sai (thiếu dấu chấm, dùng sai dấu phẩy</w:t>
-            </w:r>
-          </w:p>
-          <w:p>
-            <w:pPr>
-              <w:spacing w:after="0"/>
-            </w:pPr>
-            <w:r>
-              <w:rPr>
-                <w:b w:val="0"/>
-                <w:i w:val="0"/>
-                <w:sz w:val="18"/>
-              </w:rPr>
-              <w:t>NLS-AT: Từ điển và công cụ trên máy chỉ để tra nghĩa, không dùng để làm hộ bài tập</w:t>
+              <w:t>NLS-KT (Cơ bản 1): Ở tiết mở rộng vốn từ về thư viện, GV chiếu ảnh góc thư viện trường mình có chú thích tên các khu như giá sách, bàn đọc</w:t>
+            </w:r>
+          </w:p>
+          <w:p>
+            <w:pPr>
+              <w:spacing w:after="0"/>
+            </w:pPr>
+            <w:r>
+              <w:rPr>
+                <w:b w:val="0"/>
+                <w:i w:val="0"/>
+                <w:sz w:val="18"/>
+              </w:rPr>
+              <w:t>NLS-GQVĐ (Cơ bản 1): GV mở bài tập tương tác chọn câu cảm trong nhóm câu cho trước và điền dấu chấm than vào cuối câu; máy báo đúng</w:t>
+            </w:r>
+          </w:p>
+          <w:p>
+            <w:pPr>
+              <w:spacing w:after="0"/>
+            </w:pPr>
+            <w:r>
+              <w:rPr>
+                <w:b w:val="0"/>
+                <w:i w:val="0"/>
+                <w:sz w:val="18"/>
+              </w:rPr>
+              <w:t>NLS-AT: Ảnh thư viện chỉ chụp giá sách, bàn đọc, không chụp mặt bạn đang đọc sách</w:t>
             </w:r>
           </w:p>
         </w:tc>
@@ -6379,33 +6526,33 @@
                 <w:i w:val="0"/>
                 <w:sz w:val="18"/>
               </w:rPr>
-              <w:t>NLS-KT (Cơ bản 1): Ở tiết “NGÀY EM VÀO ĐỘI – LUYỆN TỪ VÀ CÂU”, khi HS gặp một từ chưa hiểu</w:t>
-            </w:r>
-          </w:p>
-          <w:p>
-            <w:pPr>
-              <w:spacing w:after="0"/>
-            </w:pPr>
-            <w:r>
-              <w:rPr>
-                <w:b w:val="0"/>
-                <w:i w:val="0"/>
-                <w:sz w:val="18"/>
-              </w:rPr>
-              <w:t>NLS-GQVĐ (Cơ bản 1): GV chiếu một câu HS hay viết sai (thiếu dấu chấm, dùng sai dấu phẩy</w:t>
-            </w:r>
-          </w:p>
-          <w:p>
-            <w:pPr>
-              <w:spacing w:after="0"/>
-            </w:pPr>
-            <w:r>
-              <w:rPr>
-                <w:b w:val="0"/>
-                <w:i w:val="0"/>
-                <w:sz w:val="18"/>
-              </w:rPr>
-              <w:t>NLS-AT: Từ điển và công cụ trên máy chỉ để tra nghĩa, không dùng để làm hộ bài tập</w:t>
+              <w:t>NLS-ST (Cơ bản 1): Ở tiết viết thông báo, GV chiếu một mẫu thông báo của thư viện trường và bấm tô màu từng phần: tên thông báo, nội dung, thời gian</w:t>
+            </w:r>
+          </w:p>
+          <w:p>
+            <w:pPr>
+              <w:spacing w:after="0"/>
+            </w:pPr>
+            <w:r>
+              <w:rPr>
+                <w:b w:val="0"/>
+                <w:i w:val="0"/>
+                <w:sz w:val="18"/>
+              </w:rPr>
+              <w:t>NLS-KT (Cơ bản 1): GV chiếu hai bản thông báo, một bản đủ ý và một bản thiếu thời gian, địa điểm; HS so sánh</w:t>
+            </w:r>
+          </w:p>
+          <w:p>
+            <w:pPr>
+              <w:spacing w:after="0"/>
+            </w:pPr>
+            <w:r>
+              <w:rPr>
+                <w:b w:val="0"/>
+                <w:i w:val="0"/>
+                <w:sz w:val="18"/>
+              </w:rPr>
+              <w:t>NLS-AT: Thông báo của lớp chỉ ghi việc chung như lịch đọc sách, quyên góp sách</w:t>
             </w:r>
           </w:p>
         </w:tc>
@@ -6919,6 +7066,33 @@
                 <w:i w:val="0"/>
                 <w:sz w:val="18"/>
               </w:rPr>
+              <w:t>NLS-KT (Cơ bản 1): Trước khi nghe viết bài “Đồ đạc trong nhà”, GV chiếu đoạn thơ phóng to và bấm tô màu các tiếng có vần iêu</w:t>
+            </w:r>
+          </w:p>
+          <w:p>
+            <w:pPr>
+              <w:spacing w:after="0"/>
+            </w:pPr>
+            <w:r>
+              <w:rPr>
+                <w:b w:val="0"/>
+                <w:i w:val="0"/>
+                <w:sz w:val="18"/>
+              </w:rPr>
+              <w:t>NLS-GQVĐ (Cơ bản 1): Ở phần phân biệt iêu với ươu và en với eng, GV mở bài tập tương tác chọn vần đúng; máy báo đúng</w:t>
+            </w:r>
+          </w:p>
+          <w:p>
+            <w:pPr>
+              <w:spacing w:after="0"/>
+            </w:pPr>
+            <w:r>
+              <w:rPr>
+                <w:b w:val="0"/>
+                <w:i w:val="0"/>
+                <w:sz w:val="18"/>
+              </w:rPr>
+              <w:t>NLS-AT: Màn hình do thầy cô bấm, HS chờ đến lượt được mời lên chạm</w:t>
             </w:r>
           </w:p>
         </w:tc>
@@ -7046,33 +7220,33 @@
                 <w:i w:val="0"/>
                 <w:sz w:val="18"/>
               </w:rPr>
-              <w:t>NLS-GT (Cơ bản 1): Bài “MÓN QUÀ ĐẶC BIỆT” nói về tình cảm gia đình và tình làng nghĩa xóm. Sau khi tìm hiểu bài</w:t>
-            </w:r>
-          </w:p>
-          <w:p>
-            <w:pPr>
-              <w:spacing w:after="0"/>
-            </w:pPr>
-            <w:r>
-              <w:rPr>
-                <w:b w:val="0"/>
-                <w:i w:val="0"/>
-                <w:sz w:val="18"/>
-              </w:rPr>
-              <w:t>NLS-KT (Cơ bản 1): GV chiếu ảnh, đoạn phim ngắn minh hoạ khung cảnh trong bài (ngôi nhà, con ngõ, bữa cơm, phiên chợ quê) để HS hình dung rõ hơn</w:t>
-            </w:r>
-          </w:p>
-          <w:p>
-            <w:pPr>
-              <w:spacing w:after="0"/>
-            </w:pPr>
-            <w:r>
-              <w:rPr>
-                <w:b w:val="0"/>
-                <w:i w:val="0"/>
-                <w:sz w:val="18"/>
-              </w:rPr>
-              <w:t>NLS-AT: Lời yêu thương gửi người thân là chuyện riêng của mỗi gia đình</w:t>
+              <w:t>NLS-KT (Cơ bản 1): Trước bài đọc “Món quà đặc biệt”, GV chiếu tranh minh hoạ phóng to để HS đoán món quà trong bài; sang phần viết</w:t>
+            </w:r>
+          </w:p>
+          <w:p>
+            <w:pPr>
+              <w:spacing w:after="0"/>
+            </w:pPr>
+            <w:r>
+              <w:rPr>
+                <w:b w:val="0"/>
+                <w:i w:val="0"/>
+                <w:sz w:val="18"/>
+              </w:rPr>
+              <w:t>NLS-ST (Cơ bản 1): Vài HS lên viết thử chữ hoa G, H trên bảng tương tác cho cả lớp nhận xét độ cao, độ rộng và khoảng cách</w:t>
+            </w:r>
+          </w:p>
+          <w:p>
+            <w:pPr>
+              <w:spacing w:after="0"/>
+            </w:pPr>
+            <w:r>
+              <w:rPr>
+                <w:b w:val="0"/>
+                <w:i w:val="0"/>
+                <w:sz w:val="18"/>
+              </w:rPr>
+              <w:t>NLS-AT: Chỉ HS được mời mới lên chạm màn hình, tay sạch và khô, chạm nhẹ không tì mạnh</w:t>
             </w:r>
           </w:p>
         </w:tc>
@@ -7187,33 +7361,33 @@
                 <w:i w:val="0"/>
                 <w:sz w:val="18"/>
               </w:rPr>
-              <w:t>NLS-GT (Cơ bản 1): Bài “MÓN QUÀ ĐẶC BIỆT” nói về tình cảm gia đình và tình làng nghĩa xóm. Sau khi tìm hiểu bài</w:t>
-            </w:r>
-          </w:p>
-          <w:p>
-            <w:pPr>
-              <w:spacing w:after="0"/>
-            </w:pPr>
-            <w:r>
-              <w:rPr>
-                <w:b w:val="0"/>
-                <w:i w:val="0"/>
-                <w:sz w:val="18"/>
-              </w:rPr>
-              <w:t>NLS-KT (Cơ bản 1): GV chiếu ảnh, đoạn phim ngắn minh hoạ khung cảnh trong bài (ngôi nhà, con ngõ, bữa cơm, phiên chợ quê) để HS hình dung rõ hơn</w:t>
-            </w:r>
-          </w:p>
-          <w:p>
-            <w:pPr>
-              <w:spacing w:after="0"/>
-            </w:pPr>
-            <w:r>
-              <w:rPr>
-                <w:b w:val="0"/>
-                <w:i w:val="0"/>
-                <w:sz w:val="18"/>
-              </w:rPr>
-              <w:t>NLS-AT: Lời yêu thương gửi người thân là chuyện riêng của mỗi gia đình</w:t>
+              <w:t>NLS-KT (Cơ bản 1): Ở tiết luyện từ và câu, GV chiếu từng cặp ảnh đối nhau như cũ và mới, cao và thấp, sáng và tối rồi bấm chuyển qua lại</w:t>
+            </w:r>
+          </w:p>
+          <w:p>
+            <w:pPr>
+              <w:spacing w:after="0"/>
+            </w:pPr>
+            <w:r>
+              <w:rPr>
+                <w:b w:val="0"/>
+                <w:i w:val="0"/>
+                <w:sz w:val="18"/>
+              </w:rPr>
+              <w:t>NLS-GQVĐ (Cơ bản 1): GV mở bài tập tương tác chọn câu khiến trong nhóm câu cho trước và điền dấu câu phù hợp; máy báo đúng</w:t>
+            </w:r>
+          </w:p>
+          <w:p>
+            <w:pPr>
+              <w:spacing w:after="0"/>
+            </w:pPr>
+            <w:r>
+              <w:rPr>
+                <w:b w:val="0"/>
+                <w:i w:val="0"/>
+                <w:sz w:val="18"/>
+              </w:rPr>
+              <w:t>NLS-AT: Khi đặt câu khiến với bạn, HS dùng lời lịch sự, có từ làm ơn, nhé</w:t>
             </w:r>
           </w:p>
         </w:tc>
@@ -7328,33 +7502,33 @@
                 <w:i w:val="0"/>
                 <w:sz w:val="18"/>
               </w:rPr>
-              <w:t>NLS-GT (Cơ bản 1): Bài “MÓN QUÀ ĐẶC BIỆT” nói về tình cảm gia đình và tình làng nghĩa xóm. Sau khi tìm hiểu bài</w:t>
-            </w:r>
-          </w:p>
-          <w:p>
-            <w:pPr>
-              <w:spacing w:after="0"/>
-            </w:pPr>
-            <w:r>
-              <w:rPr>
-                <w:b w:val="0"/>
-                <w:i w:val="0"/>
-                <w:sz w:val="18"/>
-              </w:rPr>
-              <w:t>NLS-KT (Cơ bản 1): GV chiếu ảnh, đoạn phim ngắn minh hoạ khung cảnh trong bài (ngôi nhà, con ngõ, bữa cơm, phiên chợ quê) để HS hình dung rõ hơn</w:t>
-            </w:r>
-          </w:p>
-          <w:p>
-            <w:pPr>
-              <w:spacing w:after="0"/>
-            </w:pPr>
-            <w:r>
-              <w:rPr>
-                <w:b w:val="0"/>
-                <w:i w:val="0"/>
-                <w:sz w:val="18"/>
-              </w:rPr>
-              <w:t>NLS-AT: Lời yêu thương gửi người thân là chuyện riêng của mỗi gia đình</w:t>
+              <w:t>NLS-ST (Cơ bản 1): Trước khi viết đoạn văn tả đồ vật, GV mở khung ba ô trên máy gồm đồ vật gì, hình dáng màu sắc ra sao</w:t>
+            </w:r>
+          </w:p>
+          <w:p>
+            <w:pPr>
+              <w:spacing w:after="0"/>
+            </w:pPr>
+            <w:r>
+              <w:rPr>
+                <w:b w:val="0"/>
+                <w:i w:val="0"/>
+                <w:sz w:val="18"/>
+              </w:rPr>
+              <w:t>NLS-KT (Cơ bản 1): GV chiếu ảnh phóng to một vài đồ vật quen thuộc rồi phóng to từng chi tiết như quai cặp, nắp bút, hoa văn trên hộp</w:t>
+            </w:r>
+          </w:p>
+          <w:p>
+            <w:pPr>
+              <w:spacing w:after="0"/>
+            </w:pPr>
+            <w:r>
+              <w:rPr>
+                <w:b w:val="0"/>
+                <w:i w:val="0"/>
+                <w:sz w:val="18"/>
+              </w:rPr>
+              <w:t>NLS-AT: Ảnh dùng trong bài là ảnh đồ dùng học tập</w:t>
             </w:r>
           </w:p>
           <w:p>
@@ -7651,6 +7825,33 @@
                 <w:i w:val="0"/>
                 <w:sz w:val="18"/>
               </w:rPr>
+              <w:t>NLS-KT (Cơ bản 1): Trước khi nghe viết bài “Khi cả nhà bé tí”, GV chiếu đoạn thơ phóng to và bấm tô màu các tiếng có vần iu</w:t>
+            </w:r>
+          </w:p>
+          <w:p>
+            <w:pPr>
+              <w:spacing w:after="0"/>
+            </w:pPr>
+            <w:r>
+              <w:rPr>
+                <w:b w:val="0"/>
+                <w:i w:val="0"/>
+                <w:sz w:val="18"/>
+              </w:rPr>
+              <w:t>NLS-GQVĐ (Cơ bản 1): Ở phần phân biệt iu với ưu và iên với iêng, GV mở bài tập tương tác chọn vần đúng; máy báo đúng</w:t>
+            </w:r>
+          </w:p>
+          <w:p>
+            <w:pPr>
+              <w:spacing w:after="0"/>
+            </w:pPr>
+            <w:r>
+              <w:rPr>
+                <w:b w:val="0"/>
+                <w:i w:val="0"/>
+                <w:sz w:val="18"/>
+              </w:rPr>
+              <w:t>NLS-AT: Màn hình do thầy cô bấm, HS chờ đến lượt được mời lên chạm</w:t>
             </w:r>
           </w:p>
         </w:tc>
@@ -8396,6 +8597,33 @@
                 <w:i w:val="0"/>
                 <w:sz w:val="18"/>
               </w:rPr>
+              <w:t>NLS-KT (Cơ bản 1): Trước khi nghe viết bài “Kho sách của ông bà”, GV chiếu đoạn văn phóng to và bấm tô màu các tiếng có s</w:t>
+            </w:r>
+          </w:p>
+          <w:p>
+            <w:pPr>
+              <w:spacing w:after="0"/>
+            </w:pPr>
+            <w:r>
+              <w:rPr>
+                <w:b w:val="0"/>
+                <w:i w:val="0"/>
+                <w:sz w:val="18"/>
+              </w:rPr>
+              <w:t>NLS-GQVĐ (Cơ bản 1): Ở phần phân biệt s với x và uôn với uông, GV mở bài tập tương tác chọn chữ, chọn vần đúng; máy báo đúng</w:t>
+            </w:r>
+          </w:p>
+          <w:p>
+            <w:pPr>
+              <w:spacing w:after="0"/>
+            </w:pPr>
+            <w:r>
+              <w:rPr>
+                <w:b w:val="0"/>
+                <w:i w:val="0"/>
+                <w:sz w:val="18"/>
+              </w:rPr>
+              <w:t>NLS-AT: Màn hình do thầy cô bấm, HS chờ đến lượt được mời lên chạm</w:t>
             </w:r>
           </w:p>
         </w:tc>
@@ -9089,6 +9317,33 @@
                 <w:i w:val="0"/>
                 <w:sz w:val="18"/>
               </w:rPr>
+              <w:t>NLS-KT (Cơ bản 1): Trước khi nghe viết bài “Tôi yêu em tôi”, GV chiếu đoạn thơ phóng to và bấm tô màu các tiếng có r, d</w:t>
+            </w:r>
+          </w:p>
+          <w:p>
+            <w:pPr>
+              <w:spacing w:after="0"/>
+            </w:pPr>
+            <w:r>
+              <w:rPr>
+                <w:b w:val="0"/>
+                <w:i w:val="0"/>
+                <w:sz w:val="18"/>
+              </w:rPr>
+              <w:t>NLS-GQVĐ (Cơ bản 1): Ở phần phân biệt r, d, gi và ươn với ương, GV mở bài tập tương tác chọn chữ, chọn vần đúng; máy báo đúng</w:t>
+            </w:r>
+          </w:p>
+          <w:p>
+            <w:pPr>
+              <w:spacing w:after="0"/>
+            </w:pPr>
+            <w:r>
+              <w:rPr>
+                <w:b w:val="0"/>
+                <w:i w:val="0"/>
+                <w:sz w:val="18"/>
+              </w:rPr>
+              <w:t>NLS-AT: Màn hình do thầy cô bấm, HS chờ đến lượt được mời lên chạm</w:t>
             </w:r>
           </w:p>
         </w:tc>
@@ -9789,6 +10044,45 @@
               <w:spacing w:after="0"/>
             </w:pPr>
             <w:r/>
+            <w:r>
+              <w:rPr>
+                <w:b w:val="0"/>
+                <w:i w:val="0"/>
+                <w:sz w:val="18"/>
+              </w:rPr>
+              <w:t>NLS-KT (Cơ bản 1): Trước khi nghe viết bài “Những bậc đá chạm mây”, GV chiếu đoạn văn phóng to và bấm tô màu những chữ viết hoa cùng các tiếng dễ</w:t>
+            </w:r>
+          </w:p>
+          <w:p>
+            <w:pPr>
+              <w:spacing w:after="0"/>
+            </w:pPr>
+            <w:r>
+              <w:rPr>
+                <w:b w:val="0"/>
+                <w:i w:val="0"/>
+                <w:sz w:val="18"/>
+              </w:rPr>
+              <w:t>NLS-GQVĐ (Cơ bản 1): Sau khi viết, GV chiếu đoạn văn mẫu cho HS soát lỗi theo từng câu; các em tự đánh dấu chỗ mình sai</w:t>
+            </w:r>
+          </w:p>
+          <w:p>
+            <w:pPr>
+              <w:spacing w:after="0"/>
+            </w:pPr>
+            <w:r>
+              <w:rPr>
+                <w:b w:val="0"/>
+                <w:i w:val="0"/>
+                <w:sz w:val="18"/>
+              </w:rPr>
+              <w:t>NLS-AT: Màn hình do thầy cô bấm, HS ngồi tại chỗ soát bài</w:t>
+            </w:r>
+          </w:p>
+          <w:p>
+            <w:pPr>
+              <w:spacing w:after="0"/>
+            </w:pPr>
             <w:r>
               <w:rPr>
                 <w:b w:val="0"/>

--- a/assets/docs/lop3/Tieng Viet - Lop 3.docx
+++ b/assets/docs/lop3/Tieng Viet - Lop 3.docx
@@ -637,33 +637,7 @@
                 <w:i w:val="0"/>
                 <w:sz w:val="18"/>
               </w:rPr>
-              <w:t>NLS-KT (Cơ bản 1): Trước khi đọc bài “Ngày gặp lại”, GV chiếu hình ảnh hoặc đoạn video ngắn về cảnh các bạn nhỏ gặp lại nhau ngày tựu trường và những</w:t>
-            </w:r>
-          </w:p>
-          <w:p>
-            <w:pPr>
-              <w:spacing w:after="0"/>
-            </w:pPr>
-            <w:r>
-              <w:rPr>
-                <w:b w:val="0"/>
-                <w:i w:val="0"/>
-                <w:sz w:val="18"/>
-              </w:rPr>
-              <w:t>NLS-GT (Cơ bản 1): GV mở bản đọc mẫu câu chuyện “Ngày gặp lại” cho HS nghe, dừng ở chỗ Chi và Sơn trò chuyện để HS nhận ra giọng vui mừng</w:t>
-            </w:r>
-          </w:p>
-          <w:p>
-            <w:pPr>
-              <w:spacing w:after="0"/>
-            </w:pPr>
-            <w:r>
-              <w:rPr>
-                <w:b w:val="0"/>
-                <w:i w:val="0"/>
-                <w:sz w:val="18"/>
-              </w:rPr>
-              <w:t>NLS-AT: Hình ảnh, video minh hoạ do GV chọn trước từ nguồn tin cậy</w:t>
+              <w:t>NLS-KT (Cơ bản 1): Trước khi đọc bài “Ngày gặp lại”.</w:t>
             </w:r>
           </w:p>
           <w:p>
@@ -791,33 +765,6 @@
                 <w:i w:val="0"/>
                 <w:sz w:val="18"/>
               </w:rPr>
-              <w:t>NLS-KT (Cơ bản 1): Khởi động bài “- Nghe – viết: Em yêu mùa hè / -Phân biệt c/k”</w:t>
-            </w:r>
-          </w:p>
-          <w:p>
-            <w:pPr>
-              <w:spacing w:after="0"/>
-            </w:pPr>
-            <w:r>
-              <w:rPr>
-                <w:b w:val="0"/>
-                <w:i w:val="0"/>
-                <w:sz w:val="18"/>
-              </w:rPr>
-              <w:t>NLS-GQVĐ (Cơ bản 1): Ở bài tập phân biệt c/k, GV chiếu bài tập tương tác điền c hoặc k vào chỗ trống (…á, …éo, …ính, …on); HS lên bấm chọn</w:t>
-            </w:r>
-          </w:p>
-          <w:p>
-            <w:pPr>
-              <w:spacing w:after="0"/>
-            </w:pPr>
-            <w:r>
-              <w:rPr>
-                <w:b w:val="0"/>
-                <w:i w:val="0"/>
-                <w:sz w:val="18"/>
-              </w:rPr>
-              <w:t>NLS-AT: Bản đọc mẫu và bài tập tương tác do GV chuẩn bị sẵn, mở trên máy của GV</w:t>
             </w:r>
           </w:p>
         </w:tc>
@@ -945,33 +892,6 @@
                 <w:i w:val="0"/>
                 <w:sz w:val="18"/>
               </w:rPr>
-              <w:t>NLS-KT (Cơ bản 1): Trước khi đọc bài thơ “Về thăm quê”, GV chiếu hình ảnh làng quê: bà ngồi bên hiên nhà, vườn cây, đường làng</w:t>
-            </w:r>
-          </w:p>
-          <w:p>
-            <w:pPr>
-              <w:spacing w:after="0"/>
-            </w:pPr>
-            <w:r>
-              <w:rPr>
-                <w:b w:val="0"/>
-                <w:i w:val="0"/>
-                <w:sz w:val="18"/>
-              </w:rPr>
-              <w:t>NLS-GT (Cơ bản 1): GV mở bản đọc mẫu bài thơ “Về thăm quê”, dừng ở từng dòng để HS nhận ra chỗ ngắt nhịp thơ</w:t>
-            </w:r>
-          </w:p>
-          <w:p>
-            <w:pPr>
-              <w:spacing w:after="0"/>
-            </w:pPr>
-            <w:r>
-              <w:rPr>
-                <w:b w:val="0"/>
-                <w:i w:val="0"/>
-                <w:sz w:val="18"/>
-              </w:rPr>
-              <w:t>NLS-AT: Hình ảnh, video minh hoạ do GV chọn trước từ nguồn tin cậy</w:t>
             </w:r>
           </w:p>
         </w:tc>
@@ -1086,33 +1006,6 @@
                 <w:i w:val="0"/>
                 <w:sz w:val="18"/>
               </w:rPr>
-              <w:t>NLS-KT (Cơ bản 1): Ở tiết “Bài 02: VỀ THĂM QUÊ – LUYỆN TỪ VÀ CÂU”, GV chiếu tranh minh hoạ bài 1 phóng to trên tivi để HS quan sát kĩ</w:t>
-            </w:r>
-          </w:p>
-          <w:p>
-            <w:pPr>
-              <w:spacing w:after="0"/>
-            </w:pPr>
-            <w:r>
-              <w:rPr>
-                <w:b w:val="0"/>
-                <w:i w:val="0"/>
-                <w:sz w:val="18"/>
-              </w:rPr>
-              <w:t>NLS-GQVĐ (Cơ bản 1): GV gõ lên màn hình các từ HS vừa tìm và cùng lớp xếp vào hai cột từ chỉ sự vật và từ chỉ hoạt động</w:t>
-            </w:r>
-          </w:p>
-          <w:p>
-            <w:pPr>
-              <w:spacing w:after="0"/>
-            </w:pPr>
-            <w:r>
-              <w:rPr>
-                <w:b w:val="0"/>
-                <w:i w:val="0"/>
-                <w:sz w:val="18"/>
-              </w:rPr>
-              <w:t>NLS-AT: Từ điển và công cụ trên máy chỉ để tra nghĩa, không dùng để làm hộ bài tập</w:t>
             </w:r>
           </w:p>
         </w:tc>
@@ -1357,33 +1250,7 @@
                 <w:i w:val="0"/>
                 <w:sz w:val="18"/>
               </w:rPr>
-              <w:t>NLS-KT (Cơ bản 1): Trước khi đọc bài “Cánh rừng trong nắng”, GV chiếu hình ảnh hoặc đoạn video ngắn về cánh rừng già có nắng xuyên qua tán lá, con suối</w:t>
-            </w:r>
-          </w:p>
-          <w:p>
-            <w:pPr>
-              <w:spacing w:after="0"/>
-            </w:pPr>
-            <w:r>
-              <w:rPr>
-                <w:b w:val="0"/>
-                <w:i w:val="0"/>
-                <w:sz w:val="18"/>
-              </w:rPr>
-              <w:t>NLS-GT (Cơ bản 1): GV mở bản đọc mẫu “Cánh rừng trong nắng”, dừng để HS nhận ra chỗ ngắt hơi, giọng ngạc nhiên thích thú của các bạn nhỏ</w:t>
-            </w:r>
-          </w:p>
-          <w:p>
-            <w:pPr>
-              <w:spacing w:after="0"/>
-            </w:pPr>
-            <w:r>
-              <w:rPr>
-                <w:b w:val="0"/>
-                <w:i w:val="0"/>
-                <w:sz w:val="18"/>
-              </w:rPr>
-              <w:t>NLS-AT: Hình ảnh, video minh hoạ do GV chọn trước từ nguồn tin cậy</w:t>
+              <w:t>NLS-GT (Cơ bản 1): Mở bản đọc mẫu “Cánh rừng trong nắng”, dừng.</w:t>
             </w:r>
           </w:p>
           <w:p>
@@ -1511,33 +1378,6 @@
                 <w:i w:val="0"/>
                 <w:sz w:val="18"/>
               </w:rPr>
-              <w:t>NLS-KT (Cơ bản 1): Khởi động bài “- Nghe – viết: Cánh rừng trong nắng / -Phân biệt g/gh”, GV mở bài hát cho HS nghe và vận động; trước khi viết</w:t>
-            </w:r>
-          </w:p>
-          <w:p>
-            <w:pPr>
-              <w:spacing w:after="0"/>
-            </w:pPr>
-            <w:r>
-              <w:rPr>
-                <w:b w:val="0"/>
-                <w:i w:val="0"/>
-                <w:sz w:val="18"/>
-              </w:rPr>
-              <w:t>NLS-ST (Cơ bản 1): Ở phần vận dụng ghi nhật kí, GV chiếu một mẫu nhật kí ngắn trên tivi để HS quan sát cách ghi ngày, việc làm, cảm xúc</w:t>
-            </w:r>
-          </w:p>
-          <w:p>
-            <w:pPr>
-              <w:spacing w:after="0"/>
-            </w:pPr>
-            <w:r>
-              <w:rPr>
-                <w:b w:val="0"/>
-                <w:i w:val="0"/>
-                <w:sz w:val="18"/>
-              </w:rPr>
-              <w:t>NLS-AT: Chỉ chụp và chiếu bài nhật kí khi HS đồng ý, che tên nếu em không muốn</w:t>
             </w:r>
           </w:p>
         </w:tc>
@@ -1665,7 +1505,7 @@
                 <w:i w:val="0"/>
                 <w:sz w:val="18"/>
               </w:rPr>
-              <w:t>NLS-KT (Cơ bản 1): Trước khi đọc bài “Lần đầu ra biển”, GV chiếu hình ảnh hoặc đoạn video ngắn về bãi biển, sóng, thuyền</w:t>
+              <w:t>QPAN: Liên hệ truyền thống chống giặc ngoại xâm, gương dũng cảm của thiếu niên, nhi đồng và Bà mẹ Việt Nam anh hùng; HS nêu được biển, đảo là một phần lãnh thổ thiêng liêng của Tổ quốc.</w:t>
             </w:r>
           </w:p>
           <w:p>
@@ -1678,33 +1518,7 @@
                 <w:i w:val="0"/>
                 <w:sz w:val="18"/>
               </w:rPr>
-              <w:t>NLS-GT (Cơ bản 1): GV mở bản đọc mẫu “Lần đầu ra biển”, dừng ở lời nhân vật để HS nhận ra ngữ điệu ngạc nhiên, thích thú</w:t>
-            </w:r>
-          </w:p>
-          <w:p>
-            <w:pPr>
-              <w:spacing w:after="0"/>
-            </w:pPr>
-            <w:r>
-              <w:rPr>
-                <w:b w:val="0"/>
-                <w:i w:val="0"/>
-                <w:sz w:val="18"/>
-              </w:rPr>
-              <w:t>NLS-AT: Hình ảnh, video minh hoạ do GV chọn trước từ nguồn tin cậy</w:t>
-            </w:r>
-          </w:p>
-          <w:p>
-            <w:pPr>
-              <w:spacing w:after="0"/>
-            </w:pPr>
-            <w:r>
-              <w:rPr>
-                <w:b w:val="0"/>
-                <w:i w:val="0"/>
-                <w:sz w:val="18"/>
-              </w:rPr>
-              <w:t>QPAN: Liên hệ truyền thống chống giặc ngoại xâm, gương dũng cảm của thiếu niên, nhi đồng và Bà mẹ Việt Nam anh hùng; HS nêu được biển, đảo là một phần lãnh thổ thiêng liêng của Tổ quốc.</w:t>
+              <w:t>KNS: KN tự học: chọn sách phù hợp, kiên trì đọc và rút ra điều bổ ích cho bản thân.</w:t>
             </w:r>
           </w:p>
         </w:tc>
@@ -1819,33 +1633,6 @@
                 <w:i w:val="0"/>
                 <w:sz w:val="18"/>
               </w:rPr>
-              <w:t>NLS-KT (Cơ bản 1): Ở tiết “Từ ngữ chỉ đặc điểm; Câu nêu đặc điểm”, GV chiếu các từ in đậm của bài 1 lên màn hình</w:t>
-            </w:r>
-          </w:p>
-          <w:p>
-            <w:pPr>
-              <w:spacing w:after="0"/>
-            </w:pPr>
-            <w:r>
-              <w:rPr>
-                <w:b w:val="0"/>
-                <w:i w:val="0"/>
-                <w:sz w:val="18"/>
-              </w:rPr>
-              <w:t>NLS-GQVĐ (Cơ bản 1): GV chiếu ảnh một số đồ vật, con vật, quả cây và cho HS tìm thêm từ chỉ đặc điểm cho mỗi nhóm</w:t>
-            </w:r>
-          </w:p>
-          <w:p>
-            <w:pPr>
-              <w:spacing w:after="0"/>
-            </w:pPr>
-            <w:r>
-              <w:rPr>
-                <w:b w:val="0"/>
-                <w:i w:val="0"/>
-                <w:sz w:val="18"/>
-              </w:rPr>
-              <w:t>NLS-AT: Từ điển và công cụ trên máy chỉ để tra nghĩa, không dùng để làm hộ bài tập</w:t>
             </w:r>
           </w:p>
         </w:tc>
@@ -1960,45 +1747,6 @@
                 <w:i w:val="0"/>
                 <w:sz w:val="18"/>
               </w:rPr>
-              <w:t>NLS-KT (Cơ bản 1): Ở tiết “Viết đoạn văn kể lại hoạt động đã làm cùng người thân”, GV chiếu tranh minh hoạ phóng to</w:t>
-            </w:r>
-          </w:p>
-          <w:p>
-            <w:pPr>
-              <w:spacing w:after="0"/>
-            </w:pPr>
-            <w:r>
-              <w:rPr>
-                <w:b w:val="0"/>
-                <w:i w:val="0"/>
-                <w:sz w:val="18"/>
-              </w:rPr>
-              <w:t>NLS-GQVĐ (Cơ bản 1): Sau khi HS viết, GV chụp 2–3 đoạn văn chiếu lên màn hình và cùng lớp phát hiện lỗi dùng từ, đặt câu, sắp xếp ý</w:t>
-            </w:r>
-          </w:p>
-          <w:p>
-            <w:pPr>
-              <w:spacing w:after="0"/>
-            </w:pPr>
-            <w:r>
-              <w:rPr>
-                <w:b w:val="0"/>
-                <w:i w:val="0"/>
-                <w:sz w:val="18"/>
-              </w:rPr>
-              <w:t>NLS-AT: Từ điển và công cụ trên máy chỉ để tra nghĩa, không dùng để làm hộ bài tập</w:t>
-            </w:r>
-          </w:p>
-          <w:p>
-            <w:pPr>
-              <w:spacing w:after="0"/>
-            </w:pPr>
-            <w:r>
-              <w:rPr>
-                <w:b w:val="0"/>
-                <w:i w:val="0"/>
-                <w:sz w:val="18"/>
-              </w:rPr>
               <w:t>KNS: KN trình bày suy nghĩ, bày tỏ cảm xúc của bản thân bằng lời lẽ phù hợp.</w:t>
             </w:r>
           </w:p>
@@ -2129,33 +1877,7 @@
                 <w:i w:val="0"/>
                 <w:sz w:val="18"/>
               </w:rPr>
-              <w:t>NLS-KT (Cơ bản 1): Trước khi đọc bài “NHẬT KÍ TẬP BƠI”, GV chiếu 2–3 hình ảnh hoặc một đoạn video ngắn về sự vật, khung cảnh có trong bài (bãi biển</w:t>
-            </w:r>
-          </w:p>
-          <w:p>
-            <w:pPr>
-              <w:spacing w:after="0"/>
-            </w:pPr>
-            <w:r>
-              <w:rPr>
-                <w:b w:val="0"/>
-                <w:i w:val="0"/>
-                <w:sz w:val="18"/>
-              </w:rPr>
-              <w:t>NLS-GT (Cơ bản 1): GV mở bản đọc mẫu do phát thanh viên thể hiện cho HS nghe một lần, dừng lại để HS nhận ra chỗ người đọc ngắt hơi</w:t>
-            </w:r>
-          </w:p>
-          <w:p>
-            <w:pPr>
-              <w:spacing w:after="0"/>
-            </w:pPr>
-            <w:r>
-              <w:rPr>
-                <w:b w:val="0"/>
-                <w:i w:val="0"/>
-                <w:sz w:val="18"/>
-              </w:rPr>
-              <w:t>NLS-AT: Hình ảnh, video minh hoạ do GV chọn trước từ nguồn tin cậy</w:t>
+              <w:t>NLS-KT (Cơ bản 1): Trước khi đọc bài “NHẬT KÍ TẬP BƠI”, GV chiếu 2–3 hình ảnh hoặc một đoạn video ngắn về sự vật.</w:t>
             </w:r>
           </w:p>
           <w:p>
@@ -2283,33 +2005,6 @@
                 <w:i w:val="0"/>
                 <w:sz w:val="18"/>
               </w:rPr>
-              <w:t>NLS-KT (Cơ bản 1): Trước khi nghe viết bài “Mặt trời nhỏ”, GV chiếu đoạn thơ phóng to và bấm tô màu những chữ dễ viết sai cùng các tiếng bắt đầu</w:t>
-            </w:r>
-          </w:p>
-          <w:p>
-            <w:pPr>
-              <w:spacing w:after="0"/>
-            </w:pPr>
-            <w:r>
-              <w:rPr>
-                <w:b w:val="0"/>
-                <w:i w:val="0"/>
-                <w:sz w:val="18"/>
-              </w:rPr>
-              <w:t>NLS-GQVĐ (Cơ bản 1): Ở phần phân biệt ng và ngh, GV mở bài tập tương tác chọn chữ đúng điền vào chỗ trống; máy báo đúng</w:t>
-            </w:r>
-          </w:p>
-          <w:p>
-            <w:pPr>
-              <w:spacing w:after="0"/>
-            </w:pPr>
-            <w:r>
-              <w:rPr>
-                <w:b w:val="0"/>
-                <w:i w:val="0"/>
-                <w:sz w:val="18"/>
-              </w:rPr>
-              <w:t>NLS-AT: Màn hình do thầy cô bấm, HS chờ đến lượt được mời lên chạm; khi viết chính tả</w:t>
             </w:r>
           </w:p>
         </w:tc>
@@ -2437,33 +2132,6 @@
                 <w:i w:val="0"/>
                 <w:sz w:val="18"/>
               </w:rPr>
-              <w:t>NLS-KT (Cơ bản 1): Trước khi đọc bài “TẬP NẤU ĂN”, GV chiếu 2–3 hình ảnh hoặc một đoạn video ngắn về sự vật, khung cảnh có trong bài (bãi biển</w:t>
-            </w:r>
-          </w:p>
-          <w:p>
-            <w:pPr>
-              <w:spacing w:after="0"/>
-            </w:pPr>
-            <w:r>
-              <w:rPr>
-                <w:b w:val="0"/>
-                <w:i w:val="0"/>
-                <w:sz w:val="18"/>
-              </w:rPr>
-              <w:t>NLS-GT (Cơ bản 1): GV mở bản đọc mẫu do phát thanh viên thể hiện cho HS nghe một lần, dừng lại để HS nhận ra chỗ người đọc ngắt hơi</w:t>
-            </w:r>
-          </w:p>
-          <w:p>
-            <w:pPr>
-              <w:spacing w:after="0"/>
-            </w:pPr>
-            <w:r>
-              <w:rPr>
-                <w:b w:val="0"/>
-                <w:i w:val="0"/>
-                <w:sz w:val="18"/>
-              </w:rPr>
-              <w:t>NLS-AT: Hình ảnh, video minh hoạ do GV chọn trước từ nguồn tin cậy</w:t>
             </w:r>
           </w:p>
         </w:tc>
@@ -2578,33 +2246,6 @@
                 <w:i w:val="0"/>
                 <w:sz w:val="18"/>
               </w:rPr>
-              <w:t>NLS-KT (Cơ bản 1): Ở tiết luyện từ và câu về từ chỉ hoạt động, khi HS gặp một từ nấu ăn chưa hiểu như xào, rang, hấp</w:t>
-            </w:r>
-          </w:p>
-          <w:p>
-            <w:pPr>
-              <w:spacing w:after="0"/>
-            </w:pPr>
-            <w:r>
-              <w:rPr>
-                <w:b w:val="0"/>
-                <w:i w:val="0"/>
-                <w:sz w:val="18"/>
-              </w:rPr>
-              <w:t>NLS-GQVĐ (Cơ bản 1): GV mở bài tập tương tác kéo từ chỉ hoạt động ghép với từ chỉ sự vật thành câu nêu hoạt động; máy báo đúng</w:t>
-            </w:r>
-          </w:p>
-          <w:p>
-            <w:pPr>
-              <w:spacing w:after="0"/>
-            </w:pPr>
-            <w:r>
-              <w:rPr>
-                <w:b w:val="0"/>
-                <w:i w:val="0"/>
-                <w:sz w:val="18"/>
-              </w:rPr>
-              <w:t>NLS-AT: Thầy cô là người gõ từ cần tra, HS chỉ xem kết quả</w:t>
             </w:r>
           </w:p>
         </w:tc>
@@ -2719,45 +2360,6 @@
                 <w:i w:val="0"/>
                 <w:sz w:val="18"/>
               </w:rPr>
-              <w:t>NLS-KT (Cơ bản 1): Trước khi viết đoạn văn nêu các bước làm một món ăn, GV chiếu một công thức nấu ăn đơn giản có đánh số từng bước và ảnh</w:t>
-            </w:r>
-          </w:p>
-          <w:p>
-            <w:pPr>
-              <w:spacing w:after="0"/>
-            </w:pPr>
-            <w:r>
-              <w:rPr>
-                <w:b w:val="0"/>
-                <w:i w:val="0"/>
-                <w:sz w:val="18"/>
-              </w:rPr>
-              <w:t>NLS-ST (Cơ bản 1): GV mở khung ba ô trên máy gồm nguyên liệu, các bước làm, thành phẩm; HS nói ý của mình</w:t>
-            </w:r>
-          </w:p>
-          <w:p>
-            <w:pPr>
-              <w:spacing w:after="0"/>
-            </w:pPr>
-            <w:r>
-              <w:rPr>
-                <w:b w:val="0"/>
-                <w:i w:val="0"/>
-                <w:sz w:val="18"/>
-              </w:rPr>
-              <w:t>NLS-AT: Đây là bài viết ở lớp, HS không tự nấu nướng ở nhà một mình</w:t>
-            </w:r>
-          </w:p>
-          <w:p>
-            <w:pPr>
-              <w:spacing w:after="0"/>
-            </w:pPr>
-            <w:r>
-              <w:rPr>
-                <w:b w:val="0"/>
-                <w:i w:val="0"/>
-                <w:sz w:val="18"/>
-              </w:rPr>
               <w:t>KNS: KN trình bày suy nghĩ, bày tỏ cảm xúc của bản thân bằng lời lẽ phù hợp.</w:t>
             </w:r>
           </w:p>
@@ -2888,33 +2490,7 @@
                 <w:i w:val="0"/>
                 <w:sz w:val="18"/>
               </w:rPr>
-              <w:t>NLS-KT (Cơ bản 1): Trước khi đọc bài “MÙA HÈ LẤP LÁNH”, GV chiếu 2–3 hình ảnh hoặc một đoạn video ngắn về sự vật, khung cảnh có trong bài (bãi biển</w:t>
-            </w:r>
-          </w:p>
-          <w:p>
-            <w:pPr>
-              <w:spacing w:after="0"/>
-            </w:pPr>
-            <w:r>
-              <w:rPr>
-                <w:b w:val="0"/>
-                <w:i w:val="0"/>
-                <w:sz w:val="18"/>
-              </w:rPr>
-              <w:t>NLS-GT (Cơ bản 1): GV mở bản đọc mẫu do phát thanh viên thể hiện cho HS nghe một lần, dừng lại để HS nhận ra chỗ người đọc ngắt hơi</w:t>
-            </w:r>
-          </w:p>
-          <w:p>
-            <w:pPr>
-              <w:spacing w:after="0"/>
-            </w:pPr>
-            <w:r>
-              <w:rPr>
-                <w:b w:val="0"/>
-                <w:i w:val="0"/>
-                <w:sz w:val="18"/>
-              </w:rPr>
-              <w:t>NLS-AT: Hình ảnh, video minh hoạ do GV chọn trước từ nguồn tin cậy</w:t>
+              <w:t>NLS-GT (Cơ bản 1): Mở bản đọc mẫu do phát thanh viên thể hiện cho HS nghe một lần, dừng lại.</w:t>
             </w:r>
           </w:p>
           <w:p>
@@ -3042,33 +2618,6 @@
                 <w:i w:val="0"/>
                 <w:sz w:val="18"/>
               </w:rPr>
-              <w:t>NLS-KT (Cơ bản 1): Trước khi nghe viết bài “Mùa hè lấp lánh”, GV chiếu đoạn thơ phóng to và bấm tô màu các chữ dễ viết sai cùng những tiếng có</w:t>
-            </w:r>
-          </w:p>
-          <w:p>
-            <w:pPr>
-              <w:spacing w:after="0"/>
-            </w:pPr>
-            <w:r>
-              <w:rPr>
-                <w:b w:val="0"/>
-                <w:i w:val="0"/>
-                <w:sz w:val="18"/>
-              </w:rPr>
-              <w:t>NLS-GQVĐ (Cơ bản 1): Ở phần phân biệt ch với tr và v với d, GV mở bài tập tương tác chọn chữ đúng điền vào chỗ trống; máy báo đúng</w:t>
-            </w:r>
-          </w:p>
-          <w:p>
-            <w:pPr>
-              <w:spacing w:after="0"/>
-            </w:pPr>
-            <w:r>
-              <w:rPr>
-                <w:b w:val="0"/>
-                <w:i w:val="0"/>
-                <w:sz w:val="18"/>
-              </w:rPr>
-              <w:t>NLS-AT: Màn hình do thầy cô bấm, HS chờ đến lượt được mời lên chạm</w:t>
             </w:r>
           </w:p>
         </w:tc>
@@ -3196,45 +2745,6 @@
                 <w:i w:val="0"/>
                 <w:sz w:val="18"/>
               </w:rPr>
-              <w:t>NLS-KT (Cơ bản 1): Trước khi đọc bài “TẠM BIỆT MÙA HÈ”, GV chiếu 2–3 hình ảnh hoặc một đoạn video ngắn về sự vật, khung cảnh có trong bài (bãi biển</w:t>
-            </w:r>
-          </w:p>
-          <w:p>
-            <w:pPr>
-              <w:spacing w:after="0"/>
-            </w:pPr>
-            <w:r>
-              <w:rPr>
-                <w:b w:val="0"/>
-                <w:i w:val="0"/>
-                <w:sz w:val="18"/>
-              </w:rPr>
-              <w:t>NLS-GT (Cơ bản 1): GV mở bản đọc mẫu do phát thanh viên thể hiện cho HS nghe một lần, dừng lại để HS nhận ra chỗ người đọc ngắt hơi</w:t>
-            </w:r>
-          </w:p>
-          <w:p>
-            <w:pPr>
-              <w:spacing w:after="0"/>
-            </w:pPr>
-            <w:r>
-              <w:rPr>
-                <w:b w:val="0"/>
-                <w:i w:val="0"/>
-                <w:sz w:val="18"/>
-              </w:rPr>
-              <w:t>NLS-AT: Hình ảnh, video minh hoạ do GV chọn trước từ nguồn tin cậy</w:t>
-            </w:r>
-          </w:p>
-          <w:p>
-            <w:pPr>
-              <w:spacing w:after="0"/>
-            </w:pPr>
-            <w:r>
-              <w:rPr>
-                <w:b w:val="0"/>
-                <w:i w:val="0"/>
-                <w:sz w:val="18"/>
-              </w:rPr>
               <w:t>KNS: KN tự học: chọn sách phù hợp, kiên trì đọc và rút ra điều bổ ích cho bản thân.</w:t>
             </w:r>
           </w:p>
@@ -3350,33 +2860,6 @@
                 <w:i w:val="0"/>
                 <w:sz w:val="18"/>
               </w:rPr>
-              <w:t>NLS-KT (Cơ bản 1): Ở tiết “TẠM BIỆT MÙA HÈ – LUYỆN TỪ VÀ CÂU”, khi HS gặp một từ chưa hiểu</w:t>
-            </w:r>
-          </w:p>
-          <w:p>
-            <w:pPr>
-              <w:spacing w:after="0"/>
-            </w:pPr>
-            <w:r>
-              <w:rPr>
-                <w:b w:val="0"/>
-                <w:i w:val="0"/>
-                <w:sz w:val="18"/>
-              </w:rPr>
-              <w:t>NLS-GQVĐ (Cơ bản 1): GV chiếu một câu HS hay viết sai (thiếu dấu chấm, dùng sai dấu phẩy</w:t>
-            </w:r>
-          </w:p>
-          <w:p>
-            <w:pPr>
-              <w:spacing w:after="0"/>
-            </w:pPr>
-            <w:r>
-              <w:rPr>
-                <w:b w:val="0"/>
-                <w:i w:val="0"/>
-                <w:sz w:val="18"/>
-              </w:rPr>
-              <w:t>NLS-AT: Từ điển và công cụ trên máy chỉ để tra nghĩa, không dùng để làm hộ bài tập</w:t>
             </w:r>
           </w:p>
         </w:tc>
@@ -3491,45 +2974,6 @@
                 <w:i w:val="0"/>
                 <w:sz w:val="18"/>
               </w:rPr>
-              <w:t>NLS-ST (Cơ bản 1): Ở tiết “TẠM BIỆT MÙA HÈ – LUYỆN VIẾT ĐOẠN”, sau khi HS viết xong đoạn vào vở, GV dùng điện thoại chụp 2–3 bài</w:t>
-            </w:r>
-          </w:p>
-          <w:p>
-            <w:pPr>
-              <w:spacing w:after="0"/>
-            </w:pPr>
-            <w:r>
-              <w:rPr>
-                <w:b w:val="0"/>
-                <w:i w:val="0"/>
-                <w:sz w:val="18"/>
-              </w:rPr>
-              <w:t>NLS-GT (Cơ bản 1): GV hướng dẫn cả lớp cách góp ý cho bạn theo mẫu hai câu: “Tớ thích câu… vì…” và “Theo tớ, chỗ… nên sửa thành…”</w:t>
-            </w:r>
-          </w:p>
-          <w:p>
-            <w:pPr>
-              <w:spacing w:after="0"/>
-            </w:pPr>
-            <w:r>
-              <w:rPr>
-                <w:b w:val="0"/>
-                <w:i w:val="0"/>
-                <w:sz w:val="18"/>
-              </w:rPr>
-              <w:t>NLS-AT: Bài viết của HS là sản phẩm riêng: chỉ chiếu lên khi chính bạn ấy đồng ý</w:t>
-            </w:r>
-          </w:p>
-          <w:p>
-            <w:pPr>
-              <w:spacing w:after="0"/>
-            </w:pPr>
-            <w:r>
-              <w:rPr>
-                <w:b w:val="0"/>
-                <w:i w:val="0"/>
-                <w:sz w:val="18"/>
-              </w:rPr>
               <w:t>KNS: KN trình bày suy nghĩ, bày tỏ cảm xúc của bản thân bằng lời lẽ phù hợp.</w:t>
             </w:r>
           </w:p>
@@ -3660,7 +3104,7 @@
                 <w:i w:val="0"/>
                 <w:sz w:val="18"/>
               </w:rPr>
-              <w:t>NLS-KT (Cơ bản 1): Trước khi đọc bài “Đi học vui sao / Nói và nghe: Tới lớp, tới trường”</w:t>
+              <w:t>NLS-KT (Cơ bản 1): Trước khi đọc bài “Đi học vui sao / Nói và nghe: Tới lớp, tới trường”, GV chiếu 2–3 hình ảnh hoặc.</w:t>
             </w:r>
           </w:p>
           <w:p>
@@ -3673,7 +3117,7 @@
                 <w:i w:val="0"/>
                 <w:sz w:val="18"/>
               </w:rPr>
-              <w:t>NLS-GT (Cơ bản 1): GV mở bản đọc mẫu do phát thanh viên thể hiện cho HS nghe một lần, dừng lại để HS nhận ra chỗ người đọc ngắt hơi</w:t>
+              <w:t>QTE</w:t>
             </w:r>
           </w:p>
           <w:p>
@@ -3686,20 +3130,7 @@
                 <w:i w:val="0"/>
                 <w:sz w:val="18"/>
               </w:rPr>
-              <w:t>NLS-AT: Hình ảnh, video minh hoạ do GV chọn trước từ nguồn tin cậy</w:t>
-            </w:r>
-          </w:p>
-          <w:p>
-            <w:pPr>
-              <w:spacing w:after="0"/>
-            </w:pPr>
-            <w:r>
-              <w:rPr>
-                <w:b w:val="0"/>
-                <w:i w:val="0"/>
-                <w:sz w:val="18"/>
-              </w:rPr>
-              <w:t>KNS: KN giao tiếp: nói rõ ràng, biết lắng nghe, chờ đến lượt và tôn trọng ý kiến của bạn.</w:t>
+              <w:t>QTE: liên hệ quyền được học tập, vui chơi và được yêu thương của trẻ em qua nhân vật, chi tiết trong bài đọc.</w:t>
             </w:r>
           </w:p>
         </w:tc>
@@ -3814,7 +3245,7 @@
                 <w:i w:val="0"/>
                 <w:sz w:val="18"/>
               </w:rPr>
-              <w:t>NLS-KT (Cơ bản 1): Trước khi nghe viết bài “Đi học vui sao”, GV chiếu đoạn thơ phóng to và bấm tô màu những tiếng có s</w:t>
+              <w:t>QTE</w:t>
             </w:r>
           </w:p>
           <w:p>
@@ -3827,20 +3258,7 @@
                 <w:i w:val="0"/>
                 <w:sz w:val="18"/>
               </w:rPr>
-              <w:t>NLS-GQVĐ (Cơ bản 1): Ở phần phân biệt s với x và dấu hỏi với dấu ngã, GV mở bài tập tương tác chọn chữ và dấu thanh đúng; máy báo đúng</w:t>
-            </w:r>
-          </w:p>
-          <w:p>
-            <w:pPr>
-              <w:spacing w:after="0"/>
-            </w:pPr>
-            <w:r>
-              <w:rPr>
-                <w:b w:val="0"/>
-                <w:i w:val="0"/>
-                <w:sz w:val="18"/>
-              </w:rPr>
-              <w:t>NLS-AT: Màn hình do thầy cô bấm, HS chờ đến lượt được mời lên chạm</w:t>
+              <w:t>QTE: liên hệ quyền được học tập, vui chơi và được yêu thương của trẻ em qua nhân vật, chi tiết trong bài đọc.</w:t>
             </w:r>
           </w:p>
         </w:tc>
@@ -3968,7 +3386,7 @@
                 <w:i w:val="0"/>
                 <w:sz w:val="18"/>
               </w:rPr>
-              <w:t>NLS-KT (Cơ bản 1): Trước khi đọc bài “Con đường đến trường / Viết: Ôn chữ viết hoa D, Đ”</w:t>
+              <w:t>QTE</w:t>
             </w:r>
           </w:p>
           <w:p>
@@ -3981,20 +3399,7 @@
                 <w:i w:val="0"/>
                 <w:sz w:val="18"/>
               </w:rPr>
-              <w:t>NLS-GT (Cơ bản 1): GV mở bản đọc mẫu do phát thanh viên thể hiện cho HS nghe một lần, dừng lại để HS nhận ra chỗ người đọc ngắt hơi</w:t>
-            </w:r>
-          </w:p>
-          <w:p>
-            <w:pPr>
-              <w:spacing w:after="0"/>
-            </w:pPr>
-            <w:r>
-              <w:rPr>
-                <w:b w:val="0"/>
-                <w:i w:val="0"/>
-                <w:sz w:val="18"/>
-              </w:rPr>
-              <w:t>NLS-AT: Hình ảnh, video minh hoạ do GV chọn trước từ nguồn tin cậy</w:t>
+              <w:t>QTE: liên hệ quyền được học tập, vui chơi và được yêu thương của trẻ em qua nhân vật, chi tiết trong bài đọc.</w:t>
             </w:r>
           </w:p>
         </w:tc>
@@ -4223,45 +3628,6 @@
                 <w:i w:val="0"/>
                 <w:sz w:val="18"/>
               </w:rPr>
-              <w:t>NLS-KT (Cơ bản 1): Trước khi đọc bài “Viết đoạn văn nêu tình cảm, cảm xúc đối với một người mà em yêu quý”</w:t>
-            </w:r>
-          </w:p>
-          <w:p>
-            <w:pPr>
-              <w:spacing w:after="0"/>
-            </w:pPr>
-            <w:r>
-              <w:rPr>
-                <w:b w:val="0"/>
-                <w:i w:val="0"/>
-                <w:sz w:val="18"/>
-              </w:rPr>
-              <w:t>NLS-GT (Cơ bản 1): GV mở bản đọc mẫu do phát thanh viên thể hiện cho HS nghe một lần, dừng lại để HS nhận ra chỗ người đọc ngắt hơi</w:t>
-            </w:r>
-          </w:p>
-          <w:p>
-            <w:pPr>
-              <w:spacing w:after="0"/>
-            </w:pPr>
-            <w:r>
-              <w:rPr>
-                <w:b w:val="0"/>
-                <w:i w:val="0"/>
-                <w:sz w:val="18"/>
-              </w:rPr>
-              <w:t>NLS-AT: Hình ảnh, video minh hoạ do GV chọn trước từ nguồn tin cậy</w:t>
-            </w:r>
-          </w:p>
-          <w:p>
-            <w:pPr>
-              <w:spacing w:after="0"/>
-            </w:pPr>
-            <w:r>
-              <w:rPr>
-                <w:b w:val="0"/>
-                <w:i w:val="0"/>
-                <w:sz w:val="18"/>
-              </w:rPr>
               <w:t>KNS: KN trình bày suy nghĩ, bày tỏ cảm xúc của bản thân bằng lời lẽ phù hợp.</w:t>
             </w:r>
           </w:p>
@@ -4392,33 +3758,7 @@
                 <w:i w:val="0"/>
                 <w:sz w:val="18"/>
               </w:rPr>
-              <w:t>NLS-KT (Cơ bản 1): Trước khi đọc bài “LỜI GIẢI TOÁN ĐẶC BIỆT”, GV chiếu 2–3 hình ảnh hoặc một đoạn video ngắn về sự vật</w:t>
-            </w:r>
-          </w:p>
-          <w:p>
-            <w:pPr>
-              <w:spacing w:after="0"/>
-            </w:pPr>
-            <w:r>
-              <w:rPr>
-                <w:b w:val="0"/>
-                <w:i w:val="0"/>
-                <w:sz w:val="18"/>
-              </w:rPr>
-              <w:t>NLS-GT (Cơ bản 1): GV mở bản đọc mẫu do phát thanh viên thể hiện cho HS nghe một lần, dừng lại để HS nhận ra chỗ người đọc ngắt hơi</w:t>
-            </w:r>
-          </w:p>
-          <w:p>
-            <w:pPr>
-              <w:spacing w:after="0"/>
-            </w:pPr>
-            <w:r>
-              <w:rPr>
-                <w:b w:val="0"/>
-                <w:i w:val="0"/>
-                <w:sz w:val="18"/>
-              </w:rPr>
-              <w:t>NLS-AT: Hình ảnh, video minh hoạ do GV chọn trước từ nguồn tin cậy</w:t>
+              <w:t>NLS-GT (Cơ bản 1): Mở bản đọc mẫu do phát thanh viên thể hiện cho HS nghe một lần, dừng lại.</w:t>
             </w:r>
           </w:p>
           <w:p>
@@ -4546,33 +3886,6 @@
                 <w:i w:val="0"/>
                 <w:sz w:val="18"/>
               </w:rPr>
-              <w:t>NLS-KT (Cơ bản 1): Trước khi nghe viết đoạn trong bài “Lời giải toán đặc biệt”, GV chiếu đoạn văn phóng to và bấm tô màu các tiếng có r, d</w:t>
-            </w:r>
-          </w:p>
-          <w:p>
-            <w:pPr>
-              <w:spacing w:after="0"/>
-            </w:pPr>
-            <w:r>
-              <w:rPr>
-                <w:b w:val="0"/>
-                <w:i w:val="0"/>
-                <w:sz w:val="18"/>
-              </w:rPr>
-              <w:t>NLS-GQVĐ (Cơ bản 1): Ở phần phân biệt r với d, gi và an với ang, GV mở bài tập tương tác chọn chữ và vần đúng; máy báo đúng</w:t>
-            </w:r>
-          </w:p>
-          <w:p>
-            <w:pPr>
-              <w:spacing w:after="0"/>
-            </w:pPr>
-            <w:r>
-              <w:rPr>
-                <w:b w:val="0"/>
-                <w:i w:val="0"/>
-                <w:sz w:val="18"/>
-              </w:rPr>
-              <w:t>NLS-AT: Màn hình do thầy cô bấm, HS chờ đến lượt được mời lên chạm</w:t>
             </w:r>
           </w:p>
         </w:tc>
@@ -4700,45 +4013,6 @@
                 <w:i w:val="0"/>
                 <w:sz w:val="18"/>
               </w:rPr>
-              <w:t>NLS-ST (Cơ bản 1): Ở tiết “BÀI TẬP LÀM VĂN”, sau khi HS viết xong đoạn vào vở, GV dùng điện thoại chụp 2–3 bài</w:t>
-            </w:r>
-          </w:p>
-          <w:p>
-            <w:pPr>
-              <w:spacing w:after="0"/>
-            </w:pPr>
-            <w:r>
-              <w:rPr>
-                <w:b w:val="0"/>
-                <w:i w:val="0"/>
-                <w:sz w:val="18"/>
-              </w:rPr>
-              <w:t>NLS-GT (Cơ bản 1): GV hướng dẫn cả lớp cách góp ý cho bạn theo mẫu hai câu: “Tớ thích câu… vì…” và “Theo tớ, chỗ… nên sửa thành…”</w:t>
-            </w:r>
-          </w:p>
-          <w:p>
-            <w:pPr>
-              <w:spacing w:after="0"/>
-            </w:pPr>
-            <w:r>
-              <w:rPr>
-                <w:b w:val="0"/>
-                <w:i w:val="0"/>
-                <w:sz w:val="18"/>
-              </w:rPr>
-              <w:t>NLS-AT: Bài viết của HS là sản phẩm riêng: chỉ chiếu lên khi chính bạn ấy đồng ý</w:t>
-            </w:r>
-          </w:p>
-          <w:p>
-            <w:pPr>
-              <w:spacing w:after="0"/>
-            </w:pPr>
-            <w:r>
-              <w:rPr>
-                <w:b w:val="0"/>
-                <w:i w:val="0"/>
-                <w:sz w:val="18"/>
-              </w:rPr>
               <w:t>KNS: KN tự học: chọn sách phù hợp, kiên trì đọc và rút ra điều bổ ích cho bản thân.</w:t>
             </w:r>
           </w:p>
@@ -4854,33 +4128,6 @@
                 <w:i w:val="0"/>
                 <w:sz w:val="18"/>
               </w:rPr>
-              <w:t>NLS-KT (Cơ bản 1): Ở tiết “LUYỆN TỪ VÀ CÂU”, khi HS gặp một từ chưa hiểu, GV mở từ điển tiếng Việt bản điện tử trên máy</w:t>
-            </w:r>
-          </w:p>
-          <w:p>
-            <w:pPr>
-              <w:spacing w:after="0"/>
-            </w:pPr>
-            <w:r>
-              <w:rPr>
-                <w:b w:val="0"/>
-                <w:i w:val="0"/>
-                <w:sz w:val="18"/>
-              </w:rPr>
-              <w:t>NLS-GQVĐ (Cơ bản 1): GV chiếu một câu HS hay viết sai (thiếu dấu chấm, dùng sai dấu phẩy</w:t>
-            </w:r>
-          </w:p>
-          <w:p>
-            <w:pPr>
-              <w:spacing w:after="0"/>
-            </w:pPr>
-            <w:r>
-              <w:rPr>
-                <w:b w:val="0"/>
-                <w:i w:val="0"/>
-                <w:sz w:val="18"/>
-              </w:rPr>
-              <w:t>NLS-AT: Từ điển và công cụ trên máy chỉ để tra nghĩa, không dùng để làm hộ bài tập</w:t>
             </w:r>
           </w:p>
         </w:tc>
@@ -4995,33 +4242,6 @@
                 <w:i w:val="0"/>
                 <w:sz w:val="18"/>
               </w:rPr>
-              <w:t>NLS-ST (Cơ bản 1): Ở tiết “LUYỆN VIẾT ĐƠN”, sau khi HS viết xong đoạn vào vở, GV dùng điện thoại chụp 2–3 bài</w:t>
-            </w:r>
-          </w:p>
-          <w:p>
-            <w:pPr>
-              <w:spacing w:after="0"/>
-            </w:pPr>
-            <w:r>
-              <w:rPr>
-                <w:b w:val="0"/>
-                <w:i w:val="0"/>
-                <w:sz w:val="18"/>
-              </w:rPr>
-              <w:t>NLS-GT (Cơ bản 1): GV hướng dẫn cả lớp cách góp ý cho bạn theo mẫu hai câu: “Tớ thích câu… vì…” và “Theo tớ, chỗ… nên sửa thành…”</w:t>
-            </w:r>
-          </w:p>
-          <w:p>
-            <w:pPr>
-              <w:spacing w:after="0"/>
-            </w:pPr>
-            <w:r>
-              <w:rPr>
-                <w:b w:val="0"/>
-                <w:i w:val="0"/>
-                <w:sz w:val="18"/>
-              </w:rPr>
-              <w:t>NLS-AT: Bài viết của HS là sản phẩm riêng: chỉ chiếu lên khi chính bạn ấy đồng ý</w:t>
             </w:r>
           </w:p>
         </w:tc>
@@ -5151,33 +4371,7 @@
                 <w:i w:val="0"/>
                 <w:sz w:val="18"/>
               </w:rPr>
-              <w:t>NLS-KT (Cơ bản 1): Trước khi đọc bài “BÀN TAY CÔ GIÁO”, GV chiếu 2–3 hình ảnh hoặc một đoạn video ngắn về sự vật, khung cảnh có trong bài (bãi biển</w:t>
-            </w:r>
-          </w:p>
-          <w:p>
-            <w:pPr>
-              <w:spacing w:after="0"/>
-            </w:pPr>
-            <w:r>
-              <w:rPr>
-                <w:b w:val="0"/>
-                <w:i w:val="0"/>
-                <w:sz w:val="18"/>
-              </w:rPr>
-              <w:t>NLS-GT (Cơ bản 1): GV mở bản đọc mẫu do phát thanh viên thể hiện cho HS nghe một lần, dừng lại để HS nhận ra chỗ người đọc ngắt hơi</w:t>
-            </w:r>
-          </w:p>
-          <w:p>
-            <w:pPr>
-              <w:spacing w:after="0"/>
-            </w:pPr>
-            <w:r>
-              <w:rPr>
-                <w:b w:val="0"/>
-                <w:i w:val="0"/>
-                <w:sz w:val="18"/>
-              </w:rPr>
-              <w:t>NLS-AT: Hình ảnh, video minh hoạ do GV chọn trước từ nguồn tin cậy</w:t>
+              <w:t>NLS-KT (Cơ bản 1): Trước khi đọc bài “BÀN TAY CÔ GIÁO”, GV chiếu 2–3 hình ảnh hoặc một đoạn video ngắn về sự vật.</w:t>
             </w:r>
           </w:p>
           <w:p>
@@ -5305,45 +4499,6 @@
                 <w:i w:val="0"/>
                 <w:sz w:val="18"/>
               </w:rPr>
-              <w:t>NLS-KT (Cơ bản 1): Trước khi nghe viết bài “Nghe thầy đọc thơ”, GV chiếu đoạn thơ phóng to và bấm tô màu các tiếng bắt đầu bằng l</w:t>
-            </w:r>
-          </w:p>
-          <w:p>
-            <w:pPr>
-              <w:spacing w:after="0"/>
-            </w:pPr>
-            <w:r>
-              <w:rPr>
-                <w:b w:val="0"/>
-                <w:i w:val="0"/>
-                <w:sz w:val="18"/>
-              </w:rPr>
-              <w:t>NLS-GQVĐ (Cơ bản 1): Ở phần phân biệt l với n và ăn với ăng, GV mở bài tập tương tác chọn chữ, chọn vần đúng; máy báo đúng</w:t>
-            </w:r>
-          </w:p>
-          <w:p>
-            <w:pPr>
-              <w:spacing w:after="0"/>
-            </w:pPr>
-            <w:r>
-              <w:rPr>
-                <w:b w:val="0"/>
-                <w:i w:val="0"/>
-                <w:sz w:val="18"/>
-              </w:rPr>
-              <w:t>NLS-AT: Màn hình do thầy cô bấm, HS chờ đến lượt được mời lên chạm</w:t>
-            </w:r>
-          </w:p>
-          <w:p>
-            <w:pPr>
-              <w:spacing w:after="0"/>
-            </w:pPr>
-            <w:r>
-              <w:rPr>
-                <w:b w:val="0"/>
-                <w:i w:val="0"/>
-                <w:sz w:val="18"/>
-              </w:rPr>
               <w:t>KNS: KN tự học: chọn sách phù hợp, kiên trì đọc và rút ra điều bổ ích cho bản thân.</w:t>
             </w:r>
           </w:p>
@@ -5472,33 +4627,6 @@
                 <w:i w:val="0"/>
                 <w:sz w:val="18"/>
               </w:rPr>
-              <w:t>NLS-KT (Cơ bản 1): Trước khi đọc bài “CUỘC HỌP CỦA CHỮ VIẾT”, GV chiếu 2–3 hình ảnh hoặc một đoạn video ngắn về sự vật</w:t>
-            </w:r>
-          </w:p>
-          <w:p>
-            <w:pPr>
-              <w:spacing w:after="0"/>
-            </w:pPr>
-            <w:r>
-              <w:rPr>
-                <w:b w:val="0"/>
-                <w:i w:val="0"/>
-                <w:sz w:val="18"/>
-              </w:rPr>
-              <w:t>NLS-GT (Cơ bản 1): GV mở bản đọc mẫu do phát thanh viên thể hiện cho HS nghe một lần, dừng lại để HS nhận ra chỗ người đọc ngắt hơi</w:t>
-            </w:r>
-          </w:p>
-          <w:p>
-            <w:pPr>
-              <w:spacing w:after="0"/>
-            </w:pPr>
-            <w:r>
-              <w:rPr>
-                <w:b w:val="0"/>
-                <w:i w:val="0"/>
-                <w:sz w:val="18"/>
-              </w:rPr>
-              <w:t>NLS-AT: Hình ảnh, video minh hoạ do GV chọn trước từ nguồn tin cậy</w:t>
             </w:r>
           </w:p>
         </w:tc>
@@ -5613,33 +4741,6 @@
                 <w:i w:val="0"/>
                 <w:sz w:val="18"/>
               </w:rPr>
-              <w:t>NLS-KT (Cơ bản 1): Ở tiết “CUỘC HỌP CỦA CHỮ VIẾT – LUYỆN TỪ VÀ CÂU”, khi HS gặp một từ chưa hiểu</w:t>
-            </w:r>
-          </w:p>
-          <w:p>
-            <w:pPr>
-              <w:spacing w:after="0"/>
-            </w:pPr>
-            <w:r>
-              <w:rPr>
-                <w:b w:val="0"/>
-                <w:i w:val="0"/>
-                <w:sz w:val="18"/>
-              </w:rPr>
-              <w:t>NLS-GQVĐ (Cơ bản 1): GV chiếu một câu HS hay viết sai (thiếu dấu chấm, dùng sai dấu phẩy</w:t>
-            </w:r>
-          </w:p>
-          <w:p>
-            <w:pPr>
-              <w:spacing w:after="0"/>
-            </w:pPr>
-            <w:r>
-              <w:rPr>
-                <w:b w:val="0"/>
-                <w:i w:val="0"/>
-                <w:sz w:val="18"/>
-              </w:rPr>
-              <w:t>NLS-AT: Từ điển và công cụ trên máy chỉ để tra nghĩa, không dùng để làm hộ bài tập</w:t>
             </w:r>
           </w:p>
         </w:tc>
@@ -5754,45 +4855,6 @@
                 <w:i w:val="0"/>
                 <w:sz w:val="18"/>
               </w:rPr>
-              <w:t>NLS-ST (Cơ bản 1): Ở tiết “CUỘC HỌP CỦA CHỮ VIẾT – LUYỆN VIẾT ĐOẠN”, sau khi HS viết xong đoạn vào vở, GV dùng điện thoại chụp 2–3 bài</w:t>
-            </w:r>
-          </w:p>
-          <w:p>
-            <w:pPr>
-              <w:spacing w:after="0"/>
-            </w:pPr>
-            <w:r>
-              <w:rPr>
-                <w:b w:val="0"/>
-                <w:i w:val="0"/>
-                <w:sz w:val="18"/>
-              </w:rPr>
-              <w:t>NLS-GT (Cơ bản 1): GV hướng dẫn cả lớp cách góp ý cho bạn theo mẫu hai câu: “Tớ thích câu… vì…” và “Theo tớ, chỗ… nên sửa thành…”</w:t>
-            </w:r>
-          </w:p>
-          <w:p>
-            <w:pPr>
-              <w:spacing w:after="0"/>
-            </w:pPr>
-            <w:r>
-              <w:rPr>
-                <w:b w:val="0"/>
-                <w:i w:val="0"/>
-                <w:sz w:val="18"/>
-              </w:rPr>
-              <w:t>NLS-AT: Bài viết của HS là sản phẩm riêng: chỉ chiếu lên khi chính bạn ấy đồng ý</w:t>
-            </w:r>
-          </w:p>
-          <w:p>
-            <w:pPr>
-              <w:spacing w:after="0"/>
-            </w:pPr>
-            <w:r>
-              <w:rPr>
-                <w:b w:val="0"/>
-                <w:i w:val="0"/>
-                <w:sz w:val="18"/>
-              </w:rPr>
               <w:t>KNS: KN trình bày suy nghĩ, bày tỏ cảm xúc của bản thân bằng lời lẽ phù hợp.</w:t>
             </w:r>
           </w:p>
@@ -5923,33 +4985,7 @@
                 <w:i w:val="0"/>
                 <w:sz w:val="18"/>
               </w:rPr>
-              <w:t>NLS-KT (Cơ bản 1): Trước khi đọc bài “THƯ VIỆN”, GV chiếu 2–3 hình ảnh hoặc một đoạn video ngắn về sự vật, khung cảnh có trong bài (bãi biển, cánh rừng</w:t>
-            </w:r>
-          </w:p>
-          <w:p>
-            <w:pPr>
-              <w:spacing w:after="0"/>
-            </w:pPr>
-            <w:r>
-              <w:rPr>
-                <w:b w:val="0"/>
-                <w:i w:val="0"/>
-                <w:sz w:val="18"/>
-              </w:rPr>
-              <w:t>NLS-GT (Cơ bản 1): GV mở bản đọc mẫu do phát thanh viên thể hiện cho HS nghe một lần, dừng lại để HS nhận ra chỗ người đọc ngắt hơi</w:t>
-            </w:r>
-          </w:p>
-          <w:p>
-            <w:pPr>
-              <w:spacing w:after="0"/>
-            </w:pPr>
-            <w:r>
-              <w:rPr>
-                <w:b w:val="0"/>
-                <w:i w:val="0"/>
-                <w:sz w:val="18"/>
-              </w:rPr>
-              <w:t>NLS-AT: Hình ảnh, video minh hoạ do GV chọn trước từ nguồn tin cậy</w:t>
+              <w:t>NLS-GT (Cơ bản 1): Mở bản đọc mẫu do phát thanh viên thể hiện cho HS nghe một lần, dừng lại.</w:t>
             </w:r>
           </w:p>
           <w:p>
@@ -6077,33 +5113,6 @@
                 <w:i w:val="0"/>
                 <w:sz w:val="18"/>
               </w:rPr>
-              <w:t>NLS-KT (Cơ bản 1): Trước khi nghe viết bài “Thư viện”, GV chiếu đoạn văn phóng to và bấm tô màu các tiếng có ch, tr cùng những tiếng vần ân, âng</w:t>
-            </w:r>
-          </w:p>
-          <w:p>
-            <w:pPr>
-              <w:spacing w:after="0"/>
-            </w:pPr>
-            <w:r>
-              <w:rPr>
-                <w:b w:val="0"/>
-                <w:i w:val="0"/>
-                <w:sz w:val="18"/>
-              </w:rPr>
-              <w:t>NLS-GQVĐ (Cơ bản 1): Ở phần phân biệt ch với tr và ân với âng, GV mở bài tập tương tác chọn chữ, chọn vần đúng; máy báo đúng</w:t>
-            </w:r>
-          </w:p>
-          <w:p>
-            <w:pPr>
-              <w:spacing w:after="0"/>
-            </w:pPr>
-            <w:r>
-              <w:rPr>
-                <w:b w:val="0"/>
-                <w:i w:val="0"/>
-                <w:sz w:val="18"/>
-              </w:rPr>
-              <w:t>NLS-AT: Màn hình do thầy cô bấm, HS chờ đến lượt được mời lên chạm</w:t>
             </w:r>
           </w:p>
         </w:tc>
@@ -6231,45 +5240,6 @@
                 <w:i w:val="0"/>
                 <w:sz w:val="18"/>
               </w:rPr>
-              <w:t>NLS-KT (Cơ bản 1): Trước khi đọc bài “NGÀY EM VÀO ĐỘI”, GV chiếu 2–3 hình ảnh hoặc một đoạn video ngắn về sự vật, khung cảnh có trong bài (bãi biển</w:t>
-            </w:r>
-          </w:p>
-          <w:p>
-            <w:pPr>
-              <w:spacing w:after="0"/>
-            </w:pPr>
-            <w:r>
-              <w:rPr>
-                <w:b w:val="0"/>
-                <w:i w:val="0"/>
-                <w:sz w:val="18"/>
-              </w:rPr>
-              <w:t>NLS-GT (Cơ bản 1): GV mở bản đọc mẫu do phát thanh viên thể hiện cho HS nghe một lần, dừng lại để HS nhận ra chỗ người đọc ngắt hơi</w:t>
-            </w:r>
-          </w:p>
-          <w:p>
-            <w:pPr>
-              <w:spacing w:after="0"/>
-            </w:pPr>
-            <w:r>
-              <w:rPr>
-                <w:b w:val="0"/>
-                <w:i w:val="0"/>
-                <w:sz w:val="18"/>
-              </w:rPr>
-              <w:t>NLS-AT: Hình ảnh, video minh hoạ do GV chọn trước từ nguồn tin cậy</w:t>
-            </w:r>
-          </w:p>
-          <w:p>
-            <w:pPr>
-              <w:spacing w:after="0"/>
-            </w:pPr>
-            <w:r>
-              <w:rPr>
-                <w:b w:val="0"/>
-                <w:i w:val="0"/>
-                <w:sz w:val="18"/>
-              </w:rPr>
               <w:t>KNS: KN tự học: chọn sách phù hợp, kiên trì đọc và rút ra điều bổ ích cho bản thân.</w:t>
             </w:r>
           </w:p>
@@ -6385,33 +5355,6 @@
                 <w:i w:val="0"/>
                 <w:sz w:val="18"/>
               </w:rPr>
-              <w:t>NLS-KT (Cơ bản 1): Ở tiết mở rộng vốn từ về thư viện, GV chiếu ảnh góc thư viện trường mình có chú thích tên các khu như giá sách, bàn đọc</w:t>
-            </w:r>
-          </w:p>
-          <w:p>
-            <w:pPr>
-              <w:spacing w:after="0"/>
-            </w:pPr>
-            <w:r>
-              <w:rPr>
-                <w:b w:val="0"/>
-                <w:i w:val="0"/>
-                <w:sz w:val="18"/>
-              </w:rPr>
-              <w:t>NLS-GQVĐ (Cơ bản 1): GV mở bài tập tương tác chọn câu cảm trong nhóm câu cho trước và điền dấu chấm than vào cuối câu; máy báo đúng</w:t>
-            </w:r>
-          </w:p>
-          <w:p>
-            <w:pPr>
-              <w:spacing w:after="0"/>
-            </w:pPr>
-            <w:r>
-              <w:rPr>
-                <w:b w:val="0"/>
-                <w:i w:val="0"/>
-                <w:sz w:val="18"/>
-              </w:rPr>
-              <w:t>NLS-AT: Ảnh thư viện chỉ chụp giá sách, bàn đọc, không chụp mặt bạn đang đọc sách</w:t>
             </w:r>
           </w:p>
         </w:tc>
@@ -6526,33 +5469,6 @@
                 <w:i w:val="0"/>
                 <w:sz w:val="18"/>
               </w:rPr>
-              <w:t>NLS-ST (Cơ bản 1): Ở tiết viết thông báo, GV chiếu một mẫu thông báo của thư viện trường và bấm tô màu từng phần: tên thông báo, nội dung, thời gian</w:t>
-            </w:r>
-          </w:p>
-          <w:p>
-            <w:pPr>
-              <w:spacing w:after="0"/>
-            </w:pPr>
-            <w:r>
-              <w:rPr>
-                <w:b w:val="0"/>
-                <w:i w:val="0"/>
-                <w:sz w:val="18"/>
-              </w:rPr>
-              <w:t>NLS-KT (Cơ bản 1): GV chiếu hai bản thông báo, một bản đủ ý và một bản thiếu thời gian, địa điểm; HS so sánh</w:t>
-            </w:r>
-          </w:p>
-          <w:p>
-            <w:pPr>
-              <w:spacing w:after="0"/>
-            </w:pPr>
-            <w:r>
-              <w:rPr>
-                <w:b w:val="0"/>
-                <w:i w:val="0"/>
-                <w:sz w:val="18"/>
-              </w:rPr>
-              <w:t>NLS-AT: Thông báo của lớp chỉ ghi việc chung như lịch đọc sách, quyên góp sách</w:t>
             </w:r>
           </w:p>
         </w:tc>
@@ -6912,33 +5828,7 @@
                 <w:i w:val="0"/>
                 <w:sz w:val="18"/>
               </w:rPr>
-              <w:t>NLS-GT (Cơ bản 1): Bài “NGƯỠNG CỬA” nói về tình cảm gia đình và tình làng nghĩa xóm. Sau khi tìm hiểu bài</w:t>
-            </w:r>
-          </w:p>
-          <w:p>
-            <w:pPr>
-              <w:spacing w:after="0"/>
-            </w:pPr>
-            <w:r>
-              <w:rPr>
-                <w:b w:val="0"/>
-                <w:i w:val="0"/>
-                <w:sz w:val="18"/>
-              </w:rPr>
-              <w:t>NLS-KT (Cơ bản 1): GV chiếu ảnh, đoạn phim ngắn minh hoạ khung cảnh trong bài (ngôi nhà, con ngõ, bữa cơm, phiên chợ quê) để HS hình dung rõ hơn</w:t>
-            </w:r>
-          </w:p>
-          <w:p>
-            <w:pPr>
-              <w:spacing w:after="0"/>
-            </w:pPr>
-            <w:r>
-              <w:rPr>
-                <w:b w:val="0"/>
-                <w:i w:val="0"/>
-                <w:sz w:val="18"/>
-              </w:rPr>
-              <w:t>NLS-AT: Lời yêu thương gửi người thân là chuyện riêng của mỗi gia đình</w:t>
+              <w:t>NLS-KT (Cơ bản 1): Chiếu ảnh, đoạn phim ngắn minh hoạ khung cảnh trong bài (ngôi nhà, con ngõ, bữa cơm, phiên chợ quê).</w:t>
             </w:r>
           </w:p>
           <w:p>
@@ -7066,33 +5956,6 @@
                 <w:i w:val="0"/>
                 <w:sz w:val="18"/>
               </w:rPr>
-              <w:t>NLS-KT (Cơ bản 1): Trước khi nghe viết bài “Đồ đạc trong nhà”, GV chiếu đoạn thơ phóng to và bấm tô màu các tiếng có vần iêu</w:t>
-            </w:r>
-          </w:p>
-          <w:p>
-            <w:pPr>
-              <w:spacing w:after="0"/>
-            </w:pPr>
-            <w:r>
-              <w:rPr>
-                <w:b w:val="0"/>
-                <w:i w:val="0"/>
-                <w:sz w:val="18"/>
-              </w:rPr>
-              <w:t>NLS-GQVĐ (Cơ bản 1): Ở phần phân biệt iêu với ươu và en với eng, GV mở bài tập tương tác chọn vần đúng; máy báo đúng</w:t>
-            </w:r>
-          </w:p>
-          <w:p>
-            <w:pPr>
-              <w:spacing w:after="0"/>
-            </w:pPr>
-            <w:r>
-              <w:rPr>
-                <w:b w:val="0"/>
-                <w:i w:val="0"/>
-                <w:sz w:val="18"/>
-              </w:rPr>
-              <w:t>NLS-AT: Màn hình do thầy cô bấm, HS chờ đến lượt được mời lên chạm</w:t>
             </w:r>
           </w:p>
         </w:tc>
@@ -7220,33 +6083,6 @@
                 <w:i w:val="0"/>
                 <w:sz w:val="18"/>
               </w:rPr>
-              <w:t>NLS-KT (Cơ bản 1): Trước bài đọc “Món quà đặc biệt”, GV chiếu tranh minh hoạ phóng to để HS đoán món quà trong bài; sang phần viết</w:t>
-            </w:r>
-          </w:p>
-          <w:p>
-            <w:pPr>
-              <w:spacing w:after="0"/>
-            </w:pPr>
-            <w:r>
-              <w:rPr>
-                <w:b w:val="0"/>
-                <w:i w:val="0"/>
-                <w:sz w:val="18"/>
-              </w:rPr>
-              <w:t>NLS-ST (Cơ bản 1): Vài HS lên viết thử chữ hoa G, H trên bảng tương tác cho cả lớp nhận xét độ cao, độ rộng và khoảng cách</w:t>
-            </w:r>
-          </w:p>
-          <w:p>
-            <w:pPr>
-              <w:spacing w:after="0"/>
-            </w:pPr>
-            <w:r>
-              <w:rPr>
-                <w:b w:val="0"/>
-                <w:i w:val="0"/>
-                <w:sz w:val="18"/>
-              </w:rPr>
-              <w:t>NLS-AT: Chỉ HS được mời mới lên chạm màn hình, tay sạch và khô, chạm nhẹ không tì mạnh</w:t>
             </w:r>
           </w:p>
         </w:tc>
@@ -7361,33 +6197,6 @@
                 <w:i w:val="0"/>
                 <w:sz w:val="18"/>
               </w:rPr>
-              <w:t>NLS-KT (Cơ bản 1): Ở tiết luyện từ và câu, GV chiếu từng cặp ảnh đối nhau như cũ và mới, cao và thấp, sáng và tối rồi bấm chuyển qua lại</w:t>
-            </w:r>
-          </w:p>
-          <w:p>
-            <w:pPr>
-              <w:spacing w:after="0"/>
-            </w:pPr>
-            <w:r>
-              <w:rPr>
-                <w:b w:val="0"/>
-                <w:i w:val="0"/>
-                <w:sz w:val="18"/>
-              </w:rPr>
-              <w:t>NLS-GQVĐ (Cơ bản 1): GV mở bài tập tương tác chọn câu khiến trong nhóm câu cho trước và điền dấu câu phù hợp; máy báo đúng</w:t>
-            </w:r>
-          </w:p>
-          <w:p>
-            <w:pPr>
-              <w:spacing w:after="0"/>
-            </w:pPr>
-            <w:r>
-              <w:rPr>
-                <w:b w:val="0"/>
-                <w:i w:val="0"/>
-                <w:sz w:val="18"/>
-              </w:rPr>
-              <w:t>NLS-AT: Khi đặt câu khiến với bạn, HS dùng lời lịch sự, có từ làm ơn, nhé</w:t>
             </w:r>
           </w:p>
         </w:tc>
@@ -7502,45 +6311,6 @@
                 <w:i w:val="0"/>
                 <w:sz w:val="18"/>
               </w:rPr>
-              <w:t>NLS-ST (Cơ bản 1): Trước khi viết đoạn văn tả đồ vật, GV mở khung ba ô trên máy gồm đồ vật gì, hình dáng màu sắc ra sao</w:t>
-            </w:r>
-          </w:p>
-          <w:p>
-            <w:pPr>
-              <w:spacing w:after="0"/>
-            </w:pPr>
-            <w:r>
-              <w:rPr>
-                <w:b w:val="0"/>
-                <w:i w:val="0"/>
-                <w:sz w:val="18"/>
-              </w:rPr>
-              <w:t>NLS-KT (Cơ bản 1): GV chiếu ảnh phóng to một vài đồ vật quen thuộc rồi phóng to từng chi tiết như quai cặp, nắp bút, hoa văn trên hộp</w:t>
-            </w:r>
-          </w:p>
-          <w:p>
-            <w:pPr>
-              <w:spacing w:after="0"/>
-            </w:pPr>
-            <w:r>
-              <w:rPr>
-                <w:b w:val="0"/>
-                <w:i w:val="0"/>
-                <w:sz w:val="18"/>
-              </w:rPr>
-              <w:t>NLS-AT: Ảnh dùng trong bài là ảnh đồ dùng học tập</w:t>
-            </w:r>
-          </w:p>
-          <w:p>
-            <w:pPr>
-              <w:spacing w:after="0"/>
-            </w:pPr>
-            <w:r>
-              <w:rPr>
-                <w:b w:val="0"/>
-                <w:i w:val="0"/>
-                <w:sz w:val="18"/>
-              </w:rPr>
               <w:t>KNS: KN trình bày suy nghĩ, bày tỏ cảm xúc của bản thân bằng lời lẽ phù hợp.</w:t>
             </w:r>
           </w:p>
@@ -7671,33 +6441,7 @@
                 <w:i w:val="0"/>
                 <w:sz w:val="18"/>
               </w:rPr>
-              <w:t>NLS-GT (Cơ bản 1): Bài “KHI CẢ NHÀ BÉ TÍ” nói về tình cảm gia đình và tình làng nghĩa xóm. Sau khi tìm hiểu bài</w:t>
-            </w:r>
-          </w:p>
-          <w:p>
-            <w:pPr>
-              <w:spacing w:after="0"/>
-            </w:pPr>
-            <w:r>
-              <w:rPr>
-                <w:b w:val="0"/>
-                <w:i w:val="0"/>
-                <w:sz w:val="18"/>
-              </w:rPr>
-              <w:t>NLS-KT (Cơ bản 1): GV chiếu ảnh, đoạn phim ngắn minh hoạ khung cảnh trong bài (ngôi nhà, con ngõ, bữa cơm, phiên chợ quê) để HS hình dung rõ hơn</w:t>
-            </w:r>
-          </w:p>
-          <w:p>
-            <w:pPr>
-              <w:spacing w:after="0"/>
-            </w:pPr>
-            <w:r>
-              <w:rPr>
-                <w:b w:val="0"/>
-                <w:i w:val="0"/>
-                <w:sz w:val="18"/>
-              </w:rPr>
-              <w:t>NLS-AT: Lời yêu thương gửi người thân là chuyện riêng của mỗi gia đình</w:t>
+              <w:t>NLS-GT (Cơ bản 1): Bài “KHI CẢ NHÀ BÉ TÍ” nói về tình cảm gia đình.</w:t>
             </w:r>
           </w:p>
           <w:p>
@@ -7825,33 +6569,6 @@
                 <w:i w:val="0"/>
                 <w:sz w:val="18"/>
               </w:rPr>
-              <w:t>NLS-KT (Cơ bản 1): Trước khi nghe viết bài “Khi cả nhà bé tí”, GV chiếu đoạn thơ phóng to và bấm tô màu các tiếng có vần iu</w:t>
-            </w:r>
-          </w:p>
-          <w:p>
-            <w:pPr>
-              <w:spacing w:after="0"/>
-            </w:pPr>
-            <w:r>
-              <w:rPr>
-                <w:b w:val="0"/>
-                <w:i w:val="0"/>
-                <w:sz w:val="18"/>
-              </w:rPr>
-              <w:t>NLS-GQVĐ (Cơ bản 1): Ở phần phân biệt iu với ưu và iên với iêng, GV mở bài tập tương tác chọn vần đúng; máy báo đúng</w:t>
-            </w:r>
-          </w:p>
-          <w:p>
-            <w:pPr>
-              <w:spacing w:after="0"/>
-            </w:pPr>
-            <w:r>
-              <w:rPr>
-                <w:b w:val="0"/>
-                <w:i w:val="0"/>
-                <w:sz w:val="18"/>
-              </w:rPr>
-              <w:t>NLS-AT: Màn hình do thầy cô bấm, HS chờ đến lượt được mời lên chạm</w:t>
             </w:r>
           </w:p>
         </w:tc>
@@ -7979,45 +6696,6 @@
                 <w:i w:val="0"/>
                 <w:sz w:val="18"/>
               </w:rPr>
-              <w:t>NLS-GT (Cơ bản 1): Bài “TRÒ CHUYỆN CÙNG MẸ” nói về tình cảm gia đình và tình làng nghĩa xóm. Sau khi tìm hiểu bài</w:t>
-            </w:r>
-          </w:p>
-          <w:p>
-            <w:pPr>
-              <w:spacing w:after="0"/>
-            </w:pPr>
-            <w:r>
-              <w:rPr>
-                <w:b w:val="0"/>
-                <w:i w:val="0"/>
-                <w:sz w:val="18"/>
-              </w:rPr>
-              <w:t>NLS-KT (Cơ bản 1): GV chiếu ảnh, đoạn phim ngắn minh hoạ khung cảnh trong bài (ngôi nhà, con ngõ, bữa cơm, phiên chợ quê) để HS hình dung rõ hơn</w:t>
-            </w:r>
-          </w:p>
-          <w:p>
-            <w:pPr>
-              <w:spacing w:after="0"/>
-            </w:pPr>
-            <w:r>
-              <w:rPr>
-                <w:b w:val="0"/>
-                <w:i w:val="0"/>
-                <w:sz w:val="18"/>
-              </w:rPr>
-              <w:t>NLS-AT: Lời yêu thương gửi người thân là chuyện riêng của mỗi gia đình</w:t>
-            </w:r>
-          </w:p>
-          <w:p>
-            <w:pPr>
-              <w:spacing w:after="0"/>
-            </w:pPr>
-            <w:r>
-              <w:rPr>
-                <w:b w:val="0"/>
-                <w:i w:val="0"/>
-                <w:sz w:val="18"/>
-              </w:rPr>
               <w:t>KNS: KN tự học: chọn sách phù hợp, kiên trì đọc và rút ra điều bổ ích cho bản thân.</w:t>
             </w:r>
           </w:p>
@@ -8133,33 +6811,6 @@
                 <w:i w:val="0"/>
                 <w:sz w:val="18"/>
               </w:rPr>
-              <w:t>NLS-KT (Cơ bản 1): Ở tiết “TRÒ CHUYỆN CÙNG MẸ – LUYỆN TỪ VÀ CÂU”, khi HS gặp một từ chưa hiểu</w:t>
-            </w:r>
-          </w:p>
-          <w:p>
-            <w:pPr>
-              <w:spacing w:after="0"/>
-            </w:pPr>
-            <w:r>
-              <w:rPr>
-                <w:b w:val="0"/>
-                <w:i w:val="0"/>
-                <w:sz w:val="18"/>
-              </w:rPr>
-              <w:t>NLS-GQVĐ (Cơ bản 1): GV chiếu một câu HS hay viết sai (thiếu dấu chấm, dùng sai dấu phẩy</w:t>
-            </w:r>
-          </w:p>
-          <w:p>
-            <w:pPr>
-              <w:spacing w:after="0"/>
-            </w:pPr>
-            <w:r>
-              <w:rPr>
-                <w:b w:val="0"/>
-                <w:i w:val="0"/>
-                <w:sz w:val="18"/>
-              </w:rPr>
-              <w:t>NLS-AT: Từ điển và công cụ trên máy chỉ để tra nghĩa, không dùng để làm hộ bài tập</w:t>
             </w:r>
           </w:p>
         </w:tc>
@@ -8274,45 +6925,6 @@
                 <w:i w:val="0"/>
                 <w:sz w:val="18"/>
               </w:rPr>
-              <w:t>NLS-ST (Cơ bản 1): Ở tiết “TRÒ CHUYỆN CÙNG MẸ – LUYỆN VIẾT ĐOẠN”, sau khi HS viết xong đoạn vào vở, GV dùng điện thoại chụp 2–3 bài</w:t>
-            </w:r>
-          </w:p>
-          <w:p>
-            <w:pPr>
-              <w:spacing w:after="0"/>
-            </w:pPr>
-            <w:r>
-              <w:rPr>
-                <w:b w:val="0"/>
-                <w:i w:val="0"/>
-                <w:sz w:val="18"/>
-              </w:rPr>
-              <w:t>NLS-GT (Cơ bản 1): GV hướng dẫn cả lớp cách góp ý cho bạn theo mẫu hai câu: “Tớ thích câu… vì…” và “Theo tớ, chỗ… nên sửa thành…”</w:t>
-            </w:r>
-          </w:p>
-          <w:p>
-            <w:pPr>
-              <w:spacing w:after="0"/>
-            </w:pPr>
-            <w:r>
-              <w:rPr>
-                <w:b w:val="0"/>
-                <w:i w:val="0"/>
-                <w:sz w:val="18"/>
-              </w:rPr>
-              <w:t>NLS-AT: Bài viết của HS là sản phẩm riêng: chỉ chiếu lên khi chính bạn ấy đồng ý</w:t>
-            </w:r>
-          </w:p>
-          <w:p>
-            <w:pPr>
-              <w:spacing w:after="0"/>
-            </w:pPr>
-            <w:r>
-              <w:rPr>
-                <w:b w:val="0"/>
-                <w:i w:val="0"/>
-                <w:sz w:val="18"/>
-              </w:rPr>
               <w:t>KNS: KN trình bày suy nghĩ, bày tỏ cảm xúc của bản thân bằng lời lẽ phù hợp.</w:t>
             </w:r>
           </w:p>
@@ -8443,33 +7055,7 @@
                 <w:i w:val="0"/>
                 <w:sz w:val="18"/>
               </w:rPr>
-              <w:t>NLS-GT (Cơ bản 1): Bài “TIA NẮNG BÉ NHỎ” nói về tình cảm gia đình và tình làng nghĩa xóm. Sau khi tìm hiểu bài</w:t>
-            </w:r>
-          </w:p>
-          <w:p>
-            <w:pPr>
-              <w:spacing w:after="0"/>
-            </w:pPr>
-            <w:r>
-              <w:rPr>
-                <w:b w:val="0"/>
-                <w:i w:val="0"/>
-                <w:sz w:val="18"/>
-              </w:rPr>
-              <w:t>NLS-KT (Cơ bản 1): GV chiếu ảnh, đoạn phim ngắn minh hoạ khung cảnh trong bài (ngôi nhà, con ngõ, bữa cơm, phiên chợ quê) để HS hình dung rõ hơn</w:t>
-            </w:r>
-          </w:p>
-          <w:p>
-            <w:pPr>
-              <w:spacing w:after="0"/>
-            </w:pPr>
-            <w:r>
-              <w:rPr>
-                <w:b w:val="0"/>
-                <w:i w:val="0"/>
-                <w:sz w:val="18"/>
-              </w:rPr>
-              <w:t>NLS-AT: Lời yêu thương gửi người thân là chuyện riêng của mỗi gia đình</w:t>
+              <w:t>NLS-KT (Cơ bản 1): Chiếu ảnh, đoạn phim ngắn minh hoạ khung cảnh trong bài (ngôi nhà, con ngõ, bữa cơm, phiên chợ quê).</w:t>
             </w:r>
           </w:p>
           <w:p>
@@ -8597,33 +7183,6 @@
                 <w:i w:val="0"/>
                 <w:sz w:val="18"/>
               </w:rPr>
-              <w:t>NLS-KT (Cơ bản 1): Trước khi nghe viết bài “Kho sách của ông bà”, GV chiếu đoạn văn phóng to và bấm tô màu các tiếng có s</w:t>
-            </w:r>
-          </w:p>
-          <w:p>
-            <w:pPr>
-              <w:spacing w:after="0"/>
-            </w:pPr>
-            <w:r>
-              <w:rPr>
-                <w:b w:val="0"/>
-                <w:i w:val="0"/>
-                <w:sz w:val="18"/>
-              </w:rPr>
-              <w:t>NLS-GQVĐ (Cơ bản 1): Ở phần phân biệt s với x và uôn với uông, GV mở bài tập tương tác chọn chữ, chọn vần đúng; máy báo đúng</w:t>
-            </w:r>
-          </w:p>
-          <w:p>
-            <w:pPr>
-              <w:spacing w:after="0"/>
-            </w:pPr>
-            <w:r>
-              <w:rPr>
-                <w:b w:val="0"/>
-                <w:i w:val="0"/>
-                <w:sz w:val="18"/>
-              </w:rPr>
-              <w:t>NLS-AT: Màn hình do thầy cô bấm, HS chờ đến lượt được mời lên chạm</w:t>
             </w:r>
           </w:p>
         </w:tc>
@@ -8751,33 +7310,6 @@
                 <w:i w:val="0"/>
                 <w:sz w:val="18"/>
               </w:rPr>
-              <w:t>NLS-GT (Cơ bản 1): Bài “ĐỂ CHÁU NẮM TAY ÔNG” nói về tình cảm gia đình và tình làng nghĩa xóm. Sau khi tìm hiểu bài</w:t>
-            </w:r>
-          </w:p>
-          <w:p>
-            <w:pPr>
-              <w:spacing w:after="0"/>
-            </w:pPr>
-            <w:r>
-              <w:rPr>
-                <w:b w:val="0"/>
-                <w:i w:val="0"/>
-                <w:sz w:val="18"/>
-              </w:rPr>
-              <w:t>NLS-KT (Cơ bản 1): GV chiếu ảnh, đoạn phim ngắn minh hoạ khung cảnh trong bài (ngôi nhà, con ngõ, bữa cơm, phiên chợ quê) để HS hình dung rõ hơn</w:t>
-            </w:r>
-          </w:p>
-          <w:p>
-            <w:pPr>
-              <w:spacing w:after="0"/>
-            </w:pPr>
-            <w:r>
-              <w:rPr>
-                <w:b w:val="0"/>
-                <w:i w:val="0"/>
-                <w:sz w:val="18"/>
-              </w:rPr>
-              <w:t>NLS-AT: Lời yêu thương gửi người thân là chuyện riêng của mỗi gia đình</w:t>
             </w:r>
           </w:p>
         </w:tc>
@@ -8892,33 +7424,6 @@
                 <w:i w:val="0"/>
                 <w:sz w:val="18"/>
               </w:rPr>
-              <w:t>NLS-KT (Cơ bản 1): Ở tiết “ĐỂ CHÁU NẮM TAY ÔNG – LUYỆN TỪ VÀ CÂU”, khi HS gặp một từ chưa hiểu</w:t>
-            </w:r>
-          </w:p>
-          <w:p>
-            <w:pPr>
-              <w:spacing w:after="0"/>
-            </w:pPr>
-            <w:r>
-              <w:rPr>
-                <w:b w:val="0"/>
-                <w:i w:val="0"/>
-                <w:sz w:val="18"/>
-              </w:rPr>
-              <w:t>NLS-GQVĐ (Cơ bản 1): GV chiếu một câu HS hay viết sai (thiếu dấu chấm, dùng sai dấu phẩy</w:t>
-            </w:r>
-          </w:p>
-          <w:p>
-            <w:pPr>
-              <w:spacing w:after="0"/>
-            </w:pPr>
-            <w:r>
-              <w:rPr>
-                <w:b w:val="0"/>
-                <w:i w:val="0"/>
-                <w:sz w:val="18"/>
-              </w:rPr>
-              <w:t>NLS-AT: Từ điển và công cụ trên máy chỉ để tra nghĩa, không dùng để làm hộ bài tập</w:t>
             </w:r>
           </w:p>
         </w:tc>
@@ -9163,33 +7668,7 @@
                 <w:i w:val="0"/>
                 <w:sz w:val="18"/>
               </w:rPr>
-              <w:t>NLS-GT (Cơ bản 1): Bài “TÔI YÊU EM TÔI” nói về tình cảm gia đình và tình làng nghĩa xóm. Sau khi tìm hiểu bài</w:t>
-            </w:r>
-          </w:p>
-          <w:p>
-            <w:pPr>
-              <w:spacing w:after="0"/>
-            </w:pPr>
-            <w:r>
-              <w:rPr>
-                <w:b w:val="0"/>
-                <w:i w:val="0"/>
-                <w:sz w:val="18"/>
-              </w:rPr>
-              <w:t>NLS-KT (Cơ bản 1): GV chiếu ảnh, đoạn phim ngắn minh hoạ khung cảnh trong bài (ngôi nhà, con ngõ, bữa cơm, phiên chợ quê) để HS hình dung rõ hơn</w:t>
-            </w:r>
-          </w:p>
-          <w:p>
-            <w:pPr>
-              <w:spacing w:after="0"/>
-            </w:pPr>
-            <w:r>
-              <w:rPr>
-                <w:b w:val="0"/>
-                <w:i w:val="0"/>
-                <w:sz w:val="18"/>
-              </w:rPr>
-              <w:t>NLS-AT: Lời yêu thương gửi người thân là chuyện riêng của mỗi gia đình</w:t>
+              <w:t>NLS-GT (Cơ bản 1): Bài “TÔI YÊU EM TÔI” nói về tình cảm gia đình.</w:t>
             </w:r>
           </w:p>
           <w:p>
@@ -9317,33 +7796,6 @@
                 <w:i w:val="0"/>
                 <w:sz w:val="18"/>
               </w:rPr>
-              <w:t>NLS-KT (Cơ bản 1): Trước khi nghe viết bài “Tôi yêu em tôi”, GV chiếu đoạn thơ phóng to và bấm tô màu các tiếng có r, d</w:t>
-            </w:r>
-          </w:p>
-          <w:p>
-            <w:pPr>
-              <w:spacing w:after="0"/>
-            </w:pPr>
-            <w:r>
-              <w:rPr>
-                <w:b w:val="0"/>
-                <w:i w:val="0"/>
-                <w:sz w:val="18"/>
-              </w:rPr>
-              <w:t>NLS-GQVĐ (Cơ bản 1): Ở phần phân biệt r, d, gi và ươn với ương, GV mở bài tập tương tác chọn chữ, chọn vần đúng; máy báo đúng</w:t>
-            </w:r>
-          </w:p>
-          <w:p>
-            <w:pPr>
-              <w:spacing w:after="0"/>
-            </w:pPr>
-            <w:r>
-              <w:rPr>
-                <w:b w:val="0"/>
-                <w:i w:val="0"/>
-                <w:sz w:val="18"/>
-              </w:rPr>
-              <w:t>NLS-AT: Màn hình do thầy cô bấm, HS chờ đến lượt được mời lên chạm</w:t>
             </w:r>
           </w:p>
         </w:tc>
@@ -9471,45 +7923,6 @@
                 <w:i w:val="0"/>
                 <w:sz w:val="18"/>
               </w:rPr>
-              <w:t>NLS-GT (Cơ bản 1): Bài “BẠN NHỎ TRONG NHÀ” nói về tình cảm gia đình và tình làng nghĩa xóm. Sau khi tìm hiểu bài</w:t>
-            </w:r>
-          </w:p>
-          <w:p>
-            <w:pPr>
-              <w:spacing w:after="0"/>
-            </w:pPr>
-            <w:r>
-              <w:rPr>
-                <w:b w:val="0"/>
-                <w:i w:val="0"/>
-                <w:sz w:val="18"/>
-              </w:rPr>
-              <w:t>NLS-KT (Cơ bản 1): GV chiếu ảnh, đoạn phim ngắn minh hoạ khung cảnh trong bài (ngôi nhà, con ngõ, bữa cơm, phiên chợ quê) để HS hình dung rõ hơn</w:t>
-            </w:r>
-          </w:p>
-          <w:p>
-            <w:pPr>
-              <w:spacing w:after="0"/>
-            </w:pPr>
-            <w:r>
-              <w:rPr>
-                <w:b w:val="0"/>
-                <w:i w:val="0"/>
-                <w:sz w:val="18"/>
-              </w:rPr>
-              <w:t>NLS-AT: Lời yêu thương gửi người thân là chuyện riêng của mỗi gia đình</w:t>
-            </w:r>
-          </w:p>
-          <w:p>
-            <w:pPr>
-              <w:spacing w:after="0"/>
-            </w:pPr>
-            <w:r>
-              <w:rPr>
-                <w:b w:val="0"/>
-                <w:i w:val="0"/>
-                <w:sz w:val="18"/>
-              </w:rPr>
               <w:t>KNS: KN tự học: chọn sách phù hợp, kiên trì đọc và rút ra điều bổ ích cho bản thân.</w:t>
             </w:r>
           </w:p>
@@ -9625,33 +8038,6 @@
                 <w:i w:val="0"/>
                 <w:sz w:val="18"/>
               </w:rPr>
-              <w:t>NLS-KT (Cơ bản 1): Ở tiết “BẠN NHỎ TRONG NHÀ – LUYỆN TỪ VÀ CÂU”, khi HS gặp một từ chưa hiểu</w:t>
-            </w:r>
-          </w:p>
-          <w:p>
-            <w:pPr>
-              <w:spacing w:after="0"/>
-            </w:pPr>
-            <w:r>
-              <w:rPr>
-                <w:b w:val="0"/>
-                <w:i w:val="0"/>
-                <w:sz w:val="18"/>
-              </w:rPr>
-              <w:t>NLS-GQVĐ (Cơ bản 1): GV chiếu một câu HS hay viết sai (thiếu dấu chấm, dùng sai dấu phẩy</w:t>
-            </w:r>
-          </w:p>
-          <w:p>
-            <w:pPr>
-              <w:spacing w:after="0"/>
-            </w:pPr>
-            <w:r>
-              <w:rPr>
-                <w:b w:val="0"/>
-                <w:i w:val="0"/>
-                <w:sz w:val="18"/>
-              </w:rPr>
-              <w:t>NLS-AT: Từ điển và công cụ trên máy chỉ để tra nghĩa, không dùng để làm hộ bài tập</w:t>
             </w:r>
           </w:p>
         </w:tc>
@@ -9896,33 +8282,7 @@
                 <w:i w:val="0"/>
                 <w:sz w:val="18"/>
               </w:rPr>
-              <w:t>NLS-GT (Cơ bản 1): Bài “NHỮNG BẬC ĐÁ CHẠM MÂY” nói về tình cảm gia đình và tình làng nghĩa xóm. Sau khi tìm hiểu bài</w:t>
-            </w:r>
-          </w:p>
-          <w:p>
-            <w:pPr>
-              <w:spacing w:after="0"/>
-            </w:pPr>
-            <w:r>
-              <w:rPr>
-                <w:b w:val="0"/>
-                <w:i w:val="0"/>
-                <w:sz w:val="18"/>
-              </w:rPr>
-              <w:t>NLS-KT (Cơ bản 1): GV chiếu ảnh, đoạn phim ngắn minh hoạ khung cảnh trong bài (ngôi nhà, con ngõ, bữa cơm, phiên chợ quê) để HS hình dung rõ hơn</w:t>
-            </w:r>
-          </w:p>
-          <w:p>
-            <w:pPr>
-              <w:spacing w:after="0"/>
-            </w:pPr>
-            <w:r>
-              <w:rPr>
-                <w:b w:val="0"/>
-                <w:i w:val="0"/>
-                <w:sz w:val="18"/>
-              </w:rPr>
-              <w:t>NLS-AT: Lời yêu thương gửi người thân là chuyện riêng của mỗi gia đình</w:t>
+              <w:t>NLS-KT (Cơ bản 1): Chiếu ảnh, đoạn phim ngắn minh hoạ khung cảnh trong bài (ngôi nhà, con ngõ, bữa cơm, phiên chợ quê).</w:t>
             </w:r>
           </w:p>
           <w:p>
@@ -10050,45 +8410,6 @@
                 <w:i w:val="0"/>
                 <w:sz w:val="18"/>
               </w:rPr>
-              <w:t>NLS-KT (Cơ bản 1): Trước khi nghe viết bài “Những bậc đá chạm mây”, GV chiếu đoạn văn phóng to và bấm tô màu những chữ viết hoa cùng các tiếng dễ</w:t>
-            </w:r>
-          </w:p>
-          <w:p>
-            <w:pPr>
-              <w:spacing w:after="0"/>
-            </w:pPr>
-            <w:r>
-              <w:rPr>
-                <w:b w:val="0"/>
-                <w:i w:val="0"/>
-                <w:sz w:val="18"/>
-              </w:rPr>
-              <w:t>NLS-GQVĐ (Cơ bản 1): Sau khi viết, GV chiếu đoạn văn mẫu cho HS soát lỗi theo từng câu; các em tự đánh dấu chỗ mình sai</w:t>
-            </w:r>
-          </w:p>
-          <w:p>
-            <w:pPr>
-              <w:spacing w:after="0"/>
-            </w:pPr>
-            <w:r>
-              <w:rPr>
-                <w:b w:val="0"/>
-                <w:i w:val="0"/>
-                <w:sz w:val="18"/>
-              </w:rPr>
-              <w:t>NLS-AT: Màn hình do thầy cô bấm, HS ngồi tại chỗ soát bài</w:t>
-            </w:r>
-          </w:p>
-          <w:p>
-            <w:pPr>
-              <w:spacing w:after="0"/>
-            </w:pPr>
-            <w:r>
-              <w:rPr>
-                <w:b w:val="0"/>
-                <w:i w:val="0"/>
-                <w:sz w:val="18"/>
-              </w:rPr>
               <w:t>KNS: KN ứng xử: thể hiện sự quan tâm, lễ phép, biết nói lời cảm ơn và xin lỗi đúng lúc.</w:t>
             </w:r>
           </w:p>
@@ -10217,33 +8538,6 @@
                 <w:i w:val="0"/>
                 <w:sz w:val="18"/>
               </w:rPr>
-              <w:t>NLS-GT (Cơ bản 1): Bài “ĐI TÌM MẶT TRỜI” nói về tình cảm gia đình và tình làng nghĩa xóm. Sau khi tìm hiểu bài</w:t>
-            </w:r>
-          </w:p>
-          <w:p>
-            <w:pPr>
-              <w:spacing w:after="0"/>
-            </w:pPr>
-            <w:r>
-              <w:rPr>
-                <w:b w:val="0"/>
-                <w:i w:val="0"/>
-                <w:sz w:val="18"/>
-              </w:rPr>
-              <w:t>NLS-KT (Cơ bản 1): GV chiếu ảnh, đoạn phim ngắn minh hoạ khung cảnh trong bài (ngôi nhà, con ngõ, bữa cơm, phiên chợ quê) để HS hình dung rõ hơn</w:t>
-            </w:r>
-          </w:p>
-          <w:p>
-            <w:pPr>
-              <w:spacing w:after="0"/>
-            </w:pPr>
-            <w:r>
-              <w:rPr>
-                <w:b w:val="0"/>
-                <w:i w:val="0"/>
-                <w:sz w:val="18"/>
-              </w:rPr>
-              <w:t>NLS-AT: Lời yêu thương gửi người thân là chuyện riêng của mỗi gia đình</w:t>
             </w:r>
           </w:p>
         </w:tc>
@@ -10358,33 +8652,6 @@
                 <w:i w:val="0"/>
                 <w:sz w:val="18"/>
               </w:rPr>
-              <w:t>NLS-KT (Cơ bản 1): Ở tiết “ĐI TÌM MẶT TRỜI – LUYỆN TỪ VÀ CÂU”, khi HS gặp một từ chưa hiểu</w:t>
-            </w:r>
-          </w:p>
-          <w:p>
-            <w:pPr>
-              <w:spacing w:after="0"/>
-            </w:pPr>
-            <w:r>
-              <w:rPr>
-                <w:b w:val="0"/>
-                <w:i w:val="0"/>
-                <w:sz w:val="18"/>
-              </w:rPr>
-              <w:t>NLS-GQVĐ (Cơ bản 1): GV chiếu một câu HS hay viết sai (thiếu dấu chấm, dùng sai dấu phẩy</w:t>
-            </w:r>
-          </w:p>
-          <w:p>
-            <w:pPr>
-              <w:spacing w:after="0"/>
-            </w:pPr>
-            <w:r>
-              <w:rPr>
-                <w:b w:val="0"/>
-                <w:i w:val="0"/>
-                <w:sz w:val="18"/>
-              </w:rPr>
-              <w:t>NLS-AT: Từ điển và công cụ trên máy chỉ để tra nghĩa, không dùng để làm hộ bài tập</w:t>
             </w:r>
           </w:p>
         </w:tc>
@@ -10499,45 +8766,6 @@
                 <w:i w:val="0"/>
                 <w:sz w:val="18"/>
               </w:rPr>
-              <w:t>NLS-ST (Cơ bản 1): Ở tiết “ĐI TÌM MẶT TRỜI – LUYỆN VIẾT ĐOẠN”, sau khi HS viết xong đoạn vào vở, GV dùng điện thoại chụp 2–3 bài</w:t>
-            </w:r>
-          </w:p>
-          <w:p>
-            <w:pPr>
-              <w:spacing w:after="0"/>
-            </w:pPr>
-            <w:r>
-              <w:rPr>
-                <w:b w:val="0"/>
-                <w:i w:val="0"/>
-                <w:sz w:val="18"/>
-              </w:rPr>
-              <w:t>NLS-GT (Cơ bản 1): GV hướng dẫn cả lớp cách góp ý cho bạn theo mẫu hai câu: “Tớ thích câu… vì…” và “Theo tớ, chỗ… nên sửa thành…”</w:t>
-            </w:r>
-          </w:p>
-          <w:p>
-            <w:pPr>
-              <w:spacing w:after="0"/>
-            </w:pPr>
-            <w:r>
-              <w:rPr>
-                <w:b w:val="0"/>
-                <w:i w:val="0"/>
-                <w:sz w:val="18"/>
-              </w:rPr>
-              <w:t>NLS-AT: Bài viết của HS là sản phẩm riêng: chỉ chiếu lên khi chính bạn ấy đồng ý</w:t>
-            </w:r>
-          </w:p>
-          <w:p>
-            <w:pPr>
-              <w:spacing w:after="0"/>
-            </w:pPr>
-            <w:r>
-              <w:rPr>
-                <w:b w:val="0"/>
-                <w:i w:val="0"/>
-                <w:sz w:val="18"/>
-              </w:rPr>
               <w:t>KNS: KN trình bày suy nghĩ, bày tỏ cảm xúc của bản thân bằng lời lẽ phù hợp.</w:t>
             </w:r>
           </w:p>
@@ -10668,33 +8896,7 @@
                 <w:i w:val="0"/>
                 <w:sz w:val="18"/>
               </w:rPr>
-              <w:t>NLS-GT (Cơ bản 1): Bài “NHỮNG CHIẾC ÁO ẤM” nói về tình cảm gia đình và tình làng nghĩa xóm. Sau khi tìm hiểu bài</w:t>
-            </w:r>
-          </w:p>
-          <w:p>
-            <w:pPr>
-              <w:spacing w:after="0"/>
-            </w:pPr>
-            <w:r>
-              <w:rPr>
-                <w:b w:val="0"/>
-                <w:i w:val="0"/>
-                <w:sz w:val="18"/>
-              </w:rPr>
-              <w:t>NLS-KT (Cơ bản 1): GV chiếu ảnh, đoạn phim ngắn minh hoạ khung cảnh trong bài (ngôi nhà, con ngõ, bữa cơm, phiên chợ quê) để HS hình dung rõ hơn</w:t>
-            </w:r>
-          </w:p>
-          <w:p>
-            <w:pPr>
-              <w:spacing w:after="0"/>
-            </w:pPr>
-            <w:r>
-              <w:rPr>
-                <w:b w:val="0"/>
-                <w:i w:val="0"/>
-                <w:sz w:val="18"/>
-              </w:rPr>
-              <w:t>NLS-AT: Lời yêu thương gửi người thân là chuyện riêng của mỗi gia đình</w:t>
+              <w:t>NLS-GT (Cơ bản 1): Bài “NHỮNG CHIẾC ÁO ẤM” nói về tình cảm gia đình.</w:t>
             </w:r>
           </w:p>
           <w:p>
@@ -10949,45 +9151,6 @@
                 <w:i w:val="0"/>
                 <w:sz w:val="18"/>
               </w:rPr>
-              <w:t>NLS-GT (Cơ bản 1): Bài “CON ĐƯỜNG CỦA BÉ” nói về tình cảm gia đình và tình làng nghĩa xóm. Sau khi tìm hiểu bài</w:t>
-            </w:r>
-          </w:p>
-          <w:p>
-            <w:pPr>
-              <w:spacing w:after="0"/>
-            </w:pPr>
-            <w:r>
-              <w:rPr>
-                <w:b w:val="0"/>
-                <w:i w:val="0"/>
-                <w:sz w:val="18"/>
-              </w:rPr>
-              <w:t>NLS-KT (Cơ bản 1): GV chiếu ảnh, đoạn phim ngắn minh hoạ khung cảnh trong bài (ngôi nhà, con ngõ, bữa cơm, phiên chợ quê) để HS hình dung rõ hơn</w:t>
-            </w:r>
-          </w:p>
-          <w:p>
-            <w:pPr>
-              <w:spacing w:after="0"/>
-            </w:pPr>
-            <w:r>
-              <w:rPr>
-                <w:b w:val="0"/>
-                <w:i w:val="0"/>
-                <w:sz w:val="18"/>
-              </w:rPr>
-              <w:t>NLS-AT: Lời yêu thương gửi người thân là chuyện riêng của mỗi gia đình</w:t>
-            </w:r>
-          </w:p>
-          <w:p>
-            <w:pPr>
-              <w:spacing w:after="0"/>
-            </w:pPr>
-            <w:r>
-              <w:rPr>
-                <w:b w:val="0"/>
-                <w:i w:val="0"/>
-                <w:sz w:val="18"/>
-              </w:rPr>
               <w:t>KNS: KN tự học: chọn sách phù hợp, kiên trì đọc và rút ra điều bổ ích cho bản thân.</w:t>
             </w:r>
           </w:p>
@@ -11103,33 +9266,6 @@
                 <w:i w:val="0"/>
                 <w:sz w:val="18"/>
               </w:rPr>
-              <w:t>NLS-KT (Cơ bản 1): Ở tiết “CON ĐƯỜNG CỦA BÉ – LUYỆN TỪ VÀ CÂU”, khi HS gặp một từ chưa hiểu</w:t>
-            </w:r>
-          </w:p>
-          <w:p>
-            <w:pPr>
-              <w:spacing w:after="0"/>
-            </w:pPr>
-            <w:r>
-              <w:rPr>
-                <w:b w:val="0"/>
-                <w:i w:val="0"/>
-                <w:sz w:val="18"/>
-              </w:rPr>
-              <w:t>NLS-GQVĐ (Cơ bản 1): GV chiếu một câu HS hay viết sai (thiếu dấu chấm, dùng sai dấu phẩy</w:t>
-            </w:r>
-          </w:p>
-          <w:p>
-            <w:pPr>
-              <w:spacing w:after="0"/>
-            </w:pPr>
-            <w:r>
-              <w:rPr>
-                <w:b w:val="0"/>
-                <w:i w:val="0"/>
-                <w:sz w:val="18"/>
-              </w:rPr>
-              <w:t>NLS-AT: Từ điển và công cụ trên máy chỉ để tra nghĩa, không dùng để làm hộ bài tập</w:t>
             </w:r>
           </w:p>
         </w:tc>
@@ -11244,45 +9380,6 @@
                 <w:i w:val="0"/>
                 <w:sz w:val="18"/>
               </w:rPr>
-              <w:t>NLS-ST (Cơ bản 1): Ở tiết “CON ĐƯỜNG CỦA BÉ – LUYỆN VIẾT ĐOẠN”, sau khi HS viết xong đoạn vào vở, GV dùng điện thoại chụp 2–3 bài</w:t>
-            </w:r>
-          </w:p>
-          <w:p>
-            <w:pPr>
-              <w:spacing w:after="0"/>
-            </w:pPr>
-            <w:r>
-              <w:rPr>
-                <w:b w:val="0"/>
-                <w:i w:val="0"/>
-                <w:sz w:val="18"/>
-              </w:rPr>
-              <w:t>NLS-GT (Cơ bản 1): GV hướng dẫn cả lớp cách góp ý cho bạn theo mẫu hai câu: “Tớ thích câu… vì…” và “Theo tớ, chỗ… nên sửa thành…”</w:t>
-            </w:r>
-          </w:p>
-          <w:p>
-            <w:pPr>
-              <w:spacing w:after="0"/>
-            </w:pPr>
-            <w:r>
-              <w:rPr>
-                <w:b w:val="0"/>
-                <w:i w:val="0"/>
-                <w:sz w:val="18"/>
-              </w:rPr>
-              <w:t>NLS-AT: Bài viết của HS là sản phẩm riêng: chỉ chiếu lên khi chính bạn ấy đồng ý</w:t>
-            </w:r>
-          </w:p>
-          <w:p>
-            <w:pPr>
-              <w:spacing w:after="0"/>
-            </w:pPr>
-            <w:r>
-              <w:rPr>
-                <w:b w:val="0"/>
-                <w:i w:val="0"/>
-                <w:sz w:val="18"/>
-              </w:rPr>
               <w:t>KNS: KN trình bày suy nghĩ, bày tỏ cảm xúc của bản thân bằng lời lẽ phù hợp.</w:t>
             </w:r>
           </w:p>
@@ -11413,33 +9510,7 @@
                 <w:i w:val="0"/>
                 <w:sz w:val="18"/>
               </w:rPr>
-              <w:t>NLS-GT (Cơ bản 1): Bài “NGÔI NHÀ TRONG CỎ” nói về tình cảm gia đình và tình làng nghĩa xóm. Sau khi tìm hiểu bài</w:t>
-            </w:r>
-          </w:p>
-          <w:p>
-            <w:pPr>
-              <w:spacing w:after="0"/>
-            </w:pPr>
-            <w:r>
-              <w:rPr>
-                <w:b w:val="0"/>
-                <w:i w:val="0"/>
-                <w:sz w:val="18"/>
-              </w:rPr>
-              <w:t>NLS-KT (Cơ bản 1): GV chiếu ảnh, đoạn phim ngắn minh hoạ khung cảnh trong bài (ngôi nhà, con ngõ, bữa cơm, phiên chợ quê) để HS hình dung rõ hơn</w:t>
-            </w:r>
-          </w:p>
-          <w:p>
-            <w:pPr>
-              <w:spacing w:after="0"/>
-            </w:pPr>
-            <w:r>
-              <w:rPr>
-                <w:b w:val="0"/>
-                <w:i w:val="0"/>
-                <w:sz w:val="18"/>
-              </w:rPr>
-              <w:t>NLS-AT: Lời yêu thương gửi người thân là chuyện riêng của mỗi gia đình</w:t>
+              <w:t>NLS-KT (Cơ bản 1): Chiếu ảnh, đoạn phim ngắn minh hoạ khung cảnh trong bài (ngôi nhà, con ngõ, bữa cơm, phiên chợ quê).</w:t>
             </w:r>
           </w:p>
           <w:p>
@@ -11694,33 +9765,6 @@
                 <w:i w:val="0"/>
                 <w:sz w:val="18"/>
               </w:rPr>
-              <w:t>NLS-GT (Cơ bản 1): Bài “NHỮNG NGỌN HẢI ĐĂNG” nói về tình cảm gia đình và tình làng nghĩa xóm. Sau khi tìm hiểu bài</w:t>
-            </w:r>
-          </w:p>
-          <w:p>
-            <w:pPr>
-              <w:spacing w:after="0"/>
-            </w:pPr>
-            <w:r>
-              <w:rPr>
-                <w:b w:val="0"/>
-                <w:i w:val="0"/>
-                <w:sz w:val="18"/>
-              </w:rPr>
-              <w:t>NLS-KT (Cơ bản 1): GV chiếu ảnh, đoạn phim ngắn minh hoạ khung cảnh trong bài (ngôi nhà, con ngõ, bữa cơm, phiên chợ quê) để HS hình dung rõ hơn</w:t>
-            </w:r>
-          </w:p>
-          <w:p>
-            <w:pPr>
-              <w:spacing w:after="0"/>
-            </w:pPr>
-            <w:r>
-              <w:rPr>
-                <w:b w:val="0"/>
-                <w:i w:val="0"/>
-                <w:sz w:val="18"/>
-              </w:rPr>
-              <w:t>NLS-AT: Lời yêu thương gửi người thân là chuyện riêng của mỗi gia đình</w:t>
             </w:r>
           </w:p>
         </w:tc>
@@ -11835,33 +9879,6 @@
                 <w:i w:val="0"/>
                 <w:sz w:val="18"/>
               </w:rPr>
-              <w:t>NLS-KT (Cơ bản 1): Ở tiết “NHỮNG NGỌN HẢI ĐĂNG – LUYỆN TỪ VÀ CÂU”, khi HS gặp một từ chưa hiểu</w:t>
-            </w:r>
-          </w:p>
-          <w:p>
-            <w:pPr>
-              <w:spacing w:after="0"/>
-            </w:pPr>
-            <w:r>
-              <w:rPr>
-                <w:b w:val="0"/>
-                <w:i w:val="0"/>
-                <w:sz w:val="18"/>
-              </w:rPr>
-              <w:t>NLS-GQVĐ (Cơ bản 1): GV chiếu một câu HS hay viết sai (thiếu dấu chấm, dùng sai dấu phẩy</w:t>
-            </w:r>
-          </w:p>
-          <w:p>
-            <w:pPr>
-              <w:spacing w:after="0"/>
-            </w:pPr>
-            <w:r>
-              <w:rPr>
-                <w:b w:val="0"/>
-                <w:i w:val="0"/>
-                <w:sz w:val="18"/>
-              </w:rPr>
-              <w:t>NLS-AT: Từ điển và công cụ trên máy chỉ để tra nghĩa, không dùng để làm hộ bài tập</w:t>
             </w:r>
           </w:p>
         </w:tc>
@@ -12106,33 +10123,7 @@
                 <w:i w:val="0"/>
                 <w:sz w:val="18"/>
               </w:rPr>
-              <w:t>NLS-GT (Cơ bản 1): Bài “NGƯỜI LÀM ĐỒ CHƠI” nói về tình cảm gia đình và tình làng nghĩa xóm. Sau khi tìm hiểu bài</w:t>
-            </w:r>
-          </w:p>
-          <w:p>
-            <w:pPr>
-              <w:spacing w:after="0"/>
-            </w:pPr>
-            <w:r>
-              <w:rPr>
-                <w:b w:val="0"/>
-                <w:i w:val="0"/>
-                <w:sz w:val="18"/>
-              </w:rPr>
-              <w:t>NLS-KT (Cơ bản 1): GV chiếu ảnh, đoạn phim ngắn minh hoạ khung cảnh trong bài (ngôi nhà, con ngõ, bữa cơm, phiên chợ quê) để HS hình dung rõ hơn</w:t>
-            </w:r>
-          </w:p>
-          <w:p>
-            <w:pPr>
-              <w:spacing w:after="0"/>
-            </w:pPr>
-            <w:r>
-              <w:rPr>
-                <w:b w:val="0"/>
-                <w:i w:val="0"/>
-                <w:sz w:val="18"/>
-              </w:rPr>
-              <w:t>NLS-AT: Lời yêu thương gửi người thân là chuyện riêng của mỗi gia đình</w:t>
+              <w:t>NLS-GT (Cơ bản 1): Bài “NGƯỜI LÀM ĐỒ CHƠI” nói về tình cảm gia đình.</w:t>
             </w:r>
           </w:p>
           <w:p>
@@ -12387,45 +10378,6 @@
                 <w:i w:val="0"/>
                 <w:sz w:val="18"/>
               </w:rPr>
-              <w:t>NLS-GT (Cơ bản 1): Bài “CÂY BÚT THẦN” nói về tình cảm gia đình và tình làng nghĩa xóm. Sau khi tìm hiểu bài</w:t>
-            </w:r>
-          </w:p>
-          <w:p>
-            <w:pPr>
-              <w:spacing w:after="0"/>
-            </w:pPr>
-            <w:r>
-              <w:rPr>
-                <w:b w:val="0"/>
-                <w:i w:val="0"/>
-                <w:sz w:val="18"/>
-              </w:rPr>
-              <w:t>NLS-KT (Cơ bản 1): GV chiếu ảnh, đoạn phim ngắn minh hoạ khung cảnh trong bài (ngôi nhà, con ngõ, bữa cơm, phiên chợ quê) để HS hình dung rõ hơn</w:t>
-            </w:r>
-          </w:p>
-          <w:p>
-            <w:pPr>
-              <w:spacing w:after="0"/>
-            </w:pPr>
-            <w:r>
-              <w:rPr>
-                <w:b w:val="0"/>
-                <w:i w:val="0"/>
-                <w:sz w:val="18"/>
-              </w:rPr>
-              <w:t>NLS-AT: Lời yêu thương gửi người thân là chuyện riêng của mỗi gia đình</w:t>
-            </w:r>
-          </w:p>
-          <w:p>
-            <w:pPr>
-              <w:spacing w:after="0"/>
-            </w:pPr>
-            <w:r>
-              <w:rPr>
-                <w:b w:val="0"/>
-                <w:i w:val="0"/>
-                <w:sz w:val="18"/>
-              </w:rPr>
               <w:t>KNS: KN tự học: chọn sách phù hợp, kiên trì đọc và rút ra điều bổ ích cho bản thân.</w:t>
             </w:r>
           </w:p>
@@ -12541,33 +10493,6 @@
                 <w:i w:val="0"/>
                 <w:sz w:val="18"/>
               </w:rPr>
-              <w:t>NLS-KT (Cơ bản 1): Ở tiết “CÂY BÚT THẦN – LUYỆN TỪ VÀ CÂU”, khi HS gặp một từ chưa hiểu, GV mở từ điển tiếng Việt bản điện tử trên máy</w:t>
-            </w:r>
-          </w:p>
-          <w:p>
-            <w:pPr>
-              <w:spacing w:after="0"/>
-            </w:pPr>
-            <w:r>
-              <w:rPr>
-                <w:b w:val="0"/>
-                <w:i w:val="0"/>
-                <w:sz w:val="18"/>
-              </w:rPr>
-              <w:t>NLS-GQVĐ (Cơ bản 1): GV chiếu một câu HS hay viết sai (thiếu dấu chấm, dùng sai dấu phẩy</w:t>
-            </w:r>
-          </w:p>
-          <w:p>
-            <w:pPr>
-              <w:spacing w:after="0"/>
-            </w:pPr>
-            <w:r>
-              <w:rPr>
-                <w:b w:val="0"/>
-                <w:i w:val="0"/>
-                <w:sz w:val="18"/>
-              </w:rPr>
-              <w:t>NLS-AT: Từ điển và công cụ trên máy chỉ để tra nghĩa, không dùng để làm hộ bài tập</w:t>
             </w:r>
           </w:p>
         </w:tc>
@@ -13066,33 +10991,7 @@
                 <w:i w:val="0"/>
                 <w:sz w:val="18"/>
               </w:rPr>
-              <w:t>NLS-KT (Cơ bản 1): Bài “BẦU TRỜI” thuộc mạch thiên nhiên và sáng tạo. GV chiếu video thật về hiện tượng, con vật, loài cây được nói tới trong bài (mưa rơi</w:t>
-            </w:r>
-          </w:p>
-          <w:p>
-            <w:pPr>
-              <w:spacing w:after="0"/>
-            </w:pPr>
-            <w:r>
-              <w:rPr>
-                <w:b w:val="0"/>
-                <w:i w:val="0"/>
-                <w:sz w:val="18"/>
-              </w:rPr>
-              <w:t>NLS-ST (Cơ bản 1): GV cho HS chọn một câu văn, câu thơ mình thích nhất trong bài, đọc to lên</w:t>
-            </w:r>
-          </w:p>
-          <w:p>
-            <w:pPr>
-              <w:spacing w:after="0"/>
-            </w:pPr>
-            <w:r>
-              <w:rPr>
-                <w:b w:val="0"/>
-                <w:i w:val="0"/>
-                <w:sz w:val="18"/>
-              </w:rPr>
-              <w:t>NLS-AT: Video, ảnh về thiên nhiên do GV chọn trước; trên mạng có nhiều clip cảnh săn bắt</w:t>
+              <w:t>NLS-KT (Cơ bản 1): Bài “BẦU TRỜI” thuộc mạch thiên nhiên và sáng tạo.</w:t>
             </w:r>
           </w:p>
           <w:p>
@@ -13347,33 +11246,6 @@
                 <w:i w:val="0"/>
                 <w:sz w:val="18"/>
               </w:rPr>
-              <w:t>NLS-KT (Cơ bản 1): Bài “MƯA” thuộc mạch thiên nhiên và sáng tạo. GV chiếu video thật về hiện tượng, con vật, loài cây được nói tới trong bài (mưa rơi</w:t>
-            </w:r>
-          </w:p>
-          <w:p>
-            <w:pPr>
-              <w:spacing w:after="0"/>
-            </w:pPr>
-            <w:r>
-              <w:rPr>
-                <w:b w:val="0"/>
-                <w:i w:val="0"/>
-                <w:sz w:val="18"/>
-              </w:rPr>
-              <w:t>NLS-ST (Cơ bản 1): GV cho HS chọn một câu văn, câu thơ mình thích nhất trong bài, đọc to lên</w:t>
-            </w:r>
-          </w:p>
-          <w:p>
-            <w:pPr>
-              <w:spacing w:after="0"/>
-            </w:pPr>
-            <w:r>
-              <w:rPr>
-                <w:b w:val="0"/>
-                <w:i w:val="0"/>
-                <w:sz w:val="18"/>
-              </w:rPr>
-              <w:t>NLS-AT: Video, ảnh về thiên nhiên do GV chọn trước; trên mạng có nhiều clip cảnh săn bắt</w:t>
             </w:r>
           </w:p>
         </w:tc>
@@ -13488,33 +11360,6 @@
                 <w:i w:val="0"/>
                 <w:sz w:val="18"/>
               </w:rPr>
-              <w:t>NLS-KT (Cơ bản 1): Ở tiết “MƯA – LUYỆN TỪ VÀ CÂU – MỞ RỘNG VỐN TỪ VỀ CÁC HIỆN TƯỢNG TỰ NHIÊN. – CÂU CẢM, CÂU KHIẾN”</w:t>
-            </w:r>
-          </w:p>
-          <w:p>
-            <w:pPr>
-              <w:spacing w:after="0"/>
-            </w:pPr>
-            <w:r>
-              <w:rPr>
-                <w:b w:val="0"/>
-                <w:i w:val="0"/>
-                <w:sz w:val="18"/>
-              </w:rPr>
-              <w:t>NLS-GQVĐ (Cơ bản 1): GV chiếu một câu HS hay viết sai (thiếu dấu chấm, dùng sai dấu phẩy</w:t>
-            </w:r>
-          </w:p>
-          <w:p>
-            <w:pPr>
-              <w:spacing w:after="0"/>
-            </w:pPr>
-            <w:r>
-              <w:rPr>
-                <w:b w:val="0"/>
-                <w:i w:val="0"/>
-                <w:sz w:val="18"/>
-              </w:rPr>
-              <w:t>NLS-AT: Từ điển và công cụ trên máy chỉ để tra nghĩa, không dùng để làm hộ bài tập</w:t>
             </w:r>
           </w:p>
         </w:tc>
@@ -13629,45 +11474,6 @@
                 <w:i w:val="0"/>
                 <w:sz w:val="18"/>
               </w:rPr>
-              <w:t>NLS-ST (Cơ bản 1): Ở tiết “MƯA – LUYỆN VIẾT ĐOẠN – VIẾT ĐOẠN VĂN KỂ LẠI DIỄN BIẾN – CỦA MỘT HOẠT ĐỘNG NGOÀI TRỜI”</w:t>
-            </w:r>
-          </w:p>
-          <w:p>
-            <w:pPr>
-              <w:spacing w:after="0"/>
-            </w:pPr>
-            <w:r>
-              <w:rPr>
-                <w:b w:val="0"/>
-                <w:i w:val="0"/>
-                <w:sz w:val="18"/>
-              </w:rPr>
-              <w:t>NLS-GT (Cơ bản 1): GV hướng dẫn cả lớp cách góp ý cho bạn theo mẫu hai câu: “Tớ thích câu… vì…” và “Theo tớ, chỗ… nên sửa thành…”</w:t>
-            </w:r>
-          </w:p>
-          <w:p>
-            <w:pPr>
-              <w:spacing w:after="0"/>
-            </w:pPr>
-            <w:r>
-              <w:rPr>
-                <w:b w:val="0"/>
-                <w:i w:val="0"/>
-                <w:sz w:val="18"/>
-              </w:rPr>
-              <w:t>NLS-AT: Bài viết của HS là sản phẩm riêng: chỉ chiếu lên khi chính bạn ấy đồng ý</w:t>
-            </w:r>
-          </w:p>
-          <w:p>
-            <w:pPr>
-              <w:spacing w:after="0"/>
-            </w:pPr>
-            <w:r>
-              <w:rPr>
-                <w:b w:val="0"/>
-                <w:i w:val="0"/>
-                <w:sz w:val="18"/>
-              </w:rPr>
               <w:t>KNS: KN trình bày suy nghĩ, bày tỏ cảm xúc của bản thân bằng lời lẽ phù hợp.</w:t>
             </w:r>
           </w:p>
@@ -13798,33 +11604,7 @@
                 <w:i w:val="0"/>
                 <w:sz w:val="18"/>
               </w:rPr>
-              <w:t>NLS-KT (Cơ bản 1): Bài “CÓC KIỆN TRỜI” thuộc mạch thiên nhiên và sáng tạo. GV chiếu video thật về hiện tượng, con vật</w:t>
-            </w:r>
-          </w:p>
-          <w:p>
-            <w:pPr>
-              <w:spacing w:after="0"/>
-            </w:pPr>
-            <w:r>
-              <w:rPr>
-                <w:b w:val="0"/>
-                <w:i w:val="0"/>
-                <w:sz w:val="18"/>
-              </w:rPr>
-              <w:t>NLS-ST (Cơ bản 1): GV cho HS chọn một câu văn, câu thơ mình thích nhất trong bài, đọc to lên</w:t>
-            </w:r>
-          </w:p>
-          <w:p>
-            <w:pPr>
-              <w:spacing w:after="0"/>
-            </w:pPr>
-            <w:r>
-              <w:rPr>
-                <w:b w:val="0"/>
-                <w:i w:val="0"/>
-                <w:sz w:val="18"/>
-              </w:rPr>
-              <w:t>NLS-AT: Video, ảnh về thiên nhiên do GV chọn trước; trên mạng có nhiều clip cảnh săn bắt</w:t>
+              <w:t>NLS-ST (Cơ bản 1): Cho HS chọn một câu văn, câu thơ mình thích nhất trong bài, đọc to lên.</w:t>
             </w:r>
           </w:p>
           <w:p>
@@ -14080,45 +11860,6 @@
                 <w:i w:val="0"/>
                 <w:sz w:val="18"/>
               </w:rPr>
-              <w:t>NLS-KT (Cơ bản 1): Bài “NHỮNG CÁI TÊN ĐÁNG YÊU” thuộc mạch thiên nhiên và sáng tạo. GV chiếu video thật về hiện tượng, con vật</w:t>
-            </w:r>
-          </w:p>
-          <w:p>
-            <w:pPr>
-              <w:spacing w:after="0"/>
-            </w:pPr>
-            <w:r>
-              <w:rPr>
-                <w:b w:val="0"/>
-                <w:i w:val="0"/>
-                <w:sz w:val="18"/>
-              </w:rPr>
-              <w:t>NLS-ST (Cơ bản 1): GV cho HS chọn một câu văn, câu thơ mình thích nhất trong bài, đọc to lên</w:t>
-            </w:r>
-          </w:p>
-          <w:p>
-            <w:pPr>
-              <w:spacing w:after="0"/>
-            </w:pPr>
-            <w:r>
-              <w:rPr>
-                <w:b w:val="0"/>
-                <w:i w:val="0"/>
-                <w:sz w:val="18"/>
-              </w:rPr>
-              <w:t>NLS-AT: Video, ảnh về thiên nhiên do GV chọn trước; trên mạng có nhiều clip cảnh săn bắt</w:t>
-            </w:r>
-          </w:p>
-          <w:p>
-            <w:pPr>
-              <w:spacing w:after="0"/>
-            </w:pPr>
-            <w:r>
-              <w:rPr>
-                <w:b w:val="0"/>
-                <w:i w:val="0"/>
-                <w:sz w:val="18"/>
-              </w:rPr>
               <w:t>KNS: KN tự học: chọn sách phù hợp, kiên trì đọc và rút ra điều bổ ích cho bản thân.</w:t>
             </w:r>
           </w:p>
@@ -14234,33 +11975,6 @@
                 <w:i w:val="0"/>
                 <w:sz w:val="18"/>
               </w:rPr>
-              <w:t>NLS-KT (Cơ bản 1): Ở tiết “NHỮNG CÁI TÊN ĐÁNG YÊU – LUYỆN TỪ VÀ CÂU”, khi HS gặp một từ chưa hiểu</w:t>
-            </w:r>
-          </w:p>
-          <w:p>
-            <w:pPr>
-              <w:spacing w:after="0"/>
-            </w:pPr>
-            <w:r>
-              <w:rPr>
-                <w:b w:val="0"/>
-                <w:i w:val="0"/>
-                <w:sz w:val="18"/>
-              </w:rPr>
-              <w:t>NLS-GQVĐ (Cơ bản 1): GV chiếu một câu HS hay viết sai (thiếu dấu chấm, dùng sai dấu phẩy</w:t>
-            </w:r>
-          </w:p>
-          <w:p>
-            <w:pPr>
-              <w:spacing w:after="0"/>
-            </w:pPr>
-            <w:r>
-              <w:rPr>
-                <w:b w:val="0"/>
-                <w:i w:val="0"/>
-                <w:sz w:val="18"/>
-              </w:rPr>
-              <w:t>NLS-AT: Từ điển và công cụ trên máy chỉ để tra nghĩa, không dùng để làm hộ bài tập</w:t>
             </w:r>
           </w:p>
         </w:tc>
@@ -14375,45 +12089,6 @@
                 <w:i w:val="0"/>
                 <w:sz w:val="18"/>
               </w:rPr>
-              <w:t>NLS-ST (Cơ bản 1): Ở tiết “NHỮNG CÁI TÊN ĐÁNG YÊU – LUYỆN VIẾT ĐOẠN”, sau khi HS viết xong đoạn vào vở, GV dùng điện thoại chụp 2–3 bài</w:t>
-            </w:r>
-          </w:p>
-          <w:p>
-            <w:pPr>
-              <w:spacing w:after="0"/>
-            </w:pPr>
-            <w:r>
-              <w:rPr>
-                <w:b w:val="0"/>
-                <w:i w:val="0"/>
-                <w:sz w:val="18"/>
-              </w:rPr>
-              <w:t>NLS-GT (Cơ bản 1): GV hướng dẫn cả lớp cách góp ý cho bạn theo mẫu hai câu: “Tớ thích câu… vì…” và “Theo tớ, chỗ… nên sửa thành…”</w:t>
-            </w:r>
-          </w:p>
-          <w:p>
-            <w:pPr>
-              <w:spacing w:after="0"/>
-            </w:pPr>
-            <w:r>
-              <w:rPr>
-                <w:b w:val="0"/>
-                <w:i w:val="0"/>
-                <w:sz w:val="18"/>
-              </w:rPr>
-              <w:t>NLS-AT: Bài viết của HS là sản phẩm riêng: chỉ chiếu lên khi chính bạn ấy đồng ý</w:t>
-            </w:r>
-          </w:p>
-          <w:p>
-            <w:pPr>
-              <w:spacing w:after="0"/>
-            </w:pPr>
-            <w:r>
-              <w:rPr>
-                <w:b w:val="0"/>
-                <w:i w:val="0"/>
-                <w:sz w:val="18"/>
-              </w:rPr>
               <w:t>KNS: KN trình bày suy nghĩ, bày tỏ cảm xúc của bản thân bằng lời lẽ phù hợp.</w:t>
             </w:r>
           </w:p>
@@ -14544,33 +12219,7 @@
                 <w:i w:val="0"/>
                 <w:sz w:val="18"/>
               </w:rPr>
-              <w:t>NLS-KT (Cơ bản 1): Bài “NGÀY HỘI RỪNG XANH” thuộc mạch thiên nhiên và sáng tạo. GV chiếu video thật về hiện tượng, con vật</w:t>
-            </w:r>
-          </w:p>
-          <w:p>
-            <w:pPr>
-              <w:spacing w:after="0"/>
-            </w:pPr>
-            <w:r>
-              <w:rPr>
-                <w:b w:val="0"/>
-                <w:i w:val="0"/>
-                <w:sz w:val="18"/>
-              </w:rPr>
-              <w:t>NLS-ST (Cơ bản 1): GV cho HS chọn một câu văn, câu thơ mình thích nhất trong bài, đọc to lên</w:t>
-            </w:r>
-          </w:p>
-          <w:p>
-            <w:pPr>
-              <w:spacing w:after="0"/>
-            </w:pPr>
-            <w:r>
-              <w:rPr>
-                <w:b w:val="0"/>
-                <w:i w:val="0"/>
-                <w:sz w:val="18"/>
-              </w:rPr>
-              <w:t>NLS-AT: Video, ảnh về thiên nhiên do GV chọn trước; trên mạng có nhiều clip cảnh săn bắt</w:t>
+              <w:t>NLS-KT (Cơ bản 1): Bài “NGÀY HỘI RỪNG XANH” thuộc mạch thiên nhiên.</w:t>
             </w:r>
           </w:p>
           <w:p>
@@ -14825,33 +12474,6 @@
                 <w:i w:val="0"/>
                 <w:sz w:val="18"/>
               </w:rPr>
-              <w:t>NLS-KT (Cơ bản 1): Bài “CÂY GẠO” thuộc mạch thiên nhiên và sáng tạo. GV chiếu video thật về hiện tượng, con vật, loài cây được nói tới trong bài (mưa rơi</w:t>
-            </w:r>
-          </w:p>
-          <w:p>
-            <w:pPr>
-              <w:spacing w:after="0"/>
-            </w:pPr>
-            <w:r>
-              <w:rPr>
-                <w:b w:val="0"/>
-                <w:i w:val="0"/>
-                <w:sz w:val="18"/>
-              </w:rPr>
-              <w:t>NLS-ST (Cơ bản 1): GV cho HS chọn một câu văn, câu thơ mình thích nhất trong bài, đọc to lên</w:t>
-            </w:r>
-          </w:p>
-          <w:p>
-            <w:pPr>
-              <w:spacing w:after="0"/>
-            </w:pPr>
-            <w:r>
-              <w:rPr>
-                <w:b w:val="0"/>
-                <w:i w:val="0"/>
-                <w:sz w:val="18"/>
-              </w:rPr>
-              <w:t>NLS-AT: Video, ảnh về thiên nhiên do GV chọn trước; trên mạng có nhiều clip cảnh săn bắt</w:t>
             </w:r>
           </w:p>
         </w:tc>
@@ -14966,33 +12588,6 @@
                 <w:i w:val="0"/>
                 <w:sz w:val="18"/>
               </w:rPr>
-              <w:t>NLS-KT (Cơ bản 1): Ở tiết “CÂY GẠO – LUYỆN TỪ VÀ CÂU”, khi HS gặp một từ chưa hiểu, GV mở từ điển tiếng Việt bản điện tử trên máy</w:t>
-            </w:r>
-          </w:p>
-          <w:p>
-            <w:pPr>
-              <w:spacing w:after="0"/>
-            </w:pPr>
-            <w:r>
-              <w:rPr>
-                <w:b w:val="0"/>
-                <w:i w:val="0"/>
-                <w:sz w:val="18"/>
-              </w:rPr>
-              <w:t>NLS-GQVĐ (Cơ bản 1): GV chiếu một câu HS hay viết sai (thiếu dấu chấm, dùng sai dấu phẩy</w:t>
-            </w:r>
-          </w:p>
-          <w:p>
-            <w:pPr>
-              <w:spacing w:after="0"/>
-            </w:pPr>
-            <w:r>
-              <w:rPr>
-                <w:b w:val="0"/>
-                <w:i w:val="0"/>
-                <w:sz w:val="18"/>
-              </w:rPr>
-              <w:t>NLS-AT: Từ điển và công cụ trên máy chỉ để tra nghĩa, không dùng để làm hộ bài tập</w:t>
             </w:r>
           </w:p>
         </w:tc>
@@ -15107,45 +12702,6 @@
                 <w:i w:val="0"/>
                 <w:sz w:val="18"/>
               </w:rPr>
-              <w:t>NLS-ST (Cơ bản 1): Ở tiết “CÂY GẠO – LUYỆN VIẾT ĐOẠN”, sau khi HS viết xong đoạn vào vở, GV dùng điện thoại chụp 2–3 bài</w:t>
-            </w:r>
-          </w:p>
-          <w:p>
-            <w:pPr>
-              <w:spacing w:after="0"/>
-            </w:pPr>
-            <w:r>
-              <w:rPr>
-                <w:b w:val="0"/>
-                <w:i w:val="0"/>
-                <w:sz w:val="18"/>
-              </w:rPr>
-              <w:t>NLS-GT (Cơ bản 1): GV hướng dẫn cả lớp cách góp ý cho bạn theo mẫu hai câu: “Tớ thích câu… vì…” và “Theo tớ, chỗ… nên sửa thành…”</w:t>
-            </w:r>
-          </w:p>
-          <w:p>
-            <w:pPr>
-              <w:spacing w:after="0"/>
-            </w:pPr>
-            <w:r>
-              <w:rPr>
-                <w:b w:val="0"/>
-                <w:i w:val="0"/>
-                <w:sz w:val="18"/>
-              </w:rPr>
-              <w:t>NLS-AT: Bài viết của HS là sản phẩm riêng: chỉ chiếu lên khi chính bạn ấy đồng ý</w:t>
-            </w:r>
-          </w:p>
-          <w:p>
-            <w:pPr>
-              <w:spacing w:after="0"/>
-            </w:pPr>
-            <w:r>
-              <w:rPr>
-                <w:b w:val="0"/>
-                <w:i w:val="0"/>
-                <w:sz w:val="18"/>
-              </w:rPr>
               <w:t>KNS: KN trình bày suy nghĩ, bày tỏ cảm xúc của bản thân bằng lời lẽ phù hợp.</w:t>
             </w:r>
           </w:p>
@@ -15276,33 +12832,7 @@
                 <w:i w:val="0"/>
                 <w:sz w:val="18"/>
               </w:rPr>
-              <w:t>NLS-KT (Cơ bản 1): Bài “MẶT TRỜI XANH CỦA TÔI” thuộc mạch thiên nhiên và sáng tạo. GV chiếu video thật về hiện tượng, con vật</w:t>
-            </w:r>
-          </w:p>
-          <w:p>
-            <w:pPr>
-              <w:spacing w:after="0"/>
-            </w:pPr>
-            <w:r>
-              <w:rPr>
-                <w:b w:val="0"/>
-                <w:i w:val="0"/>
-                <w:sz w:val="18"/>
-              </w:rPr>
-              <w:t>NLS-ST (Cơ bản 1): GV cho HS chọn một câu văn, câu thơ mình thích nhất trong bài, đọc to lên</w:t>
-            </w:r>
-          </w:p>
-          <w:p>
-            <w:pPr>
-              <w:spacing w:after="0"/>
-            </w:pPr>
-            <w:r>
-              <w:rPr>
-                <w:b w:val="0"/>
-                <w:i w:val="0"/>
-                <w:sz w:val="18"/>
-              </w:rPr>
-              <w:t>NLS-AT: Video, ảnh về thiên nhiên do GV chọn trước; trên mạng có nhiều clip cảnh săn bắt</w:t>
+              <w:t>NLS-ST (Cơ bản 1): Cho HS chọn một câu văn, câu thơ mình thích nhất trong bài, đọc to lên.</w:t>
             </w:r>
           </w:p>
           <w:p>
@@ -15557,45 +13087,6 @@
                 <w:i w:val="0"/>
                 <w:sz w:val="18"/>
               </w:rPr>
-              <w:t>NLS-KT (Cơ bản 1): Bài “BẦY VOI RỪNG TRƯỜNG SƠN” thuộc mạch thiên nhiên và sáng tạo. GV chiếu video thật về hiện tượng, con vật</w:t>
-            </w:r>
-          </w:p>
-          <w:p>
-            <w:pPr>
-              <w:spacing w:after="0"/>
-            </w:pPr>
-            <w:r>
-              <w:rPr>
-                <w:b w:val="0"/>
-                <w:i w:val="0"/>
-                <w:sz w:val="18"/>
-              </w:rPr>
-              <w:t>NLS-ST (Cơ bản 1): GV cho HS chọn một câu văn, câu thơ mình thích nhất trong bài, đọc to lên</w:t>
-            </w:r>
-          </w:p>
-          <w:p>
-            <w:pPr>
-              <w:spacing w:after="0"/>
-            </w:pPr>
-            <w:r>
-              <w:rPr>
-                <w:b w:val="0"/>
-                <w:i w:val="0"/>
-                <w:sz w:val="18"/>
-              </w:rPr>
-              <w:t>NLS-AT: Video, ảnh về thiên nhiên do GV chọn trước; trên mạng có nhiều clip cảnh săn bắt</w:t>
-            </w:r>
-          </w:p>
-          <w:p>
-            <w:pPr>
-              <w:spacing w:after="0"/>
-            </w:pPr>
-            <w:r>
-              <w:rPr>
-                <w:b w:val="0"/>
-                <w:i w:val="0"/>
-                <w:sz w:val="18"/>
-              </w:rPr>
               <w:t>KNS: KN tự học: chọn sách phù hợp, kiên trì đọc và rút ra điều bổ ích cho bản thân.</w:t>
             </w:r>
           </w:p>
@@ -15711,33 +13202,6 @@
                 <w:i w:val="0"/>
                 <w:sz w:val="18"/>
               </w:rPr>
-              <w:t>NLS-KT (Cơ bản 1): Ở tiết “BẦY VOI RỪNG TRƯỜNG SƠN – LUYỆN TỪ VÀ CÂU”, khi HS gặp một từ chưa hiểu</w:t>
-            </w:r>
-          </w:p>
-          <w:p>
-            <w:pPr>
-              <w:spacing w:after="0"/>
-            </w:pPr>
-            <w:r>
-              <w:rPr>
-                <w:b w:val="0"/>
-                <w:i w:val="0"/>
-                <w:sz w:val="18"/>
-              </w:rPr>
-              <w:t>NLS-GQVĐ (Cơ bản 1): GV chiếu một câu HS hay viết sai (thiếu dấu chấm, dùng sai dấu phẩy</w:t>
-            </w:r>
-          </w:p>
-          <w:p>
-            <w:pPr>
-              <w:spacing w:after="0"/>
-            </w:pPr>
-            <w:r>
-              <w:rPr>
-                <w:b w:val="0"/>
-                <w:i w:val="0"/>
-                <w:sz w:val="18"/>
-              </w:rPr>
-              <w:t>NLS-AT: Từ điển và công cụ trên máy chỉ để tra nghĩa, không dùng để làm hộ bài tập</w:t>
             </w:r>
           </w:p>
         </w:tc>
@@ -15852,45 +13316,6 @@
                 <w:i w:val="0"/>
                 <w:sz w:val="18"/>
               </w:rPr>
-              <w:t>NLS-ST (Cơ bản 1): Ở tiết “BẦY VOI RỪNG TRƯỜNG SƠN – LUYỆN VIẾT ĐOẠN”, sau khi HS viết xong đoạn vào vở, GV dùng điện thoại chụp 2–3 bài</w:t>
-            </w:r>
-          </w:p>
-          <w:p>
-            <w:pPr>
-              <w:spacing w:after="0"/>
-            </w:pPr>
-            <w:r>
-              <w:rPr>
-                <w:b w:val="0"/>
-                <w:i w:val="0"/>
-                <w:sz w:val="18"/>
-              </w:rPr>
-              <w:t>NLS-GT (Cơ bản 1): GV hướng dẫn cả lớp cách góp ý cho bạn theo mẫu hai câu: “Tớ thích câu… vì…” và “Theo tớ, chỗ… nên sửa thành…”</w:t>
-            </w:r>
-          </w:p>
-          <w:p>
-            <w:pPr>
-              <w:spacing w:after="0"/>
-            </w:pPr>
-            <w:r>
-              <w:rPr>
-                <w:b w:val="0"/>
-                <w:i w:val="0"/>
-                <w:sz w:val="18"/>
-              </w:rPr>
-              <w:t>NLS-AT: Bài viết của HS là sản phẩm riêng: chỉ chiếu lên khi chính bạn ấy đồng ý</w:t>
-            </w:r>
-          </w:p>
-          <w:p>
-            <w:pPr>
-              <w:spacing w:after="0"/>
-            </w:pPr>
-            <w:r>
-              <w:rPr>
-                <w:b w:val="0"/>
-                <w:i w:val="0"/>
-                <w:sz w:val="18"/>
-              </w:rPr>
               <w:t>KNS: KN trình bày suy nghĩ, bày tỏ cảm xúc của bản thân bằng lời lẽ phù hợp.</w:t>
             </w:r>
           </w:p>
@@ -16021,33 +13446,7 @@
                 <w:i w:val="0"/>
                 <w:sz w:val="18"/>
               </w:rPr>
-              <w:t>NLS-KT (Cơ bản 1): Bài “LỜI KÊU GỌI TOÀN DÂN TẬP THỂ DỤC” thuộc mạch thiên nhiên và sáng tạo. GV chiếu video thật về hiện tượng, con vật</w:t>
-            </w:r>
-          </w:p>
-          <w:p>
-            <w:pPr>
-              <w:spacing w:after="0"/>
-            </w:pPr>
-            <w:r>
-              <w:rPr>
-                <w:b w:val="0"/>
-                <w:i w:val="0"/>
-                <w:sz w:val="18"/>
-              </w:rPr>
-              <w:t>NLS-ST (Cơ bản 1): GV cho HS chọn một câu văn, câu thơ mình thích nhất trong bài, đọc to lên</w:t>
-            </w:r>
-          </w:p>
-          <w:p>
-            <w:pPr>
-              <w:spacing w:after="0"/>
-            </w:pPr>
-            <w:r>
-              <w:rPr>
-                <w:b w:val="0"/>
-                <w:i w:val="0"/>
-                <w:sz w:val="18"/>
-              </w:rPr>
-              <w:t>NLS-AT: Video, ảnh về thiên nhiên do GV chọn trước; trên mạng có nhiều clip cảnh săn bắt</w:t>
+              <w:t>NLS-KT (Cơ bản 1): Bài “LỜI KÊU GỌI TOÀN DÂN TẬP THỂ DỤC” thuộc mạch thiên nhiên.</w:t>
             </w:r>
           </w:p>
           <w:p>
@@ -16302,33 +13701,6 @@
                 <w:i w:val="0"/>
                 <w:sz w:val="18"/>
               </w:rPr>
-              <w:t>NLS-KT (Cơ bản 1): Bài “QUẢ HỒNG CỦA THỎ CON” thuộc mạch thiên nhiên và sáng tạo. GV chiếu video thật về hiện tượng, con vật</w:t>
-            </w:r>
-          </w:p>
-          <w:p>
-            <w:pPr>
-              <w:spacing w:after="0"/>
-            </w:pPr>
-            <w:r>
-              <w:rPr>
-                <w:b w:val="0"/>
-                <w:i w:val="0"/>
-                <w:sz w:val="18"/>
-              </w:rPr>
-              <w:t>NLS-ST (Cơ bản 1): GV cho HS chọn một câu văn, câu thơ mình thích nhất trong bài, đọc to lên</w:t>
-            </w:r>
-          </w:p>
-          <w:p>
-            <w:pPr>
-              <w:spacing w:after="0"/>
-            </w:pPr>
-            <w:r>
-              <w:rPr>
-                <w:b w:val="0"/>
-                <w:i w:val="0"/>
-                <w:sz w:val="18"/>
-              </w:rPr>
-              <w:t>NLS-AT: Video, ảnh về thiên nhiên do GV chọn trước; trên mạng có nhiều clip cảnh săn bắt</w:t>
             </w:r>
           </w:p>
         </w:tc>
@@ -16443,33 +13815,6 @@
                 <w:i w:val="0"/>
                 <w:sz w:val="18"/>
               </w:rPr>
-              <w:t>NLS-KT (Cơ bản 1): Ở tiết “QUẢ HỒNG CỦA THỎ CON – LUYỆN TỪ VÀ CÂU”, khi HS gặp một từ chưa hiểu</w:t>
-            </w:r>
-          </w:p>
-          <w:p>
-            <w:pPr>
-              <w:spacing w:after="0"/>
-            </w:pPr>
-            <w:r>
-              <w:rPr>
-                <w:b w:val="0"/>
-                <w:i w:val="0"/>
-                <w:sz w:val="18"/>
-              </w:rPr>
-              <w:t>NLS-GQVĐ (Cơ bản 1): GV chiếu một câu HS hay viết sai (thiếu dấu chấm, dùng sai dấu phẩy</w:t>
-            </w:r>
-          </w:p>
-          <w:p>
-            <w:pPr>
-              <w:spacing w:after="0"/>
-            </w:pPr>
-            <w:r>
-              <w:rPr>
-                <w:b w:val="0"/>
-                <w:i w:val="0"/>
-                <w:sz w:val="18"/>
-              </w:rPr>
-              <w:t>NLS-AT: Từ điển và công cụ trên máy chỉ để tra nghĩa, không dùng để làm hộ bài tập</w:t>
             </w:r>
           </w:p>
         </w:tc>
@@ -16714,33 +14059,7 @@
                 <w:i w:val="0"/>
                 <w:sz w:val="18"/>
               </w:rPr>
-              <w:t>NLS-KT (Cơ bản 1): Bài “Chuyện bên cửa sổ” thuộc mạch thiên nhiên và sáng tạo. GV chiếu video thật về hiện tượng, con vật</w:t>
-            </w:r>
-          </w:p>
-          <w:p>
-            <w:pPr>
-              <w:spacing w:after="0"/>
-            </w:pPr>
-            <w:r>
-              <w:rPr>
-                <w:b w:val="0"/>
-                <w:i w:val="0"/>
-                <w:sz w:val="18"/>
-              </w:rPr>
-              <w:t>NLS-ST (Cơ bản 1): GV cho HS chọn một câu văn, câu thơ mình thích nhất trong bài, đọc to lên</w:t>
-            </w:r>
-          </w:p>
-          <w:p>
-            <w:pPr>
-              <w:spacing w:after="0"/>
-            </w:pPr>
-            <w:r>
-              <w:rPr>
-                <w:b w:val="0"/>
-                <w:i w:val="0"/>
-                <w:sz w:val="18"/>
-              </w:rPr>
-              <w:t>NLS-AT: Video, ảnh về thiên nhiên do GV chọn trước; trên mạng có nhiều clip cảnh săn bắt</w:t>
+              <w:t>NLS-ST (Cơ bản 1): Cho HS chọn một câu văn, câu thơ mình thích nhất trong bài, đọc to lên.</w:t>
             </w:r>
           </w:p>
           <w:p>
@@ -16995,45 +14314,6 @@
                 <w:i w:val="0"/>
                 <w:sz w:val="18"/>
               </w:rPr>
-              <w:t>NLS-KT (Cơ bản 1): Bài “TAY TRÁI VÀ TAY PHẢI” thuộc mạch thiên nhiên và sáng tạo. GV chiếu video thật về hiện tượng, con vật</w:t>
-            </w:r>
-          </w:p>
-          <w:p>
-            <w:pPr>
-              <w:spacing w:after="0"/>
-            </w:pPr>
-            <w:r>
-              <w:rPr>
-                <w:b w:val="0"/>
-                <w:i w:val="0"/>
-                <w:sz w:val="18"/>
-              </w:rPr>
-              <w:t>NLS-ST (Cơ bản 1): GV cho HS chọn một câu văn, câu thơ mình thích nhất trong bài, đọc to lên</w:t>
-            </w:r>
-          </w:p>
-          <w:p>
-            <w:pPr>
-              <w:spacing w:after="0"/>
-            </w:pPr>
-            <w:r>
-              <w:rPr>
-                <w:b w:val="0"/>
-                <w:i w:val="0"/>
-                <w:sz w:val="18"/>
-              </w:rPr>
-              <w:t>NLS-AT: Video, ảnh về thiên nhiên do GV chọn trước; trên mạng có nhiều clip cảnh săn bắt</w:t>
-            </w:r>
-          </w:p>
-          <w:p>
-            <w:pPr>
-              <w:spacing w:after="0"/>
-            </w:pPr>
-            <w:r>
-              <w:rPr>
-                <w:b w:val="0"/>
-                <w:i w:val="0"/>
-                <w:sz w:val="18"/>
-              </w:rPr>
               <w:t>KNS: KN tự học: chọn sách phù hợp, kiên trì đọc và rút ra điều bổ ích cho bản thân.</w:t>
             </w:r>
           </w:p>
@@ -17149,33 +14429,6 @@
                 <w:i w:val="0"/>
                 <w:sz w:val="18"/>
               </w:rPr>
-              <w:t>NLS-KT (Cơ bản 1): Ở tiết “TAY TRÁI VÀ TAY PHẢI – LUYỆN TỪ VÀ CÂU”, khi HS gặp một từ chưa hiểu</w:t>
-            </w:r>
-          </w:p>
-          <w:p>
-            <w:pPr>
-              <w:spacing w:after="0"/>
-            </w:pPr>
-            <w:r>
-              <w:rPr>
-                <w:b w:val="0"/>
-                <w:i w:val="0"/>
-                <w:sz w:val="18"/>
-              </w:rPr>
-              <w:t>NLS-GQVĐ (Cơ bản 1): GV chiếu một câu HS hay viết sai (thiếu dấu chấm, dùng sai dấu phẩy</w:t>
-            </w:r>
-          </w:p>
-          <w:p>
-            <w:pPr>
-              <w:spacing w:after="0"/>
-            </w:pPr>
-            <w:r>
-              <w:rPr>
-                <w:b w:val="0"/>
-                <w:i w:val="0"/>
-                <w:sz w:val="18"/>
-              </w:rPr>
-              <w:t>NLS-AT: Từ điển và công cụ trên máy chỉ để tra nghĩa, không dùng để làm hộ bài tập</w:t>
             </w:r>
           </w:p>
         </w:tc>
@@ -17290,45 +14543,6 @@
                 <w:i w:val="0"/>
                 <w:sz w:val="18"/>
               </w:rPr>
-              <w:t>NLS-ST (Cơ bản 1): Ở tiết “TAY TRÁI VÀ TAY PHẢI – TẬP LÀM VĂN”, sau khi HS viết xong đoạn vào vở, GV dùng điện thoại chụp 2–3 bài</w:t>
-            </w:r>
-          </w:p>
-          <w:p>
-            <w:pPr>
-              <w:spacing w:after="0"/>
-            </w:pPr>
-            <w:r>
-              <w:rPr>
-                <w:b w:val="0"/>
-                <w:i w:val="0"/>
-                <w:sz w:val="18"/>
-              </w:rPr>
-              <w:t>NLS-GT (Cơ bản 1): GV hướng dẫn cả lớp cách góp ý cho bạn theo mẫu hai câu: “Tớ thích câu… vì…” và “Theo tớ, chỗ… nên sửa thành…”</w:t>
-            </w:r>
-          </w:p>
-          <w:p>
-            <w:pPr>
-              <w:spacing w:after="0"/>
-            </w:pPr>
-            <w:r>
-              <w:rPr>
-                <w:b w:val="0"/>
-                <w:i w:val="0"/>
-                <w:sz w:val="18"/>
-              </w:rPr>
-              <w:t>NLS-AT: Bài viết của HS là sản phẩm riêng: chỉ chiếu lên khi chính bạn ấy đồng ý</w:t>
-            </w:r>
-          </w:p>
-          <w:p>
-            <w:pPr>
-              <w:spacing w:after="0"/>
-            </w:pPr>
-            <w:r>
-              <w:rPr>
-                <w:b w:val="0"/>
-                <w:i w:val="0"/>
-                <w:sz w:val="18"/>
-              </w:rPr>
               <w:t>KNS: KN trình bày suy nghĩ, bày tỏ cảm xúc của bản thân bằng lời lẽ phù hợp.</w:t>
             </w:r>
           </w:p>
@@ -17459,33 +14673,7 @@
                 <w:i w:val="0"/>
                 <w:sz w:val="18"/>
               </w:rPr>
-              <w:t>NLS-KT (Cơ bản 1): Bài “MÈO ĐI CÂU CÁ” thuộc mạch thiên nhiên và sáng tạo. GV chiếu video thật về hiện tượng, con vật</w:t>
-            </w:r>
-          </w:p>
-          <w:p>
-            <w:pPr>
-              <w:spacing w:after="0"/>
-            </w:pPr>
-            <w:r>
-              <w:rPr>
-                <w:b w:val="0"/>
-                <w:i w:val="0"/>
-                <w:sz w:val="18"/>
-              </w:rPr>
-              <w:t>NLS-ST (Cơ bản 1): GV cho HS chọn một câu văn, câu thơ mình thích nhất trong bài, đọc to lên</w:t>
-            </w:r>
-          </w:p>
-          <w:p>
-            <w:pPr>
-              <w:spacing w:after="0"/>
-            </w:pPr>
-            <w:r>
-              <w:rPr>
-                <w:b w:val="0"/>
-                <w:i w:val="0"/>
-                <w:sz w:val="18"/>
-              </w:rPr>
-              <w:t>NLS-AT: Video, ảnh về thiên nhiên do GV chọn trước; trên mạng có nhiều clip cảnh săn bắt</w:t>
+              <w:t>NLS-KT (Cơ bản 1): Bài “MÈO ĐI CÂU CÁ” thuộc mạch thiên nhiên.</w:t>
             </w:r>
           </w:p>
           <w:p>
@@ -17740,33 +14928,6 @@
                 <w:i w:val="0"/>
                 <w:sz w:val="18"/>
               </w:rPr>
-              <w:t>NLS-KT (Cơ bản 1): Bài “HỌC NGHỀ” thuộc mạch thiên nhiên và sáng tạo. GV chiếu video thật về hiện tượng, con vật, loài cây được nói tới trong bài (mưa rơi</w:t>
-            </w:r>
-          </w:p>
-          <w:p>
-            <w:pPr>
-              <w:spacing w:after="0"/>
-            </w:pPr>
-            <w:r>
-              <w:rPr>
-                <w:b w:val="0"/>
-                <w:i w:val="0"/>
-                <w:sz w:val="18"/>
-              </w:rPr>
-              <w:t>NLS-ST (Cơ bản 1): GV cho HS chọn một câu văn, câu thơ mình thích nhất trong bài, đọc to lên</w:t>
-            </w:r>
-          </w:p>
-          <w:p>
-            <w:pPr>
-              <w:spacing w:after="0"/>
-            </w:pPr>
-            <w:r>
-              <w:rPr>
-                <w:b w:val="0"/>
-                <w:i w:val="0"/>
-                <w:sz w:val="18"/>
-              </w:rPr>
-              <w:t>NLS-AT: Video, ảnh về thiên nhiên do GV chọn trước; trên mạng có nhiều clip cảnh săn bắt</w:t>
             </w:r>
           </w:p>
         </w:tc>
@@ -17881,33 +15042,6 @@
                 <w:i w:val="0"/>
                 <w:sz w:val="18"/>
               </w:rPr>
-              <w:t>NLS-KT (Cơ bản 1): Ở tiết “HỌC NGHỀ – LUYỆN TỪ VÀ CÂU”, khi HS gặp một từ chưa hiểu, GV mở từ điển tiếng Việt bản điện tử trên máy</w:t>
-            </w:r>
-          </w:p>
-          <w:p>
-            <w:pPr>
-              <w:spacing w:after="0"/>
-            </w:pPr>
-            <w:r>
-              <w:rPr>
-                <w:b w:val="0"/>
-                <w:i w:val="0"/>
-                <w:sz w:val="18"/>
-              </w:rPr>
-              <w:t>NLS-GQVĐ (Cơ bản 1): GV chiếu một câu HS hay viết sai (thiếu dấu chấm, dùng sai dấu phẩy</w:t>
-            </w:r>
-          </w:p>
-          <w:p>
-            <w:pPr>
-              <w:spacing w:after="0"/>
-            </w:pPr>
-            <w:r>
-              <w:rPr>
-                <w:b w:val="0"/>
-                <w:i w:val="0"/>
-                <w:sz w:val="18"/>
-              </w:rPr>
-              <w:t>NLS-AT: Từ điển và công cụ trên máy chỉ để tra nghĩa, không dùng để làm hộ bài tập</w:t>
             </w:r>
           </w:p>
         </w:tc>
@@ -18022,45 +15156,6 @@
                 <w:i w:val="0"/>
                 <w:sz w:val="18"/>
               </w:rPr>
-              <w:t>NLS-ST (Cơ bản 1): Ở tiết “HỌC NGHỀ – LUYỆN VIẾT ĐOẠN”, sau khi HS viết xong đoạn vào vở, GV dùng điện thoại chụp 2–3 bài</w:t>
-            </w:r>
-          </w:p>
-          <w:p>
-            <w:pPr>
-              <w:spacing w:after="0"/>
-            </w:pPr>
-            <w:r>
-              <w:rPr>
-                <w:b w:val="0"/>
-                <w:i w:val="0"/>
-                <w:sz w:val="18"/>
-              </w:rPr>
-              <w:t>NLS-GT (Cơ bản 1): GV hướng dẫn cả lớp cách góp ý cho bạn theo mẫu hai câu: “Tớ thích câu… vì…” và “Theo tớ, chỗ… nên sửa thành…”</w:t>
-            </w:r>
-          </w:p>
-          <w:p>
-            <w:pPr>
-              <w:spacing w:after="0"/>
-            </w:pPr>
-            <w:r>
-              <w:rPr>
-                <w:b w:val="0"/>
-                <w:i w:val="0"/>
-                <w:sz w:val="18"/>
-              </w:rPr>
-              <w:t>NLS-AT: Bài viết của HS là sản phẩm riêng: chỉ chiếu lên khi chính bạn ấy đồng ý</w:t>
-            </w:r>
-          </w:p>
-          <w:p>
-            <w:pPr>
-              <w:spacing w:after="0"/>
-            </w:pPr>
-            <w:r>
-              <w:rPr>
-                <w:b w:val="0"/>
-                <w:i w:val="0"/>
-                <w:sz w:val="18"/>
-              </w:rPr>
               <w:t>KNS: KN trình bày suy nghĩ, bày tỏ cảm xúc của bản thân bằng lời lẽ phù hợp.</w:t>
             </w:r>
           </w:p>
@@ -18191,33 +15286,7 @@
                 <w:i w:val="0"/>
                 <w:sz w:val="18"/>
               </w:rPr>
-              <w:t>NLS-KT (Cơ bản 1): Bài “NGÀY NHƯ THẾ NÀO LÀ ĐẸP?” thuộc mạch thiên nhiên và sáng tạo. GV chiếu video thật về hiện tượng, con vật</w:t>
-            </w:r>
-          </w:p>
-          <w:p>
-            <w:pPr>
-              <w:spacing w:after="0"/>
-            </w:pPr>
-            <w:r>
-              <w:rPr>
-                <w:b w:val="0"/>
-                <w:i w:val="0"/>
-                <w:sz w:val="18"/>
-              </w:rPr>
-              <w:t>NLS-ST (Cơ bản 1): GV cho HS chọn một câu văn, câu thơ mình thích nhất trong bài, đọc to lên</w:t>
-            </w:r>
-          </w:p>
-          <w:p>
-            <w:pPr>
-              <w:spacing w:after="0"/>
-            </w:pPr>
-            <w:r>
-              <w:rPr>
-                <w:b w:val="0"/>
-                <w:i w:val="0"/>
-                <w:sz w:val="18"/>
-              </w:rPr>
-              <w:t>NLS-AT: Video, ảnh về thiên nhiên do GV chọn trước; trên mạng có nhiều clip cảnh săn bắt</w:t>
+              <w:t>NLS-ST (Cơ bản 1): Cho HS chọn một câu văn, câu thơ mình thích nhất trong bài, đọc to lên.</w:t>
             </w:r>
           </w:p>
           <w:p>
@@ -18472,45 +15541,6 @@
                 <w:i w:val="0"/>
                 <w:sz w:val="18"/>
               </w:rPr>
-              <w:t>NLS-GT (Cơ bản 1): Bài đọc nói về cuộc gọi điện thoại nên đây là tiết dạy thẳng cách giao tiếp qua thiết bị. Sau khi tìm hiểu bài</w:t>
-            </w:r>
-          </w:p>
-          <w:p>
-            <w:pPr>
-              <w:spacing w:after="0"/>
-            </w:pPr>
-            <w:r>
-              <w:rPr>
-                <w:b w:val="0"/>
-                <w:i w:val="0"/>
-                <w:sz w:val="18"/>
-              </w:rPr>
-              <w:t>NLS-AT (Cơ bản 1): GV nêu ba tình huống: người lạ gọi tới hỏi “Bố mẹ cháu có nhà không?”, một số máy lạ nhắn tin báo trúng thưởng</w:t>
-            </w:r>
-          </w:p>
-          <w:p>
-            <w:pPr>
-              <w:spacing w:after="0"/>
-            </w:pPr>
-            <w:r>
-              <w:rPr>
-                <w:b w:val="0"/>
-                <w:i w:val="0"/>
-                <w:sz w:val="18"/>
-              </w:rPr>
-              <w:t>NLS-AT: Không nói cho người gọi lạ biết em đang ở nhà một mình</w:t>
-            </w:r>
-          </w:p>
-          <w:p>
-            <w:pPr>
-              <w:spacing w:after="0"/>
-            </w:pPr>
-            <w:r>
-              <w:rPr>
-                <w:b w:val="0"/>
-                <w:i w:val="0"/>
-                <w:sz w:val="18"/>
-              </w:rPr>
               <w:t>KNS: KN tự học: chọn sách phù hợp, kiên trì đọc và rút ra điều bổ ích cho bản thân.</w:t>
             </w:r>
           </w:p>
@@ -18626,33 +15656,6 @@
                 <w:i w:val="0"/>
                 <w:sz w:val="18"/>
               </w:rPr>
-              <w:t>NLS-KT (Cơ bản 1): Ở tiết “A LÔ, TỚ ĐÂY – LUYỆN TỪ VÀ CÂU”, khi HS gặp một từ chưa hiểu</w:t>
-            </w:r>
-          </w:p>
-          <w:p>
-            <w:pPr>
-              <w:spacing w:after="0"/>
-            </w:pPr>
-            <w:r>
-              <w:rPr>
-                <w:b w:val="0"/>
-                <w:i w:val="0"/>
-                <w:sz w:val="18"/>
-              </w:rPr>
-              <w:t>NLS-GQVĐ (Cơ bản 1): GV chiếu một câu HS hay viết sai (thiếu dấu chấm, dùng sai dấu phẩy</w:t>
-            </w:r>
-          </w:p>
-          <w:p>
-            <w:pPr>
-              <w:spacing w:after="0"/>
-            </w:pPr>
-            <w:r>
-              <w:rPr>
-                <w:b w:val="0"/>
-                <w:i w:val="0"/>
-                <w:sz w:val="18"/>
-              </w:rPr>
-              <w:t>NLS-AT: Từ điển và công cụ trên máy chỉ để tra nghĩa, không dùng để làm hộ bài tập</w:t>
             </w:r>
           </w:p>
         </w:tc>
@@ -18767,45 +15770,6 @@
                 <w:i w:val="0"/>
                 <w:sz w:val="18"/>
               </w:rPr>
-              <w:t>NLS-ST (Cơ bản 1): Ở tiết “A LÔ, TỚ ĐÂY – LUYỆN VIẾT ĐOẠN”, sau khi HS viết xong đoạn vào vở, GV dùng điện thoại chụp 2–3 bài</w:t>
-            </w:r>
-          </w:p>
-          <w:p>
-            <w:pPr>
-              <w:spacing w:after="0"/>
-            </w:pPr>
-            <w:r>
-              <w:rPr>
-                <w:b w:val="0"/>
-                <w:i w:val="0"/>
-                <w:sz w:val="18"/>
-              </w:rPr>
-              <w:t>NLS-GT (Cơ bản 1): GV hướng dẫn cả lớp cách góp ý cho bạn theo mẫu hai câu: “Tớ thích câu… vì…” và “Theo tớ, chỗ… nên sửa thành…”</w:t>
-            </w:r>
-          </w:p>
-          <w:p>
-            <w:pPr>
-              <w:spacing w:after="0"/>
-            </w:pPr>
-            <w:r>
-              <w:rPr>
-                <w:b w:val="0"/>
-                <w:i w:val="0"/>
-                <w:sz w:val="18"/>
-              </w:rPr>
-              <w:t>NLS-AT: Bài viết của HS là sản phẩm riêng: chỉ chiếu lên khi chính bạn ấy đồng ý</w:t>
-            </w:r>
-          </w:p>
-          <w:p>
-            <w:pPr>
-              <w:spacing w:after="0"/>
-            </w:pPr>
-            <w:r>
-              <w:rPr>
-                <w:b w:val="0"/>
-                <w:i w:val="0"/>
-                <w:sz w:val="18"/>
-              </w:rPr>
               <w:t>KNS: KN trình bày suy nghĩ, bày tỏ cảm xúc của bản thân bằng lời lẽ phù hợp.</w:t>
             </w:r>
           </w:p>
@@ -19166,33 +16130,7 @@
                 <w:i w:val="0"/>
                 <w:sz w:val="18"/>
               </w:rPr>
-              <w:t>NLS-KT (Cơ bản 1): Bài “ĐẤT NƯỚC LÀ GÌ” nói về đất nước và Trái Đất. GV mở bản đồ số chỉ vị trí địa danh có trong bài (sông Hương</w:t>
-            </w:r>
-          </w:p>
-          <w:p>
-            <w:pPr>
-              <w:spacing w:after="0"/>
-            </w:pPr>
-            <w:r>
-              <w:rPr>
-                <w:b w:val="0"/>
-                <w:i w:val="0"/>
-                <w:sz w:val="18"/>
-              </w:rPr>
-              <w:t>NLS-AT (Cơ bản 1): Với các bài về bảo vệ Trái Đất, GV chiếu một thông tin đúng lấy từ trang chính thức đặt cạnh một tin đồn thường gặp trên mạng</w:t>
-            </w:r>
-          </w:p>
-          <w:p>
-            <w:pPr>
-              <w:spacing w:after="0"/>
-            </w:pPr>
-            <w:r>
-              <w:rPr>
-                <w:b w:val="0"/>
-                <w:i w:val="0"/>
-                <w:sz w:val="18"/>
-              </w:rPr>
-              <w:t>NLS-AT: Thông tin, hình ảnh về đất nước phải lấy từ nguồn chính thức</w:t>
+              <w:t>NLS-KT (Cơ bản 1): Bài “ĐẤT NƯỚC LÀ GÌ” nói về đất nước.</w:t>
             </w:r>
           </w:p>
           <w:p>
@@ -19448,33 +16386,6 @@
                 <w:i w:val="0"/>
                 <w:sz w:val="18"/>
               </w:rPr>
-              <w:t>NLS-KT (Cơ bản 1): Bài “NÚI QUÊ TÔI” nói về đất nước và Trái Đất. GV mở bản đồ số chỉ vị trí địa danh có trong bài (sông Hương</w:t>
-            </w:r>
-          </w:p>
-          <w:p>
-            <w:pPr>
-              <w:spacing w:after="0"/>
-            </w:pPr>
-            <w:r>
-              <w:rPr>
-                <w:b w:val="0"/>
-                <w:i w:val="0"/>
-                <w:sz w:val="18"/>
-              </w:rPr>
-              <w:t>NLS-AT (Cơ bản 1): Với các bài về bảo vệ Trái Đất, GV chiếu một thông tin đúng lấy từ trang chính thức đặt cạnh một tin đồn thường gặp trên mạng</w:t>
-            </w:r>
-          </w:p>
-          <w:p>
-            <w:pPr>
-              <w:spacing w:after="0"/>
-            </w:pPr>
-            <w:r>
-              <w:rPr>
-                <w:b w:val="0"/>
-                <w:i w:val="0"/>
-                <w:sz w:val="18"/>
-              </w:rPr>
-              <w:t>NLS-AT: Thông tin, hình ảnh về đất nước phải lấy từ nguồn chính thức</w:t>
             </w:r>
           </w:p>
         </w:tc>
@@ -19589,33 +16500,6 @@
                 <w:i w:val="0"/>
                 <w:sz w:val="18"/>
               </w:rPr>
-              <w:t>NLS-KT (Cơ bản 1): Ở tiết “NÚI QUÊ TÔI – LUYỆN TỪ VÀ CÂU”, khi HS gặp một từ chưa hiểu, GV mở từ điển tiếng Việt bản điện tử trên máy</w:t>
-            </w:r>
-          </w:p>
-          <w:p>
-            <w:pPr>
-              <w:spacing w:after="0"/>
-            </w:pPr>
-            <w:r>
-              <w:rPr>
-                <w:b w:val="0"/>
-                <w:i w:val="0"/>
-                <w:sz w:val="18"/>
-              </w:rPr>
-              <w:t>NLS-GQVĐ (Cơ bản 1): GV chiếu một câu HS hay viết sai (thiếu dấu chấm, dùng sai dấu phẩy</w:t>
-            </w:r>
-          </w:p>
-          <w:p>
-            <w:pPr>
-              <w:spacing w:after="0"/>
-            </w:pPr>
-            <w:r>
-              <w:rPr>
-                <w:b w:val="0"/>
-                <w:i w:val="0"/>
-                <w:sz w:val="18"/>
-              </w:rPr>
-              <w:t>NLS-AT: Từ điển và công cụ trên máy chỉ để tra nghĩa, không dùng để làm hộ bài tập</w:t>
             </w:r>
           </w:p>
         </w:tc>
@@ -19873,33 +16757,7 @@
                 <w:i w:val="0"/>
                 <w:sz w:val="18"/>
               </w:rPr>
-              <w:t>NLS-KT (Cơ bản 1): Bài “SÔNG HƯƠNG” nói về đất nước và Trái Đất. GV mở bản đồ số chỉ vị trí địa danh có trong bài (sông Hương</w:t>
-            </w:r>
-          </w:p>
-          <w:p>
-            <w:pPr>
-              <w:spacing w:after="0"/>
-            </w:pPr>
-            <w:r>
-              <w:rPr>
-                <w:b w:val="0"/>
-                <w:i w:val="0"/>
-                <w:sz w:val="18"/>
-              </w:rPr>
-              <w:t>NLS-AT (Cơ bản 1): Với các bài về bảo vệ Trái Đất, GV chiếu một thông tin đúng lấy từ trang chính thức đặt cạnh một tin đồn thường gặp trên mạng</w:t>
-            </w:r>
-          </w:p>
-          <w:p>
-            <w:pPr>
-              <w:spacing w:after="0"/>
-            </w:pPr>
-            <w:r>
-              <w:rPr>
-                <w:b w:val="0"/>
-                <w:i w:val="0"/>
-                <w:sz w:val="18"/>
-              </w:rPr>
-              <w:t>NLS-AT: Thông tin, hình ảnh về đất nước phải lấy từ nguồn chính thức</w:t>
+              <w:t>NLS-AT (Cơ bản 1): Với các bài về bảo vệ Trái Đất, GV chiếu một thông tin đúng lấy từ trang chính thức đặt cạnh một.</w:t>
             </w:r>
           </w:p>
           <w:p>
@@ -20154,45 +17012,6 @@
                 <w:i w:val="0"/>
                 <w:sz w:val="18"/>
               </w:rPr>
-              <w:t>NLS-KT (Cơ bản 1): Bài “TIẾNG NƯỚC MÌNH” nói về đất nước và Trái Đất. GV mở bản đồ số chỉ vị trí địa danh có trong bài (sông Hương</w:t>
-            </w:r>
-          </w:p>
-          <w:p>
-            <w:pPr>
-              <w:spacing w:after="0"/>
-            </w:pPr>
-            <w:r>
-              <w:rPr>
-                <w:b w:val="0"/>
-                <w:i w:val="0"/>
-                <w:sz w:val="18"/>
-              </w:rPr>
-              <w:t>NLS-AT (Cơ bản 1): Với các bài về bảo vệ Trái Đất, GV chiếu một thông tin đúng lấy từ trang chính thức đặt cạnh một tin đồn thường gặp trên mạng</w:t>
-            </w:r>
-          </w:p>
-          <w:p>
-            <w:pPr>
-              <w:spacing w:after="0"/>
-            </w:pPr>
-            <w:r>
-              <w:rPr>
-                <w:b w:val="0"/>
-                <w:i w:val="0"/>
-                <w:sz w:val="18"/>
-              </w:rPr>
-              <w:t>NLS-AT: Thông tin, hình ảnh về đất nước phải lấy từ nguồn chính thức</w:t>
-            </w:r>
-          </w:p>
-          <w:p>
-            <w:pPr>
-              <w:spacing w:after="0"/>
-            </w:pPr>
-            <w:r>
-              <w:rPr>
-                <w:b w:val="0"/>
-                <w:i w:val="0"/>
-                <w:sz w:val="18"/>
-              </w:rPr>
               <w:t>KNS: KN tự học: chọn sách phù hợp, kiên trì đọc và rút ra điều bổ ích cho bản thân.</w:t>
             </w:r>
           </w:p>
@@ -20308,45 +17127,6 @@
                 <w:i w:val="0"/>
                 <w:sz w:val="18"/>
               </w:rPr>
-              <w:t>NLS-KT (Cơ bản 1): Ở tiết “TIẾNG NƯỚC MÌNH – LUYỆN TỪ VÀ CÂU”, khi HS gặp một từ chưa hiểu, GV mở từ điển tiếng Việt bản điện tử trên máy</w:t>
-            </w:r>
-          </w:p>
-          <w:p>
-            <w:pPr>
-              <w:spacing w:after="0"/>
-            </w:pPr>
-            <w:r>
-              <w:rPr>
-                <w:b w:val="0"/>
-                <w:i w:val="0"/>
-                <w:sz w:val="18"/>
-              </w:rPr>
-              <w:t>NLS-GQVĐ (Cơ bản 1): GV chiếu một câu HS hay viết sai (thiếu dấu chấm, dùng sai dấu phẩy</w:t>
-            </w:r>
-          </w:p>
-          <w:p>
-            <w:pPr>
-              <w:spacing w:after="0"/>
-            </w:pPr>
-            <w:r>
-              <w:rPr>
-                <w:b w:val="0"/>
-                <w:i w:val="0"/>
-                <w:sz w:val="18"/>
-              </w:rPr>
-              <w:t>NLS-AT: Từ điển và công cụ trên máy chỉ để tra nghĩa, không dùng để làm hộ bài tập</w:t>
-            </w:r>
-          </w:p>
-          <w:p>
-            <w:pPr>
-              <w:spacing w:after="0"/>
-            </w:pPr>
-            <w:r>
-              <w:rPr>
-                <w:b w:val="0"/>
-                <w:i w:val="0"/>
-                <w:sz w:val="18"/>
-              </w:rPr>
               <w:t>QPAN: Bồi dưỡng tình yêu quê hương, đất nước; giới thiệu truyền thống chống giặc ngoại xâm, gương dũng cảm của thiếu niên, nhi đồng và Bà mẹ Việt Nam anh hùng.</w:t>
             </w:r>
           </w:p>
@@ -20462,7 +17242,7 @@
                 <w:i w:val="0"/>
                 <w:sz w:val="18"/>
               </w:rPr>
-              <w:t>NLS-ST (Cơ bản 1): Ở tiết “TIẾNG NƯỚC MÌNH – LUYỆN VIẾT ĐOẠN”, sau khi HS viết xong đoạn vào vở, GV dùng điện thoại chụp 2–3 bài</w:t>
+              <w:t>QPAN: Bồi dưỡng tình yêu quê hương, đất nước; giới thiệu truyền thống chống giặc ngoại xâm, gương dũng cảm của thiếu niên, nhi đồng và Bà mẹ Việt Nam anh hùng.</w:t>
             </w:r>
           </w:p>
           <w:p>
@@ -20475,33 +17255,7 @@
                 <w:i w:val="0"/>
                 <w:sz w:val="18"/>
               </w:rPr>
-              <w:t>NLS-GT (Cơ bản 1): GV hướng dẫn cả lớp cách góp ý cho bạn theo mẫu hai câu: “Tớ thích câu… vì…” và “Theo tớ, chỗ… nên sửa thành…”</w:t>
-            </w:r>
-          </w:p>
-          <w:p>
-            <w:pPr>
-              <w:spacing w:after="0"/>
-            </w:pPr>
-            <w:r>
-              <w:rPr>
-                <w:b w:val="0"/>
-                <w:i w:val="0"/>
-                <w:sz w:val="18"/>
-              </w:rPr>
-              <w:t>NLS-AT: Bài viết của HS là sản phẩm riêng: chỉ chiếu lên khi chính bạn ấy đồng ý</w:t>
-            </w:r>
-          </w:p>
-          <w:p>
-            <w:pPr>
-              <w:spacing w:after="0"/>
-            </w:pPr>
-            <w:r>
-              <w:rPr>
-                <w:b w:val="0"/>
-                <w:i w:val="0"/>
-                <w:sz w:val="18"/>
-              </w:rPr>
-              <w:t>QPAN: Bồi dưỡng tình yêu quê hương, đất nước; giới thiệu truyền thống chống giặc ngoại xâm, gương dũng cảm của thiếu niên, nhi đồng và Bà mẹ Việt Nam anh hùng.</w:t>
+              <w:t>KNS: KN trình bày suy nghĩ, bày tỏ cảm xúc của bản thân bằng lời lẽ phù hợp.</w:t>
             </w:r>
           </w:p>
         </w:tc>
@@ -20644,33 +17398,7 @@
                 <w:i w:val="0"/>
                 <w:sz w:val="18"/>
               </w:rPr>
-              <w:t>NLS-KT (Cơ bản 1): Bài “NHÀ RÔNG” nói về đất nước và Trái Đất. GV mở bản đồ số chỉ vị trí địa danh có trong bài (sông Hương</w:t>
-            </w:r>
-          </w:p>
-          <w:p>
-            <w:pPr>
-              <w:spacing w:after="0"/>
-            </w:pPr>
-            <w:r>
-              <w:rPr>
-                <w:b w:val="0"/>
-                <w:i w:val="0"/>
-                <w:sz w:val="18"/>
-              </w:rPr>
-              <w:t>NLS-AT (Cơ bản 1): Với các bài về bảo vệ Trái Đất, GV chiếu một thông tin đúng lấy từ trang chính thức đặt cạnh một tin đồn thường gặp trên mạng</w:t>
-            </w:r>
-          </w:p>
-          <w:p>
-            <w:pPr>
-              <w:spacing w:after="0"/>
-            </w:pPr>
-            <w:r>
-              <w:rPr>
-                <w:b w:val="0"/>
-                <w:i w:val="0"/>
-                <w:sz w:val="18"/>
-              </w:rPr>
-              <w:t>NLS-AT: Thông tin, hình ảnh về đất nước phải lấy từ nguồn chính thức</w:t>
+              <w:t>NLS-KT (Cơ bản 1): Bài “NHÀ RÔNG” nói về đất nước và Trái Đất.</w:t>
             </w:r>
           </w:p>
           <w:p>
@@ -20925,33 +17653,6 @@
                 <w:i w:val="0"/>
                 <w:sz w:val="18"/>
               </w:rPr>
-              <w:t>NLS-KT (Cơ bản 1): Bài “SỰ TÍCH ÔNG ĐÙNG, BÀ ĐÙNG” nói về đất nước và Trái Đất</w:t>
-            </w:r>
-          </w:p>
-          <w:p>
-            <w:pPr>
-              <w:spacing w:after="0"/>
-            </w:pPr>
-            <w:r>
-              <w:rPr>
-                <w:b w:val="0"/>
-                <w:i w:val="0"/>
-                <w:sz w:val="18"/>
-              </w:rPr>
-              <w:t>NLS-AT (Cơ bản 1): Với các bài về bảo vệ Trái Đất, GV chiếu một thông tin đúng lấy từ trang chính thức đặt cạnh một tin đồn thường gặp trên mạng</w:t>
-            </w:r>
-          </w:p>
-          <w:p>
-            <w:pPr>
-              <w:spacing w:after="0"/>
-            </w:pPr>
-            <w:r>
-              <w:rPr>
-                <w:b w:val="0"/>
-                <w:i w:val="0"/>
-                <w:sz w:val="18"/>
-              </w:rPr>
-              <w:t>NLS-AT: Thông tin, hình ảnh về đất nước phải lấy từ nguồn chính thức</w:t>
             </w:r>
           </w:p>
         </w:tc>
@@ -21066,33 +17767,6 @@
                 <w:i w:val="0"/>
                 <w:sz w:val="18"/>
               </w:rPr>
-              <w:t>NLS-KT (Cơ bản 1): Ở tiết “SỰ TÍCH ÔNG ĐÙNG, BÀ ĐÙNG – LUYỆN TỪ VÀ CÂU”, khi HS gặp một từ chưa hiểu</w:t>
-            </w:r>
-          </w:p>
-          <w:p>
-            <w:pPr>
-              <w:spacing w:after="0"/>
-            </w:pPr>
-            <w:r>
-              <w:rPr>
-                <w:b w:val="0"/>
-                <w:i w:val="0"/>
-                <w:sz w:val="18"/>
-              </w:rPr>
-              <w:t>NLS-GQVĐ (Cơ bản 1): GV chiếu một câu HS hay viết sai (thiếu dấu chấm, dùng sai dấu phẩy</w:t>
-            </w:r>
-          </w:p>
-          <w:p>
-            <w:pPr>
-              <w:spacing w:after="0"/>
-            </w:pPr>
-            <w:r>
-              <w:rPr>
-                <w:b w:val="0"/>
-                <w:i w:val="0"/>
-                <w:sz w:val="18"/>
-              </w:rPr>
-              <w:t>NLS-AT: Từ điển và công cụ trên máy chỉ để tra nghĩa, không dùng để làm hộ bài tập</w:t>
             </w:r>
           </w:p>
         </w:tc>
@@ -21207,45 +17881,6 @@
                 <w:i w:val="0"/>
                 <w:sz w:val="18"/>
               </w:rPr>
-              <w:t>NLS-KT (Cơ bản 1): Ở tiết “SỰ TÍCH ÔNG ĐÙNG, BÀ ĐÙNG – LUYỆN TỪ VÀ CÂU”, khi HS gặp một từ chưa hiểu</w:t>
-            </w:r>
-          </w:p>
-          <w:p>
-            <w:pPr>
-              <w:spacing w:after="0"/>
-            </w:pPr>
-            <w:r>
-              <w:rPr>
-                <w:b w:val="0"/>
-                <w:i w:val="0"/>
-                <w:sz w:val="18"/>
-              </w:rPr>
-              <w:t>NLS-GQVĐ (Cơ bản 1): GV chiếu một câu HS hay viết sai (thiếu dấu chấm, dùng sai dấu phẩy</w:t>
-            </w:r>
-          </w:p>
-          <w:p>
-            <w:pPr>
-              <w:spacing w:after="0"/>
-            </w:pPr>
-            <w:r>
-              <w:rPr>
-                <w:b w:val="0"/>
-                <w:i w:val="0"/>
-                <w:sz w:val="18"/>
-              </w:rPr>
-              <w:t>NLS-AT: Từ điển và công cụ trên máy chỉ để tra nghĩa, không dùng để làm hộ bài tập</w:t>
-            </w:r>
-          </w:p>
-          <w:p>
-            <w:pPr>
-              <w:spacing w:after="0"/>
-            </w:pPr>
-            <w:r>
-              <w:rPr>
-                <w:b w:val="0"/>
-                <w:i w:val="0"/>
-                <w:sz w:val="18"/>
-              </w:rPr>
               <w:t>KNS: KN trình bày suy nghĩ, bày tỏ cảm xúc của bản thân bằng lời lẽ phù hợp.</w:t>
             </w:r>
           </w:p>
@@ -21376,33 +18011,7 @@
                 <w:i w:val="0"/>
                 <w:sz w:val="18"/>
               </w:rPr>
-              <w:t>NLS-KT (Cơ bản 1): Bài “HAI BÀ TRƯNG” nói về đất nước và Trái Đất. GV mở bản đồ số chỉ vị trí địa danh có trong bài (sông Hương</w:t>
-            </w:r>
-          </w:p>
-          <w:p>
-            <w:pPr>
-              <w:spacing w:after="0"/>
-            </w:pPr>
-            <w:r>
-              <w:rPr>
-                <w:b w:val="0"/>
-                <w:i w:val="0"/>
-                <w:sz w:val="18"/>
-              </w:rPr>
-              <w:t>NLS-AT (Cơ bản 1): Với các bài về bảo vệ Trái Đất, GV chiếu một thông tin đúng lấy từ trang chính thức đặt cạnh một tin đồn thường gặp trên mạng</w:t>
-            </w:r>
-          </w:p>
-          <w:p>
-            <w:pPr>
-              <w:spacing w:after="0"/>
-            </w:pPr>
-            <w:r>
-              <w:rPr>
-                <w:b w:val="0"/>
-                <w:i w:val="0"/>
-                <w:sz w:val="18"/>
-              </w:rPr>
-              <w:t>NLS-AT: Thông tin, hình ảnh về đất nước phải lấy từ nguồn chính thức</w:t>
+              <w:t>NLS-AT (Cơ bản 1): Với các bài về bảo vệ Trái Đất, GV chiếu một thông tin đúng lấy từ trang chính thức đặt cạnh một.</w:t>
             </w:r>
           </w:p>
           <w:p>
@@ -21657,45 +18266,6 @@
                 <w:i w:val="0"/>
                 <w:sz w:val="18"/>
               </w:rPr>
-              <w:t>NLS-KT (Cơ bản 1): Bài “CÙNG BÁC QUA SUỐI” nói về đất nước và Trái Đất. GV mở bản đồ số chỉ vị trí địa danh có trong bài (sông Hương</w:t>
-            </w:r>
-          </w:p>
-          <w:p>
-            <w:pPr>
-              <w:spacing w:after="0"/>
-            </w:pPr>
-            <w:r>
-              <w:rPr>
-                <w:b w:val="0"/>
-                <w:i w:val="0"/>
-                <w:sz w:val="18"/>
-              </w:rPr>
-              <w:t>NLS-AT (Cơ bản 1): Với các bài về bảo vệ Trái Đất, GV chiếu một thông tin đúng lấy từ trang chính thức đặt cạnh một tin đồn thường gặp trên mạng</w:t>
-            </w:r>
-          </w:p>
-          <w:p>
-            <w:pPr>
-              <w:spacing w:after="0"/>
-            </w:pPr>
-            <w:r>
-              <w:rPr>
-                <w:b w:val="0"/>
-                <w:i w:val="0"/>
-                <w:sz w:val="18"/>
-              </w:rPr>
-              <w:t>NLS-AT: Thông tin, hình ảnh về đất nước phải lấy từ nguồn chính thức</w:t>
-            </w:r>
-          </w:p>
-          <w:p>
-            <w:pPr>
-              <w:spacing w:after="0"/>
-            </w:pPr>
-            <w:r>
-              <w:rPr>
-                <w:b w:val="0"/>
-                <w:i w:val="0"/>
-                <w:sz w:val="18"/>
-              </w:rPr>
               <w:t>KNS: KN tự học: chọn sách phù hợp, kiên trì đọc và rút ra điều bổ ích cho bản thân.</w:t>
             </w:r>
           </w:p>
@@ -21811,33 +18381,6 @@
                 <w:i w:val="0"/>
                 <w:sz w:val="18"/>
               </w:rPr>
-              <w:t>NLS-KT (Cơ bản 1): Ở tiết “CÙNG BÁC QUA SUỐI – LUYỆN TỪ VÀ CÂU”, khi HS gặp một từ chưa hiểu</w:t>
-            </w:r>
-          </w:p>
-          <w:p>
-            <w:pPr>
-              <w:spacing w:after="0"/>
-            </w:pPr>
-            <w:r>
-              <w:rPr>
-                <w:b w:val="0"/>
-                <w:i w:val="0"/>
-                <w:sz w:val="18"/>
-              </w:rPr>
-              <w:t>NLS-GQVĐ (Cơ bản 1): GV chiếu một câu HS hay viết sai (thiếu dấu chấm, dùng sai dấu phẩy</w:t>
-            </w:r>
-          </w:p>
-          <w:p>
-            <w:pPr>
-              <w:spacing w:after="0"/>
-            </w:pPr>
-            <w:r>
-              <w:rPr>
-                <w:b w:val="0"/>
-                <w:i w:val="0"/>
-                <w:sz w:val="18"/>
-              </w:rPr>
-              <w:t>NLS-AT: Từ điển và công cụ trên máy chỉ để tra nghĩa, không dùng để làm hộ bài tập</w:t>
             </w:r>
           </w:p>
         </w:tc>
@@ -21952,45 +18495,6 @@
                 <w:i w:val="0"/>
                 <w:sz w:val="18"/>
               </w:rPr>
-              <w:t>NLS-ST (Cơ bản 1): Ở tiết “CÙNG BÁC QUA SUỐI – TẬP LÀM VĂN”, sau khi HS viết xong đoạn vào vở, GV dùng điện thoại chụp 2–3 bài</w:t>
-            </w:r>
-          </w:p>
-          <w:p>
-            <w:pPr>
-              <w:spacing w:after="0"/>
-            </w:pPr>
-            <w:r>
-              <w:rPr>
-                <w:b w:val="0"/>
-                <w:i w:val="0"/>
-                <w:sz w:val="18"/>
-              </w:rPr>
-              <w:t>NLS-GT (Cơ bản 1): GV hướng dẫn cả lớp cách góp ý cho bạn theo mẫu hai câu: “Tớ thích câu… vì…” và “Theo tớ, chỗ… nên sửa thành…”</w:t>
-            </w:r>
-          </w:p>
-          <w:p>
-            <w:pPr>
-              <w:spacing w:after="0"/>
-            </w:pPr>
-            <w:r>
-              <w:rPr>
-                <w:b w:val="0"/>
-                <w:i w:val="0"/>
-                <w:sz w:val="18"/>
-              </w:rPr>
-              <w:t>NLS-AT: Bài viết của HS là sản phẩm riêng: chỉ chiếu lên khi chính bạn ấy đồng ý</w:t>
-            </w:r>
-          </w:p>
-          <w:p>
-            <w:pPr>
-              <w:spacing w:after="0"/>
-            </w:pPr>
-            <w:r>
-              <w:rPr>
-                <w:b w:val="0"/>
-                <w:i w:val="0"/>
-                <w:sz w:val="18"/>
-              </w:rPr>
               <w:t>KNS: KN trình bày suy nghĩ, bày tỏ cảm xúc của bản thân bằng lời lẽ phù hợp.</w:t>
             </w:r>
           </w:p>
@@ -22121,33 +18625,7 @@
                 <w:i w:val="0"/>
                 <w:sz w:val="18"/>
               </w:rPr>
-              <w:t>NLS-KT (Cơ bản 1): Bài “NGỌN LỬA Ô-LIM-PÍCH (” nói về đất nước và Trái Đất. GV mở bản đồ số chỉ vị trí địa danh có trong bài (sông Hương</w:t>
-            </w:r>
-          </w:p>
-          <w:p>
-            <w:pPr>
-              <w:spacing w:after="0"/>
-            </w:pPr>
-            <w:r>
-              <w:rPr>
-                <w:b w:val="0"/>
-                <w:i w:val="0"/>
-                <w:sz w:val="18"/>
-              </w:rPr>
-              <w:t>NLS-AT (Cơ bản 1): Với các bài về bảo vệ Trái Đất, GV chiếu một thông tin đúng lấy từ trang chính thức đặt cạnh một tin đồn thường gặp trên mạng</w:t>
-            </w:r>
-          </w:p>
-          <w:p>
-            <w:pPr>
-              <w:spacing w:after="0"/>
-            </w:pPr>
-            <w:r>
-              <w:rPr>
-                <w:b w:val="0"/>
-                <w:i w:val="0"/>
-                <w:sz w:val="18"/>
-              </w:rPr>
-              <w:t>NLS-AT: Thông tin, hình ảnh về đất nước phải lấy từ nguồn chính thức</w:t>
+              <w:t>NLS-KT (Cơ bản 1): Bài “NGỌN LỬA Ô-LIM-PÍCH (” nói về đất nước.</w:t>
             </w:r>
           </w:p>
           <w:p>
@@ -22402,33 +18880,6 @@
                 <w:i w:val="0"/>
                 <w:sz w:val="18"/>
               </w:rPr>
-              <w:t>NLS-KT (Cơ bản 1): Sau khi HS đọc và tìm hiểu bài, GV chiếu video ngắn về rô-bốt thật đang làm việc: rô-bốt hút bụi trong nhà</w:t>
-            </w:r>
-          </w:p>
-          <w:p>
-            <w:pPr>
-              <w:spacing w:after="0"/>
-            </w:pPr>
-            <w:r>
-              <w:rPr>
-                <w:b w:val="0"/>
-                <w:i w:val="0"/>
-                <w:sz w:val="18"/>
-              </w:rPr>
-              <w:t>AI-NB (Cơ bản 1): GV giới thiệu ở mức nhận biết: rô-bốt và một số máy móc ngày nay biết “nghe” lệnh nói, nhận ra đồ vật</w:t>
-            </w:r>
-          </w:p>
-          <w:p>
-            <w:pPr>
-              <w:spacing w:after="0"/>
-            </w:pPr>
-            <w:r>
-              <w:rPr>
-                <w:b w:val="0"/>
-                <w:i w:val="0"/>
-                <w:sz w:val="18"/>
-              </w:rPr>
-              <w:t>NLS-AT: Máy móc thông minh vẫn có thể hiểu sai và trả lời sai</w:t>
             </w:r>
           </w:p>
         </w:tc>
@@ -22786,33 +19237,7 @@
                 <w:i w:val="0"/>
                 <w:sz w:val="18"/>
               </w:rPr>
-              <w:t>NLS-KT (Cơ bản 1): Bài “THƯ CỦA ÔNG TRÁI ĐẤT GỬI CÁC BẠN NHỎ” nói về đất nước và Trái Đất</w:t>
-            </w:r>
-          </w:p>
-          <w:p>
-            <w:pPr>
-              <w:spacing w:after="0"/>
-            </w:pPr>
-            <w:r>
-              <w:rPr>
-                <w:b w:val="0"/>
-                <w:i w:val="0"/>
-                <w:sz w:val="18"/>
-              </w:rPr>
-              <w:t>NLS-AT (Cơ bản 1): Với các bài về bảo vệ Trái Đất, GV chiếu một thông tin đúng lấy từ trang chính thức đặt cạnh một tin đồn thường gặp trên mạng</w:t>
-            </w:r>
-          </w:p>
-          <w:p>
-            <w:pPr>
-              <w:spacing w:after="0"/>
-            </w:pPr>
-            <w:r>
-              <w:rPr>
-                <w:b w:val="0"/>
-                <w:i w:val="0"/>
-                <w:sz w:val="18"/>
-              </w:rPr>
-              <w:t>NLS-AT: Thông tin, hình ảnh về đất nước phải lấy từ nguồn chính thức</w:t>
+              <w:t>NLS-AT (Cơ bản 1): Với các bài về bảo vệ Trái Đất, GV chiếu một thông tin đúng lấy từ trang chính thức đặt cạnh một.</w:t>
             </w:r>
           </w:p>
           <w:p>
@@ -23067,45 +19492,6 @@
                 <w:i w:val="0"/>
                 <w:sz w:val="18"/>
               </w:rPr>
-              <w:t>NLS-KT (Cơ bản 1): Bài “NHỮNG ĐIỀU NHỎ TỚ LÀM CHO TRÁI ĐẤT” nói về đất nước và Trái Đất</w:t>
-            </w:r>
-          </w:p>
-          <w:p>
-            <w:pPr>
-              <w:spacing w:after="0"/>
-            </w:pPr>
-            <w:r>
-              <w:rPr>
-                <w:b w:val="0"/>
-                <w:i w:val="0"/>
-                <w:sz w:val="18"/>
-              </w:rPr>
-              <w:t>NLS-AT (Cơ bản 1): Với các bài về bảo vệ Trái Đất, GV chiếu một thông tin đúng lấy từ trang chính thức đặt cạnh một tin đồn thường gặp trên mạng</w:t>
-            </w:r>
-          </w:p>
-          <w:p>
-            <w:pPr>
-              <w:spacing w:after="0"/>
-            </w:pPr>
-            <w:r>
-              <w:rPr>
-                <w:b w:val="0"/>
-                <w:i w:val="0"/>
-                <w:sz w:val="18"/>
-              </w:rPr>
-              <w:t>NLS-AT: Thông tin, hình ảnh về đất nước phải lấy từ nguồn chính thức</w:t>
-            </w:r>
-          </w:p>
-          <w:p>
-            <w:pPr>
-              <w:spacing w:after="0"/>
-            </w:pPr>
-            <w:r>
-              <w:rPr>
-                <w:b w:val="0"/>
-                <w:i w:val="0"/>
-                <w:sz w:val="18"/>
-              </w:rPr>
               <w:t>KNS: KN tự học: chọn sách phù hợp, kiên trì đọc và rút ra điều bổ ích cho bản thân.</w:t>
             </w:r>
           </w:p>
@@ -23335,45 +19721,6 @@
                 <w:i w:val="0"/>
                 <w:sz w:val="18"/>
               </w:rPr>
-              <w:t>NLS-ST (Cơ bản 1): Ở tiết “NHỮNG ĐIỀU NHỎ TỚ LÀM CHO TRÁI ĐẤT – LUYỆN VIẾT ĐOẠN”, sau khi HS viết xong đoạn vào vở</w:t>
-            </w:r>
-          </w:p>
-          <w:p>
-            <w:pPr>
-              <w:spacing w:after="0"/>
-            </w:pPr>
-            <w:r>
-              <w:rPr>
-                <w:b w:val="0"/>
-                <w:i w:val="0"/>
-                <w:sz w:val="18"/>
-              </w:rPr>
-              <w:t>NLS-GT (Cơ bản 1): GV hướng dẫn cả lớp cách góp ý cho bạn theo mẫu hai câu: “Tớ thích câu… vì…” và “Theo tớ, chỗ… nên sửa thành…”</w:t>
-            </w:r>
-          </w:p>
-          <w:p>
-            <w:pPr>
-              <w:spacing w:after="0"/>
-            </w:pPr>
-            <w:r>
-              <w:rPr>
-                <w:b w:val="0"/>
-                <w:i w:val="0"/>
-                <w:sz w:val="18"/>
-              </w:rPr>
-              <w:t>NLS-AT: Bài viết của HS là sản phẩm riêng: chỉ chiếu lên khi chính bạn ấy đồng ý</w:t>
-            </w:r>
-          </w:p>
-          <w:p>
-            <w:pPr>
-              <w:spacing w:after="0"/>
-            </w:pPr>
-            <w:r>
-              <w:rPr>
-                <w:b w:val="0"/>
-                <w:i w:val="0"/>
-                <w:sz w:val="18"/>
-              </w:rPr>
               <w:t>KNS: KN trình bày suy nghĩ, bày tỏ cảm xúc của bản thân bằng lời lẽ phù hợp.</w:t>
             </w:r>
           </w:p>
@@ -23504,33 +19851,7 @@
                 <w:i w:val="0"/>
                 <w:sz w:val="18"/>
               </w:rPr>
-              <w:t>NLS-KT (Cơ bản 1): Bài “BÁC SĨ Y-ÉC-XANH” nói về đất nước và Trái Đất. GV mở bản đồ số chỉ vị trí địa danh có trong bài (sông Hương</w:t>
-            </w:r>
-          </w:p>
-          <w:p>
-            <w:pPr>
-              <w:spacing w:after="0"/>
-            </w:pPr>
-            <w:r>
-              <w:rPr>
-                <w:b w:val="0"/>
-                <w:i w:val="0"/>
-                <w:sz w:val="18"/>
-              </w:rPr>
-              <w:t>NLS-AT (Cơ bản 1): Với các bài về bảo vệ Trái Đất, GV chiếu một thông tin đúng lấy từ trang chính thức đặt cạnh một tin đồn thường gặp trên mạng</w:t>
-            </w:r>
-          </w:p>
-          <w:p>
-            <w:pPr>
-              <w:spacing w:after="0"/>
-            </w:pPr>
-            <w:r>
-              <w:rPr>
-                <w:b w:val="0"/>
-                <w:i w:val="0"/>
-                <w:sz w:val="18"/>
-              </w:rPr>
-              <w:t>NLS-AT: Thông tin, hình ảnh về đất nước phải lấy từ nguồn chính thức</w:t>
+              <w:t>NLS-KT (Cơ bản 1): Bài “BÁC SĨ Y-ÉC-XANH” nói về đất nước.</w:t>
             </w:r>
           </w:p>
           <w:p>
@@ -23785,33 +20106,6 @@
                 <w:i w:val="0"/>
                 <w:sz w:val="18"/>
               </w:rPr>
-              <w:t>NLS-KT (Cơ bản 1): Bài “MỘT MÁI NHÀ CHUNG” nói về đất nước và Trái Đất. GV mở bản đồ số chỉ vị trí địa danh có trong bài (sông Hương</w:t>
-            </w:r>
-          </w:p>
-          <w:p>
-            <w:pPr>
-              <w:spacing w:after="0"/>
-            </w:pPr>
-            <w:r>
-              <w:rPr>
-                <w:b w:val="0"/>
-                <w:i w:val="0"/>
-                <w:sz w:val="18"/>
-              </w:rPr>
-              <w:t>NLS-AT (Cơ bản 1): Với các bài về bảo vệ Trái Đất, GV chiếu một thông tin đúng lấy từ trang chính thức đặt cạnh một tin đồn thường gặp trên mạng</w:t>
-            </w:r>
-          </w:p>
-          <w:p>
-            <w:pPr>
-              <w:spacing w:after="0"/>
-            </w:pPr>
-            <w:r>
-              <w:rPr>
-                <w:b w:val="0"/>
-                <w:i w:val="0"/>
-                <w:sz w:val="18"/>
-              </w:rPr>
-              <w:t>NLS-AT: Thông tin, hình ảnh về đất nước phải lấy từ nguồn chính thức</w:t>
             </w:r>
           </w:p>
         </w:tc>
@@ -24034,45 +20328,6 @@
               <w:spacing w:after="0"/>
             </w:pPr>
             <w:r/>
-            <w:r>
-              <w:rPr>
-                <w:b w:val="0"/>
-                <w:i w:val="0"/>
-                <w:sz w:val="18"/>
-              </w:rPr>
-              <w:t>NLS-ST (Cơ bản 1): Ở tiết “MỘT MÁI NHÀ CHUNG – TẬP LÀM VĂN”, sau khi HS viết xong đoạn vào vở, GV dùng điện thoại chụp 2–3 bài</w:t>
-            </w:r>
-          </w:p>
-          <w:p>
-            <w:pPr>
-              <w:spacing w:after="0"/>
-            </w:pPr>
-            <w:r>
-              <w:rPr>
-                <w:b w:val="0"/>
-                <w:i w:val="0"/>
-                <w:sz w:val="18"/>
-              </w:rPr>
-              <w:t>NLS-GT (Cơ bản 1): GV hướng dẫn cả lớp cách góp ý cho bạn theo mẫu hai câu: “Tớ thích câu… vì…” và “Theo tớ, chỗ… nên sửa thành…”</w:t>
-            </w:r>
-          </w:p>
-          <w:p>
-            <w:pPr>
-              <w:spacing w:after="0"/>
-            </w:pPr>
-            <w:r>
-              <w:rPr>
-                <w:b w:val="0"/>
-                <w:i w:val="0"/>
-                <w:sz w:val="18"/>
-              </w:rPr>
-              <w:t>NLS-AT: Bài viết của HS là sản phẩm riêng: chỉ chiếu lên khi chính bạn ấy đồng ý</w:t>
-            </w:r>
-          </w:p>
-          <w:p>
-            <w:pPr>
-              <w:spacing w:after="0"/>
-            </w:pPr>
             <w:r>
               <w:rPr>
                 <w:b w:val="0"/>

--- a/assets/docs/lop3/Tieng Viet - Lop 3.docx
+++ b/assets/docs/lop3/Tieng Viet - Lop 3.docx
@@ -637,7 +637,7 @@
                 <w:i w:val="0"/>
                 <w:sz w:val="18"/>
               </w:rPr>
-              <w:t>NLS-KT (Cơ bản 1): Trước khi đọc bài “Ngày gặp lại”.</w:t>
+              <w:t>Năng lực số 1.1 CB1b: HS xem tranh, video về mùa hè rồi nối chi tiết trong ảnh với câu văn tương ứng trong bài đọc</w:t>
             </w:r>
           </w:p>
           <w:p>
@@ -892,6 +892,7 @@
                 <w:i w:val="0"/>
                 <w:sz w:val="18"/>
               </w:rPr>
+              <w:t>Năng lực số 1.1 CB1b: HS xem clip mẫu chữ hoa A, Ă, Â viết trên màn hình rồi luyện viết theo đúng nét</w:t>
             </w:r>
           </w:p>
         </w:tc>
@@ -1006,6 +1007,7 @@
                 <w:i w:val="0"/>
                 <w:sz w:val="18"/>
               </w:rPr>
+              <w:t>Năng lực số 1.1 CB1a: HS quan sát GV tra từ điển điện tử, đọc được nghĩa của từ và đặt câu đúng với từ vừa tra</w:t>
             </w:r>
           </w:p>
         </w:tc>
@@ -1120,6 +1122,19 @@
                 <w:i w:val="0"/>
                 <w:sz w:val="18"/>
               </w:rPr>
+              <w:t>Năng lực số 3.3 CB1a: HS nêu được: chỉ chiếu bài khi bạn đồng ý và không chép bài của bạn thành bài của mình</w:t>
+            </w:r>
+          </w:p>
+          <w:p>
+            <w:pPr>
+              <w:spacing w:after="0"/>
+            </w:pPr>
+            <w:r>
+              <w:rPr>
+                <w:b w:val="0"/>
+                <w:i w:val="0"/>
+                <w:sz w:val="18"/>
+              </w:rPr>
               <w:t>KNS: KN trình bày suy nghĩ, bày tỏ cảm xúc của bản thân bằng lời lẽ phù hợp.</w:t>
             </w:r>
           </w:p>
@@ -1250,7 +1265,7 @@
                 <w:i w:val="0"/>
                 <w:sz w:val="18"/>
               </w:rPr>
-              <w:t>NLS-GT (Cơ bản 1): Mở bản đọc mẫu “Cánh rừng trong nắng”, dừng.</w:t>
+              <w:t>Năng lực số 1.1 CB1b: HS xem ảnh, video về rừng rồi nói chi tiết mình thấy khớp với đoạn văn nào trong bài</w:t>
             </w:r>
           </w:p>
           <w:p>
@@ -1505,20 +1520,20 @@
                 <w:i w:val="0"/>
                 <w:sz w:val="18"/>
               </w:rPr>
+              <w:t>Năng lực số 1.1 CB1b: HS xem ảnh biển trên màn hình và chọn được câu văn tả đúng cảnh trong ảnh</w:t>
+            </w:r>
+          </w:p>
+          <w:p>
+            <w:pPr>
+              <w:spacing w:after="0"/>
+            </w:pPr>
+            <w:r>
+              <w:rPr>
+                <w:b w:val="0"/>
+                <w:i w:val="0"/>
+                <w:sz w:val="18"/>
+              </w:rPr>
               <w:t>QPAN: Liên hệ truyền thống chống giặc ngoại xâm, gương dũng cảm của thiếu niên, nhi đồng và Bà mẹ Việt Nam anh hùng; HS nêu được biển, đảo là một phần lãnh thổ thiêng liêng của Tổ quốc.</w:t>
-            </w:r>
-          </w:p>
-          <w:p>
-            <w:pPr>
-              <w:spacing w:after="0"/>
-            </w:pPr>
-            <w:r>
-              <w:rPr>
-                <w:b w:val="0"/>
-                <w:i w:val="0"/>
-                <w:sz w:val="18"/>
-              </w:rPr>
-              <w:t>KNS: KN tự học: chọn sách phù hợp, kiên trì đọc và rút ra điều bổ ích cho bản thân.</w:t>
             </w:r>
           </w:p>
         </w:tc>
@@ -1633,6 +1648,7 @@
                 <w:i w:val="0"/>
                 <w:sz w:val="18"/>
               </w:rPr>
+              <w:t>Năng lực số 1.1 CB1a: HS tra nghĩa từ chỉ đặc điểm trên từ điển điện tử GV mở rồi đặt câu nêu đặc điểm</w:t>
             </w:r>
           </w:p>
         </w:tc>
@@ -1747,6 +1763,19 @@
                 <w:i w:val="0"/>
                 <w:sz w:val="18"/>
               </w:rPr>
+              <w:t>Năng lực số 1.1 CB1a: HS tra từ điển điện tử để chọn từ đúng nghĩa khi viết đoạn văn kể lại hoạt động</w:t>
+            </w:r>
+          </w:p>
+          <w:p>
+            <w:pPr>
+              <w:spacing w:after="0"/>
+            </w:pPr>
+            <w:r>
+              <w:rPr>
+                <w:b w:val="0"/>
+                <w:i w:val="0"/>
+                <w:sz w:val="18"/>
+              </w:rPr>
               <w:t>KNS: KN trình bày suy nghĩ, bày tỏ cảm xúc của bản thân bằng lời lẽ phù hợp.</w:t>
             </w:r>
           </w:p>
@@ -1877,7 +1906,7 @@
                 <w:i w:val="0"/>
                 <w:sz w:val="18"/>
               </w:rPr>
-              <w:t>NLS-KT (Cơ bản 1): Trước khi đọc bài “NHẬT KÍ TẬP BƠI”, GV chiếu 2–3 hình ảnh hoặc một đoạn video ngắn về sự vật.</w:t>
+              <w:t>Năng lực số 1.1 CB1b: HS xem hình ảnh, video minh hoạ và nối được chi tiết trong ảnh với câu văn tương ứng trong bài đọc</w:t>
             </w:r>
           </w:p>
           <w:p>
@@ -2132,6 +2161,7 @@
                 <w:i w:val="0"/>
                 <w:sz w:val="18"/>
               </w:rPr>
+              <w:t>Năng lực số 1.1 CB1b: HS xem hình ảnh, video minh hoạ và nối được chi tiết trong ảnh với câu văn tương ứng trong bài đọc</w:t>
             </w:r>
           </w:p>
         </w:tc>
@@ -2246,6 +2276,7 @@
                 <w:i w:val="0"/>
                 <w:sz w:val="18"/>
               </w:rPr>
+              <w:t>Năng lực số 1.1 CB1a: HS quan sát GV tra từ điển điện tử, đọc được nghĩa của từ và đặt câu đúng với từ vừa tra</w:t>
             </w:r>
           </w:p>
         </w:tc>
@@ -2360,6 +2391,19 @@
                 <w:i w:val="0"/>
                 <w:sz w:val="18"/>
               </w:rPr>
+              <w:t>Năng lực số 1.1 CB1a: HS quan sát GV tra từ điển điện tử, đọc được nghĩa của từ và đặt câu đúng với từ vừa tra</w:t>
+            </w:r>
+          </w:p>
+          <w:p>
+            <w:pPr>
+              <w:spacing w:after="0"/>
+            </w:pPr>
+            <w:r>
+              <w:rPr>
+                <w:b w:val="0"/>
+                <w:i w:val="0"/>
+                <w:sz w:val="18"/>
+              </w:rPr>
               <w:t>KNS: KN trình bày suy nghĩ, bày tỏ cảm xúc của bản thân bằng lời lẽ phù hợp.</w:t>
             </w:r>
           </w:p>
@@ -2490,7 +2534,7 @@
                 <w:i w:val="0"/>
                 <w:sz w:val="18"/>
               </w:rPr>
-              <w:t>NLS-GT (Cơ bản 1): Mở bản đọc mẫu do phát thanh viên thể hiện cho HS nghe một lần, dừng lại.</w:t>
+              <w:t>Năng lực số 1.1 CB1b: HS xem hình ảnh, video minh hoạ và nối được chi tiết trong ảnh với câu văn tương ứng trong bài đọc</w:t>
             </w:r>
           </w:p>
           <w:p>
@@ -2745,6 +2789,19 @@
                 <w:i w:val="0"/>
                 <w:sz w:val="18"/>
               </w:rPr>
+              <w:t>Năng lực số 1.1 CB1b: HS xem hình ảnh, video minh hoạ và nối được chi tiết trong ảnh với câu văn tương ứng trong bài đọc</w:t>
+            </w:r>
+          </w:p>
+          <w:p>
+            <w:pPr>
+              <w:spacing w:after="0"/>
+            </w:pPr>
+            <w:r>
+              <w:rPr>
+                <w:b w:val="0"/>
+                <w:i w:val="0"/>
+                <w:sz w:val="18"/>
+              </w:rPr>
               <w:t>KNS: KN tự học: chọn sách phù hợp, kiên trì đọc và rút ra điều bổ ích cho bản thân.</w:t>
             </w:r>
           </w:p>
@@ -2860,6 +2917,7 @@
                 <w:i w:val="0"/>
                 <w:sz w:val="18"/>
               </w:rPr>
+              <w:t>Năng lực số 1.1 CB1a: HS quan sát GV tra từ điển điện tử, đọc được nghĩa của từ và đặt câu đúng với từ vừa tra</w:t>
             </w:r>
           </w:p>
         </w:tc>
@@ -2974,6 +3032,19 @@
                 <w:i w:val="0"/>
                 <w:sz w:val="18"/>
               </w:rPr>
+              <w:t>Năng lực số 3.3 CB1a: HS nêu được: chỉ chiếu bài khi bạn đồng ý và không chép bài của bạn thành bài của mình</w:t>
+            </w:r>
+          </w:p>
+          <w:p>
+            <w:pPr>
+              <w:spacing w:after="0"/>
+            </w:pPr>
+            <w:r>
+              <w:rPr>
+                <w:b w:val="0"/>
+                <w:i w:val="0"/>
+                <w:sz w:val="18"/>
+              </w:rPr>
               <w:t>KNS: KN trình bày suy nghĩ, bày tỏ cảm xúc của bản thân bằng lời lẽ phù hợp.</w:t>
             </w:r>
           </w:p>
@@ -3758,7 +3829,7 @@
                 <w:i w:val="0"/>
                 <w:sz w:val="18"/>
               </w:rPr>
-              <w:t>NLS-GT (Cơ bản 1): Mở bản đọc mẫu do phát thanh viên thể hiện cho HS nghe một lần, dừng lại.</w:t>
+              <w:t>Năng lực số 1.1 CB1b: HS xem hình ảnh, video minh hoạ và nối được chi tiết trong ảnh với câu văn tương ứng trong bài đọc</w:t>
             </w:r>
           </w:p>
           <w:p>
@@ -4013,6 +4084,19 @@
                 <w:i w:val="0"/>
                 <w:sz w:val="18"/>
               </w:rPr>
+              <w:t>Năng lực số 3.3 CB1a: HS nêu được: chỉ chiếu bài khi bạn đồng ý và không chép bài của bạn thành bài của mình</w:t>
+            </w:r>
+          </w:p>
+          <w:p>
+            <w:pPr>
+              <w:spacing w:after="0"/>
+            </w:pPr>
+            <w:r>
+              <w:rPr>
+                <w:b w:val="0"/>
+                <w:i w:val="0"/>
+                <w:sz w:val="18"/>
+              </w:rPr>
               <w:t>KNS: KN tự học: chọn sách phù hợp, kiên trì đọc và rút ra điều bổ ích cho bản thân.</w:t>
             </w:r>
           </w:p>
@@ -4128,6 +4212,7 @@
                 <w:i w:val="0"/>
                 <w:sz w:val="18"/>
               </w:rPr>
+              <w:t>Năng lực số 1.1 CB1a: HS quan sát GV tra từ điển điện tử, đọc được nghĩa của từ và đặt câu đúng với từ vừa tra</w:t>
             </w:r>
           </w:p>
         </w:tc>
@@ -4242,6 +4327,7 @@
                 <w:i w:val="0"/>
                 <w:sz w:val="18"/>
               </w:rPr>
+              <w:t>Năng lực số 3.3 CB1a: HS nêu được: chỉ chiếu bài khi bạn đồng ý và không chép bài của bạn thành bài của mình</w:t>
             </w:r>
           </w:p>
         </w:tc>
@@ -4371,7 +4457,7 @@
                 <w:i w:val="0"/>
                 <w:sz w:val="18"/>
               </w:rPr>
-              <w:t>NLS-KT (Cơ bản 1): Trước khi đọc bài “BÀN TAY CÔ GIÁO”, GV chiếu 2–3 hình ảnh hoặc một đoạn video ngắn về sự vật.</w:t>
+              <w:t>Năng lực số 1.1 CB1b: HS xem hình ảnh, video minh hoạ và nối được chi tiết trong ảnh với câu văn tương ứng trong bài đọc</w:t>
             </w:r>
           </w:p>
           <w:p>
@@ -4627,6 +4713,7 @@
                 <w:i w:val="0"/>
                 <w:sz w:val="18"/>
               </w:rPr>
+              <w:t>Năng lực số 1.1 CB1b: HS xem hình ảnh, video minh hoạ và nối được chi tiết trong ảnh với câu văn tương ứng trong bài đọc</w:t>
             </w:r>
           </w:p>
         </w:tc>
@@ -4741,6 +4828,7 @@
                 <w:i w:val="0"/>
                 <w:sz w:val="18"/>
               </w:rPr>
+              <w:t>Năng lực số 1.1 CB1a: HS quan sát GV tra từ điển điện tử, đọc được nghĩa của từ và đặt câu đúng với từ vừa tra</w:t>
             </w:r>
           </w:p>
         </w:tc>
@@ -4855,6 +4943,19 @@
                 <w:i w:val="0"/>
                 <w:sz w:val="18"/>
               </w:rPr>
+              <w:t>Năng lực số 3.3 CB1a: HS nêu được: chỉ chiếu bài khi bạn đồng ý và không chép bài của bạn thành bài của mình</w:t>
+            </w:r>
+          </w:p>
+          <w:p>
+            <w:pPr>
+              <w:spacing w:after="0"/>
+            </w:pPr>
+            <w:r>
+              <w:rPr>
+                <w:b w:val="0"/>
+                <w:i w:val="0"/>
+                <w:sz w:val="18"/>
+              </w:rPr>
               <w:t>KNS: KN trình bày suy nghĩ, bày tỏ cảm xúc của bản thân bằng lời lẽ phù hợp.</w:t>
             </w:r>
           </w:p>
@@ -4985,7 +5086,7 @@
                 <w:i w:val="0"/>
                 <w:sz w:val="18"/>
               </w:rPr>
-              <w:t>NLS-GT (Cơ bản 1): Mở bản đọc mẫu do phát thanh viên thể hiện cho HS nghe một lần, dừng lại.</w:t>
+              <w:t>Năng lực số 1.1 CB1b: HS xem hình ảnh, video minh hoạ và nối được chi tiết trong ảnh với câu văn tương ứng trong bài đọc</w:t>
             </w:r>
           </w:p>
           <w:p>
@@ -5240,6 +5341,19 @@
                 <w:i w:val="0"/>
                 <w:sz w:val="18"/>
               </w:rPr>
+              <w:t>Năng lực số 1.1 CB1b: HS xem hình ảnh, video minh hoạ và nối được chi tiết trong ảnh với câu văn tương ứng trong bài đọc</w:t>
+            </w:r>
+          </w:p>
+          <w:p>
+            <w:pPr>
+              <w:spacing w:after="0"/>
+            </w:pPr>
+            <w:r>
+              <w:rPr>
+                <w:b w:val="0"/>
+                <w:i w:val="0"/>
+                <w:sz w:val="18"/>
+              </w:rPr>
               <w:t>KNS: KN tự học: chọn sách phù hợp, kiên trì đọc và rút ra điều bổ ích cho bản thân.</w:t>
             </w:r>
           </w:p>
@@ -5355,6 +5469,7 @@
                 <w:i w:val="0"/>
                 <w:sz w:val="18"/>
               </w:rPr>
+              <w:t>Năng lực số 1.1 CB1a: HS quan sát GV tra từ điển điện tử, đọc được nghĩa của từ và đặt câu đúng với từ vừa tra</w:t>
             </w:r>
           </w:p>
         </w:tc>
@@ -5469,6 +5584,7 @@
                 <w:i w:val="0"/>
                 <w:sz w:val="18"/>
               </w:rPr>
+              <w:t>Năng lực số 1.1 CB1a: HS quan sát GV tra từ điển điện tử, đọc được nghĩa của từ và đặt câu đúng với từ vừa tra</w:t>
             </w:r>
           </w:p>
         </w:tc>
@@ -5828,7 +5944,7 @@
                 <w:i w:val="0"/>
                 <w:sz w:val="18"/>
               </w:rPr>
-              <w:t>NLS-KT (Cơ bản 1): Chiếu ảnh, đoạn phim ngắn minh hoạ khung cảnh trong bài (ngôi nhà, con ngõ, bữa cơm, phiên chợ quê).</w:t>
+              <w:t>Năng lực số 2.2 CB1a: HS nói được một lời yêu thương gửi người thân và học thêm cách diễn đạt từ câu của bạn</w:t>
             </w:r>
           </w:p>
           <w:p>
@@ -6083,6 +6199,7 @@
                 <w:i w:val="0"/>
                 <w:sz w:val="18"/>
               </w:rPr>
+              <w:t>Năng lực số 2.2 CB1a: HS nói được một lời yêu thương gửi người thân và học thêm cách diễn đạt từ câu của bạn</w:t>
             </w:r>
           </w:p>
         </w:tc>
@@ -6197,6 +6314,7 @@
                 <w:i w:val="0"/>
                 <w:sz w:val="18"/>
               </w:rPr>
+              <w:t>Năng lực số 2.2 CB1a: HS nói được một lời yêu thương gửi người thân và học thêm cách diễn đạt từ câu của bạn</w:t>
             </w:r>
           </w:p>
         </w:tc>
@@ -6311,6 +6429,19 @@
                 <w:i w:val="0"/>
                 <w:sz w:val="18"/>
               </w:rPr>
+              <w:t>Năng lực số 2.2 CB1a: HS nói được một lời yêu thương gửi người thân và học thêm cách diễn đạt từ câu của bạn</w:t>
+            </w:r>
+          </w:p>
+          <w:p>
+            <w:pPr>
+              <w:spacing w:after="0"/>
+            </w:pPr>
+            <w:r>
+              <w:rPr>
+                <w:b w:val="0"/>
+                <w:i w:val="0"/>
+                <w:sz w:val="18"/>
+              </w:rPr>
               <w:t>KNS: KN trình bày suy nghĩ, bày tỏ cảm xúc của bản thân bằng lời lẽ phù hợp.</w:t>
             </w:r>
           </w:p>
@@ -6441,7 +6572,7 @@
                 <w:i w:val="0"/>
                 <w:sz w:val="18"/>
               </w:rPr>
-              <w:t>NLS-GT (Cơ bản 1): Bài “KHI CẢ NHÀ BÉ TÍ” nói về tình cảm gia đình.</w:t>
+              <w:t>Năng lực số 2.2 CB1a: HS nói được một lời yêu thương gửi người thân và học thêm cách diễn đạt từ câu của bạn</w:t>
             </w:r>
           </w:p>
           <w:p>
@@ -6696,6 +6827,19 @@
                 <w:i w:val="0"/>
                 <w:sz w:val="18"/>
               </w:rPr>
+              <w:t>Năng lực số 2.2 CB1a: HS nói được một lời yêu thương gửi người thân và học thêm cách diễn đạt từ câu của bạn</w:t>
+            </w:r>
+          </w:p>
+          <w:p>
+            <w:pPr>
+              <w:spacing w:after="0"/>
+            </w:pPr>
+            <w:r>
+              <w:rPr>
+                <w:b w:val="0"/>
+                <w:i w:val="0"/>
+                <w:sz w:val="18"/>
+              </w:rPr>
               <w:t>KNS: KN tự học: chọn sách phù hợp, kiên trì đọc và rút ra điều bổ ích cho bản thân.</w:t>
             </w:r>
           </w:p>
@@ -6811,6 +6955,7 @@
                 <w:i w:val="0"/>
                 <w:sz w:val="18"/>
               </w:rPr>
+              <w:t>Năng lực số 1.1 CB1a: HS quan sát GV tra từ điển điện tử, đọc được nghĩa của từ và đặt câu đúng với từ vừa tra</w:t>
             </w:r>
           </w:p>
         </w:tc>
@@ -6925,6 +7070,19 @@
                 <w:i w:val="0"/>
                 <w:sz w:val="18"/>
               </w:rPr>
+              <w:t>Năng lực số 3.3 CB1a: HS nêu được: chỉ chiếu bài khi bạn đồng ý và không chép bài của bạn thành bài của mình</w:t>
+            </w:r>
+          </w:p>
+          <w:p>
+            <w:pPr>
+              <w:spacing w:after="0"/>
+            </w:pPr>
+            <w:r>
+              <w:rPr>
+                <w:b w:val="0"/>
+                <w:i w:val="0"/>
+                <w:sz w:val="18"/>
+              </w:rPr>
               <w:t>KNS: KN trình bày suy nghĩ, bày tỏ cảm xúc của bản thân bằng lời lẽ phù hợp.</w:t>
             </w:r>
           </w:p>
@@ -7055,7 +7213,7 @@
                 <w:i w:val="0"/>
                 <w:sz w:val="18"/>
               </w:rPr>
-              <w:t>NLS-KT (Cơ bản 1): Chiếu ảnh, đoạn phim ngắn minh hoạ khung cảnh trong bài (ngôi nhà, con ngõ, bữa cơm, phiên chợ quê).</w:t>
+              <w:t>Năng lực số 2.2 CB1a: HS nói được một lời yêu thương gửi người thân và học thêm cách diễn đạt từ câu của bạn</w:t>
             </w:r>
           </w:p>
           <w:p>
@@ -7310,6 +7468,7 @@
                 <w:i w:val="0"/>
                 <w:sz w:val="18"/>
               </w:rPr>
+              <w:t>Năng lực số 2.2 CB1a: HS nói được một lời yêu thương gửi người thân và học thêm cách diễn đạt từ câu của bạn</w:t>
             </w:r>
           </w:p>
         </w:tc>
@@ -7424,6 +7583,7 @@
                 <w:i w:val="0"/>
                 <w:sz w:val="18"/>
               </w:rPr>
+              <w:t>Năng lực số 2.2 CB1a: HS nói được một lời yêu thương gửi người thân và học thêm cách diễn đạt từ câu của bạn</w:t>
             </w:r>
           </w:p>
         </w:tc>
@@ -7538,6 +7698,19 @@
                 <w:i w:val="0"/>
                 <w:sz w:val="18"/>
               </w:rPr>
+              <w:t>Năng lực số 3.3 CB1a: HS nêu được: chỉ chiếu bài khi bạn đồng ý và không chép bài của bạn thành bài của mình</w:t>
+            </w:r>
+          </w:p>
+          <w:p>
+            <w:pPr>
+              <w:spacing w:after="0"/>
+            </w:pPr>
+            <w:r>
+              <w:rPr>
+                <w:b w:val="0"/>
+                <w:i w:val="0"/>
+                <w:sz w:val="18"/>
+              </w:rPr>
               <w:t>KNS: KN trình bày suy nghĩ, bày tỏ cảm xúc của bản thân bằng lời lẽ phù hợp.</w:t>
             </w:r>
           </w:p>
@@ -7668,7 +7841,7 @@
                 <w:i w:val="0"/>
                 <w:sz w:val="18"/>
               </w:rPr>
-              <w:t>NLS-GT (Cơ bản 1): Bài “TÔI YÊU EM TÔI” nói về tình cảm gia đình.</w:t>
+              <w:t>Năng lực số 2.2 CB1a: HS nói được một lời yêu thương gửi người thân và học thêm cách diễn đạt từ câu của bạn</w:t>
             </w:r>
           </w:p>
           <w:p>
@@ -7923,6 +8096,19 @@
                 <w:i w:val="0"/>
                 <w:sz w:val="18"/>
               </w:rPr>
+              <w:t>Năng lực số 2.2 CB1a: HS nói được một lời yêu thương gửi người thân và học thêm cách diễn đạt từ câu của bạn</w:t>
+            </w:r>
+          </w:p>
+          <w:p>
+            <w:pPr>
+              <w:spacing w:after="0"/>
+            </w:pPr>
+            <w:r>
+              <w:rPr>
+                <w:b w:val="0"/>
+                <w:i w:val="0"/>
+                <w:sz w:val="18"/>
+              </w:rPr>
               <w:t>KNS: KN tự học: chọn sách phù hợp, kiên trì đọc và rút ra điều bổ ích cho bản thân.</w:t>
             </w:r>
           </w:p>
@@ -8038,6 +8224,7 @@
                 <w:i w:val="0"/>
                 <w:sz w:val="18"/>
               </w:rPr>
+              <w:t>Năng lực số 1.1 CB1a: HS quan sát GV tra từ điển điện tử, đọc được nghĩa của từ và đặt câu đúng với từ vừa tra</w:t>
             </w:r>
           </w:p>
         </w:tc>
@@ -8152,6 +8339,19 @@
                 <w:i w:val="0"/>
                 <w:sz w:val="18"/>
               </w:rPr>
+              <w:t>Năng lực số 1.1 CB1a: HS quan sát GV tra từ điển điện tử, đọc được nghĩa của từ và đặt câu đúng với từ vừa tra</w:t>
+            </w:r>
+          </w:p>
+          <w:p>
+            <w:pPr>
+              <w:spacing w:after="0"/>
+            </w:pPr>
+            <w:r>
+              <w:rPr>
+                <w:b w:val="0"/>
+                <w:i w:val="0"/>
+                <w:sz w:val="18"/>
+              </w:rPr>
               <w:t>KNS: KN trình bày suy nghĩ, bày tỏ cảm xúc của bản thân bằng lời lẽ phù hợp.</w:t>
             </w:r>
           </w:p>
@@ -8282,7 +8482,7 @@
                 <w:i w:val="0"/>
                 <w:sz w:val="18"/>
               </w:rPr>
-              <w:t>NLS-KT (Cơ bản 1): Chiếu ảnh, đoạn phim ngắn minh hoạ khung cảnh trong bài (ngôi nhà, con ngõ, bữa cơm, phiên chợ quê).</w:t>
+              <w:t>Năng lực số 2.2 CB1a: HS nói được một lời yêu thương gửi người thân và học thêm cách diễn đạt từ câu của bạn</w:t>
             </w:r>
           </w:p>
           <w:p>
@@ -8538,6 +8738,7 @@
                 <w:i w:val="0"/>
                 <w:sz w:val="18"/>
               </w:rPr>
+              <w:t>Năng lực số 2.2 CB1a: HS nói được một lời yêu thương gửi người thân và học thêm cách diễn đạt từ câu của bạn</w:t>
             </w:r>
           </w:p>
         </w:tc>
@@ -8652,6 +8853,7 @@
                 <w:i w:val="0"/>
                 <w:sz w:val="18"/>
               </w:rPr>
+              <w:t>Năng lực số 1.1 CB1a: HS quan sát GV tra từ điển điện tử, đọc được nghĩa của từ và đặt câu đúng với từ vừa tra</w:t>
             </w:r>
           </w:p>
         </w:tc>
@@ -8766,6 +8968,19 @@
                 <w:i w:val="0"/>
                 <w:sz w:val="18"/>
               </w:rPr>
+              <w:t>Năng lực số 3.3 CB1a: HS nêu được: chỉ chiếu bài khi bạn đồng ý và không chép bài của bạn thành bài của mình</w:t>
+            </w:r>
+          </w:p>
+          <w:p>
+            <w:pPr>
+              <w:spacing w:after="0"/>
+            </w:pPr>
+            <w:r>
+              <w:rPr>
+                <w:b w:val="0"/>
+                <w:i w:val="0"/>
+                <w:sz w:val="18"/>
+              </w:rPr>
               <w:t>KNS: KN trình bày suy nghĩ, bày tỏ cảm xúc của bản thân bằng lời lẽ phù hợp.</w:t>
             </w:r>
           </w:p>
@@ -8896,7 +9111,7 @@
                 <w:i w:val="0"/>
                 <w:sz w:val="18"/>
               </w:rPr>
-              <w:t>NLS-GT (Cơ bản 1): Bài “NHỮNG CHIẾC ÁO ẤM” nói về tình cảm gia đình.</w:t>
+              <w:t>Năng lực số 2.2 CB1a: HS nói được một lời yêu thương gửi người thân và học thêm cách diễn đạt từ câu của bạn</w:t>
             </w:r>
           </w:p>
           <w:p>
@@ -9151,6 +9366,19 @@
                 <w:i w:val="0"/>
                 <w:sz w:val="18"/>
               </w:rPr>
+              <w:t>Năng lực số 2.2 CB1a: HS nói được một lời yêu thương gửi người thân và học thêm cách diễn đạt từ câu của bạn</w:t>
+            </w:r>
+          </w:p>
+          <w:p>
+            <w:pPr>
+              <w:spacing w:after="0"/>
+            </w:pPr>
+            <w:r>
+              <w:rPr>
+                <w:b w:val="0"/>
+                <w:i w:val="0"/>
+                <w:sz w:val="18"/>
+              </w:rPr>
               <w:t>KNS: KN tự học: chọn sách phù hợp, kiên trì đọc và rút ra điều bổ ích cho bản thân.</w:t>
             </w:r>
           </w:p>
@@ -9266,6 +9494,7 @@
                 <w:i w:val="0"/>
                 <w:sz w:val="18"/>
               </w:rPr>
+              <w:t>Năng lực số 1.1 CB1a: HS quan sát GV tra từ điển điện tử, đọc được nghĩa của từ và đặt câu đúng với từ vừa tra</w:t>
             </w:r>
           </w:p>
         </w:tc>
@@ -9380,6 +9609,19 @@
                 <w:i w:val="0"/>
                 <w:sz w:val="18"/>
               </w:rPr>
+              <w:t>Năng lực số 3.3 CB1a: HS nêu được: chỉ chiếu bài khi bạn đồng ý và không chép bài của bạn thành bài của mình</w:t>
+            </w:r>
+          </w:p>
+          <w:p>
+            <w:pPr>
+              <w:spacing w:after="0"/>
+            </w:pPr>
+            <w:r>
+              <w:rPr>
+                <w:b w:val="0"/>
+                <w:i w:val="0"/>
+                <w:sz w:val="18"/>
+              </w:rPr>
               <w:t>KNS: KN trình bày suy nghĩ, bày tỏ cảm xúc của bản thân bằng lời lẽ phù hợp.</w:t>
             </w:r>
           </w:p>
@@ -9510,7 +9752,7 @@
                 <w:i w:val="0"/>
                 <w:sz w:val="18"/>
               </w:rPr>
-              <w:t>NLS-KT (Cơ bản 1): Chiếu ảnh, đoạn phim ngắn minh hoạ khung cảnh trong bài (ngôi nhà, con ngõ, bữa cơm, phiên chợ quê).</w:t>
+              <w:t>Năng lực số 2.2 CB1a: HS nói được một lời yêu thương gửi người thân và học thêm cách diễn đạt từ câu của bạn</w:t>
             </w:r>
           </w:p>
           <w:p>
@@ -9765,6 +10007,7 @@
                 <w:i w:val="0"/>
                 <w:sz w:val="18"/>
               </w:rPr>
+              <w:t>Năng lực số 2.2 CB1a: HS nói được một lời yêu thương gửi người thân và học thêm cách diễn đạt từ câu của bạn</w:t>
             </w:r>
           </w:p>
         </w:tc>
@@ -9879,6 +10122,7 @@
                 <w:i w:val="0"/>
                 <w:sz w:val="18"/>
               </w:rPr>
+              <w:t>Năng lực số 1.1 CB1a: HS quan sát GV tra từ điển điện tử, đọc được nghĩa của từ và đặt câu đúng với từ vừa tra</w:t>
             </w:r>
           </w:p>
         </w:tc>
@@ -9993,6 +10237,19 @@
                 <w:i w:val="0"/>
                 <w:sz w:val="18"/>
               </w:rPr>
+              <w:t>Năng lực số 3.3 CB1a: HS nêu được: chỉ chiếu bài khi bạn đồng ý và không chép bài của bạn thành bài của mình</w:t>
+            </w:r>
+          </w:p>
+          <w:p>
+            <w:pPr>
+              <w:spacing w:after="0"/>
+            </w:pPr>
+            <w:r>
+              <w:rPr>
+                <w:b w:val="0"/>
+                <w:i w:val="0"/>
+                <w:sz w:val="18"/>
+              </w:rPr>
               <w:t>KNS: KN trình bày suy nghĩ, bày tỏ cảm xúc của bản thân bằng lời lẽ phù hợp.</w:t>
             </w:r>
           </w:p>
@@ -10123,7 +10380,7 @@
                 <w:i w:val="0"/>
                 <w:sz w:val="18"/>
               </w:rPr>
-              <w:t>NLS-GT (Cơ bản 1): Bài “NGƯỜI LÀM ĐỒ CHƠI” nói về tình cảm gia đình.</w:t>
+              <w:t>Năng lực số 2.2 CB1a: HS nói được một lời yêu thương gửi người thân và học thêm cách diễn đạt từ câu của bạn</w:t>
             </w:r>
           </w:p>
           <w:p>
@@ -10378,6 +10635,19 @@
                 <w:i w:val="0"/>
                 <w:sz w:val="18"/>
               </w:rPr>
+              <w:t>Năng lực số 2.2 CB1a: HS nói được một lời yêu thương gửi người thân và học thêm cách diễn đạt từ câu của bạn</w:t>
+            </w:r>
+          </w:p>
+          <w:p>
+            <w:pPr>
+              <w:spacing w:after="0"/>
+            </w:pPr>
+            <w:r>
+              <w:rPr>
+                <w:b w:val="0"/>
+                <w:i w:val="0"/>
+                <w:sz w:val="18"/>
+              </w:rPr>
               <w:t>KNS: KN tự học: chọn sách phù hợp, kiên trì đọc và rút ra điều bổ ích cho bản thân.</w:t>
             </w:r>
           </w:p>
@@ -10493,6 +10763,7 @@
                 <w:i w:val="0"/>
                 <w:sz w:val="18"/>
               </w:rPr>
+              <w:t>Năng lực số 1.1 CB1a: HS quan sát GV tra từ điển điện tử, đọc được nghĩa của từ và đặt câu đúng với từ vừa tra</w:t>
             </w:r>
           </w:p>
         </w:tc>
@@ -10601,6 +10872,19 @@
               <w:spacing w:after="0"/>
             </w:pPr>
             <w:r/>
+            <w:r>
+              <w:rPr>
+                <w:b w:val="0"/>
+                <w:i w:val="0"/>
+                <w:sz w:val="18"/>
+              </w:rPr>
+              <w:t>Năng lực số 3.3 CB1a: HS nêu được: chỉ chiếu bài khi bạn đồng ý và không chép bài của bạn thành bài của mình</w:t>
+            </w:r>
+          </w:p>
+          <w:p>
+            <w:pPr>
+              <w:spacing w:after="0"/>
+            </w:pPr>
             <w:r>
               <w:rPr>
                 <w:b w:val="0"/>
@@ -10991,7 +11275,7 @@
                 <w:i w:val="0"/>
                 <w:sz w:val="18"/>
               </w:rPr>
-              <w:t>NLS-KT (Cơ bản 1): Bài “BẦU TRỜI” thuộc mạch thiên nhiên và sáng tạo.</w:t>
+              <w:t>Năng lực số 3.3 CB1a: HS xem video về hiện tượng thiên nhiên trong bài và tìm được từ ngữ, hình ảnh tác giả dùng để tả điều đó</w:t>
             </w:r>
           </w:p>
           <w:p>
@@ -11246,6 +11530,7 @@
                 <w:i w:val="0"/>
                 <w:sz w:val="18"/>
               </w:rPr>
+              <w:t>Năng lực số 3.3 CB1a: HS xem video về hiện tượng thiên nhiên trong bài và tìm được từ ngữ, hình ảnh tác giả dùng để tả điều đó</w:t>
             </w:r>
           </w:p>
         </w:tc>
@@ -11360,6 +11645,7 @@
                 <w:i w:val="0"/>
                 <w:sz w:val="18"/>
               </w:rPr>
+              <w:t>Năng lực số 1.1 CB1a: HS quan sát GV tra từ điển điện tử, đọc được nghĩa của từ và đặt câu đúng với từ vừa tra</w:t>
             </w:r>
           </w:p>
         </w:tc>
@@ -11474,6 +11760,19 @@
                 <w:i w:val="0"/>
                 <w:sz w:val="18"/>
               </w:rPr>
+              <w:t>Năng lực số 3.3 CB1a: HS nêu được: chỉ chiếu bài khi bạn đồng ý và không chép bài của bạn thành bài của mình</w:t>
+            </w:r>
+          </w:p>
+          <w:p>
+            <w:pPr>
+              <w:spacing w:after="0"/>
+            </w:pPr>
+            <w:r>
+              <w:rPr>
+                <w:b w:val="0"/>
+                <w:i w:val="0"/>
+                <w:sz w:val="18"/>
+              </w:rPr>
               <w:t>KNS: KN trình bày suy nghĩ, bày tỏ cảm xúc của bản thân bằng lời lẽ phù hợp.</w:t>
             </w:r>
           </w:p>
@@ -11604,7 +11903,7 @@
                 <w:i w:val="0"/>
                 <w:sz w:val="18"/>
               </w:rPr>
-              <w:t>NLS-ST (Cơ bản 1): Cho HS chọn một câu văn, câu thơ mình thích nhất trong bài, đọc to lên.</w:t>
+              <w:t>Năng lực số 3.3 CB1a: HS xem video về hiện tượng thiên nhiên trong bài và tìm được từ ngữ, hình ảnh tác giả dùng để tả điều đó</w:t>
             </w:r>
           </w:p>
           <w:p>
@@ -11860,6 +12159,19 @@
                 <w:i w:val="0"/>
                 <w:sz w:val="18"/>
               </w:rPr>
+              <w:t>Năng lực số 3.3 CB1a: HS xem video về hiện tượng thiên nhiên trong bài và tìm được từ ngữ, hình ảnh tác giả dùng để tả điều đó</w:t>
+            </w:r>
+          </w:p>
+          <w:p>
+            <w:pPr>
+              <w:spacing w:after="0"/>
+            </w:pPr>
+            <w:r>
+              <w:rPr>
+                <w:b w:val="0"/>
+                <w:i w:val="0"/>
+                <w:sz w:val="18"/>
+              </w:rPr>
               <w:t>KNS: KN tự học: chọn sách phù hợp, kiên trì đọc và rút ra điều bổ ích cho bản thân.</w:t>
             </w:r>
           </w:p>
@@ -11975,6 +12287,7 @@
                 <w:i w:val="0"/>
                 <w:sz w:val="18"/>
               </w:rPr>
+              <w:t>Năng lực số 1.1 CB1a: HS quan sát GV tra từ điển điện tử, đọc được nghĩa của từ và đặt câu đúng với từ vừa tra</w:t>
             </w:r>
           </w:p>
         </w:tc>
@@ -12089,6 +12402,19 @@
                 <w:i w:val="0"/>
                 <w:sz w:val="18"/>
               </w:rPr>
+              <w:t>Năng lực số 3.3 CB1a: HS nêu được: chỉ chiếu bài khi bạn đồng ý và không chép bài của bạn thành bài của mình</w:t>
+            </w:r>
+          </w:p>
+          <w:p>
+            <w:pPr>
+              <w:spacing w:after="0"/>
+            </w:pPr>
+            <w:r>
+              <w:rPr>
+                <w:b w:val="0"/>
+                <w:i w:val="0"/>
+                <w:sz w:val="18"/>
+              </w:rPr>
               <w:t>KNS: KN trình bày suy nghĩ, bày tỏ cảm xúc của bản thân bằng lời lẽ phù hợp.</w:t>
             </w:r>
           </w:p>
@@ -12219,7 +12545,7 @@
                 <w:i w:val="0"/>
                 <w:sz w:val="18"/>
               </w:rPr>
-              <w:t>NLS-KT (Cơ bản 1): Bài “NGÀY HỘI RỪNG XANH” thuộc mạch thiên nhiên.</w:t>
+              <w:t>Năng lực số 3.3 CB1a: HS xem video về hiện tượng thiên nhiên trong bài và tìm được từ ngữ, hình ảnh tác giả dùng để tả điều đó</w:t>
             </w:r>
           </w:p>
           <w:p>
@@ -12474,6 +12800,7 @@
                 <w:i w:val="0"/>
                 <w:sz w:val="18"/>
               </w:rPr>
+              <w:t>Năng lực số 3.3 CB1a: HS xem video về hiện tượng thiên nhiên trong bài và tìm được từ ngữ, hình ảnh tác giả dùng để tả điều đó</w:t>
             </w:r>
           </w:p>
         </w:tc>
@@ -12588,6 +12915,7 @@
                 <w:i w:val="0"/>
                 <w:sz w:val="18"/>
               </w:rPr>
+              <w:t>Năng lực số 1.1 CB1a: HS quan sát GV tra từ điển điện tử, đọc được nghĩa của từ và đặt câu đúng với từ vừa tra</w:t>
             </w:r>
           </w:p>
         </w:tc>
@@ -12702,6 +13030,19 @@
                 <w:i w:val="0"/>
                 <w:sz w:val="18"/>
               </w:rPr>
+              <w:t>Năng lực số 3.3 CB1a: HS nêu được: chỉ chiếu bài khi bạn đồng ý và không chép bài của bạn thành bài của mình</w:t>
+            </w:r>
+          </w:p>
+          <w:p>
+            <w:pPr>
+              <w:spacing w:after="0"/>
+            </w:pPr>
+            <w:r>
+              <w:rPr>
+                <w:b w:val="0"/>
+                <w:i w:val="0"/>
+                <w:sz w:val="18"/>
+              </w:rPr>
               <w:t>KNS: KN trình bày suy nghĩ, bày tỏ cảm xúc của bản thân bằng lời lẽ phù hợp.</w:t>
             </w:r>
           </w:p>
@@ -12832,7 +13173,7 @@
                 <w:i w:val="0"/>
                 <w:sz w:val="18"/>
               </w:rPr>
-              <w:t>NLS-ST (Cơ bản 1): Cho HS chọn một câu văn, câu thơ mình thích nhất trong bài, đọc to lên.</w:t>
+              <w:t>Năng lực số 3.3 CB1a: HS xem video về hiện tượng thiên nhiên trong bài và tìm được từ ngữ, hình ảnh tác giả dùng để tả điều đó</w:t>
             </w:r>
           </w:p>
           <w:p>
@@ -13087,6 +13428,19 @@
                 <w:i w:val="0"/>
                 <w:sz w:val="18"/>
               </w:rPr>
+              <w:t>Năng lực số 3.3 CB1a: HS xem video về hiện tượng thiên nhiên trong bài và tìm được từ ngữ, hình ảnh tác giả dùng để tả điều đó</w:t>
+            </w:r>
+          </w:p>
+          <w:p>
+            <w:pPr>
+              <w:spacing w:after="0"/>
+            </w:pPr>
+            <w:r>
+              <w:rPr>
+                <w:b w:val="0"/>
+                <w:i w:val="0"/>
+                <w:sz w:val="18"/>
+              </w:rPr>
               <w:t>KNS: KN tự học: chọn sách phù hợp, kiên trì đọc và rút ra điều bổ ích cho bản thân.</w:t>
             </w:r>
           </w:p>
@@ -13202,6 +13556,7 @@
                 <w:i w:val="0"/>
                 <w:sz w:val="18"/>
               </w:rPr>
+              <w:t>Năng lực số 1.1 CB1a: HS quan sát GV tra từ điển điện tử, đọc được nghĩa của từ và đặt câu đúng với từ vừa tra</w:t>
             </w:r>
           </w:p>
         </w:tc>
@@ -13316,6 +13671,19 @@
                 <w:i w:val="0"/>
                 <w:sz w:val="18"/>
               </w:rPr>
+              <w:t>Năng lực số 3.3 CB1a: HS nêu được: chỉ chiếu bài khi bạn đồng ý và không chép bài của bạn thành bài của mình</w:t>
+            </w:r>
+          </w:p>
+          <w:p>
+            <w:pPr>
+              <w:spacing w:after="0"/>
+            </w:pPr>
+            <w:r>
+              <w:rPr>
+                <w:b w:val="0"/>
+                <w:i w:val="0"/>
+                <w:sz w:val="18"/>
+              </w:rPr>
               <w:t>KNS: KN trình bày suy nghĩ, bày tỏ cảm xúc của bản thân bằng lời lẽ phù hợp.</w:t>
             </w:r>
           </w:p>
@@ -13446,7 +13814,7 @@
                 <w:i w:val="0"/>
                 <w:sz w:val="18"/>
               </w:rPr>
-              <w:t>NLS-KT (Cơ bản 1): Bài “LỜI KÊU GỌI TOÀN DÂN TẬP THỂ DỤC” thuộc mạch thiên nhiên.</w:t>
+              <w:t>Năng lực số 3.3 CB1a: HS xem video về hiện tượng thiên nhiên trong bài và tìm được từ ngữ, hình ảnh tác giả dùng để tả điều đó</w:t>
             </w:r>
           </w:p>
           <w:p>
@@ -13701,6 +14069,7 @@
                 <w:i w:val="0"/>
                 <w:sz w:val="18"/>
               </w:rPr>
+              <w:t>Năng lực số 3.3 CB1a: HS xem video về hiện tượng thiên nhiên trong bài và tìm được từ ngữ, hình ảnh tác giả dùng để tả điều đó</w:t>
             </w:r>
           </w:p>
         </w:tc>
@@ -13815,6 +14184,7 @@
                 <w:i w:val="0"/>
                 <w:sz w:val="18"/>
               </w:rPr>
+              <w:t>Năng lực số 1.1 CB1a: HS quan sát GV tra từ điển điện tử, đọc được nghĩa của từ và đặt câu đúng với từ vừa tra</w:t>
             </w:r>
           </w:p>
         </w:tc>
@@ -13929,6 +14299,19 @@
                 <w:i w:val="0"/>
                 <w:sz w:val="18"/>
               </w:rPr>
+              <w:t>Năng lực số 1.1 CB1a: HS quan sát GV tra từ điển điện tử, đọc được nghĩa của từ và đặt câu đúng với từ vừa tra</w:t>
+            </w:r>
+          </w:p>
+          <w:p>
+            <w:pPr>
+              <w:spacing w:after="0"/>
+            </w:pPr>
+            <w:r>
+              <w:rPr>
+                <w:b w:val="0"/>
+                <w:i w:val="0"/>
+                <w:sz w:val="18"/>
+              </w:rPr>
               <w:t>KNS: KN trình bày suy nghĩ, bày tỏ cảm xúc của bản thân bằng lời lẽ phù hợp.</w:t>
             </w:r>
           </w:p>
@@ -14059,7 +14442,7 @@
                 <w:i w:val="0"/>
                 <w:sz w:val="18"/>
               </w:rPr>
-              <w:t>NLS-ST (Cơ bản 1): Cho HS chọn một câu văn, câu thơ mình thích nhất trong bài, đọc to lên.</w:t>
+              <w:t>Năng lực số 3.3 CB1a: HS xem video về hiện tượng thiên nhiên trong bài và tìm được từ ngữ, hình ảnh tác giả dùng để tả điều đó</w:t>
             </w:r>
           </w:p>
           <w:p>
@@ -14314,6 +14697,19 @@
                 <w:i w:val="0"/>
                 <w:sz w:val="18"/>
               </w:rPr>
+              <w:t>Năng lực số 3.3 CB1a: HS xem video về hiện tượng thiên nhiên trong bài và tìm được từ ngữ, hình ảnh tác giả dùng để tả điều đó</w:t>
+            </w:r>
+          </w:p>
+          <w:p>
+            <w:pPr>
+              <w:spacing w:after="0"/>
+            </w:pPr>
+            <w:r>
+              <w:rPr>
+                <w:b w:val="0"/>
+                <w:i w:val="0"/>
+                <w:sz w:val="18"/>
+              </w:rPr>
               <w:t>KNS: KN tự học: chọn sách phù hợp, kiên trì đọc và rút ra điều bổ ích cho bản thân.</w:t>
             </w:r>
           </w:p>
@@ -14429,6 +14825,7 @@
                 <w:i w:val="0"/>
                 <w:sz w:val="18"/>
               </w:rPr>
+              <w:t>Năng lực số 1.1 CB1a: HS quan sát GV tra từ điển điện tử, đọc được nghĩa của từ và đặt câu đúng với từ vừa tra</w:t>
             </w:r>
           </w:p>
         </w:tc>
@@ -14543,6 +14940,19 @@
                 <w:i w:val="0"/>
                 <w:sz w:val="18"/>
               </w:rPr>
+              <w:t>Năng lực số 3.3 CB1a: HS nêu được: chỉ chiếu bài khi bạn đồng ý và không chép bài của bạn thành bài của mình</w:t>
+            </w:r>
+          </w:p>
+          <w:p>
+            <w:pPr>
+              <w:spacing w:after="0"/>
+            </w:pPr>
+            <w:r>
+              <w:rPr>
+                <w:b w:val="0"/>
+                <w:i w:val="0"/>
+                <w:sz w:val="18"/>
+              </w:rPr>
               <w:t>KNS: KN trình bày suy nghĩ, bày tỏ cảm xúc của bản thân bằng lời lẽ phù hợp.</w:t>
             </w:r>
           </w:p>
@@ -14673,7 +15083,7 @@
                 <w:i w:val="0"/>
                 <w:sz w:val="18"/>
               </w:rPr>
-              <w:t>NLS-KT (Cơ bản 1): Bài “MÈO ĐI CÂU CÁ” thuộc mạch thiên nhiên.</w:t>
+              <w:t>Năng lực số 3.3 CB1a: HS xem video về hiện tượng thiên nhiên trong bài và tìm được từ ngữ, hình ảnh tác giả dùng để tả điều đó</w:t>
             </w:r>
           </w:p>
           <w:p>
@@ -14928,6 +15338,7 @@
                 <w:i w:val="0"/>
                 <w:sz w:val="18"/>
               </w:rPr>
+              <w:t>Năng lực số 3.3 CB1a: HS xem video về hiện tượng thiên nhiên trong bài và tìm được từ ngữ, hình ảnh tác giả dùng để tả điều đó</w:t>
             </w:r>
           </w:p>
         </w:tc>
@@ -15042,6 +15453,7 @@
                 <w:i w:val="0"/>
                 <w:sz w:val="18"/>
               </w:rPr>
+              <w:t>Năng lực số 1.1 CB1a: HS quan sát GV tra từ điển điện tử, đọc được nghĩa của từ và đặt câu đúng với từ vừa tra</w:t>
             </w:r>
           </w:p>
         </w:tc>
@@ -15156,6 +15568,19 @@
                 <w:i w:val="0"/>
                 <w:sz w:val="18"/>
               </w:rPr>
+              <w:t>Năng lực số 3.3 CB1a: HS nêu được: chỉ chiếu bài khi bạn đồng ý và không chép bài của bạn thành bài của mình</w:t>
+            </w:r>
+          </w:p>
+          <w:p>
+            <w:pPr>
+              <w:spacing w:after="0"/>
+            </w:pPr>
+            <w:r>
+              <w:rPr>
+                <w:b w:val="0"/>
+                <w:i w:val="0"/>
+                <w:sz w:val="18"/>
+              </w:rPr>
               <w:t>KNS: KN trình bày suy nghĩ, bày tỏ cảm xúc của bản thân bằng lời lẽ phù hợp.</w:t>
             </w:r>
           </w:p>
@@ -15286,7 +15711,7 @@
                 <w:i w:val="0"/>
                 <w:sz w:val="18"/>
               </w:rPr>
-              <w:t>NLS-ST (Cơ bản 1): Cho HS chọn một câu văn, câu thơ mình thích nhất trong bài, đọc to lên.</w:t>
+              <w:t>Năng lực số 3.3 CB1a: HS xem video về hiện tượng thiên nhiên trong bài và tìm được từ ngữ, hình ảnh tác giả dùng để tả điều đó</w:t>
             </w:r>
           </w:p>
           <w:p>
@@ -15541,6 +15966,19 @@
                 <w:i w:val="0"/>
                 <w:sz w:val="18"/>
               </w:rPr>
+              <w:t>Năng lực số 4.2 CB1a: HS xử lí đúng tình huống người lạ gọi tới hoặc nhắn tin báo trúng thưởng: không cung cấp thông tin, cúp máy, báo bố mẹ</w:t>
+            </w:r>
+          </w:p>
+          <w:p>
+            <w:pPr>
+              <w:spacing w:after="0"/>
+            </w:pPr>
+            <w:r>
+              <w:rPr>
+                <w:b w:val="0"/>
+                <w:i w:val="0"/>
+                <w:sz w:val="18"/>
+              </w:rPr>
               <w:t>KNS: KN tự học: chọn sách phù hợp, kiên trì đọc và rút ra điều bổ ích cho bản thân.</w:t>
             </w:r>
           </w:p>
@@ -15656,6 +16094,7 @@
                 <w:i w:val="0"/>
                 <w:sz w:val="18"/>
               </w:rPr>
+              <w:t>Năng lực số 1.1 CB1a: HS quan sát GV tra từ điển điện tử, đọc được nghĩa của từ và đặt câu đúng với từ vừa tra</w:t>
             </w:r>
           </w:p>
         </w:tc>
@@ -15770,6 +16209,19 @@
                 <w:i w:val="0"/>
                 <w:sz w:val="18"/>
               </w:rPr>
+              <w:t>Năng lực số 3.3 CB1a: HS nêu được: chỉ chiếu bài khi bạn đồng ý và không chép bài của bạn thành bài của mình</w:t>
+            </w:r>
+          </w:p>
+          <w:p>
+            <w:pPr>
+              <w:spacing w:after="0"/>
+            </w:pPr>
+            <w:r>
+              <w:rPr>
+                <w:b w:val="0"/>
+                <w:i w:val="0"/>
+                <w:sz w:val="18"/>
+              </w:rPr>
               <w:t>KNS: KN trình bày suy nghĩ, bày tỏ cảm xúc của bản thân bằng lời lẽ phù hợp.</w:t>
             </w:r>
           </w:p>
@@ -16130,7 +16582,7 @@
                 <w:i w:val="0"/>
                 <w:sz w:val="18"/>
               </w:rPr>
-              <w:t>NLS-KT (Cơ bản 1): Bài “ĐẤT NƯỚC LÀ GÌ” nói về đất nước.</w:t>
+              <w:t>Năng lực số 1.1 CB1b: HS chỉ được vị trí địa danh trong bài trên bản đồ số và nối cảnh vật vừa xem với chi tiết trong bài đọc</w:t>
             </w:r>
           </w:p>
           <w:p>
@@ -16386,6 +16838,7 @@
                 <w:i w:val="0"/>
                 <w:sz w:val="18"/>
               </w:rPr>
+              <w:t>Năng lực số 1.1 CB1b: HS chỉ được vị trí địa danh trong bài trên bản đồ số và nối cảnh vật vừa xem với chi tiết trong bài đọc</w:t>
             </w:r>
           </w:p>
         </w:tc>
@@ -16500,6 +16953,7 @@
                 <w:i w:val="0"/>
                 <w:sz w:val="18"/>
               </w:rPr>
+              <w:t>Năng lực số 1.1 CB1a: HS quan sát GV tra từ điển điện tử, đọc được nghĩa của từ và đặt câu đúng với từ vừa tra</w:t>
             </w:r>
           </w:p>
         </w:tc>
@@ -16614,20 +17068,20 @@
                 <w:i w:val="0"/>
                 <w:sz w:val="18"/>
               </w:rPr>
+              <w:t>Năng lực số 3.3 CB1a: HS nêu được: chỉ chiếu bài khi bạn đồng ý và không chép bài của bạn thành bài của mình</w:t>
+            </w:r>
+          </w:p>
+          <w:p>
+            <w:pPr>
+              <w:spacing w:after="0"/>
+            </w:pPr>
+            <w:r>
+              <w:rPr>
+                <w:b w:val="0"/>
+                <w:i w:val="0"/>
+                <w:sz w:val="18"/>
+              </w:rPr>
               <w:t>QPAN: Bồi dưỡng tình yêu quê hương, đất nước; giới thiệu truyền thống chống giặc ngoại xâm, gương dũng cảm của thiếu niên, nhi đồng và Bà mẹ Việt Nam anh hùng.</w:t>
-            </w:r>
-          </w:p>
-          <w:p>
-            <w:pPr>
-              <w:spacing w:after="0"/>
-            </w:pPr>
-            <w:r>
-              <w:rPr>
-                <w:b w:val="0"/>
-                <w:i w:val="0"/>
-                <w:sz w:val="18"/>
-              </w:rPr>
-              <w:t>KNS: KN trình bày suy nghĩ, bày tỏ cảm xúc của bản thân bằng lời lẽ phù hợp.</w:t>
             </w:r>
           </w:p>
         </w:tc>
@@ -16757,7 +17211,7 @@
                 <w:i w:val="0"/>
                 <w:sz w:val="18"/>
               </w:rPr>
-              <w:t>NLS-AT (Cơ bản 1): Với các bài về bảo vệ Trái Đất, GV chiếu một thông tin đúng lấy từ trang chính thức đặt cạnh một.</w:t>
+              <w:t>Năng lực số 1.1 CB1b: HS chỉ được vị trí địa danh trong bài trên bản đồ số và nối cảnh vật vừa xem với chi tiết trong bài đọc</w:t>
             </w:r>
           </w:p>
           <w:p>
@@ -17012,6 +17466,19 @@
                 <w:i w:val="0"/>
                 <w:sz w:val="18"/>
               </w:rPr>
+              <w:t>Năng lực số 1.1 CB1b: HS chỉ được vị trí địa danh trong bài trên bản đồ số và nối cảnh vật vừa xem với chi tiết trong bài đọc</w:t>
+            </w:r>
+          </w:p>
+          <w:p>
+            <w:pPr>
+              <w:spacing w:after="0"/>
+            </w:pPr>
+            <w:r>
+              <w:rPr>
+                <w:b w:val="0"/>
+                <w:i w:val="0"/>
+                <w:sz w:val="18"/>
+              </w:rPr>
               <w:t>KNS: KN tự học: chọn sách phù hợp, kiên trì đọc và rút ra điều bổ ích cho bản thân.</w:t>
             </w:r>
           </w:p>
@@ -17127,6 +17594,19 @@
                 <w:i w:val="0"/>
                 <w:sz w:val="18"/>
               </w:rPr>
+              <w:t>Năng lực số 1.1 CB1a: HS quan sát GV tra từ điển điện tử, đọc được nghĩa của từ và đặt câu đúng với từ vừa tra</w:t>
+            </w:r>
+          </w:p>
+          <w:p>
+            <w:pPr>
+              <w:spacing w:after="0"/>
+            </w:pPr>
+            <w:r>
+              <w:rPr>
+                <w:b w:val="0"/>
+                <w:i w:val="0"/>
+                <w:sz w:val="18"/>
+              </w:rPr>
               <w:t>QPAN: Bồi dưỡng tình yêu quê hương, đất nước; giới thiệu truyền thống chống giặc ngoại xâm, gương dũng cảm của thiếu niên, nhi đồng và Bà mẹ Việt Nam anh hùng.</w:t>
             </w:r>
           </w:p>
@@ -17242,20 +17722,20 @@
                 <w:i w:val="0"/>
                 <w:sz w:val="18"/>
               </w:rPr>
+              <w:t>Năng lực số 3.3 CB1a: HS nêu được: chỉ chiếu bài khi bạn đồng ý và không chép bài của bạn thành bài của mình</w:t>
+            </w:r>
+          </w:p>
+          <w:p>
+            <w:pPr>
+              <w:spacing w:after="0"/>
+            </w:pPr>
+            <w:r>
+              <w:rPr>
+                <w:b w:val="0"/>
+                <w:i w:val="0"/>
+                <w:sz w:val="18"/>
+              </w:rPr>
               <w:t>QPAN: Bồi dưỡng tình yêu quê hương, đất nước; giới thiệu truyền thống chống giặc ngoại xâm, gương dũng cảm của thiếu niên, nhi đồng và Bà mẹ Việt Nam anh hùng.</w:t>
-            </w:r>
-          </w:p>
-          <w:p>
-            <w:pPr>
-              <w:spacing w:after="0"/>
-            </w:pPr>
-            <w:r>
-              <w:rPr>
-                <w:b w:val="0"/>
-                <w:i w:val="0"/>
-                <w:sz w:val="18"/>
-              </w:rPr>
-              <w:t>KNS: KN trình bày suy nghĩ, bày tỏ cảm xúc của bản thân bằng lời lẽ phù hợp.</w:t>
             </w:r>
           </w:p>
         </w:tc>
@@ -17398,7 +17878,7 @@
                 <w:i w:val="0"/>
                 <w:sz w:val="18"/>
               </w:rPr>
-              <w:t>NLS-KT (Cơ bản 1): Bài “NHÀ RÔNG” nói về đất nước và Trái Đất.</w:t>
+              <w:t>Năng lực số 1.1 CB1b: HS chỉ được vị trí địa danh trong bài trên bản đồ số và nối cảnh vật vừa xem với chi tiết trong bài đọc.</w:t>
             </w:r>
           </w:p>
           <w:p>
@@ -17653,6 +18133,7 @@
                 <w:i w:val="0"/>
                 <w:sz w:val="18"/>
               </w:rPr>
+              <w:t>Năng lực số 1.1 CB1b: HS chỉ được vị trí địa danh trong bài trên bản đồ số và nối cảnh vật vừa xem với chi tiết trong bài đọc</w:t>
             </w:r>
           </w:p>
         </w:tc>
@@ -17767,6 +18248,7 @@
                 <w:i w:val="0"/>
                 <w:sz w:val="18"/>
               </w:rPr>
+              <w:t>Năng lực số 1.1 CB1a: HS quan sát GV tra từ điển điện tử, đọc được nghĩa của từ và đặt câu đúng với từ vừa tra</w:t>
             </w:r>
           </w:p>
         </w:tc>
@@ -17881,6 +18363,19 @@
                 <w:i w:val="0"/>
                 <w:sz w:val="18"/>
               </w:rPr>
+              <w:t>Năng lực số 1.1 CB1a: HS quan sát GV tra từ điển điện tử, đọc được nghĩa của từ và đặt câu đúng với từ vừa tra</w:t>
+            </w:r>
+          </w:p>
+          <w:p>
+            <w:pPr>
+              <w:spacing w:after="0"/>
+            </w:pPr>
+            <w:r>
+              <w:rPr>
+                <w:b w:val="0"/>
+                <w:i w:val="0"/>
+                <w:sz w:val="18"/>
+              </w:rPr>
               <w:t>KNS: KN trình bày suy nghĩ, bày tỏ cảm xúc của bản thân bằng lời lẽ phù hợp.</w:t>
             </w:r>
           </w:p>
@@ -18011,7 +18506,7 @@
                 <w:i w:val="0"/>
                 <w:sz w:val="18"/>
               </w:rPr>
-              <w:t>NLS-AT (Cơ bản 1): Với các bài về bảo vệ Trái Đất, GV chiếu một thông tin đúng lấy từ trang chính thức đặt cạnh một.</w:t>
+              <w:t>Năng lực số 1.1 CB1b: HS chỉ được vị trí địa danh trong bài trên bản đồ số và nối cảnh vật vừa xem với chi tiết trong bài đọc</w:t>
             </w:r>
           </w:p>
           <w:p>
@@ -18266,6 +18761,19 @@
                 <w:i w:val="0"/>
                 <w:sz w:val="18"/>
               </w:rPr>
+              <w:t>Năng lực số 1.1 CB1b: HS chỉ được vị trí địa danh trong bài trên bản đồ số và nối cảnh vật vừa xem với chi tiết trong bài đọc</w:t>
+            </w:r>
+          </w:p>
+          <w:p>
+            <w:pPr>
+              <w:spacing w:after="0"/>
+            </w:pPr>
+            <w:r>
+              <w:rPr>
+                <w:b w:val="0"/>
+                <w:i w:val="0"/>
+                <w:sz w:val="18"/>
+              </w:rPr>
               <w:t>KNS: KN tự học: chọn sách phù hợp, kiên trì đọc và rút ra điều bổ ích cho bản thân.</w:t>
             </w:r>
           </w:p>
@@ -18381,6 +18889,7 @@
                 <w:i w:val="0"/>
                 <w:sz w:val="18"/>
               </w:rPr>
+              <w:t>Năng lực số 1.1 CB1a: HS quan sát GV tra từ điển điện tử, đọc được nghĩa của từ và đặt câu đúng với từ vừa tra</w:t>
             </w:r>
           </w:p>
         </w:tc>
@@ -18495,6 +19004,19 @@
                 <w:i w:val="0"/>
                 <w:sz w:val="18"/>
               </w:rPr>
+              <w:t>Năng lực số 3.3 CB1a: HS nêu được: chỉ chiếu bài khi bạn đồng ý và không chép bài của bạn thành bài của mình</w:t>
+            </w:r>
+          </w:p>
+          <w:p>
+            <w:pPr>
+              <w:spacing w:after="0"/>
+            </w:pPr>
+            <w:r>
+              <w:rPr>
+                <w:b w:val="0"/>
+                <w:i w:val="0"/>
+                <w:sz w:val="18"/>
+              </w:rPr>
               <w:t>KNS: KN trình bày suy nghĩ, bày tỏ cảm xúc của bản thân bằng lời lẽ phù hợp.</w:t>
             </w:r>
           </w:p>
@@ -18625,7 +19147,7 @@
                 <w:i w:val="0"/>
                 <w:sz w:val="18"/>
               </w:rPr>
-              <w:t>NLS-KT (Cơ bản 1): Bài “NGỌN LỬA Ô-LIM-PÍCH (” nói về đất nước.</w:t>
+              <w:t>Năng lực số 1.1 CB1b: HS chỉ được vị trí địa danh trong bài trên bản đồ số và nối cảnh vật vừa xem với chi tiết trong bài đọc</w:t>
             </w:r>
           </w:p>
           <w:p>
@@ -18880,6 +19402,7 @@
                 <w:i w:val="0"/>
                 <w:sz w:val="18"/>
               </w:rPr>
+              <w:t>Năng lực số 1.1 CB1b: HS kể lại được rô-bốt trong bài làm những việc gì và nêu thêm được máy móc tự làm việc mà em thấy trong đời sống</w:t>
             </w:r>
           </w:p>
         </w:tc>
@@ -18994,6 +19517,7 @@
                 <w:i w:val="0"/>
                 <w:sz w:val="18"/>
               </w:rPr>
+              <w:t>Năng lực số 1.1 CB1a: HS quan sát GV tra từ điển điện tử, đọc được nghĩa của từ và đặt câu đúng với từ vừa tra</w:t>
             </w:r>
           </w:p>
         </w:tc>
@@ -19108,6 +19632,7 @@
                 <w:i w:val="0"/>
                 <w:sz w:val="18"/>
               </w:rPr>
+              <w:t>Năng lực số 3.3 CB1a: HS nêu được: chỉ chiếu bài khi bạn đồng ý và không chép bài của bạn thành bài của mình</w:t>
             </w:r>
           </w:p>
         </w:tc>
@@ -19237,7 +19762,7 @@
                 <w:i w:val="0"/>
                 <w:sz w:val="18"/>
               </w:rPr>
-              <w:t>NLS-AT (Cơ bản 1): Với các bài về bảo vệ Trái Đất, GV chiếu một thông tin đúng lấy từ trang chính thức đặt cạnh một.</w:t>
+              <w:t>Năng lực số 1.1 CB1b: HS chỉ được vị trí địa danh trong bài trên bản đồ số và nối cảnh vật vừa xem với chi tiết trong bài đọc</w:t>
             </w:r>
           </w:p>
           <w:p>
@@ -19492,6 +20017,19 @@
                 <w:i w:val="0"/>
                 <w:sz w:val="18"/>
               </w:rPr>
+              <w:t>Năng lực số 1.1 CB1b: HS chỉ được vị trí địa danh trong bài trên bản đồ số và nối cảnh vật vừa xem với chi tiết trong bài đọc</w:t>
+            </w:r>
+          </w:p>
+          <w:p>
+            <w:pPr>
+              <w:spacing w:after="0"/>
+            </w:pPr>
+            <w:r>
+              <w:rPr>
+                <w:b w:val="0"/>
+                <w:i w:val="0"/>
+                <w:sz w:val="18"/>
+              </w:rPr>
               <w:t>KNS: KN tự học: chọn sách phù hợp, kiên trì đọc và rút ra điều bổ ích cho bản thân.</w:t>
             </w:r>
           </w:p>
@@ -19607,6 +20145,7 @@
                 <w:i w:val="0"/>
                 <w:sz w:val="18"/>
               </w:rPr>
+              <w:t>Năng lực số 1.1 CB1a: HS quan sát GV tra từ điển điện tử, đọc được nghĩa của từ và đặt câu đúng với từ vừa tra</w:t>
             </w:r>
           </w:p>
         </w:tc>
@@ -19721,6 +20260,19 @@
                 <w:i w:val="0"/>
                 <w:sz w:val="18"/>
               </w:rPr>
+              <w:t>Năng lực số 3.3 CB1a: HS nêu được: chỉ chiếu bài khi bạn đồng ý và không chép bài của bạn thành bài của mình</w:t>
+            </w:r>
+          </w:p>
+          <w:p>
+            <w:pPr>
+              <w:spacing w:after="0"/>
+            </w:pPr>
+            <w:r>
+              <w:rPr>
+                <w:b w:val="0"/>
+                <w:i w:val="0"/>
+                <w:sz w:val="18"/>
+              </w:rPr>
               <w:t>KNS: KN trình bày suy nghĩ, bày tỏ cảm xúc của bản thân bằng lời lẽ phù hợp.</w:t>
             </w:r>
           </w:p>
@@ -19851,7 +20403,7 @@
                 <w:i w:val="0"/>
                 <w:sz w:val="18"/>
               </w:rPr>
-              <w:t>NLS-KT (Cơ bản 1): Bài “BÁC SĨ Y-ÉC-XANH” nói về đất nước.</w:t>
+              <w:t>Năng lực số 1.1 CB1b: HS chỉ được vị trí địa danh trong bài trên bản đồ số và nối cảnh vật vừa xem với chi tiết trong bài đọc</w:t>
             </w:r>
           </w:p>
           <w:p>
@@ -20106,6 +20658,7 @@
                 <w:i w:val="0"/>
                 <w:sz w:val="18"/>
               </w:rPr>
+              <w:t>Năng lực số 1.1 CB1b: HS chỉ được vị trí địa danh trong bài trên bản đồ số và nối cảnh vật vừa xem với chi tiết trong bài đọc</w:t>
             </w:r>
           </w:p>
         </w:tc>
@@ -20220,6 +20773,7 @@
                 <w:i w:val="0"/>
                 <w:sz w:val="18"/>
               </w:rPr>
+              <w:t>Năng lực số 1.1 CB1a: HS quan sát GV tra từ điển điện tử, đọc được nghĩa của từ và đặt câu đúng với từ vừa tra</w:t>
             </w:r>
           </w:p>
         </w:tc>
@@ -20328,6 +20882,19 @@
               <w:spacing w:after="0"/>
             </w:pPr>
             <w:r/>
+            <w:r>
+              <w:rPr>
+                <w:b w:val="0"/>
+                <w:i w:val="0"/>
+                <w:sz w:val="18"/>
+              </w:rPr>
+              <w:t>Năng lực số 3.3 CB1a: HS nêu được: chỉ chiếu bài khi bạn đồng ý và không chép bài của bạn thành bài của mình</w:t>
+            </w:r>
+          </w:p>
+          <w:p>
+            <w:pPr>
+              <w:spacing w:after="0"/>
+            </w:pPr>
             <w:r>
               <w:rPr>
                 <w:b w:val="0"/>

--- a/assets/docs/lop3/Tieng Viet - Lop 3.docx
+++ b/assets/docs/lop3/Tieng Viet - Lop 3.docx
@@ -765,6 +765,20 @@
                 <w:i w:val="0"/>
                 <w:sz w:val="18"/>
               </w:rPr>
+              <w:t>viết: Em yêu mùa hè / -Phân biệt c/k”, GV chiếu tranh đồ vật trên máy chiếu để HS đoán tên chứa c hoặc k; trước khi viết; Năng lực số Miền 5 (Cơ bản, bậc 1): Ở bài tập phân biệt c/k, GV chiếu bài tập tương tác điền c hoặc k vào chỗ trống (…á, …éo, …ính, …on); HS lên bấm chọn</w:t>
+            </w:r>
+          </w:p>
+          <w:p>
+            <w:pPr>
+              <w:spacing w:after="0"/>
+            </w:pPr>
+            <w:r>
+              <w:rPr>
+                <w:b w:val="0"/>
+                <w:i w:val="0"/>
+                <w:sz w:val="18"/>
+              </w:rPr>
+              <w:t>NLS: Năng lực số Miền 1 (Cơ bản, bậc 1): Khởi động bài “- Nghe</w:t>
             </w:r>
           </w:p>
         </w:tc>
@@ -1393,6 +1407,20 @@
                 <w:i w:val="0"/>
                 <w:sz w:val="18"/>
               </w:rPr>
+              <w:t>viết: Cánh rừng trong nắng / -Phân biệt g/gh”, GV mở bài hát cho HS nghe và vận động; trước khi viết; Năng lực số Miền 3 (Cơ bản, bậc 1): Ở phần vận dụng ghi nhật kí, GV chiếu một mẫu nhật kí ngắn trên tivi để HS quan sát cách ghi ngày, việc làm, cảm xúc</w:t>
+            </w:r>
+          </w:p>
+          <w:p>
+            <w:pPr>
+              <w:spacing w:after="0"/>
+            </w:pPr>
+            <w:r>
+              <w:rPr>
+                <w:b w:val="0"/>
+                <w:i w:val="0"/>
+                <w:sz w:val="18"/>
+              </w:rPr>
+              <w:t>NLS: Năng lực số Miền 1 (Cơ bản, bậc 1): Khởi động bài “- Nghe</w:t>
             </w:r>
           </w:p>
         </w:tc>
@@ -2034,6 +2062,7 @@
                 <w:i w:val="0"/>
                 <w:sz w:val="18"/>
               </w:rPr>
+              <w:t>Năng lực số Miền 1 (Cơ bản, bậc 1): Trước khi nghe viết bài “Mặt trời nhỏ”, GV chiếu đoạn thơ phóng to và bấm tô màu những chữ dễ viết sai cùng các tiếng bắt đầu bằng ng, ngh; HS đọc thầm; Năng lực số Miền 5 (Cơ bản, bậc 1): Ở phần phân biệt ng và ngh, GV mở bài tập tương tác chọn chữ đúng điền vào chỗ trống; máy báo đúng</w:t>
             </w:r>
           </w:p>
         </w:tc>
@@ -2662,6 +2691,7 @@
                 <w:i w:val="0"/>
                 <w:sz w:val="18"/>
               </w:rPr>
+              <w:t>Năng lực số Miền 1 (Cơ bản, bậc 1): Trước khi nghe viết bài “Mùa hè lấp lánh”, GV chiếu đoạn thơ phóng to và bấm tô màu các chữ dễ viết sai cùng những tiếng có ch, tr, v, d; Năng lực số Miền 5 (Cơ bản, bậc 1): Ở phần phân biệt ch với tr và v với d, GV mở bài tập tương tác chọn chữ đúng điền vào chỗ trống; máy báo đúng</w:t>
             </w:r>
           </w:p>
         </w:tc>
@@ -3316,6 +3346,19 @@
                 <w:i w:val="0"/>
                 <w:sz w:val="18"/>
               </w:rPr>
+              <w:t>Năng lực số Miền 1 (Cơ bản, bậc 1): Trước khi nghe viết bài “Đi học vui sao”, GV chiếu đoạn thơ phóng to và bấm tô màu những tiếng có s, x cùng các tiếng mang dấu hỏi, dấu ngã; Năng lực số Miền 5 (Cơ bản, bậc 1): Ở phần phân biệt s với x và dấu hỏi với dấu ngã, GV mở bài tập tương tác chọn chữ và dấu thanh đúng; máy báo đúng</w:t>
+            </w:r>
+          </w:p>
+          <w:p>
+            <w:pPr>
+              <w:spacing w:after="0"/>
+            </w:pPr>
+            <w:r>
+              <w:rPr>
+                <w:b w:val="0"/>
+                <w:i w:val="0"/>
+                <w:sz w:val="18"/>
+              </w:rPr>
               <w:t>QTE</w:t>
             </w:r>
           </w:p>
@@ -3699,6 +3742,19 @@
                 <w:i w:val="0"/>
                 <w:sz w:val="18"/>
               </w:rPr>
+              <w:t>Năng lực số Miền 1 (Cơ bản, bậc 1): Trước khi đọc bài “Viết đoạn văn nêu tình cảm, cảm xúc đối với một người mà em yêu quý”, GV chiếu 2–3 hình ảnh hoặc một đoạn video ngắn về sự vật; Năng lực số Miền 2 (Cơ bản, bậc 1): GV mở bản đọc mẫu do phát thanh viên thể hiện cho HS nghe một lần, dừng lại để HS nhận ra chỗ người đọc ngắt hơi, nhấn giọng</w:t>
+            </w:r>
+          </w:p>
+          <w:p>
+            <w:pPr>
+              <w:spacing w:after="0"/>
+            </w:pPr>
+            <w:r>
+              <w:rPr>
+                <w:b w:val="0"/>
+                <w:i w:val="0"/>
+                <w:sz w:val="18"/>
+              </w:rPr>
               <w:t>KNS: KN trình bày suy nghĩ, bày tỏ cảm xúc của bản thân bằng lời lẽ phù hợp.</w:t>
             </w:r>
           </w:p>
@@ -3957,6 +4013,7 @@
                 <w:i w:val="0"/>
                 <w:sz w:val="18"/>
               </w:rPr>
+              <w:t>Năng lực số Miền 1 (Cơ bản, bậc 1): Trước khi nghe viết đoạn trong bài “Lời giải toán đặc biệt”, GV chiếu đoạn văn phóng to và bấm tô màu các tiếng có r, d, gi cùng những tiếng vần an, ang; Năng lực số Miền 5 (Cơ bản, bậc 1): Ở phần phân biệt r với d, gi và an với ang, GV mở bài tập tương tác chọn chữ và vần đúng; máy báo đúng</w:t>
             </w:r>
           </w:p>
         </w:tc>
@@ -4585,6 +4642,19 @@
                 <w:i w:val="0"/>
                 <w:sz w:val="18"/>
               </w:rPr>
+              <w:t>Năng lực số Miền 1 (Cơ bản, bậc 1): Trước khi nghe viết bài “Nghe thầy đọc thơ”, GV chiếu đoạn thơ phóng to và bấm tô màu các tiếng bắt đầu bằng l, n cùng những tiếng có vần ăn, ăng; Năng lực số Miền 5 (Cơ bản, bậc 1): Ở phần phân biệt l với n và ăn với ăng, GV mở bài tập tương tác chọn chữ, chọn vần đúng; máy báo đúng</w:t>
+            </w:r>
+          </w:p>
+          <w:p>
+            <w:pPr>
+              <w:spacing w:after="0"/>
+            </w:pPr>
+            <w:r>
+              <w:rPr>
+                <w:b w:val="0"/>
+                <w:i w:val="0"/>
+                <w:sz w:val="18"/>
+              </w:rPr>
               <w:t>KNS: KN tự học: chọn sách phù hợp, kiên trì đọc và rút ra điều bổ ích cho bản thân.</w:t>
             </w:r>
           </w:p>
@@ -5214,6 +5284,7 @@
                 <w:i w:val="0"/>
                 <w:sz w:val="18"/>
               </w:rPr>
+              <w:t>Năng lực số Miền 1 (Cơ bản, bậc 1): Trước khi nghe viết bài “Thư viện”, GV chiếu đoạn văn phóng to và bấm tô màu các tiếng có ch, tr cùng những tiếng vần ân, âng; HS đọc thầm; Năng lực số Miền 5 (Cơ bản, bậc 1): Ở phần phân biệt ch với tr và ân với âng, GV mở bài tập tương tác chọn chữ, chọn vần đúng; máy báo đúng</w:t>
             </w:r>
           </w:p>
         </w:tc>
@@ -6072,6 +6143,7 @@
                 <w:i w:val="0"/>
                 <w:sz w:val="18"/>
               </w:rPr>
+              <w:t>Năng lực số Miền 1 (Cơ bản, bậc 1): Trước khi nghe viết bài “Đồ đạc trong nhà”, GV chiếu đoạn thơ phóng to và bấm tô màu các tiếng có vần iêu, ươu cùng những tiếng vần en, eng; HS đọc thầm; Năng lực số Miền 5 (Cơ bản, bậc 1): Ở phần phân biệt iêu với ươu và en với eng, GV mở bài tập tương tác chọn vần đúng; máy báo đúng, sai ngay nên HS nhận ra lỗi phát âm của mình</w:t>
             </w:r>
           </w:p>
         </w:tc>
@@ -6700,6 +6772,7 @@
                 <w:i w:val="0"/>
                 <w:sz w:val="18"/>
               </w:rPr>
+              <w:t>Năng lực số Miền 1 (Cơ bản, bậc 1): Trước khi nghe viết bài “Khi cả nhà bé tí”, GV chiếu đoạn thơ phóng to và bấm tô màu các tiếng có vần iu, ưu cùng những tiếng vần iên, iêng; Năng lực số Miền 5 (Cơ bản, bậc 1): Ở phần phân biệt iu với ưu và iên với iêng, GV mở bài tập tương tác chọn vần đúng; máy báo đúng, sai ngay nên HS nhận ra lỗi phát âm của mình</w:t>
             </w:r>
           </w:p>
         </w:tc>
@@ -7341,6 +7414,7 @@
                 <w:i w:val="0"/>
                 <w:sz w:val="18"/>
               </w:rPr>
+              <w:t>Năng lực số Miền 1 (Cơ bản, bậc 1): Trước khi nghe viết bài “Kho sách của ông bà”, GV chiếu đoạn văn phóng to và bấm tô màu các tiếng có s, x cùng những tiếng vần uôn, uông; HS đọc thầm; Năng lực số Miền 5 (Cơ bản, bậc 1): Ở phần phân biệt s với x và uôn với uông, GV mở bài tập tương tác chọn chữ, chọn vần đúng; máy báo đúng</w:t>
             </w:r>
           </w:p>
         </w:tc>
@@ -7969,6 +8043,7 @@
                 <w:i w:val="0"/>
                 <w:sz w:val="18"/>
               </w:rPr>
+              <w:t>Năng lực số Miền 1 (Cơ bản, bậc 1): Trước khi nghe viết bài “Tôi yêu em tôi”, GV chiếu đoạn thơ phóng to và bấm tô màu các tiếng có r, d, gi cùng những tiếng vần ươn, ương; HS đọc thầm; Năng lực số Miền 5 (Cơ bản, bậc 1): Ở phần phân biệt r, d, gi và ươn với ương, GV mở bài tập tương tác chọn chữ, chọn vần đúng; máy báo đúng</w:t>
             </w:r>
           </w:p>
         </w:tc>
@@ -8610,6 +8685,19 @@
                 <w:i w:val="0"/>
                 <w:sz w:val="18"/>
               </w:rPr>
+              <w:t>Năng lực số Miền 1 (Cơ bản, bậc 1): Trước khi nghe viết bài “Những bậc đá chạm mây”, GV chiếu đoạn văn phóng to và bấm tô màu những chữ viết hoa cùng các tiếng dễ viết sai; HS đọc thầm; Năng lực số Miền 5 (Cơ bản, bậc 1): Sau khi viết, GV chiếu đoạn văn mẫu cho HS soát lỗi theo từng câu; các em tự đánh dấu chỗ mình sai</w:t>
+            </w:r>
+          </w:p>
+          <w:p>
+            <w:pPr>
+              <w:spacing w:after="0"/>
+            </w:pPr>
+            <w:r>
+              <w:rPr>
+                <w:b w:val="0"/>
+                <w:i w:val="0"/>
+                <w:sz w:val="18"/>
+              </w:rPr>
               <w:t>KNS: KN ứng xử: thể hiện sự quan tâm, lễ phép, biết nói lời cảm ơn và xin lỗi đúng lúc.</w:t>
             </w:r>
           </w:p>
@@ -9239,6 +9327,20 @@
                 <w:i w:val="0"/>
                 <w:sz w:val="18"/>
               </w:rPr>
+              <w:t>viết bài thơ “Trong vườn”, GV chiếu bài thơ phóng to lên màn hình, tô sáng những tiếng dễ viết sai và mở bản đọc mẫu để HS nghe…; Năng lực số Miền 5 (Cơ bản, bậc 1): Ở bài tập phân biệt l/n và dấu hỏi, dấu ngã, GV mở bài tập tương tác trên máy chiếu: máy hiện từ còn thiếu</w:t>
+            </w:r>
+          </w:p>
+          <w:p>
+            <w:pPr>
+              <w:spacing w:after="0"/>
+            </w:pPr>
+            <w:r>
+              <w:rPr>
+                <w:b w:val="0"/>
+                <w:i w:val="0"/>
+                <w:sz w:val="18"/>
+              </w:rPr>
+              <w:t>NLS: Năng lực số Miền 1 (Cơ bản, bậc 1): Ở hoạt động Nghe</w:t>
             </w:r>
           </w:p>
         </w:tc>
@@ -9880,6 +9982,20 @@
                 <w:i w:val="0"/>
                 <w:sz w:val="18"/>
               </w:rPr>
+              <w:t>viết bài thơ “Gió”, GV chiếu bài thơ phóng to lên màn hình, tô sáng những tiếng dễ viết sai và mở bản đọc mẫu để HS nghe rõ…; Năng lực số Miền 5 (Cơ bản, bậc 1): Ở bài tập phân biệt s/x và ao/au, GV mở bài tập tương tác trên máy chiếu: máy hiện từ còn thiếu chữ, HS chọn s hay x</w:t>
+            </w:r>
+          </w:p>
+          <w:p>
+            <w:pPr>
+              <w:spacing w:after="0"/>
+            </w:pPr>
+            <w:r>
+              <w:rPr>
+                <w:b w:val="0"/>
+                <w:i w:val="0"/>
+                <w:sz w:val="18"/>
+              </w:rPr>
+              <w:t>NLS: Năng lực số Miền 1 (Cơ bản, bậc 1): Ở hoạt động Nghe</w:t>
             </w:r>
           </w:p>
         </w:tc>
@@ -10508,6 +10624,20 @@
                 <w:i w:val="0"/>
                 <w:sz w:val="18"/>
               </w:rPr>
+              <w:t>viết bài “Người làm đồ chơi”, GV chiếu đoạn văn phóng to lên màn hình, tô sáng các tên riêng cần viết hoa và mở bản đọc mẫu để…; Năng lực số Miền 3 (Cơ bản, bậc 1): Ở hoạt động Viết phiếu mượn sách, GV chiếu mẫu phiếu mượn sách của thư viện trường lên màn hình, cùng HS điền thử từng ô tên sách, tên tác giả</w:t>
+            </w:r>
+          </w:p>
+          <w:p>
+            <w:pPr>
+              <w:spacing w:after="0"/>
+            </w:pPr>
+            <w:r>
+              <w:rPr>
+                <w:b w:val="0"/>
+                <w:i w:val="0"/>
+                <w:sz w:val="18"/>
+              </w:rPr>
+              <w:t>NLS: Năng lực số Miền 1 (Cơ bản, bậc 1): Ở hoạt động Nghe</w:t>
             </w:r>
           </w:p>
         </w:tc>
@@ -11403,6 +11533,20 @@
                 <w:i w:val="0"/>
                 <w:sz w:val="18"/>
               </w:rPr>
+              <w:t>viết bài “Buổi sáng”, GV chiếu bài thơ phóng to lên màn hình, tô sáng những tiếng dễ viết sai và mở bản đọc mẫu để HS nghe rõ…; Năng lực số Miền 5 (Cơ bản, bậc 1): Ở bài tập phân biệt ch/tr và at/ac, GV mở bài tập tương tác: máy hiện từ còn thiếu chữ, HS chọn ch hay tr, at hay ac rồi bấm kiểm tra</w:t>
+            </w:r>
+          </w:p>
+          <w:p>
+            <w:pPr>
+              <w:spacing w:after="0"/>
+            </w:pPr>
+            <w:r>
+              <w:rPr>
+                <w:b w:val="0"/>
+                <w:i w:val="0"/>
+                <w:sz w:val="18"/>
+              </w:rPr>
+              <w:t>NLS: Năng lực số Miền 1 (Cơ bản, bậc 1): Ở hoạt động Nghe</w:t>
             </w:r>
           </w:p>
         </w:tc>
@@ -12031,6 +12175,32 @@
                 <w:i w:val="0"/>
                 <w:sz w:val="18"/>
               </w:rPr>
+              <w:t>viết đoạn văn “Trăng trên biển”, GV chiếu đoạn văn phóng to lên màn hình, tô sáng những tiếng dễ viết sai và mở bản đọc mẫu để HS…; Năng lực số Miền 5 (Cơ bản, bậc 1): Ở bài tập phân biệt s/x và ăt/ăc, GV mở bài tập tương tác: máy hiện từ còn thiếu chữ, HS chọn s hay x, ăt hay ăc rồi bấm kiểm tra</w:t>
+            </w:r>
+          </w:p>
+          <w:p>
+            <w:pPr>
+              <w:spacing w:after="0"/>
+            </w:pPr>
+            <w:r>
+              <w:rPr>
+                <w:b w:val="0"/>
+                <w:i w:val="0"/>
+                <w:sz w:val="18"/>
+              </w:rPr>
+              <w:t>NLS: Năng lực số Miền 1 (Cơ bản, bậc 1): Ở hoạt động Nghe</w:t>
+            </w:r>
+          </w:p>
+          <w:p>
+            <w:pPr>
+              <w:spacing w:after="0"/>
+            </w:pPr>
+            <w:r>
+              <w:rPr>
+                <w:b w:val="0"/>
+                <w:i w:val="0"/>
+                <w:sz w:val="18"/>
+              </w:rPr>
               <w:t>QPAN: Liên hệ truyền thống chống giặc ngoại xâm, gương dũng cảm của thiếu niên, nhi đồng và Bà mẹ Việt Nam anh hùng; HS nêu được biển, đảo là một phần lãnh thổ thiêng liêng của Tổ quốc.</w:t>
             </w:r>
           </w:p>
@@ -12673,6 +12843,20 @@
                 <w:i w:val="0"/>
                 <w:sz w:val="18"/>
               </w:rPr>
+              <w:t>viết bài “Chim chích bông”, GV chiếu bài viết phóng to lên màn hình, tô sáng các tên riêng địa lí cần viết hoa và mở bản đọc mẫu…; Năng lực số Miền 5 (Cơ bản, bậc 1): Ở bài tập phân biệt iêu/ươu và ât/âc, GV mở bài tập tương tác: máy hiện từ còn thiếu vần, HS chọn vần đúng rồi bấm kiểm tra</w:t>
+            </w:r>
+          </w:p>
+          <w:p>
+            <w:pPr>
+              <w:spacing w:after="0"/>
+            </w:pPr>
+            <w:r>
+              <w:rPr>
+                <w:b w:val="0"/>
+                <w:i w:val="0"/>
+                <w:sz w:val="18"/>
+              </w:rPr>
+              <w:t>NLS: Năng lực số Miền 1 (Cơ bản, bậc 1): Ở hoạt động Nghe</w:t>
             </w:r>
           </w:p>
         </w:tc>
@@ -13301,6 +13485,20 @@
                 <w:i w:val="0"/>
                 <w:sz w:val="18"/>
               </w:rPr>
+              <w:t>viết ba khổ thơ đầu bài “Mặt trời xanh của tôi”, GV chiếu bài thơ phóng to lên màn hình; Năng lực số Miền 5 (Cơ bản, bậc 1): Ở bài tập phân biệt r/d/gi và in/inh, GV mở bài tập tương tác: máy hiện từ còn thiếu chữ, HS chọn chữ hoặc vần đúng rồi bấm kiểm tra</w:t>
+            </w:r>
+          </w:p>
+          <w:p>
+            <w:pPr>
+              <w:spacing w:after="0"/>
+            </w:pPr>
+            <w:r>
+              <w:rPr>
+                <w:b w:val="0"/>
+                <w:i w:val="0"/>
+                <w:sz w:val="18"/>
+              </w:rPr>
+              <w:t>NLS: Năng lực số Miền 1 (Cơ bản, bậc 1): Ở hoạt động Nhớ</w:t>
             </w:r>
           </w:p>
         </w:tc>
@@ -13942,6 +14140,20 @@
                 <w:i w:val="0"/>
                 <w:sz w:val="18"/>
               </w:rPr>
+              <w:t>viết bài “Lời kêu gọi toàn dân tập thể dục”, GV chiếu đoạn viết phóng to lên màn hình; Năng lực số Miền 5 (Cơ bản, bậc 1): Ở bài tập phân biệt l/n và dấu hỏi, dấu ngã, GV mở bài tập tương tác: máy hiện từ còn thiếu chữ hoặc dấu thanh, HS chọn rồi bấm kiểm tra</w:t>
+            </w:r>
+          </w:p>
+          <w:p>
+            <w:pPr>
+              <w:spacing w:after="0"/>
+            </w:pPr>
+            <w:r>
+              <w:rPr>
+                <w:b w:val="0"/>
+                <w:i w:val="0"/>
+                <w:sz w:val="18"/>
+              </w:rPr>
+              <w:t>NLS: Năng lực số Miền 1 (Cơ bản, bậc 1): Ở hoạt động Nghe</w:t>
             </w:r>
           </w:p>
         </w:tc>
@@ -14570,6 +14782,20 @@
                 <w:i w:val="0"/>
                 <w:sz w:val="18"/>
               </w:rPr>
+              <w:t>viết bài “Chuyện bên cửa sổ”, GV chiếu đoạn viết phóng to lên màn hình, tô sáng những tiếng dễ viết sai và mở bản đọc mẫu để HS…; Năng lực số Miền 5 (Cơ bản, bậc 1): Ở bài tập phân biệt iu/ưu và im/iêm, GV mở bài tập tương tác: máy hiện từ còn thiếu vần, HS chọn vần đúng rồi bấm kiểm tra</w:t>
+            </w:r>
+          </w:p>
+          <w:p>
+            <w:pPr>
+              <w:spacing w:after="0"/>
+            </w:pPr>
+            <w:r>
+              <w:rPr>
+                <w:b w:val="0"/>
+                <w:i w:val="0"/>
+                <w:sz w:val="18"/>
+              </w:rPr>
+              <w:t>NLS: Năng lực số Miền 1 (Cơ bản, bậc 1): Ở hoạt động Nghe</w:t>
             </w:r>
           </w:p>
         </w:tc>
@@ -15211,6 +15437,20 @@
                 <w:i w:val="0"/>
                 <w:sz w:val="18"/>
               </w:rPr>
+              <w:t>viết bài “Bài học của gấu”, GV chiếu đoạn viết phóng to lên màn hình, tô sáng những tiếng dễ viết sai và mở bản đọc mẫu để HS…; Năng lực số Miền 5 (Cơ bản, bậc 1): Ở bài tập phân biệt s/x và v/d, GV mở bài tập tương tác: máy hiện từ còn thiếu chữ, HS chọn chữ đúng rồi bấm kiểm tra</w:t>
+            </w:r>
+          </w:p>
+          <w:p>
+            <w:pPr>
+              <w:spacing w:after="0"/>
+            </w:pPr>
+            <w:r>
+              <w:rPr>
+                <w:b w:val="0"/>
+                <w:i w:val="0"/>
+                <w:sz w:val="18"/>
+              </w:rPr>
+              <w:t>NLS: Năng lực số Miền 1 (Cơ bản, bậc 1): Ở hoạt động Nghe</w:t>
             </w:r>
           </w:p>
         </w:tc>
@@ -15839,6 +16079,20 @@
                 <w:i w:val="0"/>
                 <w:sz w:val="18"/>
               </w:rPr>
+              <w:t>viết bài “Ngày như thế nào là đẹp?”, GV chiếu đoạn viết phóng to lên màn hình; Năng lực số Miền 5 (Cơ bản, bậc 1): Ở bài tập phân biệt r/d/gi và dấu hỏi, dấu ngã, GV mở bài tập tương tác: máy hiện từ còn thiếu, HS chọn chữ hoặc dấu thanh đúng rồi bấm kiểm tra</w:t>
+            </w:r>
+          </w:p>
+          <w:p>
+            <w:pPr>
+              <w:spacing w:after="0"/>
+            </w:pPr>
+            <w:r>
+              <w:rPr>
+                <w:b w:val="0"/>
+                <w:i w:val="0"/>
+                <w:sz w:val="18"/>
+              </w:rPr>
+              <w:t>NLS: Năng lực số Miền 1 (Cơ bản, bậc 1): Ở hoạt động Nghe</w:t>
             </w:r>
           </w:p>
         </w:tc>
@@ -16710,6 +16964,32 @@
                 <w:i w:val="0"/>
                 <w:sz w:val="18"/>
               </w:rPr>
+              <w:t>viết bài “Bản em”, GV chiếu đoạn viết phóng to lên màn hình, tô sáng những tiếng dễ viết sai và mở bản đọc mẫu để HS nghe rõ…; Năng lực số Miền 5 (Cơ bản, bậc 1): Ở bài tập phân biệt ch/tr và ươc/ươt, GV mở bài tập tương tác: máy hiện từ còn thiếu, HS chọn chữ hoặc vần đúng rồi bấm kiểm tra</w:t>
+            </w:r>
+          </w:p>
+          <w:p>
+            <w:pPr>
+              <w:spacing w:after="0"/>
+            </w:pPr>
+            <w:r>
+              <w:rPr>
+                <w:b w:val="0"/>
+                <w:i w:val="0"/>
+                <w:sz w:val="18"/>
+              </w:rPr>
+              <w:t>NLS: Năng lực số Miền 1 (Cơ bản, bậc 1): Ở hoạt động Nghe</w:t>
+            </w:r>
+          </w:p>
+          <w:p>
+            <w:pPr>
+              <w:spacing w:after="0"/>
+            </w:pPr>
+            <w:r>
+              <w:rPr>
+                <w:b w:val="0"/>
+                <w:i w:val="0"/>
+                <w:sz w:val="18"/>
+              </w:rPr>
               <w:t>QPAN: Bồi dưỡng tình yêu quê hương, đất nước; giới thiệu truyền thống chống giặc ngoại xâm, gương dũng cảm của thiếu niên, nhi đồng và Bà mẹ Việt Nam anh hùng.</w:t>
             </w:r>
           </w:p>
@@ -17339,6 +17619,20 @@
                 <w:i w:val="0"/>
                 <w:sz w:val="18"/>
               </w:rPr>
+              <w:t>viết bài “Chợ Hòn Gai”, GV mở bản đồ số của cơ quan Nhà nước chỉ vị trí Hòn Gai cho HS biết địa danh trong bài nằm ở…; Năng lực số Miền 5 (Cơ bản, bậc 1): Ở bài tập viết hoa tên riêng địa lí, GV mở bài tập tương tác: máy hiện câu có tên riêng viết thường, HS sửa lại cho đúng rồi bấm kiểm tra</w:t>
+            </w:r>
+          </w:p>
+          <w:p>
+            <w:pPr>
+              <w:spacing w:after="0"/>
+            </w:pPr>
+            <w:r>
+              <w:rPr>
+                <w:b w:val="0"/>
+                <w:i w:val="0"/>
+                <w:sz w:val="18"/>
+              </w:rPr>
+              <w:t>NLS: Năng lực số Miền 1 (Cơ bản, bậc 1): Ở hoạt động Nghe</w:t>
             </w:r>
           </w:p>
         </w:tc>
@@ -18006,6 +18300,20 @@
                 <w:i w:val="0"/>
                 <w:sz w:val="18"/>
               </w:rPr>
+              <w:t>viết bài “Nhà rông”, GV chiếu ảnh nhà rông Tây Nguyên phóng to cùng đoạn viết; Năng lực số Miền 5 (Cơ bản, bậc 1): Ở bài tập phân biệt s/x và dấu hỏi, dấu ngã, GV mở bài tập tương tác: máy hiện từ còn thiếu, HS chọn chữ hoặc dấu thanh đúng rồi bấm kiểm tra</w:t>
+            </w:r>
+          </w:p>
+          <w:p>
+            <w:pPr>
+              <w:spacing w:after="0"/>
+            </w:pPr>
+            <w:r>
+              <w:rPr>
+                <w:b w:val="0"/>
+                <w:i w:val="0"/>
+                <w:sz w:val="18"/>
+              </w:rPr>
+              <w:t>NLS: Năng lực số Miền 1 (Cơ bản, bậc 1): Ở hoạt động Nghe</w:t>
             </w:r>
           </w:p>
         </w:tc>
@@ -18634,6 +18942,20 @@
                 <w:i w:val="0"/>
                 <w:sz w:val="18"/>
               </w:rPr>
+              <w:t>viết bài “Hai Bà Trưng”, GV chiếu đoạn viết phóng to lên màn hình, tô sáng tên riêng cần viết hoa và mở bản đọc mẫu để HS nghe…; Năng lực số Miền 5 (Cơ bản, bậc 1): Ở bài tập phân biệt ch/tr và ai/ay, GV mở bài tập tương tác: máy hiện từ còn thiếu, HS chọn chữ hoặc vần đúng rồi bấm kiểm tra</w:t>
+            </w:r>
+          </w:p>
+          <w:p>
+            <w:pPr>
+              <w:spacing w:after="0"/>
+            </w:pPr>
+            <w:r>
+              <w:rPr>
+                <w:b w:val="0"/>
+                <w:i w:val="0"/>
+                <w:sz w:val="18"/>
+              </w:rPr>
+              <w:t>NLS: Năng lực số Miền 1 (Cơ bản, bậc 1): Ở hoạt động Nghe</w:t>
             </w:r>
           </w:p>
         </w:tc>
@@ -19275,6 +19597,20 @@
                 <w:i w:val="0"/>
                 <w:sz w:val="18"/>
               </w:rPr>
+              <w:t>viết bài “Ngọn lửa Ô-lim-pích”, GV chiếu đoạn viết phóng to lên màn hình, tô sáng các tên riêng nước ngoài có dấu gạch nối và mở bản đọc…; Năng lực số Miền 5 (Cơ bản, bậc 1): Ở bài tập viết hoa tên riêng nước ngoài, GV mở bài tập tương tác: máy hiện tên riêng viết thường hoặc thiếu gạch nối, HS sửa lại rồi bấm kiểm tra</w:t>
+            </w:r>
+          </w:p>
+          <w:p>
+            <w:pPr>
+              <w:spacing w:after="0"/>
+            </w:pPr>
+            <w:r>
+              <w:rPr>
+                <w:b w:val="0"/>
+                <w:i w:val="0"/>
+                <w:sz w:val="18"/>
+              </w:rPr>
+              <w:t>NLS: Năng lực số Miền 1 (Cơ bản, bậc 1): Ở hoạt động Nghe</w:t>
             </w:r>
           </w:p>
         </w:tc>
@@ -19890,6 +20226,20 @@
                 <w:i w:val="0"/>
                 <w:sz w:val="18"/>
               </w:rPr>
+              <w:t>viết bài “Em nghĩ về Trái Đất”, GV chiếu bài thơ phóng to lên màn hình cùng ảnh Trái Đất nhìn từ vũ trụ; Năng lực số Miền 5 (Cơ bản, bậc 1): Ở bài tập phân biệt r/d/gi và dấu hỏi, dấu ngã, GV mở bài tập tương tác: máy hiện từ còn thiếu, HS chọn chữ hoặc dấu thanh đúng rồi bấm kiểm tra</w:t>
+            </w:r>
+          </w:p>
+          <w:p>
+            <w:pPr>
+              <w:spacing w:after="0"/>
+            </w:pPr>
+            <w:r>
+              <w:rPr>
+                <w:b w:val="0"/>
+                <w:i w:val="0"/>
+                <w:sz w:val="18"/>
+              </w:rPr>
+              <w:t>NLS: Năng lực số Miền 1 (Cơ bản, bậc 1): Ở hoạt động Nghe</w:t>
             </w:r>
           </w:p>
         </w:tc>
@@ -20531,6 +20881,20 @@
                 <w:i w:val="0"/>
                 <w:sz w:val="18"/>
               </w:rPr>
+              <w:t>viết bài “Bác sĩ Y-éc-xanh”, GV chiếu đoạn viết phóng to lên màn hình, tô sáng tên riêng nước ngoài có dấu gạch nối và mở bản đọc mẫu…; Năng lực số Miền 5 (Cơ bản, bậc 1): Ở bài tập viết hoa tên riêng nước ngoài, GV mở bài tập tương tác: máy hiện tên riêng viết thường hoặc thiếu gạch nối, HS sửa lại rồi bấm kiểm tra</w:t>
+            </w:r>
+          </w:p>
+          <w:p>
+            <w:pPr>
+              <w:spacing w:after="0"/>
+            </w:pPr>
+            <w:r>
+              <w:rPr>
+                <w:b w:val="0"/>
+                <w:i w:val="0"/>
+                <w:sz w:val="18"/>
+              </w:rPr>
+              <w:t>NLS: Năng lực số Miền 1 (Cơ bản, bậc 1): Ở hoạt động Nghe</w:t>
             </w:r>
           </w:p>
         </w:tc>

--- a/assets/docs/lop3/Tieng Viet - Lop 3.docx
+++ b/assets/docs/lop3/Tieng Viet - Lop 3.docx
@@ -3205,7 +3205,7 @@
                 <w:i w:val="0"/>
                 <w:sz w:val="18"/>
               </w:rPr>
-              <w:t>NLS-KT (Cơ bản 1): Trước khi đọc bài “Đi học vui sao / Nói và nghe: Tới lớp, tới trường”, GV chiếu 2–3 hình ảnh hoặc.</w:t>
+              <w:t>Năng lực số Miền 1 (Cơ bản, bậc 1): Trước khi đọc bài “Đi học vui sao / Nói và nghe: Tới lớp, tới trường”, GV chiếu 2–3 hình ảnh hoặc một đoạn video ngắn về sự vật; Năng lực số Miền 2 (Cơ bản, bậc 1): GV mở bản đọc mẫu do phát thanh viên thể hiện cho HS nghe một lần, dừng lại để HS nhận ra chỗ người đọc ngắt hơi, nhấn giọng</w:t>
             </w:r>
           </w:p>
           <w:p>
@@ -3494,6 +3494,19 @@
               <w:spacing w:after="0"/>
             </w:pPr>
             <w:r/>
+            <w:r>
+              <w:rPr>
+                <w:b w:val="0"/>
+                <w:i w:val="0"/>
+                <w:sz w:val="18"/>
+              </w:rPr>
+              <w:t>Năng lực số Miền 1 (Cơ bản, bậc 1): Trước khi đọc bài “Con đường đến trường / Viết: Ôn chữ viết hoa D, Đ”, GV chiếu 2–3 hình ảnh hoặc một đoạn video ngắn về sự vật; Năng lực số Miền 2 (Cơ bản, bậc 1): GV mở bản đọc mẫu do phát thanh viên thể hiện cho HS nghe một lần, dừng lại để HS nhận ra chỗ người đọc ngắt hơi, nhấn giọng</w:t>
+            </w:r>
+          </w:p>
+          <w:p>
+            <w:pPr>
+              <w:spacing w:after="0"/>
+            </w:pPr>
             <w:r>
               <w:rPr>
                 <w:b w:val="0"/>

--- a/assets/docs/lop3/Tieng Viet - Lop 3.docx
+++ b/assets/docs/lop3/Tieng Viet - Lop 3.docx
@@ -765,20 +765,7 @@
                 <w:i w:val="0"/>
                 <w:sz w:val="18"/>
               </w:rPr>
-              <w:t>viết: Em yêu mùa hè / -Phân biệt c/k”, GV chiếu tranh đồ vật trên máy chiếu để HS đoán tên chứa c hoặc k; trước khi viết; Năng lực số Miền 5 (Cơ bản, bậc 1): Ở bài tập phân biệt c/k, GV chiếu bài tập tương tác điền c hoặc k vào chỗ trống (…á, …éo, …ính, …on); HS lên bấm chọn</w:t>
-            </w:r>
-          </w:p>
-          <w:p>
-            <w:pPr>
-              <w:spacing w:after="0"/>
-            </w:pPr>
-            <w:r>
-              <w:rPr>
-                <w:b w:val="0"/>
-                <w:i w:val="0"/>
-                <w:sz w:val="18"/>
-              </w:rPr>
-              <w:t>NLS: Năng lực số Miền 1 (Cơ bản, bậc 1): Khởi động bài “- Nghe</w:t>
+              <w:t>Năng lực số Miền 1 (Cơ bản, bậc 1): Khởi động bài “- Nghe – viết: Em yêu mùa hè / -Phân biệt c/k”, GV chiếu tranh đồ vật trên máy chiếu để HS đoán tên chứa c hoặc k; trước khi viết; Năng lực số Miền 5 (Cơ bản, bậc 1): Ở bài tập phân biệt c/k, GV chiếu bài tập tương tác điền c hoặc k vào chỗ trống (…á, …éo, …ính, …on); HS lên bấm chọn</w:t>
             </w:r>
           </w:p>
         </w:tc>
@@ -1407,20 +1394,7 @@
                 <w:i w:val="0"/>
                 <w:sz w:val="18"/>
               </w:rPr>
-              <w:t>viết: Cánh rừng trong nắng / -Phân biệt g/gh”, GV mở bài hát cho HS nghe và vận động; trước khi viết; Năng lực số Miền 3 (Cơ bản, bậc 1): Ở phần vận dụng ghi nhật kí, GV chiếu một mẫu nhật kí ngắn trên tivi để HS quan sát cách ghi ngày, việc làm, cảm xúc</w:t>
-            </w:r>
-          </w:p>
-          <w:p>
-            <w:pPr>
-              <w:spacing w:after="0"/>
-            </w:pPr>
-            <w:r>
-              <w:rPr>
-                <w:b w:val="0"/>
-                <w:i w:val="0"/>
-                <w:sz w:val="18"/>
-              </w:rPr>
-              <w:t>NLS: Năng lực số Miền 1 (Cơ bản, bậc 1): Khởi động bài “- Nghe</w:t>
+              <w:t>Năng lực số Miền 1 (Cơ bản, bậc 1): Khởi động bài “- Nghe – viết: Cánh rừng trong nắng / -Phân biệt g/gh”, GV mở bài hát cho HS nghe và vận động; trước khi viết; Năng lực số Miền 3 (Cơ bản, bậc 1): Ở phần vận dụng ghi nhật kí, GV chiếu một mẫu nhật kí ngắn trên tivi để HS quan sát cách ghi ngày, việc làm, cảm xúc</w:t>
             </w:r>
           </w:p>
         </w:tc>
@@ -9340,20 +9314,7 @@
                 <w:i w:val="0"/>
                 <w:sz w:val="18"/>
               </w:rPr>
-              <w:t>viết bài thơ “Trong vườn”, GV chiếu bài thơ phóng to lên màn hình, tô sáng những tiếng dễ viết sai và mở bản đọc mẫu để HS nghe…; Năng lực số Miền 5 (Cơ bản, bậc 1): Ở bài tập phân biệt l/n và dấu hỏi, dấu ngã, GV mở bài tập tương tác trên máy chiếu: máy hiện từ còn thiếu</w:t>
-            </w:r>
-          </w:p>
-          <w:p>
-            <w:pPr>
-              <w:spacing w:after="0"/>
-            </w:pPr>
-            <w:r>
-              <w:rPr>
-                <w:b w:val="0"/>
-                <w:i w:val="0"/>
-                <w:sz w:val="18"/>
-              </w:rPr>
-              <w:t>NLS: Năng lực số Miền 1 (Cơ bản, bậc 1): Ở hoạt động Nghe</w:t>
+              <w:t>Năng lực số Miền 1 (Cơ bản, bậc 1): Ở hoạt động Nghe – viết bài thơ “Trong vườn”, GV chiếu bài thơ phóng to lên màn hình, tô sáng những tiếng dễ viết sai và mở bản đọc mẫu để HS nghe…; Năng lực số Miền 5 (Cơ bản, bậc 1): Ở bài tập phân biệt l/n và dấu hỏi, dấu ngã, GV mở bài tập tương tác trên máy chiếu: máy hiện từ còn thiếu</w:t>
             </w:r>
           </w:p>
         </w:tc>
@@ -9995,20 +9956,7 @@
                 <w:i w:val="0"/>
                 <w:sz w:val="18"/>
               </w:rPr>
-              <w:t>viết bài thơ “Gió”, GV chiếu bài thơ phóng to lên màn hình, tô sáng những tiếng dễ viết sai và mở bản đọc mẫu để HS nghe rõ…; Năng lực số Miền 5 (Cơ bản, bậc 1): Ở bài tập phân biệt s/x và ao/au, GV mở bài tập tương tác trên máy chiếu: máy hiện từ còn thiếu chữ, HS chọn s hay x</w:t>
-            </w:r>
-          </w:p>
-          <w:p>
-            <w:pPr>
-              <w:spacing w:after="0"/>
-            </w:pPr>
-            <w:r>
-              <w:rPr>
-                <w:b w:val="0"/>
-                <w:i w:val="0"/>
-                <w:sz w:val="18"/>
-              </w:rPr>
-              <w:t>NLS: Năng lực số Miền 1 (Cơ bản, bậc 1): Ở hoạt động Nghe</w:t>
+              <w:t>Năng lực số Miền 1 (Cơ bản, bậc 1): Ở hoạt động Nghe – viết bài thơ “Gió”, GV chiếu bài thơ phóng to lên màn hình, tô sáng những tiếng dễ viết sai và mở bản đọc mẫu để HS nghe rõ…; Năng lực số Miền 5 (Cơ bản, bậc 1): Ở bài tập phân biệt s/x và ao/au, GV mở bài tập tương tác trên máy chiếu: máy hiện từ còn thiếu chữ, HS chọn s hay x</w:t>
             </w:r>
           </w:p>
         </w:tc>
@@ -10637,20 +10585,7 @@
                 <w:i w:val="0"/>
                 <w:sz w:val="18"/>
               </w:rPr>
-              <w:t>viết bài “Người làm đồ chơi”, GV chiếu đoạn văn phóng to lên màn hình, tô sáng các tên riêng cần viết hoa và mở bản đọc mẫu để…; Năng lực số Miền 3 (Cơ bản, bậc 1): Ở hoạt động Viết phiếu mượn sách, GV chiếu mẫu phiếu mượn sách của thư viện trường lên màn hình, cùng HS điền thử từng ô tên sách, tên tác giả</w:t>
-            </w:r>
-          </w:p>
-          <w:p>
-            <w:pPr>
-              <w:spacing w:after="0"/>
-            </w:pPr>
-            <w:r>
-              <w:rPr>
-                <w:b w:val="0"/>
-                <w:i w:val="0"/>
-                <w:sz w:val="18"/>
-              </w:rPr>
-              <w:t>NLS: Năng lực số Miền 1 (Cơ bản, bậc 1): Ở hoạt động Nghe</w:t>
+              <w:t>Năng lực số Miền 1 (Cơ bản, bậc 1): Ở hoạt động Nghe – viết bài “Người làm đồ chơi”, GV chiếu đoạn văn phóng to lên màn hình, tô sáng các tên riêng cần viết hoa và mở bản đọc mẫu để…; Năng lực số Miền 3 (Cơ bản, bậc 1): Ở hoạt động Viết phiếu mượn sách, GV chiếu mẫu phiếu mượn sách của thư viện trường lên màn hình, cùng HS điền thử từng ô tên sách, tên tác giả</w:t>
             </w:r>
           </w:p>
         </w:tc>
@@ -11546,20 +11481,7 @@
                 <w:i w:val="0"/>
                 <w:sz w:val="18"/>
               </w:rPr>
-              <w:t>viết bài “Buổi sáng”, GV chiếu bài thơ phóng to lên màn hình, tô sáng những tiếng dễ viết sai và mở bản đọc mẫu để HS nghe rõ…; Năng lực số Miền 5 (Cơ bản, bậc 1): Ở bài tập phân biệt ch/tr và at/ac, GV mở bài tập tương tác: máy hiện từ còn thiếu chữ, HS chọn ch hay tr, at hay ac rồi bấm kiểm tra</w:t>
-            </w:r>
-          </w:p>
-          <w:p>
-            <w:pPr>
-              <w:spacing w:after="0"/>
-            </w:pPr>
-            <w:r>
-              <w:rPr>
-                <w:b w:val="0"/>
-                <w:i w:val="0"/>
-                <w:sz w:val="18"/>
-              </w:rPr>
-              <w:t>NLS: Năng lực số Miền 1 (Cơ bản, bậc 1): Ở hoạt động Nghe</w:t>
+              <w:t>Năng lực số Miền 1 (Cơ bản, bậc 1): Ở hoạt động Nghe – viết bài “Buổi sáng”, GV chiếu bài thơ phóng to lên màn hình, tô sáng những tiếng dễ viết sai và mở bản đọc mẫu để HS nghe rõ…; Năng lực số Miền 5 (Cơ bản, bậc 1): Ở bài tập phân biệt ch/tr và at/ac, GV mở bài tập tương tác: máy hiện từ còn thiếu chữ, HS chọn ch hay tr, at hay ac rồi bấm kiểm tra</w:t>
             </w:r>
           </w:p>
         </w:tc>
@@ -12188,20 +12110,7 @@
                 <w:i w:val="0"/>
                 <w:sz w:val="18"/>
               </w:rPr>
-              <w:t>viết đoạn văn “Trăng trên biển”, GV chiếu đoạn văn phóng to lên màn hình, tô sáng những tiếng dễ viết sai và mở bản đọc mẫu để HS…; Năng lực số Miền 5 (Cơ bản, bậc 1): Ở bài tập phân biệt s/x và ăt/ăc, GV mở bài tập tương tác: máy hiện từ còn thiếu chữ, HS chọn s hay x, ăt hay ăc rồi bấm kiểm tra</w:t>
-            </w:r>
-          </w:p>
-          <w:p>
-            <w:pPr>
-              <w:spacing w:after="0"/>
-            </w:pPr>
-            <w:r>
-              <w:rPr>
-                <w:b w:val="0"/>
-                <w:i w:val="0"/>
-                <w:sz w:val="18"/>
-              </w:rPr>
-              <w:t>NLS: Năng lực số Miền 1 (Cơ bản, bậc 1): Ở hoạt động Nghe</w:t>
+              <w:t>Năng lực số Miền 1 (Cơ bản, bậc 1): Ở hoạt động Nghe – viết đoạn văn “Trăng trên biển”, GV chiếu đoạn văn phóng to lên màn hình, tô sáng những tiếng dễ viết sai và mở bản đọc mẫu để HS…; Năng lực số Miền 5 (Cơ bản, bậc 1): Ở bài tập phân biệt s/x và ăt/ăc, GV mở bài tập tương tác: máy hiện từ còn thiếu chữ, HS chọn s hay x, ăt hay ăc rồi bấm kiểm tra</w:t>
             </w:r>
           </w:p>
           <w:p>
@@ -12856,20 +12765,7 @@
                 <w:i w:val="0"/>
                 <w:sz w:val="18"/>
               </w:rPr>
-              <w:t>viết bài “Chim chích bông”, GV chiếu bài viết phóng to lên màn hình, tô sáng các tên riêng địa lí cần viết hoa và mở bản đọc mẫu…; Năng lực số Miền 5 (Cơ bản, bậc 1): Ở bài tập phân biệt iêu/ươu và ât/âc, GV mở bài tập tương tác: máy hiện từ còn thiếu vần, HS chọn vần đúng rồi bấm kiểm tra</w:t>
-            </w:r>
-          </w:p>
-          <w:p>
-            <w:pPr>
-              <w:spacing w:after="0"/>
-            </w:pPr>
-            <w:r>
-              <w:rPr>
-                <w:b w:val="0"/>
-                <w:i w:val="0"/>
-                <w:sz w:val="18"/>
-              </w:rPr>
-              <w:t>NLS: Năng lực số Miền 1 (Cơ bản, bậc 1): Ở hoạt động Nghe</w:t>
+              <w:t>Năng lực số Miền 1 (Cơ bản, bậc 1): Ở hoạt động Nghe – viết bài “Chim chích bông”, GV chiếu bài viết phóng to lên màn hình, tô sáng các tên riêng địa lí cần viết hoa và mở bản đọc mẫu…; Năng lực số Miền 5 (Cơ bản, bậc 1): Ở bài tập phân biệt iêu/ươu và ât/âc, GV mở bài tập tương tác: máy hiện từ còn thiếu vần, HS chọn vần đúng rồi bấm kiểm tra</w:t>
             </w:r>
           </w:p>
         </w:tc>
@@ -13498,20 +13394,7 @@
                 <w:i w:val="0"/>
                 <w:sz w:val="18"/>
               </w:rPr>
-              <w:t>viết ba khổ thơ đầu bài “Mặt trời xanh của tôi”, GV chiếu bài thơ phóng to lên màn hình; Năng lực số Miền 5 (Cơ bản, bậc 1): Ở bài tập phân biệt r/d/gi và in/inh, GV mở bài tập tương tác: máy hiện từ còn thiếu chữ, HS chọn chữ hoặc vần đúng rồi bấm kiểm tra</w:t>
-            </w:r>
-          </w:p>
-          <w:p>
-            <w:pPr>
-              <w:spacing w:after="0"/>
-            </w:pPr>
-            <w:r>
-              <w:rPr>
-                <w:b w:val="0"/>
-                <w:i w:val="0"/>
-                <w:sz w:val="18"/>
-              </w:rPr>
-              <w:t>NLS: Năng lực số Miền 1 (Cơ bản, bậc 1): Ở hoạt động Nhớ</w:t>
+              <w:t>Năng lực số Miền 1 (Cơ bản, bậc 1): Ở hoạt động Nhớ – viết ba khổ thơ đầu bài “Mặt trời xanh của tôi”, GV chiếu bài thơ phóng to lên màn hình; Năng lực số Miền 5 (Cơ bản, bậc 1): Ở bài tập phân biệt r/d/gi và in/inh, GV mở bài tập tương tác: máy hiện từ còn thiếu chữ, HS chọn chữ hoặc vần đúng rồi bấm kiểm tra</w:t>
             </w:r>
           </w:p>
         </w:tc>
@@ -14153,20 +14036,7 @@
                 <w:i w:val="0"/>
                 <w:sz w:val="18"/>
               </w:rPr>
-              <w:t>viết bài “Lời kêu gọi toàn dân tập thể dục”, GV chiếu đoạn viết phóng to lên màn hình; Năng lực số Miền 5 (Cơ bản, bậc 1): Ở bài tập phân biệt l/n và dấu hỏi, dấu ngã, GV mở bài tập tương tác: máy hiện từ còn thiếu chữ hoặc dấu thanh, HS chọn rồi bấm kiểm tra</w:t>
-            </w:r>
-          </w:p>
-          <w:p>
-            <w:pPr>
-              <w:spacing w:after="0"/>
-            </w:pPr>
-            <w:r>
-              <w:rPr>
-                <w:b w:val="0"/>
-                <w:i w:val="0"/>
-                <w:sz w:val="18"/>
-              </w:rPr>
-              <w:t>NLS: Năng lực số Miền 1 (Cơ bản, bậc 1): Ở hoạt động Nghe</w:t>
+              <w:t>Năng lực số Miền 1 (Cơ bản, bậc 1): Ở hoạt động Nghe – viết bài “Lời kêu gọi toàn dân tập thể dục”, GV chiếu đoạn viết phóng to lên màn hình; Năng lực số Miền 5 (Cơ bản, bậc 1): Ở bài tập phân biệt l/n và dấu hỏi, dấu ngã, GV mở bài tập tương tác: máy hiện từ còn thiếu chữ hoặc dấu thanh, HS chọn rồi bấm kiểm tra</w:t>
             </w:r>
           </w:p>
         </w:tc>
@@ -14795,20 +14665,7 @@
                 <w:i w:val="0"/>
                 <w:sz w:val="18"/>
               </w:rPr>
-              <w:t>viết bài “Chuyện bên cửa sổ”, GV chiếu đoạn viết phóng to lên màn hình, tô sáng những tiếng dễ viết sai và mở bản đọc mẫu để HS…; Năng lực số Miền 5 (Cơ bản, bậc 1): Ở bài tập phân biệt iu/ưu và im/iêm, GV mở bài tập tương tác: máy hiện từ còn thiếu vần, HS chọn vần đúng rồi bấm kiểm tra</w:t>
-            </w:r>
-          </w:p>
-          <w:p>
-            <w:pPr>
-              <w:spacing w:after="0"/>
-            </w:pPr>
-            <w:r>
-              <w:rPr>
-                <w:b w:val="0"/>
-                <w:i w:val="0"/>
-                <w:sz w:val="18"/>
-              </w:rPr>
-              <w:t>NLS: Năng lực số Miền 1 (Cơ bản, bậc 1): Ở hoạt động Nghe</w:t>
+              <w:t>Năng lực số Miền 1 (Cơ bản, bậc 1): Ở hoạt động Nghe – viết bài “Chuyện bên cửa sổ”, GV chiếu đoạn viết phóng to lên màn hình, tô sáng những tiếng dễ viết sai và mở bản đọc mẫu để HS…; Năng lực số Miền 5 (Cơ bản, bậc 1): Ở bài tập phân biệt iu/ưu và im/iêm, GV mở bài tập tương tác: máy hiện từ còn thiếu vần, HS chọn vần đúng rồi bấm kiểm tra</w:t>
             </w:r>
           </w:p>
         </w:tc>
@@ -15450,20 +15307,7 @@
                 <w:i w:val="0"/>
                 <w:sz w:val="18"/>
               </w:rPr>
-              <w:t>viết bài “Bài học của gấu”, GV chiếu đoạn viết phóng to lên màn hình, tô sáng những tiếng dễ viết sai và mở bản đọc mẫu để HS…; Năng lực số Miền 5 (Cơ bản, bậc 1): Ở bài tập phân biệt s/x và v/d, GV mở bài tập tương tác: máy hiện từ còn thiếu chữ, HS chọn chữ đúng rồi bấm kiểm tra</w:t>
-            </w:r>
-          </w:p>
-          <w:p>
-            <w:pPr>
-              <w:spacing w:after="0"/>
-            </w:pPr>
-            <w:r>
-              <w:rPr>
-                <w:b w:val="0"/>
-                <w:i w:val="0"/>
-                <w:sz w:val="18"/>
-              </w:rPr>
-              <w:t>NLS: Năng lực số Miền 1 (Cơ bản, bậc 1): Ở hoạt động Nghe</w:t>
+              <w:t>Năng lực số Miền 1 (Cơ bản, bậc 1): Ở hoạt động Nghe – viết bài “Bài học của gấu”, GV chiếu đoạn viết phóng to lên màn hình, tô sáng những tiếng dễ viết sai và mở bản đọc mẫu để HS…; Năng lực số Miền 5 (Cơ bản, bậc 1): Ở bài tập phân biệt s/x và v/d, GV mở bài tập tương tác: máy hiện từ còn thiếu chữ, HS chọn chữ đúng rồi bấm kiểm tra</w:t>
             </w:r>
           </w:p>
         </w:tc>
@@ -16092,20 +15936,7 @@
                 <w:i w:val="0"/>
                 <w:sz w:val="18"/>
               </w:rPr>
-              <w:t>viết bài “Ngày như thế nào là đẹp?”, GV chiếu đoạn viết phóng to lên màn hình; Năng lực số Miền 5 (Cơ bản, bậc 1): Ở bài tập phân biệt r/d/gi và dấu hỏi, dấu ngã, GV mở bài tập tương tác: máy hiện từ còn thiếu, HS chọn chữ hoặc dấu thanh đúng rồi bấm kiểm tra</w:t>
-            </w:r>
-          </w:p>
-          <w:p>
-            <w:pPr>
-              <w:spacing w:after="0"/>
-            </w:pPr>
-            <w:r>
-              <w:rPr>
-                <w:b w:val="0"/>
-                <w:i w:val="0"/>
-                <w:sz w:val="18"/>
-              </w:rPr>
-              <w:t>NLS: Năng lực số Miền 1 (Cơ bản, bậc 1): Ở hoạt động Nghe</w:t>
+              <w:t>Năng lực số Miền 1 (Cơ bản, bậc 1): Ở hoạt động Nghe – viết bài “Ngày như thế nào là đẹp?”, GV chiếu đoạn viết phóng to lên màn hình; Năng lực số Miền 5 (Cơ bản, bậc 1): Ở bài tập phân biệt r/d/gi và dấu hỏi, dấu ngã, GV mở bài tập tương tác: máy hiện từ còn thiếu, HS chọn chữ hoặc dấu thanh đúng rồi bấm kiểm tra</w:t>
             </w:r>
           </w:p>
         </w:tc>
@@ -16977,20 +16808,7 @@
                 <w:i w:val="0"/>
                 <w:sz w:val="18"/>
               </w:rPr>
-              <w:t>viết bài “Bản em”, GV chiếu đoạn viết phóng to lên màn hình, tô sáng những tiếng dễ viết sai và mở bản đọc mẫu để HS nghe rõ…; Năng lực số Miền 5 (Cơ bản, bậc 1): Ở bài tập phân biệt ch/tr và ươc/ươt, GV mở bài tập tương tác: máy hiện từ còn thiếu, HS chọn chữ hoặc vần đúng rồi bấm kiểm tra</w:t>
-            </w:r>
-          </w:p>
-          <w:p>
-            <w:pPr>
-              <w:spacing w:after="0"/>
-            </w:pPr>
-            <w:r>
-              <w:rPr>
-                <w:b w:val="0"/>
-                <w:i w:val="0"/>
-                <w:sz w:val="18"/>
-              </w:rPr>
-              <w:t>NLS: Năng lực số Miền 1 (Cơ bản, bậc 1): Ở hoạt động Nghe</w:t>
+              <w:t>Năng lực số Miền 1 (Cơ bản, bậc 1): Ở hoạt động Nghe – viết bài “Bản em”, GV chiếu đoạn viết phóng to lên màn hình, tô sáng những tiếng dễ viết sai và mở bản đọc mẫu để HS nghe rõ…; Năng lực số Miền 5 (Cơ bản, bậc 1): Ở bài tập phân biệt ch/tr và ươc/ươt, GV mở bài tập tương tác: máy hiện từ còn thiếu, HS chọn chữ hoặc vần đúng rồi bấm kiểm tra</w:t>
             </w:r>
           </w:p>
           <w:p>
@@ -17632,20 +17450,7 @@
                 <w:i w:val="0"/>
                 <w:sz w:val="18"/>
               </w:rPr>
-              <w:t>viết bài “Chợ Hòn Gai”, GV mở bản đồ số của cơ quan Nhà nước chỉ vị trí Hòn Gai cho HS biết địa danh trong bài nằm ở…; Năng lực số Miền 5 (Cơ bản, bậc 1): Ở bài tập viết hoa tên riêng địa lí, GV mở bài tập tương tác: máy hiện câu có tên riêng viết thường, HS sửa lại cho đúng rồi bấm kiểm tra</w:t>
-            </w:r>
-          </w:p>
-          <w:p>
-            <w:pPr>
-              <w:spacing w:after="0"/>
-            </w:pPr>
-            <w:r>
-              <w:rPr>
-                <w:b w:val="0"/>
-                <w:i w:val="0"/>
-                <w:sz w:val="18"/>
-              </w:rPr>
-              <w:t>NLS: Năng lực số Miền 1 (Cơ bản, bậc 1): Ở hoạt động Nghe</w:t>
+              <w:t>Năng lực số Miền 1 (Cơ bản, bậc 1): Ở hoạt động Nghe – viết bài “Chợ Hòn Gai”, GV mở bản đồ số của cơ quan Nhà nước chỉ vị trí Hòn Gai cho HS biết địa danh trong bài nằm ở…; Năng lực số Miền 5 (Cơ bản, bậc 1): Ở bài tập viết hoa tên riêng địa lí, GV mở bài tập tương tác: máy hiện câu có tên riêng viết thường, HS sửa lại cho đúng rồi bấm kiểm tra</w:t>
             </w:r>
           </w:p>
         </w:tc>
@@ -18313,20 +18118,7 @@
                 <w:i w:val="0"/>
                 <w:sz w:val="18"/>
               </w:rPr>
-              <w:t>viết bài “Nhà rông”, GV chiếu ảnh nhà rông Tây Nguyên phóng to cùng đoạn viết; Năng lực số Miền 5 (Cơ bản, bậc 1): Ở bài tập phân biệt s/x và dấu hỏi, dấu ngã, GV mở bài tập tương tác: máy hiện từ còn thiếu, HS chọn chữ hoặc dấu thanh đúng rồi bấm kiểm tra</w:t>
-            </w:r>
-          </w:p>
-          <w:p>
-            <w:pPr>
-              <w:spacing w:after="0"/>
-            </w:pPr>
-            <w:r>
-              <w:rPr>
-                <w:b w:val="0"/>
-                <w:i w:val="0"/>
-                <w:sz w:val="18"/>
-              </w:rPr>
-              <w:t>NLS: Năng lực số Miền 1 (Cơ bản, bậc 1): Ở hoạt động Nghe</w:t>
+              <w:t>Năng lực số Miền 1 (Cơ bản, bậc 1): Ở hoạt động Nghe – viết bài “Nhà rông”, GV chiếu ảnh nhà rông Tây Nguyên phóng to cùng đoạn viết; Năng lực số Miền 5 (Cơ bản, bậc 1): Ở bài tập phân biệt s/x và dấu hỏi, dấu ngã, GV mở bài tập tương tác: máy hiện từ còn thiếu, HS chọn chữ hoặc dấu thanh đúng rồi bấm kiểm tra</w:t>
             </w:r>
           </w:p>
         </w:tc>
@@ -18955,20 +18747,7 @@
                 <w:i w:val="0"/>
                 <w:sz w:val="18"/>
               </w:rPr>
-              <w:t>viết bài “Hai Bà Trưng”, GV chiếu đoạn viết phóng to lên màn hình, tô sáng tên riêng cần viết hoa và mở bản đọc mẫu để HS nghe…; Năng lực số Miền 5 (Cơ bản, bậc 1): Ở bài tập phân biệt ch/tr và ai/ay, GV mở bài tập tương tác: máy hiện từ còn thiếu, HS chọn chữ hoặc vần đúng rồi bấm kiểm tra</w:t>
-            </w:r>
-          </w:p>
-          <w:p>
-            <w:pPr>
-              <w:spacing w:after="0"/>
-            </w:pPr>
-            <w:r>
-              <w:rPr>
-                <w:b w:val="0"/>
-                <w:i w:val="0"/>
-                <w:sz w:val="18"/>
-              </w:rPr>
-              <w:t>NLS: Năng lực số Miền 1 (Cơ bản, bậc 1): Ở hoạt động Nghe</w:t>
+              <w:t>Năng lực số Miền 1 (Cơ bản, bậc 1): Ở hoạt động Nghe – viết bài “Hai Bà Trưng”, GV chiếu đoạn viết phóng to lên màn hình, tô sáng tên riêng cần viết hoa và mở bản đọc mẫu để HS nghe…; Năng lực số Miền 5 (Cơ bản, bậc 1): Ở bài tập phân biệt ch/tr và ai/ay, GV mở bài tập tương tác: máy hiện từ còn thiếu, HS chọn chữ hoặc vần đúng rồi bấm kiểm tra</w:t>
             </w:r>
           </w:p>
         </w:tc>
@@ -19610,20 +19389,7 @@
                 <w:i w:val="0"/>
                 <w:sz w:val="18"/>
               </w:rPr>
-              <w:t>viết bài “Ngọn lửa Ô-lim-pích”, GV chiếu đoạn viết phóng to lên màn hình, tô sáng các tên riêng nước ngoài có dấu gạch nối và mở bản đọc…; Năng lực số Miền 5 (Cơ bản, bậc 1): Ở bài tập viết hoa tên riêng nước ngoài, GV mở bài tập tương tác: máy hiện tên riêng viết thường hoặc thiếu gạch nối, HS sửa lại rồi bấm kiểm tra</w:t>
-            </w:r>
-          </w:p>
-          <w:p>
-            <w:pPr>
-              <w:spacing w:after="0"/>
-            </w:pPr>
-            <w:r>
-              <w:rPr>
-                <w:b w:val="0"/>
-                <w:i w:val="0"/>
-                <w:sz w:val="18"/>
-              </w:rPr>
-              <w:t>NLS: Năng lực số Miền 1 (Cơ bản, bậc 1): Ở hoạt động Nghe</w:t>
+              <w:t>Năng lực số Miền 1 (Cơ bản, bậc 1): Ở hoạt động Nghe – viết bài “Ngọn lửa Ô-lim-pích”, GV chiếu đoạn viết phóng to lên màn hình, tô sáng các tên riêng nước ngoài có dấu gạch nối và mở bản đọc…; Năng lực số Miền 5 (Cơ bản, bậc 1): Ở bài tập viết hoa tên riêng nước ngoài, GV mở bài tập tương tác: máy hiện tên riêng viết thường hoặc thiếu gạch nối, HS sửa lại rồi bấm kiểm tra</w:t>
             </w:r>
           </w:p>
         </w:tc>
@@ -20239,20 +20005,7 @@
                 <w:i w:val="0"/>
                 <w:sz w:val="18"/>
               </w:rPr>
-              <w:t>viết bài “Em nghĩ về Trái Đất”, GV chiếu bài thơ phóng to lên màn hình cùng ảnh Trái Đất nhìn từ vũ trụ; Năng lực số Miền 5 (Cơ bản, bậc 1): Ở bài tập phân biệt r/d/gi và dấu hỏi, dấu ngã, GV mở bài tập tương tác: máy hiện từ còn thiếu, HS chọn chữ hoặc dấu thanh đúng rồi bấm kiểm tra</w:t>
-            </w:r>
-          </w:p>
-          <w:p>
-            <w:pPr>
-              <w:spacing w:after="0"/>
-            </w:pPr>
-            <w:r>
-              <w:rPr>
-                <w:b w:val="0"/>
-                <w:i w:val="0"/>
-                <w:sz w:val="18"/>
-              </w:rPr>
-              <w:t>NLS: Năng lực số Miền 1 (Cơ bản, bậc 1): Ở hoạt động Nghe</w:t>
+              <w:t>Năng lực số Miền 1 (Cơ bản, bậc 1): Ở hoạt động Nghe – viết bài “Em nghĩ về Trái Đất”, GV chiếu bài thơ phóng to lên màn hình cùng ảnh Trái Đất nhìn từ vũ trụ; Năng lực số Miền 5 (Cơ bản, bậc 1): Ở bài tập phân biệt r/d/gi và dấu hỏi, dấu ngã, GV mở bài tập tương tác: máy hiện từ còn thiếu, HS chọn chữ hoặc dấu thanh đúng rồi bấm kiểm tra</w:t>
             </w:r>
           </w:p>
         </w:tc>
@@ -20894,20 +20647,7 @@
                 <w:i w:val="0"/>
                 <w:sz w:val="18"/>
               </w:rPr>
-              <w:t>viết bài “Bác sĩ Y-éc-xanh”, GV chiếu đoạn viết phóng to lên màn hình, tô sáng tên riêng nước ngoài có dấu gạch nối và mở bản đọc mẫu…; Năng lực số Miền 5 (Cơ bản, bậc 1): Ở bài tập viết hoa tên riêng nước ngoài, GV mở bài tập tương tác: máy hiện tên riêng viết thường hoặc thiếu gạch nối, HS sửa lại rồi bấm kiểm tra</w:t>
-            </w:r>
-          </w:p>
-          <w:p>
-            <w:pPr>
-              <w:spacing w:after="0"/>
-            </w:pPr>
-            <w:r>
-              <w:rPr>
-                <w:b w:val="0"/>
-                <w:i w:val="0"/>
-                <w:sz w:val="18"/>
-              </w:rPr>
-              <w:t>NLS: Năng lực số Miền 1 (Cơ bản, bậc 1): Ở hoạt động Nghe</w:t>
+              <w:t>Năng lực số Miền 1 (Cơ bản, bậc 1): Ở hoạt động Nghe – viết bài “Bác sĩ Y-éc-xanh”, GV chiếu đoạn viết phóng to lên màn hình, tô sáng tên riêng nước ngoài có dấu gạch nối và mở bản đọc mẫu…; Năng lực số Miền 5 (Cơ bản, bậc 1): Ở bài tập viết hoa tên riêng nước ngoài, GV mở bài tập tương tác: máy hiện tên riêng viết thường hoặc thiếu gạch nối, HS sửa lại rồi bấm kiểm tra</w:t>
             </w:r>
           </w:p>
         </w:tc>
